--- a/administrativno/Diplomski_rad.docx
+++ b/administrativno/Diplomski_rad.docx
@@ -164,7 +164,7 @@
         <w:t>FORENZIČKI ALAT ZA PREPOZNAVANJE I UKLANJANJE IZMJENA NA DIGITALNIM SLIKAMA</w:t>
       </w:r>
     </w:p>
-    <w:p xmlns:wp14="http://schemas.microsoft.com/office/word/2010/wordml" wp14:textId="3CBF3698">
+    <w:p xmlns:wp14="http://schemas.microsoft.com/office/word/2010/wordml" wp14:textId="46AF8521">
       <w:pPr>
         <w:pStyle w:val="Normal"/>
         <w:suppressLineNumbers w:val="0"/>
@@ -192,7 +192,7 @@
           <w:sz w:val="28"/>
           <w:szCs w:val="28"/>
         </w:rPr>
-        <w:t>Cvitanovi</w:t>
+        <w:t>Cvitanović</w:t>
       </w:r>
     </w:p>
     <w:p xmlns:wp14="http://schemas.microsoft.com/office/word/2010/wordml" wp14:textId="77777777">
@@ -340,7 +340,7 @@
         <w:t>Sadržaj</w:t>
       </w:r>
     </w:p>
-    <w:p xmlns:wp14="http://schemas.microsoft.com/office/word/2010/wordml" wp14:textId="7E9F10B2">
+    <w:p xmlns:wp14="http://schemas.microsoft.com/office/word/2010/wordml" wp14:textId="10166319">
       <w:pPr>
         <w:pStyle w:val="TOC1"/>
         <w:tabs>
@@ -363,7 +363,7 @@
       <w:r>
         <w:fldChar w:fldCharType="separate"/>
       </w:r>
-      <w:hyperlink w:anchor="_Toc1932319175">
+      <w:hyperlink w:anchor="_Toc149102743">
         <w:r>
           <w:rPr>
             <w:rStyle w:val="Hyperlink"/>
@@ -377,7 +377,7 @@
           <w:fldChar w:fldCharType="begin"/>
         </w:r>
         <w:r>
-          <w:instrText xml:space="preserve">PAGEREF _Toc1932319175 \h</w:instrText>
+          <w:instrText xml:space="preserve">PAGEREF _Toc149102743 \h</w:instrText>
         </w:r>
         <w:r>
           <w:fldChar w:fldCharType="separate"/>
@@ -393,7 +393,7 @@
         </w:r>
       </w:hyperlink>
     </w:p>
-    <w:p xmlns:wp14="http://schemas.microsoft.com/office/word/2010/wordml" wp14:textId="2C607E38">
+    <w:p xmlns:wp14="http://schemas.microsoft.com/office/word/2010/wordml" wp14:textId="235EFCC2">
       <w:pPr>
         <w:pStyle w:val="TOC1"/>
         <w:tabs>
@@ -408,7 +408,7 @@
           <w:lang w:eastAsia="hr-HR"/>
         </w:rPr>
       </w:pPr>
-      <w:hyperlink w:anchor="_Toc1603533621">
+      <w:hyperlink w:anchor="_Toc996618216">
         <w:r>
           <w:rPr>
             <w:rStyle w:val="Hyperlink"/>
@@ -431,7 +431,7 @@
           <w:fldChar w:fldCharType="begin"/>
         </w:r>
         <w:r>
-          <w:instrText xml:space="preserve">PAGEREF _Toc1603533621 \h</w:instrText>
+          <w:instrText xml:space="preserve">PAGEREF _Toc996618216 \h</w:instrText>
         </w:r>
         <w:r>
           <w:fldChar w:fldCharType="separate"/>
@@ -447,10 +447,11 @@
         </w:r>
       </w:hyperlink>
     </w:p>
-    <w:p xmlns:wp14="http://schemas.microsoft.com/office/word/2010/wordml" wp14:textId="5771AD8F">
+    <w:p xmlns:wp14="http://schemas.microsoft.com/office/word/2010/wordml" wp14:textId="22400163">
       <w:pPr>
         <w:pStyle w:val="TOC2"/>
         <w:tabs>
+          <w:tab w:val="left" w:leader="none" w:pos="720"/>
           <w:tab w:val="right" w:leader="dot" w:pos="8775"/>
         </w:tabs>
         <w:rPr>
@@ -461,21 +462,30 @@
           <w:lang w:eastAsia="hr-HR"/>
         </w:rPr>
       </w:pPr>
-      <w:hyperlink w:anchor="_Toc685283520">
+      <w:hyperlink w:anchor="_Toc978193818">
         <w:r>
           <w:rPr>
             <w:rStyle w:val="Hyperlink"/>
           </w:rPr>
-          <w:t>1.1 Metode pronalaženja izmjena na slikama</w:t>
+          <w:t>1.1.</w:t>
         </w:r>
         <w:r>
           <w:tab/>
         </w:r>
         <w:r>
+          <w:rPr>
+            <w:rStyle w:val="Hyperlink"/>
+          </w:rPr>
+          <w:t>Metode pronalaženja izmjena na slikama</w:t>
+        </w:r>
+        <w:r>
+          <w:tab/>
+        </w:r>
+        <w:r>
           <w:fldChar w:fldCharType="begin"/>
         </w:r>
         <w:r>
-          <w:instrText xml:space="preserve">PAGEREF _Toc685283520 \h</w:instrText>
+          <w:instrText xml:space="preserve">PAGEREF _Toc978193818 \h</w:instrText>
         </w:r>
         <w:r>
           <w:fldChar w:fldCharType="separate"/>
@@ -491,10 +501,11 @@
         </w:r>
       </w:hyperlink>
     </w:p>
-    <w:p xmlns:wp14="http://schemas.microsoft.com/office/word/2010/wordml" wp14:textId="19EA8E64">
+    <w:p xmlns:wp14="http://schemas.microsoft.com/office/word/2010/wordml" wp14:textId="1D99A74C">
       <w:pPr>
         <w:pStyle w:val="TOC1"/>
         <w:tabs>
+          <w:tab w:val="left" w:leader="none" w:pos="480"/>
           <w:tab w:val="right" w:leader="dot" w:pos="8775"/>
         </w:tabs>
         <w:rPr>
@@ -505,21 +516,30 @@
           <w:lang w:eastAsia="hr-HR"/>
         </w:rPr>
       </w:pPr>
-      <w:hyperlink w:anchor="_Toc1675251866">
+      <w:hyperlink w:anchor="_Toc2006895458">
         <w:r>
           <w:rPr>
             <w:rStyle w:val="Hyperlink"/>
           </w:rPr>
-          <w:t>2. Autentikacija slike</w:t>
+          <w:t>2.</w:t>
         </w:r>
         <w:r>
           <w:tab/>
         </w:r>
         <w:r>
+          <w:rPr>
+            <w:rStyle w:val="Hyperlink"/>
+          </w:rPr>
+          <w:t>Autentikacija slike</w:t>
+        </w:r>
+        <w:r>
+          <w:tab/>
+        </w:r>
+        <w:r>
           <w:fldChar w:fldCharType="begin"/>
         </w:r>
         <w:r>
-          <w:instrText xml:space="preserve">PAGEREF _Toc1675251866 \h</w:instrText>
+          <w:instrText xml:space="preserve">PAGEREF _Toc2006895458 \h</w:instrText>
         </w:r>
         <w:r>
           <w:fldChar w:fldCharType="separate"/>
@@ -535,10 +555,11 @@
         </w:r>
       </w:hyperlink>
     </w:p>
-    <w:p xmlns:wp14="http://schemas.microsoft.com/office/word/2010/wordml" wp14:textId="01C0A000">
+    <w:p xmlns:wp14="http://schemas.microsoft.com/office/word/2010/wordml" wp14:textId="4398B940">
       <w:pPr>
         <w:pStyle w:val="TOC2"/>
         <w:tabs>
+          <w:tab w:val="left" w:leader="none" w:pos="720"/>
           <w:tab w:val="right" w:leader="dot" w:pos="8775"/>
         </w:tabs>
         <w:rPr>
@@ -549,21 +570,30 @@
           <w:lang w:eastAsia="hr-HR"/>
         </w:rPr>
       </w:pPr>
-      <w:hyperlink w:anchor="_Toc454833519">
+      <w:hyperlink w:anchor="_Toc914001111">
         <w:r>
           <w:rPr>
             <w:rStyle w:val="Hyperlink"/>
           </w:rPr>
-          <w:t>2.1 Podjela metoda autentikacije slike</w:t>
+          <w:t>2.1.</w:t>
         </w:r>
         <w:r>
           <w:tab/>
         </w:r>
         <w:r>
+          <w:rPr>
+            <w:rStyle w:val="Hyperlink"/>
+          </w:rPr>
+          <w:t>Podjela metoda autentikacije slika</w:t>
+        </w:r>
+        <w:r>
+          <w:tab/>
+        </w:r>
+        <w:r>
           <w:fldChar w:fldCharType="begin"/>
         </w:r>
         <w:r>
-          <w:instrText xml:space="preserve">PAGEREF _Toc454833519 \h</w:instrText>
+          <w:instrText xml:space="preserve">PAGEREF _Toc914001111 \h</w:instrText>
         </w:r>
         <w:r>
           <w:fldChar w:fldCharType="separate"/>
@@ -579,10 +609,11 @@
         </w:r>
       </w:hyperlink>
     </w:p>
-    <w:p xmlns:wp14="http://schemas.microsoft.com/office/word/2010/wordml" wp14:textId="2B06DBBA">
+    <w:p xmlns:wp14="http://schemas.microsoft.com/office/word/2010/wordml" wp14:textId="1A7FB948">
       <w:pPr>
         <w:pStyle w:val="TOC3"/>
         <w:tabs>
+          <w:tab w:val="left" w:leader="none" w:pos="1440"/>
           <w:tab w:val="right" w:leader="dot" w:pos="8775"/>
         </w:tabs>
         <w:rPr>
@@ -593,40 +624,50 @@
           <w:lang w:eastAsia="hr-HR"/>
         </w:rPr>
       </w:pPr>
-      <w:hyperlink w:anchor="_Toc1443322897">
+      <w:hyperlink w:anchor="_Toc1195756147">
         <w:r>
           <w:rPr>
             <w:rStyle w:val="Hyperlink"/>
           </w:rPr>
-          <w:t>2.1.1 Aktivna autentikacijska metoda</w:t>
+          <w:t>2.1.1.</w:t>
         </w:r>
         <w:r>
           <w:tab/>
-        </w:r>
-        <w:r>
-          <w:fldChar w:fldCharType="begin"/>
-        </w:r>
-        <w:r>
-          <w:instrText xml:space="preserve">PAGEREF _Toc1443322897 \h</w:instrText>
-        </w:r>
-        <w:r>
-          <w:fldChar w:fldCharType="separate"/>
         </w:r>
         <w:r>
           <w:rPr>
             <w:rStyle w:val="Hyperlink"/>
           </w:rPr>
-          <w:t>9</w:t>
+          <w:t>Aktivna autentikacijska metoda</w:t>
+        </w:r>
+        <w:r>
+          <w:tab/>
+        </w:r>
+        <w:r>
+          <w:fldChar w:fldCharType="begin"/>
+        </w:r>
+        <w:r>
+          <w:instrText xml:space="preserve">PAGEREF _Toc1195756147 \h</w:instrText>
+        </w:r>
+        <w:r>
+          <w:fldChar w:fldCharType="separate"/>
+        </w:r>
+        <w:r>
+          <w:rPr>
+            <w:rStyle w:val="Hyperlink"/>
+          </w:rPr>
+          <w:t>8</w:t>
         </w:r>
         <w:r>
           <w:fldChar w:fldCharType="end"/>
         </w:r>
       </w:hyperlink>
     </w:p>
-    <w:p xmlns:wp14="http://schemas.microsoft.com/office/word/2010/wordml" wp14:textId="3D74445D">
+    <w:p xmlns:wp14="http://schemas.microsoft.com/office/word/2010/wordml" wp14:textId="2E6936BF">
       <w:pPr>
         <w:pStyle w:val="TOC3"/>
         <w:tabs>
+          <w:tab w:val="left" w:leader="none" w:pos="1440"/>
           <w:tab w:val="right" w:leader="dot" w:pos="8775"/>
         </w:tabs>
         <w:rPr>
@@ -637,40 +678,50 @@
           <w:lang w:eastAsia="hr-HR"/>
         </w:rPr>
       </w:pPr>
-      <w:hyperlink w:anchor="_Toc1119991742">
+      <w:hyperlink w:anchor="_Toc2051039514">
         <w:r>
           <w:rPr>
             <w:rStyle w:val="Hyperlink"/>
           </w:rPr>
-          <w:t>2.1.2 Pasivna autentikacijska metoda</w:t>
+          <w:t>2.1.2.</w:t>
         </w:r>
         <w:r>
           <w:tab/>
-        </w:r>
-        <w:r>
-          <w:fldChar w:fldCharType="begin"/>
-        </w:r>
-        <w:r>
-          <w:instrText xml:space="preserve">PAGEREF _Toc1119991742 \h</w:instrText>
-        </w:r>
-        <w:r>
-          <w:fldChar w:fldCharType="separate"/>
         </w:r>
         <w:r>
           <w:rPr>
             <w:rStyle w:val="Hyperlink"/>
           </w:rPr>
-          <w:t>10</w:t>
+          <w:t>Pasivna autentikacijska metoda</w:t>
+        </w:r>
+        <w:r>
+          <w:tab/>
+        </w:r>
+        <w:r>
+          <w:fldChar w:fldCharType="begin"/>
+        </w:r>
+        <w:r>
+          <w:instrText xml:space="preserve">PAGEREF _Toc2051039514 \h</w:instrText>
+        </w:r>
+        <w:r>
+          <w:fldChar w:fldCharType="separate"/>
+        </w:r>
+        <w:r>
+          <w:rPr>
+            <w:rStyle w:val="Hyperlink"/>
+          </w:rPr>
+          <w:t>9</w:t>
         </w:r>
         <w:r>
           <w:fldChar w:fldCharType="end"/>
         </w:r>
       </w:hyperlink>
     </w:p>
-    <w:p xmlns:wp14="http://schemas.microsoft.com/office/word/2010/wordml" wp14:textId="540AA31A">
+    <w:p xmlns:wp14="http://schemas.microsoft.com/office/word/2010/wordml" wp14:textId="0854D288">
       <w:pPr>
         <w:pStyle w:val="TOC1"/>
         <w:tabs>
+          <w:tab w:val="left" w:leader="none" w:pos="480"/>
           <w:tab w:val="right" w:leader="dot" w:pos="8775"/>
         </w:tabs>
         <w:rPr>
@@ -681,21 +732,30 @@
           <w:lang w:eastAsia="hr-HR"/>
         </w:rPr>
       </w:pPr>
-      <w:hyperlink w:anchor="_Toc1694926427">
+      <w:hyperlink w:anchor="_Toc922418702">
         <w:r>
           <w:rPr>
             <w:rStyle w:val="Hyperlink"/>
           </w:rPr>
-          <w:t>3. Oporavak slika</w:t>
+          <w:t>3.</w:t>
         </w:r>
         <w:r>
           <w:tab/>
         </w:r>
         <w:r>
+          <w:rPr>
+            <w:rStyle w:val="Hyperlink"/>
+          </w:rPr>
+          <w:t>Oporavak slika</w:t>
+        </w:r>
+        <w:r>
+          <w:tab/>
+        </w:r>
+        <w:r>
           <w:fldChar w:fldCharType="begin"/>
         </w:r>
         <w:r>
-          <w:instrText xml:space="preserve">PAGEREF _Toc1694926427 \h</w:instrText>
+          <w:instrText xml:space="preserve">PAGEREF _Toc922418702 \h</w:instrText>
         </w:r>
         <w:r>
           <w:fldChar w:fldCharType="separate"/>
@@ -711,10 +771,11 @@
         </w:r>
       </w:hyperlink>
     </w:p>
-    <w:p xmlns:wp14="http://schemas.microsoft.com/office/word/2010/wordml" wp14:textId="0EA379D6">
+    <w:p xmlns:wp14="http://schemas.microsoft.com/office/word/2010/wordml" wp14:textId="7BA15C19">
       <w:pPr>
         <w:pStyle w:val="TOC2"/>
         <w:tabs>
+          <w:tab w:val="left" w:leader="none" w:pos="720"/>
           <w:tab w:val="right" w:leader="dot" w:pos="8775"/>
         </w:tabs>
         <w:rPr>
@@ -725,21 +786,30 @@
           <w:lang w:eastAsia="hr-HR"/>
         </w:rPr>
       </w:pPr>
-      <w:hyperlink w:anchor="_Toc578170034">
+      <w:hyperlink w:anchor="_Toc1235138523">
         <w:r>
           <w:rPr>
             <w:rStyle w:val="Hyperlink"/>
           </w:rPr>
-          <w:t>3.1 Podjela metoda oporavka slika</w:t>
+          <w:t>3.1.</w:t>
         </w:r>
         <w:r>
           <w:tab/>
         </w:r>
         <w:r>
+          <w:rPr>
+            <w:rStyle w:val="Hyperlink"/>
+          </w:rPr>
+          <w:t>Podjela metoda oporavka slika</w:t>
+        </w:r>
+        <w:r>
+          <w:tab/>
+        </w:r>
+        <w:r>
           <w:fldChar w:fldCharType="begin"/>
         </w:r>
         <w:r>
-          <w:instrText xml:space="preserve">PAGEREF _Toc578170034 \h</w:instrText>
+          <w:instrText xml:space="preserve">PAGEREF _Toc1235138523 \h</w:instrText>
         </w:r>
         <w:r>
           <w:fldChar w:fldCharType="separate"/>
@@ -755,10 +825,11 @@
         </w:r>
       </w:hyperlink>
     </w:p>
-    <w:p xmlns:wp14="http://schemas.microsoft.com/office/word/2010/wordml" wp14:textId="6AE24A4E">
+    <w:p xmlns:wp14="http://schemas.microsoft.com/office/word/2010/wordml" wp14:textId="05764CBA">
       <w:pPr>
         <w:pStyle w:val="TOC3"/>
         <w:tabs>
+          <w:tab w:val="left" w:leader="none" w:pos="1440"/>
           <w:tab w:val="right" w:leader="dot" w:pos="8775"/>
         </w:tabs>
         <w:rPr>
@@ -769,21 +840,30 @@
           <w:lang w:eastAsia="hr-HR"/>
         </w:rPr>
       </w:pPr>
-      <w:hyperlink w:anchor="_Toc560360740">
+      <w:hyperlink w:anchor="_Toc524229794">
         <w:r>
           <w:rPr>
             <w:rStyle w:val="Hyperlink"/>
           </w:rPr>
-          <w:t>3.1.1 Metoda zasnovana na varijacijskim parcijalnim diferencijalnim jednadžbama</w:t>
+          <w:t>3.1.1.</w:t>
         </w:r>
         <w:r>
           <w:tab/>
         </w:r>
         <w:r>
+          <w:rPr>
+            <w:rStyle w:val="Hyperlink"/>
+          </w:rPr>
+          <w:t>Metoda zasnovana na varijacijskim parcijalnim diferencijalnim jednadžbama</w:t>
+        </w:r>
+        <w:r>
+          <w:tab/>
+        </w:r>
+        <w:r>
           <w:fldChar w:fldCharType="begin"/>
         </w:r>
         <w:r>
-          <w:instrText xml:space="preserve">PAGEREF _Toc560360740 \h</w:instrText>
+          <w:instrText xml:space="preserve">PAGEREF _Toc524229794 \h</w:instrText>
         </w:r>
         <w:r>
           <w:fldChar w:fldCharType="separate"/>
@@ -799,10 +879,11 @@
         </w:r>
       </w:hyperlink>
     </w:p>
-    <w:p xmlns:wp14="http://schemas.microsoft.com/office/word/2010/wordml" wp14:textId="17ED4212">
+    <w:p xmlns:wp14="http://schemas.microsoft.com/office/word/2010/wordml" wp14:textId="085B099F">
       <w:pPr>
         <w:pStyle w:val="TOC3"/>
         <w:tabs>
+          <w:tab w:val="left" w:leader="none" w:pos="1440"/>
           <w:tab w:val="right" w:leader="dot" w:pos="8775"/>
         </w:tabs>
         <w:rPr>
@@ -813,21 +894,30 @@
           <w:lang w:eastAsia="hr-HR"/>
         </w:rPr>
       </w:pPr>
-      <w:hyperlink w:anchor="_Toc4030573">
+      <w:hyperlink w:anchor="_Toc1875413149">
         <w:r>
           <w:rPr>
             <w:rStyle w:val="Hyperlink"/>
           </w:rPr>
-          <w:t>3.1.2 Metoda zasnovana na teksturama</w:t>
+          <w:t>3.1.2.</w:t>
         </w:r>
         <w:r>
           <w:tab/>
         </w:r>
         <w:r>
+          <w:rPr>
+            <w:rStyle w:val="Hyperlink"/>
+          </w:rPr>
+          <w:t>Metoda zasnovana na teksturama</w:t>
+        </w:r>
+        <w:r>
+          <w:tab/>
+        </w:r>
+        <w:r>
           <w:fldChar w:fldCharType="begin"/>
         </w:r>
         <w:r>
-          <w:instrText xml:space="preserve">PAGEREF _Toc4030573 \h</w:instrText>
+          <w:instrText xml:space="preserve">PAGEREF _Toc1875413149 \h</w:instrText>
         </w:r>
         <w:r>
           <w:fldChar w:fldCharType="separate"/>
@@ -843,10 +933,11 @@
         </w:r>
       </w:hyperlink>
     </w:p>
-    <w:p xmlns:wp14="http://schemas.microsoft.com/office/word/2010/wordml" wp14:textId="6FE7B7FF">
+    <w:p xmlns:wp14="http://schemas.microsoft.com/office/word/2010/wordml" wp14:textId="4F41B52E">
       <w:pPr>
         <w:pStyle w:val="TOC3"/>
         <w:tabs>
+          <w:tab w:val="left" w:leader="none" w:pos="1440"/>
           <w:tab w:val="right" w:leader="dot" w:pos="8775"/>
         </w:tabs>
         <w:rPr>
@@ -857,21 +948,30 @@
           <w:lang w:eastAsia="hr-HR"/>
         </w:rPr>
       </w:pPr>
-      <w:hyperlink w:anchor="_Toc235187929">
+      <w:hyperlink w:anchor="_Toc583245561">
         <w:r>
           <w:rPr>
             <w:rStyle w:val="Hyperlink"/>
           </w:rPr>
-          <w:t>3.1.2 Metoda zasnovana na dubokom učenju</w:t>
+          <w:t>3.1.3.</w:t>
         </w:r>
         <w:r>
           <w:tab/>
         </w:r>
         <w:r>
+          <w:rPr>
+            <w:rStyle w:val="Hyperlink"/>
+          </w:rPr>
+          <w:t>Metode zasnovane na dubokom učenju</w:t>
+        </w:r>
+        <w:r>
+          <w:tab/>
+        </w:r>
+        <w:r>
           <w:fldChar w:fldCharType="begin"/>
         </w:r>
         <w:r>
-          <w:instrText xml:space="preserve">PAGEREF _Toc235187929 \h</w:instrText>
+          <w:instrText xml:space="preserve">PAGEREF _Toc583245561 \h</w:instrText>
         </w:r>
         <w:r>
           <w:fldChar w:fldCharType="separate"/>
@@ -887,10 +987,11 @@
         </w:r>
       </w:hyperlink>
     </w:p>
-    <w:p xmlns:wp14="http://schemas.microsoft.com/office/word/2010/wordml" wp14:textId="1AFBE950">
+    <w:p xmlns:wp14="http://schemas.microsoft.com/office/word/2010/wordml" wp14:textId="0BA26B89">
       <w:pPr>
         <w:pStyle w:val="TOC1"/>
         <w:tabs>
+          <w:tab w:val="left" w:leader="none" w:pos="480"/>
           <w:tab w:val="right" w:leader="dot" w:pos="8775"/>
         </w:tabs>
         <w:rPr>
@@ -901,21 +1002,30 @@
           <w:lang w:eastAsia="hr-HR"/>
         </w:rPr>
       </w:pPr>
-      <w:hyperlink w:anchor="_Toc681324743">
+      <w:hyperlink w:anchor="_Toc1248710548">
         <w:r>
           <w:rPr>
             <w:rStyle w:val="Hyperlink"/>
           </w:rPr>
-          <w:t>4. Metodologija</w:t>
+          <w:t>4.</w:t>
         </w:r>
         <w:r>
           <w:tab/>
         </w:r>
         <w:r>
+          <w:rPr>
+            <w:rStyle w:val="Hyperlink"/>
+          </w:rPr>
+          <w:t>Metodologija</w:t>
+        </w:r>
+        <w:r>
+          <w:tab/>
+        </w:r>
+        <w:r>
           <w:fldChar w:fldCharType="begin"/>
         </w:r>
         <w:r>
-          <w:instrText xml:space="preserve">PAGEREF _Toc681324743 \h</w:instrText>
+          <w:instrText xml:space="preserve">PAGEREF _Toc1248710548 \h</w:instrText>
         </w:r>
         <w:r>
           <w:fldChar w:fldCharType="separate"/>
@@ -931,10 +1041,11 @@
         </w:r>
       </w:hyperlink>
     </w:p>
-    <w:p xmlns:wp14="http://schemas.microsoft.com/office/word/2010/wordml" wp14:textId="2B056226">
+    <w:p xmlns:wp14="http://schemas.microsoft.com/office/word/2010/wordml" wp14:textId="17F98117">
       <w:pPr>
         <w:pStyle w:val="TOC2"/>
         <w:tabs>
+          <w:tab w:val="left" w:leader="none" w:pos="720"/>
           <w:tab w:val="right" w:leader="dot" w:pos="8775"/>
         </w:tabs>
         <w:rPr>
@@ -945,21 +1056,30 @@
           <w:lang w:eastAsia="hr-HR"/>
         </w:rPr>
       </w:pPr>
-      <w:hyperlink w:anchor="_Toc1439982996">
+      <w:hyperlink w:anchor="_Toc849349882">
         <w:r>
           <w:rPr>
             <w:rStyle w:val="Hyperlink"/>
           </w:rPr>
-          <w:t>4.1 Odabrani algoritmi i tehnike</w:t>
+          <w:t>4.1.</w:t>
         </w:r>
         <w:r>
           <w:tab/>
         </w:r>
         <w:r>
+          <w:rPr>
+            <w:rStyle w:val="Hyperlink"/>
+          </w:rPr>
+          <w:t>Odabrani algoritmi i tehnike</w:t>
+        </w:r>
+        <w:r>
+          <w:tab/>
+        </w:r>
+        <w:r>
           <w:fldChar w:fldCharType="begin"/>
         </w:r>
         <w:r>
-          <w:instrText xml:space="preserve">PAGEREF _Toc1439982996 \h</w:instrText>
+          <w:instrText xml:space="preserve">PAGEREF _Toc849349882 \h</w:instrText>
         </w:r>
         <w:r>
           <w:fldChar w:fldCharType="separate"/>
@@ -975,10 +1095,11 @@
         </w:r>
       </w:hyperlink>
     </w:p>
-    <w:p xmlns:wp14="http://schemas.microsoft.com/office/word/2010/wordml" wp14:textId="4B68C290">
+    <w:p xmlns:wp14="http://schemas.microsoft.com/office/word/2010/wordml" wp14:textId="63328B2E">
       <w:pPr>
         <w:pStyle w:val="TOC3"/>
         <w:tabs>
+          <w:tab w:val="left" w:leader="none" w:pos="1440"/>
           <w:tab w:val="right" w:leader="dot" w:pos="8775"/>
         </w:tabs>
         <w:rPr>
@@ -989,21 +1110,30 @@
           <w:lang w:eastAsia="hr-HR"/>
         </w:rPr>
       </w:pPr>
-      <w:hyperlink w:anchor="_Toc1713478196">
+      <w:hyperlink w:anchor="_Toc391412355">
         <w:r>
           <w:rPr>
             <w:rStyle w:val="Hyperlink"/>
           </w:rPr>
-          <w:t>4.1.1 Error Level Analysis</w:t>
+          <w:t>4.1.1.</w:t>
         </w:r>
         <w:r>
           <w:tab/>
         </w:r>
         <w:r>
+          <w:rPr>
+            <w:rStyle w:val="Hyperlink"/>
+          </w:rPr>
+          <w:t>Analiza razine pogreške</w:t>
+        </w:r>
+        <w:r>
+          <w:tab/>
+        </w:r>
+        <w:r>
           <w:fldChar w:fldCharType="begin"/>
         </w:r>
         <w:r>
-          <w:instrText xml:space="preserve">PAGEREF _Toc1713478196 \h</w:instrText>
+          <w:instrText xml:space="preserve">PAGEREF _Toc391412355 \h</w:instrText>
         </w:r>
         <w:r>
           <w:fldChar w:fldCharType="separate"/>
@@ -1019,10 +1149,11 @@
         </w:r>
       </w:hyperlink>
     </w:p>
-    <w:p xmlns:wp14="http://schemas.microsoft.com/office/word/2010/wordml" wp14:textId="3CC47D90">
+    <w:p xmlns:wp14="http://schemas.microsoft.com/office/word/2010/wordml" wp14:textId="3232E103">
       <w:pPr>
         <w:pStyle w:val="TOC3"/>
         <w:tabs>
+          <w:tab w:val="left" w:leader="none" w:pos="1440"/>
           <w:tab w:val="right" w:leader="dot" w:pos="8775"/>
         </w:tabs>
         <w:rPr>
@@ -1033,21 +1164,30 @@
           <w:lang w:eastAsia="hr-HR"/>
         </w:rPr>
       </w:pPr>
-      <w:hyperlink w:anchor="_Toc1399381225">
+      <w:hyperlink w:anchor="_Toc1231199211">
         <w:r>
           <w:rPr>
             <w:rStyle w:val="Hyperlink"/>
           </w:rPr>
-          <w:t>4.1.2 Promjena prikaza slike</w:t>
+          <w:t>4.1.2.</w:t>
         </w:r>
         <w:r>
           <w:tab/>
         </w:r>
         <w:r>
+          <w:rPr>
+            <w:rStyle w:val="Hyperlink"/>
+          </w:rPr>
+          <w:t>Promjena sheme boja</w:t>
+        </w:r>
+        <w:r>
+          <w:tab/>
+        </w:r>
+        <w:r>
           <w:fldChar w:fldCharType="begin"/>
         </w:r>
         <w:r>
-          <w:instrText xml:space="preserve">PAGEREF _Toc1399381225 \h</w:instrText>
+          <w:instrText xml:space="preserve">PAGEREF _Toc1231199211 \h</w:instrText>
         </w:r>
         <w:r>
           <w:fldChar w:fldCharType="separate"/>
@@ -1067,24 +1207,34 @@
       <w:pPr>
         <w:pStyle w:val="TOC3"/>
         <w:tabs>
+          <w:tab w:val="left" w:leader="none" w:pos="1440"/>
           <w:tab w:val="right" w:leader="dot" w:pos="8775"/>
         </w:tabs>
       </w:pPr>
-      <w:hyperlink w:anchor="_Toc203844034">
+      <w:hyperlink w:anchor="_Toc2042496154">
         <w:r>
           <w:rPr>
             <w:rStyle w:val="Hyperlink"/>
           </w:rPr>
-          <w:t>4.1.3 Algoritmi za detekciju ruba</w:t>
+          <w:t>4.1.3.</w:t>
         </w:r>
         <w:r>
           <w:tab/>
         </w:r>
         <w:r>
+          <w:rPr>
+            <w:rStyle w:val="Hyperlink"/>
+          </w:rPr>
+          <w:t>Algoritmi za detekciju ruba</w:t>
+        </w:r>
+        <w:r>
+          <w:tab/>
+        </w:r>
+        <w:r>
           <w:fldChar w:fldCharType="begin"/>
         </w:r>
         <w:r>
-          <w:instrText xml:space="preserve">PAGEREF _Toc203844034 \h</w:instrText>
+          <w:instrText xml:space="preserve">PAGEREF _Toc2042496154 \h</w:instrText>
         </w:r>
         <w:r>
           <w:fldChar w:fldCharType="separate"/>
@@ -1104,24 +1254,34 @@
       <w:pPr>
         <w:pStyle w:val="TOC3"/>
         <w:tabs>
+          <w:tab w:val="left" w:leader="none" w:pos="1440"/>
           <w:tab w:val="right" w:leader="dot" w:pos="8775"/>
         </w:tabs>
       </w:pPr>
-      <w:hyperlink w:anchor="_Toc157128156">
+      <w:hyperlink w:anchor="_Toc228220489">
         <w:r>
           <w:rPr>
             <w:rStyle w:val="Hyperlink"/>
           </w:rPr>
-          <w:t>4.1.4 Telein algoritam</w:t>
+          <w:t>4.1.4.</w:t>
         </w:r>
         <w:r>
           <w:tab/>
         </w:r>
         <w:r>
+          <w:rPr>
+            <w:rStyle w:val="Hyperlink"/>
+          </w:rPr>
+          <w:t>Telein algoritam</w:t>
+        </w:r>
+        <w:r>
+          <w:tab/>
+        </w:r>
+        <w:r>
           <w:fldChar w:fldCharType="begin"/>
         </w:r>
         <w:r>
-          <w:instrText xml:space="preserve">PAGEREF _Toc157128156 \h</w:instrText>
+          <w:instrText xml:space="preserve">PAGEREF _Toc228220489 \h</w:instrText>
         </w:r>
         <w:r>
           <w:fldChar w:fldCharType="separate"/>
@@ -1141,24 +1301,34 @@
       <w:pPr>
         <w:pStyle w:val="TOC3"/>
         <w:tabs>
+          <w:tab w:val="left" w:leader="none" w:pos="1440"/>
           <w:tab w:val="right" w:leader="dot" w:pos="8775"/>
         </w:tabs>
       </w:pPr>
-      <w:hyperlink w:anchor="_Toc1474133824">
+      <w:hyperlink w:anchor="_Toc7048849">
         <w:r>
           <w:rPr>
             <w:rStyle w:val="Hyperlink"/>
           </w:rPr>
-          <w:t>4.1.5 Algoritam Navier-Stokes</w:t>
+          <w:t>4.1.5.</w:t>
         </w:r>
         <w:r>
           <w:tab/>
         </w:r>
         <w:r>
+          <w:rPr>
+            <w:rStyle w:val="Hyperlink"/>
+          </w:rPr>
+          <w:t>Algoritam Navier-Stokes</w:t>
+        </w:r>
+        <w:r>
+          <w:tab/>
+        </w:r>
+        <w:r>
           <w:fldChar w:fldCharType="begin"/>
         </w:r>
         <w:r>
-          <w:instrText xml:space="preserve">PAGEREF _Toc1474133824 \h</w:instrText>
+          <w:instrText xml:space="preserve">PAGEREF _Toc7048849 \h</w:instrText>
         </w:r>
         <w:r>
           <w:fldChar w:fldCharType="separate"/>
@@ -1178,24 +1348,34 @@
       <w:pPr>
         <w:pStyle w:val="TOC3"/>
         <w:tabs>
+          <w:tab w:val="left" w:leader="none" w:pos="1440"/>
           <w:tab w:val="right" w:leader="dot" w:pos="8775"/>
         </w:tabs>
       </w:pPr>
-      <w:hyperlink w:anchor="_Toc679518092">
+      <w:hyperlink w:anchor="_Toc62312203">
         <w:r>
           <w:rPr>
             <w:rStyle w:val="Hyperlink"/>
           </w:rPr>
-          <w:t>4.1.6 PatchMatch</w:t>
+          <w:t>4.1.6.</w:t>
         </w:r>
         <w:r>
           <w:tab/>
         </w:r>
         <w:r>
+          <w:rPr>
+            <w:rStyle w:val="Hyperlink"/>
+          </w:rPr>
+          <w:t>PatchMatch</w:t>
+        </w:r>
+        <w:r>
+          <w:tab/>
+        </w:r>
+        <w:r>
           <w:fldChar w:fldCharType="begin"/>
         </w:r>
         <w:r>
-          <w:instrText xml:space="preserve">PAGEREF _Toc679518092 \h</w:instrText>
+          <w:instrText xml:space="preserve">PAGEREF _Toc62312203 \h</w:instrText>
         </w:r>
         <w:r>
           <w:fldChar w:fldCharType="separate"/>
@@ -1215,24 +1395,34 @@
       <w:pPr>
         <w:pStyle w:val="TOC3"/>
         <w:tabs>
+          <w:tab w:val="left" w:leader="none" w:pos="1440"/>
           <w:tab w:val="right" w:leader="dot" w:pos="8775"/>
         </w:tabs>
       </w:pPr>
-      <w:hyperlink w:anchor="_Toc751969238">
+      <w:hyperlink w:anchor="_Toc1936407595">
         <w:r>
           <w:rPr>
             <w:rStyle w:val="Hyperlink"/>
           </w:rPr>
-          <w:t>4.1.7 Algoritmi poboljšanja kvalitete</w:t>
+          <w:t>4.1.7.</w:t>
         </w:r>
         <w:r>
           <w:tab/>
         </w:r>
         <w:r>
+          <w:rPr>
+            <w:rStyle w:val="Hyperlink"/>
+          </w:rPr>
+          <w:t>Algoritmi poboljšanja kvalitete</w:t>
+        </w:r>
+        <w:r>
+          <w:tab/>
+        </w:r>
+        <w:r>
           <w:fldChar w:fldCharType="begin"/>
         </w:r>
         <w:r>
-          <w:instrText xml:space="preserve">PAGEREF _Toc751969238 \h</w:instrText>
+          <w:instrText xml:space="preserve">PAGEREF _Toc1936407595 \h</w:instrText>
         </w:r>
         <w:r>
           <w:fldChar w:fldCharType="separate"/>
@@ -1252,10 +1442,198 @@
       <w:pPr>
         <w:pStyle w:val="TOC1"/>
         <w:tabs>
+          <w:tab w:val="left" w:leader="none" w:pos="480"/>
           <w:tab w:val="right" w:leader="dot" w:pos="8775"/>
         </w:tabs>
       </w:pPr>
-      <w:hyperlink w:anchor="_Toc1861007316">
+      <w:hyperlink w:anchor="_Toc142060165">
+        <w:r>
+          <w:rPr>
+            <w:rStyle w:val="Hyperlink"/>
+          </w:rPr>
+          <w:t>5.</w:t>
+        </w:r>
+        <w:r>
+          <w:tab/>
+        </w:r>
+        <w:r>
+          <w:rPr>
+            <w:rStyle w:val="Hyperlink"/>
+          </w:rPr>
+          <w:t>Tehnička izvedba aplikacije</w:t>
+        </w:r>
+        <w:r>
+          <w:tab/>
+        </w:r>
+        <w:r>
+          <w:fldChar w:fldCharType="begin"/>
+        </w:r>
+        <w:r>
+          <w:instrText xml:space="preserve">PAGEREF _Toc142060165 \h</w:instrText>
+        </w:r>
+        <w:r>
+          <w:fldChar w:fldCharType="separate"/>
+        </w:r>
+        <w:r>
+          <w:rPr>
+            <w:rStyle w:val="Hyperlink"/>
+          </w:rPr>
+          <w:t>31</w:t>
+        </w:r>
+        <w:r>
+          <w:fldChar w:fldCharType="end"/>
+        </w:r>
+      </w:hyperlink>
+    </w:p>
+    <w:p>
+      <w:pPr>
+        <w:pStyle w:val="TOC2"/>
+        <w:tabs>
+          <w:tab w:val="left" w:leader="none" w:pos="720"/>
+          <w:tab w:val="right" w:leader="dot" w:pos="8775"/>
+        </w:tabs>
+      </w:pPr>
+      <w:hyperlink w:anchor="_Toc1366142497">
+        <w:r>
+          <w:rPr>
+            <w:rStyle w:val="Hyperlink"/>
+          </w:rPr>
+          <w:t>5.1.</w:t>
+        </w:r>
+        <w:r>
+          <w:tab/>
+        </w:r>
+        <w:r>
+          <w:rPr>
+            <w:rStyle w:val="Hyperlink"/>
+          </w:rPr>
+          <w:t>Svrha alata</w:t>
+        </w:r>
+        <w:r>
+          <w:tab/>
+        </w:r>
+        <w:r>
+          <w:fldChar w:fldCharType="begin"/>
+        </w:r>
+        <w:r>
+          <w:instrText xml:space="preserve">PAGEREF _Toc1366142497 \h</w:instrText>
+        </w:r>
+        <w:r>
+          <w:fldChar w:fldCharType="separate"/>
+        </w:r>
+        <w:r>
+          <w:rPr>
+            <w:rStyle w:val="Hyperlink"/>
+          </w:rPr>
+          <w:t>32</w:t>
+        </w:r>
+        <w:r>
+          <w:fldChar w:fldCharType="end"/>
+        </w:r>
+      </w:hyperlink>
+    </w:p>
+    <w:p>
+      <w:pPr>
+        <w:pStyle w:val="TOC2"/>
+        <w:tabs>
+          <w:tab w:val="left" w:leader="none" w:pos="720"/>
+          <w:tab w:val="right" w:leader="dot" w:pos="8775"/>
+        </w:tabs>
+      </w:pPr>
+      <w:hyperlink w:anchor="_Toc894758057">
+        <w:r>
+          <w:rPr>
+            <w:rStyle w:val="Hyperlink"/>
+          </w:rPr>
+          <w:t>5.2.</w:t>
+        </w:r>
+        <w:r>
+          <w:tab/>
+        </w:r>
+        <w:r>
+          <w:rPr>
+            <w:rStyle w:val="Hyperlink"/>
+          </w:rPr>
+          <w:t>Implementacija alata</w:t>
+        </w:r>
+        <w:r>
+          <w:tab/>
+        </w:r>
+        <w:r>
+          <w:fldChar w:fldCharType="begin"/>
+        </w:r>
+        <w:r>
+          <w:instrText xml:space="preserve">PAGEREF _Toc894758057 \h</w:instrText>
+        </w:r>
+        <w:r>
+          <w:fldChar w:fldCharType="separate"/>
+        </w:r>
+        <w:r>
+          <w:rPr>
+            <w:rStyle w:val="Hyperlink"/>
+          </w:rPr>
+          <w:t>33</w:t>
+        </w:r>
+        <w:r>
+          <w:fldChar w:fldCharType="end"/>
+        </w:r>
+      </w:hyperlink>
+    </w:p>
+    <w:p>
+      <w:pPr>
+        <w:pStyle w:val="TOC1"/>
+        <w:tabs>
+          <w:tab w:val="left" w:leader="none" w:pos="480"/>
+          <w:tab w:val="right" w:leader="dot" w:pos="8775"/>
+        </w:tabs>
+      </w:pPr>
+      <w:hyperlink w:anchor="_Toc1317948306">
+        <w:r>
+          <w:rPr>
+            <w:rStyle w:val="Hyperlink"/>
+          </w:rPr>
+          <w:t>6.</w:t>
+        </w:r>
+        <w:r>
+          <w:tab/>
+        </w:r>
+        <w:r>
+          <w:rPr>
+            <w:rStyle w:val="Hyperlink"/>
+          </w:rPr>
+          <w:t>Evaluacija</w:t>
+        </w:r>
+        <w:r>
+          <w:tab/>
+        </w:r>
+        <w:r>
+          <w:fldChar w:fldCharType="begin"/>
+        </w:r>
+        <w:r>
+          <w:instrText xml:space="preserve">PAGEREF _Toc1317948306 \h</w:instrText>
+        </w:r>
+        <w:r>
+          <w:fldChar w:fldCharType="separate"/>
+        </w:r>
+        <w:r>
+          <w:rPr>
+            <w:rStyle w:val="Hyperlink"/>
+          </w:rPr>
+          <w:t>35</w:t>
+        </w:r>
+        <w:r>
+          <w:fldChar w:fldCharType="end"/>
+        </w:r>
+      </w:hyperlink>
+    </w:p>
+    <w:p>
+      <w:pPr>
+        <w:pStyle w:val="TOC1"/>
+        <w:tabs>
+          <w:tab w:val="right" w:leader="dot" w:pos="8775"/>
+        </w:tabs>
+      </w:pPr>
+      <w:hyperlink w:anchor="_Toc824344022">
         <w:r>
           <w:rPr>
             <w:rStyle w:val="Hyperlink"/>
@@ -1269,7 +1647,7 @@
           <w:fldChar w:fldCharType="begin"/>
         </w:r>
         <w:r>
-          <w:instrText xml:space="preserve">PAGEREF _Toc1861007316 \h</w:instrText>
+          <w:instrText xml:space="preserve">PAGEREF _Toc824344022 \h</w:instrText>
         </w:r>
         <w:r>
           <w:fldChar w:fldCharType="separate"/>
@@ -1278,7 +1656,7 @@
           <w:rPr>
             <w:rStyle w:val="Hyperlink"/>
           </w:rPr>
-          <w:t>32</w:t>
+          <w:t>37</w:t>
         </w:r>
         <w:r>
           <w:fldChar w:fldCharType="end"/>
@@ -1292,7 +1670,7 @@
           <w:tab w:val="right" w:leader="dot" w:pos="8775"/>
         </w:tabs>
       </w:pPr>
-      <w:hyperlink w:anchor="_Toc2093915671">
+      <w:hyperlink w:anchor="_Toc1171818775">
         <w:r>
           <w:rPr>
             <w:rStyle w:val="Hyperlink"/>
@@ -1306,7 +1684,7 @@
           <w:fldChar w:fldCharType="begin"/>
         </w:r>
         <w:r>
-          <w:instrText xml:space="preserve">PAGEREF _Toc2093915671 \h</w:instrText>
+          <w:instrText xml:space="preserve">PAGEREF _Toc1171818775 \h</w:instrText>
         </w:r>
         <w:r>
           <w:fldChar w:fldCharType="separate"/>
@@ -1315,7 +1693,7 @@
           <w:rPr>
             <w:rStyle w:val="Hyperlink"/>
           </w:rPr>
-          <w:t>33</w:t>
+          <w:t>38</w:t>
         </w:r>
         <w:r>
           <w:fldChar w:fldCharType="end"/>
@@ -1329,7 +1707,7 @@
           <w:tab w:val="right" w:leader="dot" w:pos="8775"/>
         </w:tabs>
       </w:pPr>
-      <w:hyperlink w:anchor="_Toc57488520">
+      <w:hyperlink w:anchor="_Toc98997646">
         <w:r>
           <w:rPr>
             <w:rStyle w:val="Hyperlink"/>
@@ -1343,7 +1721,7 @@
           <w:fldChar w:fldCharType="begin"/>
         </w:r>
         <w:r>
-          <w:instrText xml:space="preserve">PAGEREF _Toc57488520 \h</w:instrText>
+          <w:instrText xml:space="preserve">PAGEREF _Toc98997646 \h</w:instrText>
         </w:r>
         <w:r>
           <w:fldChar w:fldCharType="separate"/>
@@ -1352,7 +1730,7 @@
           <w:rPr>
             <w:rStyle w:val="Hyperlink"/>
           </w:rPr>
-          <w:t>36</w:t>
+          <w:t>41</w:t>
         </w:r>
         <w:r>
           <w:fldChar w:fldCharType="end"/>
@@ -1366,7 +1744,7 @@
           <w:tab w:val="right" w:leader="dot" w:pos="8775"/>
         </w:tabs>
       </w:pPr>
-      <w:hyperlink w:anchor="_Toc1194596965">
+      <w:hyperlink w:anchor="_Toc480930286">
         <w:r>
           <w:rPr>
             <w:rStyle w:val="Hyperlink"/>
@@ -1380,7 +1758,7 @@
           <w:fldChar w:fldCharType="begin"/>
         </w:r>
         <w:r>
-          <w:instrText xml:space="preserve">PAGEREF _Toc1194596965 \h</w:instrText>
+          <w:instrText xml:space="preserve">PAGEREF _Toc480930286 \h</w:instrText>
         </w:r>
         <w:r>
           <w:fldChar w:fldCharType="separate"/>
@@ -1389,7 +1767,7 @@
           <w:rPr>
             <w:rStyle w:val="Hyperlink"/>
           </w:rPr>
-          <w:t>37</w:t>
+          <w:t>42</w:t>
         </w:r>
         <w:r>
           <w:fldChar w:fldCharType="end"/>
@@ -1403,7 +1781,7 @@
           <w:tab w:val="right" w:leader="dot" w:pos="8775"/>
         </w:tabs>
       </w:pPr>
-      <w:hyperlink w:anchor="_Toc874336613">
+      <w:hyperlink w:anchor="_Toc2129030500">
         <w:r>
           <w:rPr>
             <w:rStyle w:val="Hyperlink"/>
@@ -1417,7 +1795,7 @@
           <w:fldChar w:fldCharType="begin"/>
         </w:r>
         <w:r>
-          <w:instrText xml:space="preserve">PAGEREF _Toc874336613 \h</w:instrText>
+          <w:instrText xml:space="preserve">PAGEREF _Toc2129030500 \h</w:instrText>
         </w:r>
         <w:r>
           <w:fldChar w:fldCharType="separate"/>
@@ -1426,7 +1804,7 @@
           <w:rPr>
             <w:rStyle w:val="Hyperlink"/>
           </w:rPr>
-          <w:t>38</w:t>
+          <w:t>43</w:t>
         </w:r>
         <w:r>
           <w:fldChar w:fldCharType="end"/>
@@ -1451,12 +1829,12 @@
           <w:numId w:val="0"/>
         </w:numPr>
       </w:pPr>
-      <w:bookmarkStart w:name="_Toc1932319175" w:id="654888342"/>
+      <w:bookmarkStart w:name="_Toc149102743" w:id="248022871"/>
       <w:r>
         <w:rPr/>
         <w:t>Uvod</w:t>
       </w:r>
-      <w:bookmarkEnd w:id="654888342"/>
+      <w:bookmarkEnd w:id="248022871"/>
     </w:p>
     <w:p xmlns:wp14="http://schemas.microsoft.com/office/word/2010/wordml" wp14:textId="4FEB8C4E">
       <w:pPr>
@@ -1548,10 +1926,18 @@
         <w:t>, smanjenog kontrasta i slično. Uzevši isti primjer slike kao dokaza na sudu, ako se ona želi koristiti kao dokaz, osim što mora biti dokazano autentična, forenzičar mora biti u mogućnosti interpretirati sliku da bi utvrdio njezino značenje. Zato je osim utvrđivanja vjerodostojnosti slike važno imati mogućnost u potpunosti ili djelomično popraviti oštećenja na slici. Iako je teško u potpunosti vratiti sliku u izvorno stanje, svaki pokušaj popravka može pomoći u ispravnoj interpretaciji slike.</w:t>
       </w:r>
     </w:p>
-    <w:p xmlns:wp14="http://schemas.microsoft.com/office/word/2010/wordml" wp14:textId="17937006">
-      <w:pPr>
+    <w:p xmlns:wp14="http://schemas.microsoft.com/office/word/2010/wordml" wp14:textId="332D4165">
+      <w:pPr>
+        <w:pStyle w:val="Normal"/>
         <w:spacing w:before="240" w:beforeAutospacing="off" w:after="240" w:afterAutospacing="off"/>
         <w:jc w:val="left"/>
+        <w:rPr>
+          <w:rFonts w:ascii="Times New Roman" w:hAnsi="Times New Roman" w:eastAsia="Times New Roman" w:cs="Times New Roman"/>
+          <w:noProof w:val="0"/>
+          <w:sz w:val="24"/>
+          <w:szCs w:val="24"/>
+          <w:lang w:val="hr-HR"/>
+        </w:rPr>
       </w:pPr>
       <w:r>
         <w:rPr>
@@ -1575,23 +1961,86 @@
           <w:sz w:val="24"/>
           <w:szCs w:val="24"/>
         </w:rPr>
-        <w:t xml:space="preserve"> rezultate dobivene jednim alatom tako što se provjere barem s još jednim. Osim toga, cilj alata bio je pokriti čim veći raspon oštećenja. Alat ima i grafičko sučelje koje olakšava korištenje </w:t>
-      </w:r>
-      <w:r>
-        <w:rPr>
-          <w:rFonts w:ascii="Times New Roman" w:hAnsi="Times New Roman" w:eastAsia="Times New Roman" w:cs="Times New Roman"/>
-          <w:sz w:val="24"/>
-          <w:szCs w:val="24"/>
+        <w:t xml:space="preserve"> rezultate dobivene jednim alatom tako što se provjere barem s još jednim. Osim toga, cilj alata bio je pokriti čim veći raspon oštećenja.</w:t>
+      </w:r>
+      <w:commentRangeStart w:id="1044192587"/>
+      <w:r>
+        <w:rPr>
+          <w:rFonts w:ascii="Times New Roman" w:hAnsi="Times New Roman" w:eastAsia="Times New Roman" w:cs="Times New Roman"/>
+          <w:sz w:val="24"/>
+          <w:szCs w:val="24"/>
+        </w:rPr>
+        <w:t xml:space="preserve"> </w:t>
+      </w:r>
+      <w:r>
+        <w:rPr>
+          <w:rFonts w:ascii="Times New Roman" w:hAnsi="Times New Roman" w:eastAsia="Times New Roman" w:cs="Times New Roman"/>
+          <w:noProof w:val="0"/>
+          <w:sz w:val="24"/>
+          <w:szCs w:val="24"/>
+          <w:lang w:val="hr-HR"/>
+        </w:rPr>
+        <w:t xml:space="preserve">Za implementaciju algoritama većinski su korištene gotove implementacije ili biblioteke, a njihovi izvori navedeni su u izvornom kodu. Svaku od njih bilo je potrebno prilagoditi za višu verziju Pythona te uskladiti primanje parametara i slične detalje da bi aplikacija funkcionirala kao cjelina. Alat ima i grafičko sučelje koje olakšava korištenje </w:t>
+      </w:r>
+      <w:r>
+        <w:rPr>
+          <w:rFonts w:ascii="Times New Roman" w:hAnsi="Times New Roman" w:eastAsia="Times New Roman" w:cs="Times New Roman"/>
+          <w:noProof w:val="0"/>
+          <w:sz w:val="24"/>
+          <w:szCs w:val="24"/>
+          <w:lang w:val="hr-HR"/>
         </w:rPr>
         <w:t>netehničkom</w:t>
       </w:r>
       <w:r>
         <w:rPr>
           <w:rFonts w:ascii="Times New Roman" w:hAnsi="Times New Roman" w:eastAsia="Times New Roman" w:cs="Times New Roman"/>
-          <w:sz w:val="24"/>
-          <w:szCs w:val="24"/>
-        </w:rPr>
-        <w:t xml:space="preserve"> osoblju. Najvažniji doprinos alata je što korisniku daje objašnjenja kad je koji algoritam pogodan za korištenje te daje reprezentativne primjere da bi korisnik mogao znati što očekuje od alata.</w:t>
+          <w:noProof w:val="0"/>
+          <w:sz w:val="24"/>
+          <w:szCs w:val="24"/>
+          <w:lang w:val="hr-HR"/>
+        </w:rPr>
+        <w:t xml:space="preserve"> osoblju. U slučaju korištenja grafičkog sučelja, korisnik ima napisane sugestije oko biranja vrijednosti parametara koje su proizašle kao rezultat testiranja ove aplikacije u </w:t>
+      </w:r>
+      <w:r>
+        <w:fldChar w:fldCharType="begin"/>
+      </w:r>
+      <w:r>
+        <w:instrText xml:space="preserve">HYPERLINK  \l  "_Tehnički_detalji" </w:instrText>
+      </w:r>
+      <w:r>
+        <w:fldChar w:fldCharType="separate"/>
+      </w:r>
+      <w:r>
+        <w:rPr>
+          <w:rStyle w:val="Hyperlink"/>
+          <w:rFonts w:ascii="Times New Roman" w:hAnsi="Times New Roman" w:eastAsia="Times New Roman" w:cs="Times New Roman"/>
+          <w:noProof w:val="0"/>
+          <w:sz w:val="24"/>
+          <w:szCs w:val="24"/>
+          <w:lang w:val="hr-HR"/>
+        </w:rPr>
+        <w:t>poglavlju 5</w:t>
+      </w:r>
+      <w:r>
+        <w:fldChar w:fldCharType="end"/>
+      </w:r>
+      <w:r>
+        <w:rPr>
+          <w:rFonts w:ascii="Times New Roman" w:hAnsi="Times New Roman" w:eastAsia="Times New Roman" w:cs="Times New Roman"/>
+          <w:noProof w:val="0"/>
+          <w:sz w:val="24"/>
+          <w:szCs w:val="24"/>
+          <w:lang w:val="hr-HR"/>
+        </w:rPr>
+        <w:t>.</w:t>
+      </w:r>
+      <w:commentRangeEnd w:id="1044192587"/>
+      <w:r>
+        <w:rPr>
+          <w:rStyle w:val="CommentReference"/>
+        </w:rPr>
+        <w:commentReference w:id="1044192587"/>
       </w:r>
     </w:p>
     <w:p xmlns:wp14="http://schemas.microsoft.com/office/word/2010/wordml" wp14:textId="76D8227A">
@@ -1639,12 +2088,12 @@
         <w:pStyle w:val="Heading1"/>
         <w:rPr/>
       </w:pPr>
-      <w:bookmarkStart w:name="_Toc1603533621" w:id="1817612701"/>
+      <w:bookmarkStart w:name="_Toc996618216" w:id="161822290"/>
       <w:r>
         <w:rPr/>
         <w:t>Izmjene na slikama</w:t>
       </w:r>
-      <w:bookmarkEnd w:id="1817612701"/>
+      <w:bookmarkEnd w:id="161822290"/>
     </w:p>
     <w:p>
       <w:pPr>
@@ -2061,7 +2510,35 @@
           <w:sz w:val="24"/>
           <w:szCs w:val="24"/>
         </w:rPr>
-        <w:t>Ovaj rad bavit će se samo lažiranjem slika, i to najviše izmjenama nad slikama. Neke od tehnika lažiranja slika su:</w:t>
+        <w:t xml:space="preserve">Ovaj rad bavit će se samo lažiranjem slika, i to najviše izmjenama nad slikama. </w:t>
+      </w:r>
+      <w:del w:author="Juraj Petrović" w:date="2026-04-23T11:26:02.208Z" w16du:dateUtc="2026-04-23T11:26:02.208Z" w:id="1659498251">
+        <w:r>
+          <w:rPr>
+            <w:rFonts w:ascii="Times New Roman" w:hAnsi="Times New Roman" w:eastAsia="Times New Roman" w:cs="Times New Roman"/>
+            <w:sz w:val="24"/>
+            <w:szCs w:val="24"/>
+          </w:rPr>
+          <w:delText>Neke od</w:delText>
+        </w:r>
+      </w:del>
+      <w:ins w:author="Juraj Petrović" w:date="2026-04-23T11:26:05.181Z" w16du:dateUtc="2026-04-23T11:26:05.181Z" w:id="1935750112">
+        <w:r>
+          <w:rPr>
+            <w:rFonts w:ascii="Times New Roman" w:hAnsi="Times New Roman" w:eastAsia="Times New Roman" w:cs="Times New Roman"/>
+            <w:sz w:val="24"/>
+            <w:szCs w:val="24"/>
+          </w:rPr>
+          <w:t>Najvažnije</w:t>
+        </w:r>
+      </w:ins>
+      <w:r>
+        <w:rPr>
+          <w:rFonts w:ascii="Times New Roman" w:hAnsi="Times New Roman" w:eastAsia="Times New Roman" w:cs="Times New Roman"/>
+          <w:sz w:val="24"/>
+          <w:szCs w:val="24"/>
+        </w:rPr>
+        <w:t xml:space="preserve"> tehnika lažiranja slika su:</w:t>
       </w:r>
     </w:p>
     <w:p>
@@ -2268,8 +2745,17 @@
       <w:r>
         <w:rPr>
           <w:rFonts w:ascii="Times New Roman" w:hAnsi="Times New Roman" w:eastAsia="Times New Roman" w:cs="Times New Roman"/>
-          <w:sz w:val="24"/>
-          <w:szCs w:val="24"/>
+          <w:i w:val="1"/>
+          <w:iCs w:val="1"/>
+          <w:sz w:val="24"/>
+          <w:szCs w:val="24"/>
+          <w:rPrChange w:author="Juraj Petrović" w:date="2026-04-23T11:26:24.516Z" w16du:dateUtc="2026-04-23T11:26:24.516Z" w:id="1199376199">
+            <w:rPr>
+              <w:rFonts w:ascii="Times New Roman" w:hAnsi="Times New Roman" w:eastAsia="Times New Roman" w:cs="Times New Roman"/>
+              <w:sz w:val="24"/>
+              <w:szCs w:val="24"/>
+            </w:rPr>
+          </w:rPrChange>
         </w:rPr>
         <w:t>erase-fill</w:t>
       </w:r>
@@ -2323,12 +2809,21 @@
         <w:pStyle w:val="Heading2"/>
         <w:rPr/>
       </w:pPr>
-      <w:r>
-        <w:rPr>
-          <w:noProof w:val="0"/>
-          <w:lang w:val="hr-HR"/>
-        </w:rPr>
-        <w:t xml:space="preserve">Metode pronalaženja izmjena na slikama </w:t>
+      <w:bookmarkStart w:name="_Toc978193818" w:id="2066257151"/>
+      <w:r>
+        <w:rPr>
+          <w:noProof w:val="0"/>
+          <w:lang w:val="hr-HR"/>
+        </w:rPr>
+        <w:t>Metode pronalaženja izmjena na slikama</w:t>
+      </w:r>
+      <w:bookmarkEnd w:id="2066257151"/>
+      <w:r>
+        <w:rPr>
+          <w:noProof w:val="0"/>
+          <w:lang w:val="hr-HR"/>
+        </w:rPr>
+        <w:t xml:space="preserve"> </w:t>
       </w:r>
     </w:p>
     <w:p>
@@ -2568,6 +3063,7 @@
           <w:szCs w:val="24"/>
         </w:rPr>
       </w:pPr>
+      <w:bookmarkStart w:name="_Toc2006895458" w:id="2097260591"/>
       <w:r>
         <w:rPr/>
         <w:t>Autentikacija</w:t>
@@ -2576,6 +3072,7 @@
         <w:rPr/>
         <w:t xml:space="preserve"> slike</w:t>
       </w:r>
+      <w:bookmarkEnd w:id="2097260591"/>
     </w:p>
     <w:p>
       <w:pPr>
@@ -2668,6 +3165,7 @@
           <w:szCs w:val="24"/>
         </w:rPr>
       </w:pPr>
+      <w:bookmarkStart w:name="_Toc914001111" w:id="296639795"/>
       <w:r>
         <w:rPr/>
         <w:t xml:space="preserve">Podjela metoda </w:t>
@@ -2680,6 +3178,7 @@
         <w:rPr/>
         <w:t xml:space="preserve"> slika</w:t>
       </w:r>
+      <w:bookmarkEnd w:id="296639795"/>
     </w:p>
     <w:p>
       <w:pPr>
@@ -2699,22 +3198,6 @@
           <w:szCs w:val="24"/>
         </w:rPr>
         <w:t xml:space="preserve">Metode detekcije izmjena na digitalnim slikama dijele se na aktivne ili pasivne. Često se nazivaju i </w:t>
-      </w:r>
-      <w:r>
-        <w:rPr>
-          <w:rFonts w:ascii="Times New Roman" w:hAnsi="Times New Roman" w:eastAsia="Times New Roman" w:cs="Times New Roman"/>
-          <w:sz w:val="24"/>
-          <w:szCs w:val="24"/>
-        </w:rPr>
-        <w:t>autentikacijskim</w:t>
-      </w:r>
-      <w:r>
-        <w:rPr>
-          <w:rFonts w:ascii="Times New Roman" w:hAnsi="Times New Roman" w:eastAsia="Times New Roman" w:cs="Times New Roman"/>
-          <w:sz w:val="24"/>
-          <w:szCs w:val="24"/>
-        </w:rPr>
-        <w:t xml:space="preserve"> metodama. Njihova je podjela prikazana na </w:t>
       </w:r>
       <w:r>
         <w:rPr>
@@ -2724,7 +3207,7 @@
           <w:sz w:val="24"/>
           <w:szCs w:val="24"/>
         </w:rPr>
-        <w:t>slici 1.</w:t>
+        <w:t>autentikacijskim</w:t>
       </w:r>
       <w:r>
         <w:rPr>
@@ -2734,15 +3217,7 @@
           <w:sz w:val="24"/>
           <w:szCs w:val="24"/>
         </w:rPr>
-        <w:t xml:space="preserve">1 </w:t>
-      </w:r>
-      <w:r>
-        <w:rPr>
-          <w:rFonts w:ascii="Times New Roman" w:hAnsi="Times New Roman" w:eastAsia="Times New Roman" w:cs="Times New Roman"/>
-          <w:sz w:val="24"/>
-          <w:szCs w:val="24"/>
-        </w:rPr>
-        <w:t>[3]</w:t>
+        <w:t xml:space="preserve"> metodama</w:t>
       </w:r>
       <w:r>
         <w:rPr>
@@ -2755,23 +3230,1695 @@
     </w:p>
     <w:p>
       <w:pPr>
-        <w:pStyle w:val="Normal"/>
+        <w:pStyle w:val="Heading3"/>
+        <w:rPr>
+          <w:rFonts w:ascii="Times New Roman" w:hAnsi="Times New Roman" w:eastAsia="Times New Roman" w:cs="Times New Roman"/>
+          <w:sz w:val="24"/>
+          <w:szCs w:val="24"/>
+        </w:rPr>
+      </w:pPr>
+      <w:bookmarkStart w:name="_Toc1195756147" w:id="748617058"/>
+      <w:r>
+        <w:rPr/>
+        <w:t xml:space="preserve">Aktivna </w:t>
+      </w:r>
+      <w:r>
+        <w:rPr/>
+        <w:t>autentikacijska</w:t>
+      </w:r>
+      <w:r>
+        <w:rPr/>
+        <w:t xml:space="preserve"> </w:t>
+      </w:r>
+      <w:r>
+        <w:rPr/>
+        <w:t>metoda</w:t>
+      </w:r>
+      <w:bookmarkEnd w:id="748617058"/>
+    </w:p>
+    <w:p>
+      <w:pPr>
+        <w:spacing w:before="240" w:beforeAutospacing="off" w:after="240" w:afterAutospacing="off"/>
+        <w:rPr>
+          <w:rFonts w:ascii="Times New Roman" w:hAnsi="Times New Roman" w:eastAsia="Times New Roman" w:cs="Times New Roman"/>
+          <w:b w:val="1"/>
+          <w:bCs w:val="1"/>
+          <w:noProof w:val="0"/>
+          <w:sz w:val="24"/>
+          <w:szCs w:val="24"/>
+          <w:lang w:val="hr-HR"/>
+        </w:rPr>
+      </w:pPr>
+      <w:r>
+        <w:rPr>
+          <w:rFonts w:ascii="Times New Roman" w:hAnsi="Times New Roman" w:eastAsia="Times New Roman" w:cs="Times New Roman"/>
+          <w:b w:val="1"/>
+          <w:bCs w:val="1"/>
+          <w:sz w:val="24"/>
+          <w:szCs w:val="24"/>
+        </w:rPr>
+        <w:t xml:space="preserve">Aktivna </w:t>
+      </w:r>
+      <w:r>
+        <w:rPr>
+          <w:rFonts w:ascii="Times New Roman" w:hAnsi="Times New Roman" w:eastAsia="Times New Roman" w:cs="Times New Roman"/>
+          <w:b w:val="1"/>
+          <w:bCs w:val="1"/>
+          <w:sz w:val="24"/>
+          <w:szCs w:val="24"/>
+        </w:rPr>
+        <w:t>autentikacijska</w:t>
+      </w:r>
+      <w:r>
+        <w:rPr>
+          <w:rFonts w:ascii="Times New Roman" w:hAnsi="Times New Roman" w:eastAsia="Times New Roman" w:cs="Times New Roman"/>
+          <w:sz w:val="24"/>
+          <w:szCs w:val="24"/>
+        </w:rPr>
+        <w:t xml:space="preserve"> </w:t>
+      </w:r>
+      <w:r>
+        <w:rPr>
+          <w:rFonts w:ascii="Times New Roman" w:hAnsi="Times New Roman" w:eastAsia="Times New Roman" w:cs="Times New Roman"/>
+          <w:b w:val="1"/>
+          <w:bCs w:val="1"/>
+          <w:sz w:val="24"/>
+          <w:szCs w:val="24"/>
+        </w:rPr>
+        <w:t>metoda</w:t>
+      </w:r>
+      <w:r>
+        <w:rPr>
+          <w:rFonts w:ascii="Times New Roman" w:hAnsi="Times New Roman" w:eastAsia="Times New Roman" w:cs="Times New Roman"/>
+          <w:sz w:val="24"/>
+          <w:szCs w:val="24"/>
+        </w:rPr>
+        <w:t xml:space="preserve"> zahtijeva postojanje informacija o slici pri njezinu stvaranju. Informacije mogu biti zapisane u obliku vodenog žiga (engl. </w:t>
+      </w:r>
+      <w:r>
+        <w:rPr>
+          <w:rFonts w:ascii="Times New Roman" w:hAnsi="Times New Roman" w:eastAsia="Times New Roman" w:cs="Times New Roman"/>
+          <w:i w:val="1"/>
+          <w:iCs w:val="1"/>
+          <w:sz w:val="24"/>
+          <w:szCs w:val="24"/>
+        </w:rPr>
+        <w:t>digtal</w:t>
+      </w:r>
+      <w:r>
+        <w:rPr>
+          <w:rFonts w:ascii="Times New Roman" w:hAnsi="Times New Roman" w:eastAsia="Times New Roman" w:cs="Times New Roman"/>
+          <w:sz w:val="24"/>
+          <w:szCs w:val="24"/>
+        </w:rPr>
+        <w:t xml:space="preserve"> </w:t>
+      </w:r>
+      <w:r>
+        <w:rPr>
+          <w:rFonts w:ascii="Times New Roman" w:hAnsi="Times New Roman" w:eastAsia="Times New Roman" w:cs="Times New Roman"/>
+          <w:i w:val="1"/>
+          <w:iCs w:val="1"/>
+          <w:sz w:val="24"/>
+          <w:szCs w:val="24"/>
+        </w:rPr>
+        <w:t>watermark</w:t>
+      </w:r>
+      <w:r>
+        <w:rPr>
+          <w:rFonts w:ascii="Times New Roman" w:hAnsi="Times New Roman" w:eastAsia="Times New Roman" w:cs="Times New Roman"/>
+          <w:sz w:val="24"/>
+          <w:szCs w:val="24"/>
+        </w:rPr>
+        <w:t xml:space="preserve">) ili digitalnog potpisa (engl. </w:t>
+      </w:r>
+      <w:r>
+        <w:rPr>
+          <w:rFonts w:ascii="Times New Roman" w:hAnsi="Times New Roman" w:eastAsia="Times New Roman" w:cs="Times New Roman"/>
+          <w:i w:val="1"/>
+          <w:iCs w:val="1"/>
+          <w:sz w:val="24"/>
+          <w:szCs w:val="24"/>
+        </w:rPr>
+        <w:t>digital</w:t>
+      </w:r>
+      <w:r>
+        <w:rPr>
+          <w:rFonts w:ascii="Times New Roman" w:hAnsi="Times New Roman" w:eastAsia="Times New Roman" w:cs="Times New Roman"/>
+          <w:i w:val="1"/>
+          <w:iCs w:val="1"/>
+          <w:sz w:val="24"/>
+          <w:szCs w:val="24"/>
+        </w:rPr>
+        <w:t xml:space="preserve"> signature</w:t>
+      </w:r>
+      <w:r>
+        <w:rPr>
+          <w:rFonts w:ascii="Times New Roman" w:hAnsi="Times New Roman" w:eastAsia="Times New Roman" w:cs="Times New Roman"/>
+          <w:sz w:val="24"/>
+          <w:szCs w:val="24"/>
+        </w:rPr>
+        <w:t xml:space="preserve">). </w:t>
+      </w:r>
+    </w:p>
+    <w:p>
+      <w:pPr>
+        <w:spacing w:before="240" w:beforeAutospacing="off" w:after="240" w:afterAutospacing="off"/>
+      </w:pPr>
+      <w:r>
+        <w:rPr>
+          <w:rFonts w:ascii="Times New Roman" w:hAnsi="Times New Roman" w:eastAsia="Times New Roman" w:cs="Times New Roman"/>
+          <w:b w:val="1"/>
+          <w:bCs w:val="1"/>
+          <w:sz w:val="24"/>
+          <w:szCs w:val="24"/>
+        </w:rPr>
+        <w:t>Umetanje vodenog žiga</w:t>
+      </w:r>
+      <w:r>
+        <w:rPr>
+          <w:rFonts w:ascii="Times New Roman" w:hAnsi="Times New Roman" w:eastAsia="Times New Roman" w:cs="Times New Roman"/>
+          <w:sz w:val="24"/>
+          <w:szCs w:val="24"/>
+        </w:rPr>
+        <w:t xml:space="preserve"> (engl. </w:t>
+      </w:r>
+      <w:r>
+        <w:rPr>
+          <w:rFonts w:ascii="Times New Roman" w:hAnsi="Times New Roman" w:eastAsia="Times New Roman" w:cs="Times New Roman"/>
+          <w:i w:val="1"/>
+          <w:iCs w:val="1"/>
+          <w:sz w:val="24"/>
+          <w:szCs w:val="24"/>
+        </w:rPr>
+        <w:t>watermarking</w:t>
+      </w:r>
+      <w:r>
+        <w:rPr>
+          <w:rFonts w:ascii="Times New Roman" w:hAnsi="Times New Roman" w:eastAsia="Times New Roman" w:cs="Times New Roman"/>
+          <w:sz w:val="24"/>
+          <w:szCs w:val="24"/>
+        </w:rPr>
+        <w:t xml:space="preserve">) je proces koji umeće informacije o slici koje se mogu koristiti za </w:t>
+      </w:r>
+      <w:r>
+        <w:rPr>
+          <w:rFonts w:ascii="Times New Roman" w:hAnsi="Times New Roman" w:eastAsia="Times New Roman" w:cs="Times New Roman"/>
+          <w:sz w:val="24"/>
+          <w:szCs w:val="24"/>
+        </w:rPr>
+        <w:t>autentikaciju</w:t>
+      </w:r>
+      <w:r>
+        <w:rPr>
+          <w:rFonts w:ascii="Times New Roman" w:hAnsi="Times New Roman" w:eastAsia="Times New Roman" w:cs="Times New Roman"/>
+          <w:sz w:val="24"/>
+          <w:szCs w:val="24"/>
+        </w:rPr>
+        <w:t xml:space="preserve"> na način da budu vidljive samo onome kome je namijenjeno. Vodeni žig služi za dokazivanje autentičnosti i integriteta. Dakle, osim što dokazuje da slika nije mijenjana, dokazuje i njezinog autora. No, da bi primatelj mogao izvući te informacija, mora mu biti poznata dijeljena tajna (engl. </w:t>
+      </w:r>
+      <w:r>
+        <w:rPr>
+          <w:rFonts w:ascii="Times New Roman" w:hAnsi="Times New Roman" w:eastAsia="Times New Roman" w:cs="Times New Roman"/>
+          <w:i w:val="1"/>
+          <w:iCs w:val="1"/>
+          <w:sz w:val="24"/>
+          <w:szCs w:val="24"/>
+        </w:rPr>
+        <w:t>pre-</w:t>
+      </w:r>
+      <w:r>
+        <w:rPr>
+          <w:rFonts w:ascii="Times New Roman" w:hAnsi="Times New Roman" w:eastAsia="Times New Roman" w:cs="Times New Roman"/>
+          <w:i w:val="1"/>
+          <w:iCs w:val="1"/>
+          <w:sz w:val="24"/>
+          <w:szCs w:val="24"/>
+        </w:rPr>
+        <w:t>shared</w:t>
+      </w:r>
+      <w:r>
+        <w:rPr>
+          <w:rFonts w:ascii="Times New Roman" w:hAnsi="Times New Roman" w:eastAsia="Times New Roman" w:cs="Times New Roman"/>
+          <w:i w:val="1"/>
+          <w:iCs w:val="1"/>
+          <w:sz w:val="24"/>
+          <w:szCs w:val="24"/>
+        </w:rPr>
+        <w:t xml:space="preserve"> </w:t>
+      </w:r>
+      <w:r>
+        <w:rPr>
+          <w:rFonts w:ascii="Times New Roman" w:hAnsi="Times New Roman" w:eastAsia="Times New Roman" w:cs="Times New Roman"/>
+          <w:i w:val="1"/>
+          <w:iCs w:val="1"/>
+          <w:sz w:val="24"/>
+          <w:szCs w:val="24"/>
+        </w:rPr>
+        <w:t>secret</w:t>
+      </w:r>
+      <w:r>
+        <w:rPr>
+          <w:rFonts w:ascii="Times New Roman" w:hAnsi="Times New Roman" w:eastAsia="Times New Roman" w:cs="Times New Roman"/>
+          <w:sz w:val="24"/>
+          <w:szCs w:val="24"/>
+        </w:rPr>
+        <w:t>).</w:t>
+      </w:r>
+    </w:p>
+    <w:p>
+      <w:pPr>
+        <w:spacing w:before="240" w:beforeAutospacing="off" w:after="240" w:afterAutospacing="off"/>
+      </w:pPr>
+      <w:r>
+        <w:rPr>
+          <w:rFonts w:ascii="Times New Roman" w:hAnsi="Times New Roman" w:eastAsia="Times New Roman" w:cs="Times New Roman"/>
+          <w:sz w:val="24"/>
+          <w:szCs w:val="24"/>
+        </w:rPr>
+        <w:t xml:space="preserve">S druge strane, </w:t>
+      </w:r>
+      <w:r>
+        <w:rPr>
+          <w:rFonts w:ascii="Times New Roman" w:hAnsi="Times New Roman" w:eastAsia="Times New Roman" w:cs="Times New Roman"/>
+          <w:b w:val="1"/>
+          <w:bCs w:val="1"/>
+          <w:sz w:val="24"/>
+          <w:szCs w:val="24"/>
+        </w:rPr>
+        <w:t>digitalni potpis</w:t>
+      </w:r>
+      <w:r>
+        <w:rPr>
+          <w:rFonts w:ascii="Times New Roman" w:hAnsi="Times New Roman" w:eastAsia="Times New Roman" w:cs="Times New Roman"/>
+          <w:sz w:val="24"/>
+          <w:szCs w:val="24"/>
+        </w:rPr>
+        <w:t xml:space="preserve"> služi samo za dokazivanje autentičnosti. Dakle, digitalni potpis znači da tvorac slike ne može poreći da ju je on napravio, ali ne i da slika nije mijenjana. Najjednostavniji pristup je korištenje funkcije sažetka i korištenje asimetrične kriptografije. Sažetak može uključivati sve piksele ili samo najvažnije značajke slike. Sažetak se kriptira privatnim ključem autora tako da se osigura neporecivost jer nitko osim autora ne bi </w:t>
+      </w:r>
+      <w:r>
+        <w:rPr>
+          <w:rFonts w:ascii="Times New Roman" w:hAnsi="Times New Roman" w:eastAsia="Times New Roman" w:cs="Times New Roman"/>
+          <w:sz w:val="24"/>
+          <w:szCs w:val="24"/>
+        </w:rPr>
+        <w:t>smio</w:t>
+      </w:r>
+      <w:r>
+        <w:rPr>
+          <w:rFonts w:ascii="Times New Roman" w:hAnsi="Times New Roman" w:eastAsia="Times New Roman" w:cs="Times New Roman"/>
+          <w:sz w:val="24"/>
+          <w:szCs w:val="24"/>
+        </w:rPr>
+        <w:t xml:space="preserve"> imati njegov ključ. Da bi se provjerilo da je sažetak </w:t>
+      </w:r>
+      <w:r>
+        <w:rPr>
+          <w:rFonts w:ascii="Times New Roman" w:hAnsi="Times New Roman" w:eastAsia="Times New Roman" w:cs="Times New Roman"/>
+          <w:sz w:val="24"/>
+          <w:szCs w:val="24"/>
+        </w:rPr>
+        <w:t>kriptirao</w:t>
+      </w:r>
+      <w:r>
+        <w:rPr>
+          <w:rFonts w:ascii="Times New Roman" w:hAnsi="Times New Roman" w:eastAsia="Times New Roman" w:cs="Times New Roman"/>
+          <w:sz w:val="24"/>
+          <w:szCs w:val="24"/>
+        </w:rPr>
+        <w:t xml:space="preserve"> zaista taj autor, svi ostali mogu dekriptirati sažetak javnim ključem autora. Digitalni potpis se često sprema u </w:t>
+      </w:r>
+      <w:r>
+        <w:rPr>
+          <w:rFonts w:ascii="Times New Roman" w:hAnsi="Times New Roman" w:eastAsia="Times New Roman" w:cs="Times New Roman"/>
+          <w:sz w:val="24"/>
+          <w:szCs w:val="24"/>
+        </w:rPr>
+        <w:t>metapodatke</w:t>
+      </w:r>
+      <w:r>
+        <w:rPr>
+          <w:rFonts w:ascii="Times New Roman" w:hAnsi="Times New Roman" w:eastAsia="Times New Roman" w:cs="Times New Roman"/>
+          <w:sz w:val="24"/>
+          <w:szCs w:val="24"/>
+        </w:rPr>
+        <w:t xml:space="preserve"> [5].</w:t>
+      </w:r>
+    </w:p>
+    <w:p>
+      <w:pPr>
+        <w:pStyle w:val="Heading3"/>
+        <w:rPr>
+          <w:rFonts w:ascii="Times New Roman" w:hAnsi="Times New Roman" w:eastAsia="Times New Roman" w:cs="Times New Roman"/>
+          <w:sz w:val="24"/>
+          <w:szCs w:val="24"/>
+        </w:rPr>
+      </w:pPr>
+      <w:bookmarkStart w:name="_Toc2051039514" w:id="1030153280"/>
+      <w:r>
+        <w:rPr/>
+        <w:t xml:space="preserve">Pasivna </w:t>
+      </w:r>
+      <w:r>
+        <w:rPr/>
+        <w:t>autentikacijska</w:t>
+      </w:r>
+      <w:r>
+        <w:rPr/>
+        <w:t xml:space="preserve"> metoda</w:t>
+      </w:r>
+      <w:bookmarkEnd w:id="1030153280"/>
+    </w:p>
+    <w:p>
+      <w:pPr>
+        <w:spacing w:before="240" w:beforeAutospacing="off" w:after="240" w:afterAutospacing="off"/>
+        <w:rPr>
+          <w:rFonts w:ascii="Times New Roman" w:hAnsi="Times New Roman" w:eastAsia="Times New Roman" w:cs="Times New Roman"/>
+          <w:sz w:val="24"/>
+          <w:szCs w:val="24"/>
+        </w:rPr>
+      </w:pPr>
+      <w:r>
+        <w:rPr>
+          <w:rFonts w:ascii="Times New Roman" w:hAnsi="Times New Roman" w:eastAsia="Times New Roman" w:cs="Times New Roman"/>
+          <w:sz w:val="24"/>
+          <w:szCs w:val="24"/>
+        </w:rPr>
+        <w:t xml:space="preserve">Glavni nedostatak </w:t>
+      </w:r>
+      <w:r>
+        <w:rPr>
+          <w:rFonts w:ascii="Times New Roman" w:hAnsi="Times New Roman" w:eastAsia="Times New Roman" w:cs="Times New Roman"/>
+          <w:sz w:val="24"/>
+          <w:szCs w:val="24"/>
+        </w:rPr>
+        <w:t>autentikacijskih</w:t>
+      </w:r>
+      <w:r>
+        <w:rPr>
+          <w:rFonts w:ascii="Times New Roman" w:hAnsi="Times New Roman" w:eastAsia="Times New Roman" w:cs="Times New Roman"/>
+          <w:sz w:val="24"/>
+          <w:szCs w:val="24"/>
+        </w:rPr>
+        <w:t xml:space="preserve"> metoda je nemogućnost rada bez ovih unaprijed unesenih informacija koje nisu uvijek prisutne u slikama. Zato se često koristi </w:t>
+      </w:r>
+      <w:r>
+        <w:rPr>
+          <w:rFonts w:ascii="Times New Roman" w:hAnsi="Times New Roman" w:eastAsia="Times New Roman" w:cs="Times New Roman"/>
+          <w:b w:val="1"/>
+          <w:bCs w:val="1"/>
+          <w:sz w:val="24"/>
+          <w:szCs w:val="24"/>
+        </w:rPr>
+        <w:t xml:space="preserve">pasivna </w:t>
+      </w:r>
+      <w:r>
+        <w:rPr>
+          <w:rFonts w:ascii="Times New Roman" w:hAnsi="Times New Roman" w:eastAsia="Times New Roman" w:cs="Times New Roman"/>
+          <w:b w:val="1"/>
+          <w:bCs w:val="1"/>
+          <w:sz w:val="24"/>
+          <w:szCs w:val="24"/>
+        </w:rPr>
+        <w:t>autentikacijska</w:t>
+      </w:r>
+      <w:r>
+        <w:rPr>
+          <w:rFonts w:ascii="Times New Roman" w:hAnsi="Times New Roman" w:eastAsia="Times New Roman" w:cs="Times New Roman"/>
+          <w:b w:val="1"/>
+          <w:bCs w:val="1"/>
+          <w:sz w:val="24"/>
+          <w:szCs w:val="24"/>
+        </w:rPr>
+        <w:t xml:space="preserve"> metoda.</w:t>
+      </w:r>
+      <w:r>
+        <w:rPr>
+          <w:rFonts w:ascii="Times New Roman" w:hAnsi="Times New Roman" w:eastAsia="Times New Roman" w:cs="Times New Roman"/>
+          <w:sz w:val="24"/>
+          <w:szCs w:val="24"/>
+        </w:rPr>
+        <w:t xml:space="preserve"> Nekad se naziva i </w:t>
+      </w:r>
+      <w:r>
+        <w:rPr>
+          <w:rFonts w:ascii="Times New Roman" w:hAnsi="Times New Roman" w:eastAsia="Times New Roman" w:cs="Times New Roman"/>
+          <w:b w:val="1"/>
+          <w:bCs w:val="1"/>
+          <w:sz w:val="24"/>
+          <w:szCs w:val="24"/>
+        </w:rPr>
+        <w:t>slijepom</w:t>
+      </w:r>
+      <w:r>
+        <w:rPr>
+          <w:rFonts w:ascii="Times New Roman" w:hAnsi="Times New Roman" w:eastAsia="Times New Roman" w:cs="Times New Roman"/>
+          <w:sz w:val="24"/>
+          <w:szCs w:val="24"/>
+        </w:rPr>
+        <w:t xml:space="preserve"> (engl. </w:t>
+      </w:r>
+      <w:r>
+        <w:rPr>
+          <w:rFonts w:ascii="Times New Roman" w:hAnsi="Times New Roman" w:eastAsia="Times New Roman" w:cs="Times New Roman"/>
+          <w:i w:val="1"/>
+          <w:iCs w:val="1"/>
+          <w:sz w:val="24"/>
+          <w:szCs w:val="24"/>
+        </w:rPr>
+        <w:t>blind</w:t>
+      </w:r>
+      <w:r>
+        <w:rPr>
+          <w:rFonts w:ascii="Times New Roman" w:hAnsi="Times New Roman" w:eastAsia="Times New Roman" w:cs="Times New Roman"/>
+          <w:sz w:val="24"/>
+          <w:szCs w:val="24"/>
+        </w:rPr>
+        <w:t xml:space="preserve">) jer ne zahtijeva nikakvo prethodno znanje o slici, već se samo služi informacijama koje može izvući iz slike bez ikakvog konteksta. Pasivna </w:t>
+      </w:r>
+      <w:r>
+        <w:rPr>
+          <w:rFonts w:ascii="Times New Roman" w:hAnsi="Times New Roman" w:eastAsia="Times New Roman" w:cs="Times New Roman"/>
+          <w:sz w:val="24"/>
+          <w:szCs w:val="24"/>
+        </w:rPr>
+        <w:t>autentikacijska</w:t>
+      </w:r>
+      <w:r>
+        <w:rPr>
+          <w:rFonts w:ascii="Times New Roman" w:hAnsi="Times New Roman" w:eastAsia="Times New Roman" w:cs="Times New Roman"/>
+          <w:sz w:val="24"/>
+          <w:szCs w:val="24"/>
+        </w:rPr>
+        <w:t xml:space="preserve"> metoda temelji se na tome da izvorne nepromijenjene slike imaju određene statističke uzorke na koje manipulacija utječe čak i kad ljudsko oko ne vidi promjenu na slici. Ovaj rad bavit će se isključivo tehnikama pasivne </w:t>
+      </w:r>
+      <w:r>
+        <w:rPr>
+          <w:rFonts w:ascii="Times New Roman" w:hAnsi="Times New Roman" w:eastAsia="Times New Roman" w:cs="Times New Roman"/>
+          <w:sz w:val="24"/>
+          <w:szCs w:val="24"/>
+        </w:rPr>
+        <w:t>autentikacijske</w:t>
+      </w:r>
+      <w:r>
+        <w:rPr>
+          <w:rFonts w:ascii="Times New Roman" w:hAnsi="Times New Roman" w:eastAsia="Times New Roman" w:cs="Times New Roman"/>
+          <w:sz w:val="24"/>
+          <w:szCs w:val="24"/>
+        </w:rPr>
+        <w:t xml:space="preserve"> metode jer je u praksi češća situacija da dodatne informacije o slici nisu dostupne.</w:t>
+      </w:r>
+    </w:p>
+    <w:p>
+      <w:pPr>
+        <w:spacing w:before="240" w:beforeAutospacing="off" w:after="240" w:afterAutospacing="off"/>
+      </w:pPr>
+      <w:r>
+        <w:rPr>
+          <w:rFonts w:ascii="Times New Roman" w:hAnsi="Times New Roman" w:eastAsia="Times New Roman" w:cs="Times New Roman"/>
+          <w:sz w:val="24"/>
+          <w:szCs w:val="24"/>
+        </w:rPr>
+        <w:t xml:space="preserve">Ovisno o tome koja se značajku slike promatra, tehnika pasivne </w:t>
+      </w:r>
+      <w:r>
+        <w:rPr>
+          <w:rFonts w:ascii="Times New Roman" w:hAnsi="Times New Roman" w:eastAsia="Times New Roman" w:cs="Times New Roman"/>
+          <w:sz w:val="24"/>
+          <w:szCs w:val="24"/>
+        </w:rPr>
+        <w:t>autentikacijske</w:t>
+      </w:r>
+      <w:r>
+        <w:rPr>
+          <w:rFonts w:ascii="Times New Roman" w:hAnsi="Times New Roman" w:eastAsia="Times New Roman" w:cs="Times New Roman"/>
+          <w:sz w:val="24"/>
+          <w:szCs w:val="24"/>
+        </w:rPr>
+        <w:t xml:space="preserve"> metode mogu se dalje podijeliti na.</w:t>
+      </w:r>
+    </w:p>
+    <w:p>
+      <w:pPr>
+        <w:pStyle w:val="ListParagraph"/>
+        <w:numPr>
+          <w:ilvl w:val="0"/>
+          <w:numId w:val="16"/>
+        </w:numPr>
+        <w:spacing w:before="0" w:beforeAutospacing="off" w:after="0" w:afterAutospacing="off"/>
+        <w:rPr>
+          <w:rFonts w:ascii="Times New Roman" w:hAnsi="Times New Roman" w:eastAsia="Times New Roman" w:cs="Times New Roman"/>
+          <w:noProof w:val="0"/>
+          <w:sz w:val="24"/>
+          <w:szCs w:val="24"/>
+          <w:lang w:val="hr-HR"/>
+        </w:rPr>
+      </w:pPr>
+      <w:r>
+        <w:rPr>
+          <w:rFonts w:ascii="Times New Roman" w:hAnsi="Times New Roman" w:eastAsia="Times New Roman" w:cs="Times New Roman"/>
+          <w:sz w:val="24"/>
+          <w:szCs w:val="24"/>
+        </w:rPr>
+        <w:t xml:space="preserve">tehnike proučavanja piksela (engl. </w:t>
+      </w:r>
+      <w:r>
+        <w:rPr>
+          <w:rFonts w:ascii="Times New Roman" w:hAnsi="Times New Roman" w:eastAsia="Times New Roman" w:cs="Times New Roman"/>
+          <w:i w:val="1"/>
+          <w:iCs w:val="1"/>
+          <w:sz w:val="24"/>
+          <w:szCs w:val="24"/>
+        </w:rPr>
+        <w:t>Pixel-based</w:t>
+      </w:r>
+      <w:r>
+        <w:rPr>
+          <w:rFonts w:ascii="Times New Roman" w:hAnsi="Times New Roman" w:eastAsia="Times New Roman" w:cs="Times New Roman"/>
+          <w:i w:val="1"/>
+          <w:iCs w:val="1"/>
+          <w:sz w:val="24"/>
+          <w:szCs w:val="24"/>
+        </w:rPr>
+        <w:t xml:space="preserve"> </w:t>
+      </w:r>
+      <w:r>
+        <w:rPr>
+          <w:rFonts w:ascii="Times New Roman" w:hAnsi="Times New Roman" w:eastAsia="Times New Roman" w:cs="Times New Roman"/>
+          <w:i w:val="1"/>
+          <w:iCs w:val="1"/>
+          <w:sz w:val="24"/>
+          <w:szCs w:val="24"/>
+        </w:rPr>
+        <w:t>technique</w:t>
+      </w:r>
+      <w:r>
+        <w:rPr>
+          <w:rFonts w:ascii="Times New Roman" w:hAnsi="Times New Roman" w:eastAsia="Times New Roman" w:cs="Times New Roman"/>
+          <w:sz w:val="24"/>
+          <w:szCs w:val="24"/>
+        </w:rPr>
+        <w:t>)</w:t>
+      </w:r>
+    </w:p>
+    <w:p>
+      <w:pPr>
+        <w:pStyle w:val="ListParagraph"/>
+        <w:numPr>
+          <w:ilvl w:val="0"/>
+          <w:numId w:val="16"/>
+        </w:numPr>
+        <w:spacing w:before="0" w:beforeAutospacing="off" w:after="0" w:afterAutospacing="off"/>
+        <w:rPr>
+          <w:rFonts w:ascii="Times New Roman" w:hAnsi="Times New Roman" w:eastAsia="Times New Roman" w:cs="Times New Roman"/>
+          <w:noProof w:val="0"/>
+          <w:sz w:val="24"/>
+          <w:szCs w:val="24"/>
+          <w:lang w:val="hr-HR"/>
+        </w:rPr>
+      </w:pPr>
+      <w:r>
+        <w:rPr>
+          <w:rFonts w:ascii="Times New Roman" w:hAnsi="Times New Roman" w:eastAsia="Times New Roman" w:cs="Times New Roman"/>
+          <w:sz w:val="24"/>
+          <w:szCs w:val="24"/>
+        </w:rPr>
+        <w:t xml:space="preserve">tehnike proučavanja specifičnosti formata slike (engl. </w:t>
+      </w:r>
+      <w:r>
+        <w:rPr>
+          <w:rFonts w:ascii="Times New Roman" w:hAnsi="Times New Roman" w:eastAsia="Times New Roman" w:cs="Times New Roman"/>
+          <w:i w:val="1"/>
+          <w:iCs w:val="1"/>
+          <w:sz w:val="24"/>
+          <w:szCs w:val="24"/>
+        </w:rPr>
+        <w:t>Format-</w:t>
+      </w:r>
+      <w:r>
+        <w:rPr>
+          <w:rFonts w:ascii="Times New Roman" w:hAnsi="Times New Roman" w:eastAsia="Times New Roman" w:cs="Times New Roman"/>
+          <w:i w:val="1"/>
+          <w:iCs w:val="1"/>
+          <w:sz w:val="24"/>
+          <w:szCs w:val="24"/>
+        </w:rPr>
+        <w:t>based</w:t>
+      </w:r>
+      <w:r>
+        <w:rPr>
+          <w:rFonts w:ascii="Times New Roman" w:hAnsi="Times New Roman" w:eastAsia="Times New Roman" w:cs="Times New Roman"/>
+          <w:i w:val="1"/>
+          <w:iCs w:val="1"/>
+          <w:sz w:val="24"/>
+          <w:szCs w:val="24"/>
+        </w:rPr>
+        <w:t xml:space="preserve"> </w:t>
+      </w:r>
+      <w:r>
+        <w:rPr>
+          <w:rFonts w:ascii="Times New Roman" w:hAnsi="Times New Roman" w:eastAsia="Times New Roman" w:cs="Times New Roman"/>
+          <w:i w:val="1"/>
+          <w:iCs w:val="1"/>
+          <w:sz w:val="24"/>
+          <w:szCs w:val="24"/>
+        </w:rPr>
+        <w:t>technique</w:t>
+      </w:r>
+      <w:r>
+        <w:rPr>
+          <w:rFonts w:ascii="Times New Roman" w:hAnsi="Times New Roman" w:eastAsia="Times New Roman" w:cs="Times New Roman"/>
+          <w:sz w:val="24"/>
+          <w:szCs w:val="24"/>
+        </w:rPr>
+        <w:t>)</w:t>
+      </w:r>
+    </w:p>
+    <w:p>
+      <w:pPr>
+        <w:pStyle w:val="ListParagraph"/>
+        <w:numPr>
+          <w:ilvl w:val="0"/>
+          <w:numId w:val="16"/>
+        </w:numPr>
+        <w:spacing w:before="0" w:beforeAutospacing="off" w:after="0" w:afterAutospacing="off"/>
+        <w:rPr>
+          <w:rFonts w:ascii="Times New Roman" w:hAnsi="Times New Roman" w:eastAsia="Times New Roman" w:cs="Times New Roman"/>
+          <w:noProof w:val="0"/>
+          <w:sz w:val="24"/>
+          <w:szCs w:val="24"/>
+          <w:lang w:val="hr-HR"/>
+        </w:rPr>
+      </w:pPr>
+      <w:r>
+        <w:rPr>
+          <w:rFonts w:ascii="Times New Roman" w:hAnsi="Times New Roman" w:eastAsia="Times New Roman" w:cs="Times New Roman"/>
+          <w:sz w:val="24"/>
+          <w:szCs w:val="24"/>
+        </w:rPr>
+        <w:t xml:space="preserve">detekcija izmjena na razini kamere (engl. </w:t>
+      </w:r>
+      <w:r>
+        <w:rPr>
+          <w:rFonts w:ascii="Times New Roman" w:hAnsi="Times New Roman" w:eastAsia="Times New Roman" w:cs="Times New Roman"/>
+          <w:i w:val="1"/>
+          <w:iCs w:val="1"/>
+          <w:sz w:val="24"/>
+          <w:szCs w:val="24"/>
+        </w:rPr>
+        <w:t>Camera-based</w:t>
+      </w:r>
+      <w:r>
+        <w:rPr>
+          <w:rFonts w:ascii="Times New Roman" w:hAnsi="Times New Roman" w:eastAsia="Times New Roman" w:cs="Times New Roman"/>
+          <w:i w:val="1"/>
+          <w:iCs w:val="1"/>
+          <w:sz w:val="24"/>
+          <w:szCs w:val="24"/>
+        </w:rPr>
+        <w:t xml:space="preserve"> </w:t>
+      </w:r>
+      <w:r>
+        <w:rPr>
+          <w:rFonts w:ascii="Times New Roman" w:hAnsi="Times New Roman" w:eastAsia="Times New Roman" w:cs="Times New Roman"/>
+          <w:i w:val="1"/>
+          <w:iCs w:val="1"/>
+          <w:sz w:val="24"/>
+          <w:szCs w:val="24"/>
+        </w:rPr>
+        <w:t>image</w:t>
+      </w:r>
+      <w:r>
+        <w:rPr>
+          <w:rFonts w:ascii="Times New Roman" w:hAnsi="Times New Roman" w:eastAsia="Times New Roman" w:cs="Times New Roman"/>
+          <w:i w:val="1"/>
+          <w:iCs w:val="1"/>
+          <w:sz w:val="24"/>
+          <w:szCs w:val="24"/>
+        </w:rPr>
+        <w:t xml:space="preserve"> </w:t>
+      </w:r>
+      <w:r>
+        <w:rPr>
+          <w:rFonts w:ascii="Times New Roman" w:hAnsi="Times New Roman" w:eastAsia="Times New Roman" w:cs="Times New Roman"/>
+          <w:i w:val="1"/>
+          <w:iCs w:val="1"/>
+          <w:sz w:val="24"/>
+          <w:szCs w:val="24"/>
+        </w:rPr>
+        <w:t>tampering</w:t>
+      </w:r>
+      <w:r>
+        <w:rPr>
+          <w:rFonts w:ascii="Times New Roman" w:hAnsi="Times New Roman" w:eastAsia="Times New Roman" w:cs="Times New Roman"/>
+          <w:i w:val="1"/>
+          <w:iCs w:val="1"/>
+          <w:sz w:val="24"/>
+          <w:szCs w:val="24"/>
+        </w:rPr>
+        <w:t xml:space="preserve"> </w:t>
+      </w:r>
+      <w:r>
+        <w:rPr>
+          <w:rFonts w:ascii="Times New Roman" w:hAnsi="Times New Roman" w:eastAsia="Times New Roman" w:cs="Times New Roman"/>
+          <w:i w:val="1"/>
+          <w:iCs w:val="1"/>
+          <w:sz w:val="24"/>
+          <w:szCs w:val="24"/>
+        </w:rPr>
+        <w:t>detection</w:t>
+      </w:r>
+      <w:r>
+        <w:rPr>
+          <w:rFonts w:ascii="Times New Roman" w:hAnsi="Times New Roman" w:eastAsia="Times New Roman" w:cs="Times New Roman"/>
+          <w:sz w:val="24"/>
+          <w:szCs w:val="24"/>
+        </w:rPr>
+        <w:t>)</w:t>
+      </w:r>
+    </w:p>
+    <w:p>
+      <w:pPr>
+        <w:pStyle w:val="ListParagraph"/>
+        <w:numPr>
+          <w:ilvl w:val="0"/>
+          <w:numId w:val="16"/>
+        </w:numPr>
+        <w:spacing w:before="0" w:beforeAutospacing="off" w:after="0" w:afterAutospacing="off"/>
+        <w:rPr>
+          <w:rFonts w:ascii="Times New Roman" w:hAnsi="Times New Roman" w:eastAsia="Times New Roman" w:cs="Times New Roman"/>
+          <w:noProof w:val="0"/>
+          <w:sz w:val="24"/>
+          <w:szCs w:val="24"/>
+          <w:lang w:val="hr-HR"/>
+        </w:rPr>
+      </w:pPr>
+      <w:r>
+        <w:rPr>
+          <w:rFonts w:ascii="Times New Roman" w:hAnsi="Times New Roman" w:eastAsia="Times New Roman" w:cs="Times New Roman"/>
+          <w:sz w:val="24"/>
+          <w:szCs w:val="24"/>
+        </w:rPr>
+        <w:t xml:space="preserve">tehnike identificiranja izvorne kamere (engl. </w:t>
+      </w:r>
+      <w:r>
+        <w:rPr>
+          <w:rFonts w:ascii="Times New Roman" w:hAnsi="Times New Roman" w:eastAsia="Times New Roman" w:cs="Times New Roman"/>
+          <w:i w:val="1"/>
+          <w:iCs w:val="1"/>
+          <w:sz w:val="24"/>
+          <w:szCs w:val="24"/>
+        </w:rPr>
+        <w:t>Source</w:t>
+      </w:r>
+      <w:r>
+        <w:rPr>
+          <w:rFonts w:ascii="Times New Roman" w:hAnsi="Times New Roman" w:eastAsia="Times New Roman" w:cs="Times New Roman"/>
+          <w:i w:val="1"/>
+          <w:iCs w:val="1"/>
+          <w:sz w:val="24"/>
+          <w:szCs w:val="24"/>
+        </w:rPr>
+        <w:t xml:space="preserve"> </w:t>
+      </w:r>
+      <w:r>
+        <w:rPr>
+          <w:rFonts w:ascii="Times New Roman" w:hAnsi="Times New Roman" w:eastAsia="Times New Roman" w:cs="Times New Roman"/>
+          <w:i w:val="1"/>
+          <w:iCs w:val="1"/>
+          <w:sz w:val="24"/>
+          <w:szCs w:val="24"/>
+        </w:rPr>
+        <w:t>camera</w:t>
+      </w:r>
+      <w:r>
+        <w:rPr>
+          <w:rFonts w:ascii="Times New Roman" w:hAnsi="Times New Roman" w:eastAsia="Times New Roman" w:cs="Times New Roman"/>
+          <w:i w:val="1"/>
+          <w:iCs w:val="1"/>
+          <w:sz w:val="24"/>
+          <w:szCs w:val="24"/>
+        </w:rPr>
+        <w:t xml:space="preserve"> </w:t>
+      </w:r>
+      <w:r>
+        <w:rPr>
+          <w:rFonts w:ascii="Times New Roman" w:hAnsi="Times New Roman" w:eastAsia="Times New Roman" w:cs="Times New Roman"/>
+          <w:i w:val="1"/>
+          <w:iCs w:val="1"/>
+          <w:sz w:val="24"/>
+          <w:szCs w:val="24"/>
+        </w:rPr>
+        <w:t>identification-based</w:t>
+      </w:r>
+      <w:r>
+        <w:rPr>
+          <w:rFonts w:ascii="Times New Roman" w:hAnsi="Times New Roman" w:eastAsia="Times New Roman" w:cs="Times New Roman"/>
+          <w:i w:val="1"/>
+          <w:iCs w:val="1"/>
+          <w:sz w:val="24"/>
+          <w:szCs w:val="24"/>
+        </w:rPr>
+        <w:t xml:space="preserve"> </w:t>
+      </w:r>
+      <w:r>
+        <w:rPr>
+          <w:rFonts w:ascii="Times New Roman" w:hAnsi="Times New Roman" w:eastAsia="Times New Roman" w:cs="Times New Roman"/>
+          <w:i w:val="1"/>
+          <w:iCs w:val="1"/>
+          <w:sz w:val="24"/>
+          <w:szCs w:val="24"/>
+        </w:rPr>
+        <w:t>technique</w:t>
+      </w:r>
+      <w:r>
+        <w:rPr>
+          <w:rFonts w:ascii="Times New Roman" w:hAnsi="Times New Roman" w:eastAsia="Times New Roman" w:cs="Times New Roman"/>
+          <w:sz w:val="24"/>
+          <w:szCs w:val="24"/>
+        </w:rPr>
+        <w:t>)</w:t>
+      </w:r>
+    </w:p>
+    <w:p>
+      <w:pPr>
+        <w:pStyle w:val="ListParagraph"/>
+        <w:numPr>
+          <w:ilvl w:val="0"/>
+          <w:numId w:val="16"/>
+        </w:numPr>
+        <w:spacing w:before="0" w:beforeAutospacing="off" w:after="0" w:afterAutospacing="off"/>
+        <w:rPr>
+          <w:rFonts w:ascii="Times New Roman" w:hAnsi="Times New Roman" w:eastAsia="Times New Roman" w:cs="Times New Roman"/>
+          <w:noProof w:val="0"/>
+          <w:sz w:val="24"/>
+          <w:szCs w:val="24"/>
+          <w:lang w:val="hr-HR"/>
+        </w:rPr>
+      </w:pPr>
+      <w:r>
+        <w:rPr>
+          <w:rFonts w:ascii="Times New Roman" w:hAnsi="Times New Roman" w:eastAsia="Times New Roman" w:cs="Times New Roman"/>
+          <w:sz w:val="24"/>
+          <w:szCs w:val="24"/>
+        </w:rPr>
+        <w:t>tehnike proučavanja fizičkog okruženja (</w:t>
+      </w:r>
+      <w:r>
+        <w:rPr>
+          <w:rFonts w:ascii="Times New Roman" w:hAnsi="Times New Roman" w:eastAsia="Times New Roman" w:cs="Times New Roman"/>
+          <w:i w:val="1"/>
+          <w:iCs w:val="1"/>
+          <w:sz w:val="24"/>
+          <w:szCs w:val="24"/>
+        </w:rPr>
+        <w:t>Physical</w:t>
+      </w:r>
+      <w:r>
+        <w:rPr>
+          <w:rFonts w:ascii="Times New Roman" w:hAnsi="Times New Roman" w:eastAsia="Times New Roman" w:cs="Times New Roman"/>
+          <w:i w:val="1"/>
+          <w:iCs w:val="1"/>
+          <w:sz w:val="24"/>
+          <w:szCs w:val="24"/>
+        </w:rPr>
+        <w:t xml:space="preserve"> </w:t>
+      </w:r>
+      <w:r>
+        <w:rPr>
+          <w:rFonts w:ascii="Times New Roman" w:hAnsi="Times New Roman" w:eastAsia="Times New Roman" w:cs="Times New Roman"/>
+          <w:i w:val="1"/>
+          <w:iCs w:val="1"/>
+          <w:sz w:val="24"/>
+          <w:szCs w:val="24"/>
+        </w:rPr>
+        <w:t>environment-based</w:t>
+      </w:r>
+      <w:r>
+        <w:rPr>
+          <w:rFonts w:ascii="Times New Roman" w:hAnsi="Times New Roman" w:eastAsia="Times New Roman" w:cs="Times New Roman"/>
+          <w:i w:val="1"/>
+          <w:iCs w:val="1"/>
+          <w:sz w:val="24"/>
+          <w:szCs w:val="24"/>
+        </w:rPr>
+        <w:t xml:space="preserve"> </w:t>
+      </w:r>
+      <w:r>
+        <w:rPr>
+          <w:rFonts w:ascii="Times New Roman" w:hAnsi="Times New Roman" w:eastAsia="Times New Roman" w:cs="Times New Roman"/>
+          <w:i w:val="1"/>
+          <w:iCs w:val="1"/>
+          <w:sz w:val="24"/>
+          <w:szCs w:val="24"/>
+        </w:rPr>
+        <w:t>image</w:t>
+      </w:r>
+      <w:r>
+        <w:rPr>
+          <w:rFonts w:ascii="Times New Roman" w:hAnsi="Times New Roman" w:eastAsia="Times New Roman" w:cs="Times New Roman"/>
+          <w:i w:val="1"/>
+          <w:iCs w:val="1"/>
+          <w:sz w:val="24"/>
+          <w:szCs w:val="24"/>
+        </w:rPr>
+        <w:t xml:space="preserve"> </w:t>
+      </w:r>
+      <w:r>
+        <w:rPr>
+          <w:rFonts w:ascii="Times New Roman" w:hAnsi="Times New Roman" w:eastAsia="Times New Roman" w:cs="Times New Roman"/>
+          <w:i w:val="1"/>
+          <w:iCs w:val="1"/>
+          <w:sz w:val="24"/>
+          <w:szCs w:val="24"/>
+        </w:rPr>
+        <w:t>tampering</w:t>
+      </w:r>
+      <w:r>
+        <w:rPr>
+          <w:rFonts w:ascii="Times New Roman" w:hAnsi="Times New Roman" w:eastAsia="Times New Roman" w:cs="Times New Roman"/>
+          <w:i w:val="1"/>
+          <w:iCs w:val="1"/>
+          <w:sz w:val="24"/>
+          <w:szCs w:val="24"/>
+        </w:rPr>
+        <w:t xml:space="preserve"> </w:t>
+      </w:r>
+      <w:r>
+        <w:rPr>
+          <w:rFonts w:ascii="Times New Roman" w:hAnsi="Times New Roman" w:eastAsia="Times New Roman" w:cs="Times New Roman"/>
+          <w:i w:val="1"/>
+          <w:iCs w:val="1"/>
+          <w:sz w:val="24"/>
+          <w:szCs w:val="24"/>
+        </w:rPr>
+        <w:t>detection</w:t>
+      </w:r>
+      <w:r>
+        <w:rPr>
+          <w:rFonts w:ascii="Times New Roman" w:hAnsi="Times New Roman" w:eastAsia="Times New Roman" w:cs="Times New Roman"/>
+          <w:sz w:val="24"/>
+          <w:szCs w:val="24"/>
+        </w:rPr>
+        <w:t>)</w:t>
+      </w:r>
+    </w:p>
+    <w:p>
+      <w:pPr>
+        <w:pStyle w:val="ListParagraph"/>
+        <w:numPr>
+          <w:ilvl w:val="0"/>
+          <w:numId w:val="16"/>
+        </w:numPr>
+        <w:spacing w:before="0" w:beforeAutospacing="off" w:after="0" w:afterAutospacing="off"/>
+        <w:rPr>
+          <w:rFonts w:ascii="Times New Roman" w:hAnsi="Times New Roman" w:eastAsia="Times New Roman" w:cs="Times New Roman"/>
+          <w:noProof w:val="0"/>
+          <w:sz w:val="24"/>
+          <w:szCs w:val="24"/>
+          <w:lang w:val="hr-HR"/>
+        </w:rPr>
+      </w:pPr>
+      <w:r>
+        <w:rPr>
+          <w:rFonts w:ascii="Times New Roman" w:hAnsi="Times New Roman" w:eastAsia="Times New Roman" w:cs="Times New Roman"/>
+          <w:sz w:val="24"/>
+          <w:szCs w:val="24"/>
+        </w:rPr>
+        <w:t xml:space="preserve">tehnike proučavanja geometrije slike (engl. </w:t>
+      </w:r>
+      <w:r>
+        <w:rPr>
+          <w:rFonts w:ascii="Times New Roman" w:hAnsi="Times New Roman" w:eastAsia="Times New Roman" w:cs="Times New Roman"/>
+          <w:i w:val="1"/>
+          <w:iCs w:val="1"/>
+          <w:sz w:val="24"/>
+          <w:szCs w:val="24"/>
+        </w:rPr>
+        <w:t>Geometry-based</w:t>
+      </w:r>
+      <w:r>
+        <w:rPr>
+          <w:rFonts w:ascii="Times New Roman" w:hAnsi="Times New Roman" w:eastAsia="Times New Roman" w:cs="Times New Roman"/>
+          <w:i w:val="1"/>
+          <w:iCs w:val="1"/>
+          <w:sz w:val="24"/>
+          <w:szCs w:val="24"/>
+        </w:rPr>
+        <w:t xml:space="preserve"> </w:t>
+      </w:r>
+      <w:r>
+        <w:rPr>
+          <w:rFonts w:ascii="Times New Roman" w:hAnsi="Times New Roman" w:eastAsia="Times New Roman" w:cs="Times New Roman"/>
+          <w:i w:val="1"/>
+          <w:iCs w:val="1"/>
+          <w:sz w:val="24"/>
+          <w:szCs w:val="24"/>
+        </w:rPr>
+        <w:t>image</w:t>
+      </w:r>
+      <w:r>
+        <w:rPr>
+          <w:rFonts w:ascii="Times New Roman" w:hAnsi="Times New Roman" w:eastAsia="Times New Roman" w:cs="Times New Roman"/>
+          <w:i w:val="1"/>
+          <w:iCs w:val="1"/>
+          <w:sz w:val="24"/>
+          <w:szCs w:val="24"/>
+        </w:rPr>
+        <w:t xml:space="preserve"> </w:t>
+      </w:r>
+      <w:r>
+        <w:rPr>
+          <w:rFonts w:ascii="Times New Roman" w:hAnsi="Times New Roman" w:eastAsia="Times New Roman" w:cs="Times New Roman"/>
+          <w:i w:val="1"/>
+          <w:iCs w:val="1"/>
+          <w:sz w:val="24"/>
+          <w:szCs w:val="24"/>
+        </w:rPr>
+        <w:t>tampering</w:t>
+      </w:r>
+      <w:r>
+        <w:rPr>
+          <w:rFonts w:ascii="Times New Roman" w:hAnsi="Times New Roman" w:eastAsia="Times New Roman" w:cs="Times New Roman"/>
+          <w:i w:val="1"/>
+          <w:iCs w:val="1"/>
+          <w:sz w:val="24"/>
+          <w:szCs w:val="24"/>
+        </w:rPr>
+        <w:t xml:space="preserve"> </w:t>
+      </w:r>
+      <w:r>
+        <w:rPr>
+          <w:rFonts w:ascii="Times New Roman" w:hAnsi="Times New Roman" w:eastAsia="Times New Roman" w:cs="Times New Roman"/>
+          <w:i w:val="1"/>
+          <w:iCs w:val="1"/>
+          <w:sz w:val="24"/>
+          <w:szCs w:val="24"/>
+        </w:rPr>
+        <w:t>detection</w:t>
+      </w:r>
+      <w:r>
+        <w:rPr>
+          <w:rFonts w:ascii="Times New Roman" w:hAnsi="Times New Roman" w:eastAsia="Times New Roman" w:cs="Times New Roman"/>
+          <w:sz w:val="24"/>
+          <w:szCs w:val="24"/>
+        </w:rPr>
+        <w:t>)</w:t>
+      </w:r>
+    </w:p>
+    <w:p>
+      <w:pPr>
+        <w:spacing w:before="240" w:beforeAutospacing="off" w:after="240" w:afterAutospacing="off"/>
+      </w:pPr>
+      <w:r>
+        <w:rPr>
+          <w:rFonts w:ascii="Times New Roman" w:hAnsi="Times New Roman" w:eastAsia="Times New Roman" w:cs="Times New Roman"/>
+          <w:b w:val="1"/>
+          <w:bCs w:val="1"/>
+          <w:sz w:val="24"/>
+          <w:szCs w:val="24"/>
+        </w:rPr>
+        <w:t>Tehnike proučavanja piksela</w:t>
+      </w:r>
+      <w:r>
+        <w:rPr>
+          <w:rFonts w:ascii="Times New Roman" w:hAnsi="Times New Roman" w:eastAsia="Times New Roman" w:cs="Times New Roman"/>
+          <w:sz w:val="24"/>
+          <w:szCs w:val="24"/>
+        </w:rPr>
+        <w:t xml:space="preserve"> analiziraju korelacije na najnižoj razini koje se javljaju u područjima gdje je došlo do izmjene slike. Također, zasnovane su na ideji da će u područjima gdje dolazi do izmjene slike često doći do izmjene statističkih obilježja na razini piksela. Ova skupina tehnika ne zahtijeva poznavanje </w:t>
+      </w:r>
+      <w:r>
+        <w:rPr>
+          <w:rFonts w:ascii="Times New Roman" w:hAnsi="Times New Roman" w:eastAsia="Times New Roman" w:cs="Times New Roman"/>
+          <w:sz w:val="24"/>
+          <w:szCs w:val="24"/>
+        </w:rPr>
+        <w:t>metapodataka</w:t>
+      </w:r>
+      <w:r>
+        <w:rPr>
+          <w:rFonts w:ascii="Times New Roman" w:hAnsi="Times New Roman" w:eastAsia="Times New Roman" w:cs="Times New Roman"/>
+          <w:sz w:val="24"/>
+          <w:szCs w:val="24"/>
+        </w:rPr>
+        <w:t xml:space="preserve"> o slici, stoga je često primjenjivana te će se ovaj rad većinski fokusirati na njih.</w:t>
+      </w:r>
+    </w:p>
+    <w:p>
+      <w:pPr>
+        <w:spacing w:before="240" w:beforeAutospacing="off" w:after="240" w:afterAutospacing="off"/>
+      </w:pPr>
+      <w:r>
+        <w:rPr>
+          <w:rFonts w:ascii="Times New Roman" w:hAnsi="Times New Roman" w:eastAsia="Times New Roman" w:cs="Times New Roman"/>
+          <w:b w:val="1"/>
+          <w:bCs w:val="1"/>
+          <w:sz w:val="24"/>
+          <w:szCs w:val="24"/>
+        </w:rPr>
+        <w:t>Tehnike proučavanja specifičnosti formata slike</w:t>
+      </w:r>
+      <w:r>
+        <w:rPr>
+          <w:rFonts w:ascii="Times New Roman" w:hAnsi="Times New Roman" w:eastAsia="Times New Roman" w:cs="Times New Roman"/>
+          <w:sz w:val="24"/>
+          <w:szCs w:val="24"/>
+        </w:rPr>
+        <w:t xml:space="preserve"> uzimaju u obzir specifičnosti pojedinih formata slike i na temelju njih traže informacije koje nisu konzistentne. Najčešće se koriste kod JPEG slika. Specifično, gledaju se razine kompresije na pojedinim dijelovima slike i pokušavaju se pronaći dijelovi slike koji nemaju očekivanu razinu kompresije.</w:t>
+      </w:r>
+    </w:p>
+    <w:p>
+      <w:pPr>
+        <w:spacing w:before="240" w:beforeAutospacing="off" w:after="240" w:afterAutospacing="off"/>
+      </w:pPr>
+      <w:r>
+        <w:rPr>
+          <w:rFonts w:ascii="Times New Roman" w:hAnsi="Times New Roman" w:eastAsia="Times New Roman" w:cs="Times New Roman"/>
+          <w:b w:val="1"/>
+          <w:bCs w:val="1"/>
+          <w:sz w:val="24"/>
+          <w:szCs w:val="24"/>
+        </w:rPr>
+        <w:t>Tehnike detekcije izmjena na razini kamere</w:t>
+      </w:r>
+      <w:r>
+        <w:rPr>
+          <w:rFonts w:ascii="Times New Roman" w:hAnsi="Times New Roman" w:eastAsia="Times New Roman" w:cs="Times New Roman"/>
+          <w:sz w:val="24"/>
+          <w:szCs w:val="24"/>
+        </w:rPr>
+        <w:t xml:space="preserve"> identificiraju izmjene koje nastaju u bilo kojoj fazi procesiranja slike. Neki od pristupa koji se primjenjuju su: </w:t>
+      </w:r>
+      <w:r>
+        <w:rPr>
+          <w:rFonts w:ascii="Times New Roman" w:hAnsi="Times New Roman" w:eastAsia="Times New Roman" w:cs="Times New Roman"/>
+          <w:sz w:val="24"/>
+          <w:szCs w:val="24"/>
+        </w:rPr>
+        <w:t>kvantizacija</w:t>
+      </w:r>
+      <w:r>
+        <w:rPr>
+          <w:rFonts w:ascii="Times New Roman" w:hAnsi="Times New Roman" w:eastAsia="Times New Roman" w:cs="Times New Roman"/>
+          <w:sz w:val="24"/>
+          <w:szCs w:val="24"/>
+        </w:rPr>
+        <w:t xml:space="preserve">, korelacija boja, gama-korelacija (korelacija između vektora brojeva), filtracija, JPEG kompresija i slično. Primjeri značajki koje se detektiraju su: </w:t>
+      </w:r>
+      <w:r>
+        <w:rPr>
+          <w:rFonts w:ascii="Times New Roman" w:hAnsi="Times New Roman" w:eastAsia="Times New Roman" w:cs="Times New Roman"/>
+          <w:sz w:val="24"/>
+          <w:szCs w:val="24"/>
+        </w:rPr>
+        <w:t>kromatsku</w:t>
+      </w:r>
+      <w:r>
+        <w:rPr>
+          <w:rFonts w:ascii="Times New Roman" w:hAnsi="Times New Roman" w:eastAsia="Times New Roman" w:cs="Times New Roman"/>
+          <w:sz w:val="24"/>
+          <w:szCs w:val="24"/>
+        </w:rPr>
+        <w:t xml:space="preserve"> aberaciju (skup pogrešaka u slici zbog nesavršenosti optičkih sustava [4]), primjenu filtera nad bojama, šum na senzoru i slično. Ovom metodom može se otkriti kombiniranje više slika nastalih s različitim kamerama na temelju ovih značajki, no nije u interesu nužno identificirati koje su kamere u pitanju. [8]</w:t>
+      </w:r>
+    </w:p>
+    <w:p>
+      <w:pPr>
+        <w:spacing w:before="240" w:beforeAutospacing="off" w:after="240" w:afterAutospacing="off"/>
+      </w:pPr>
+      <w:r>
+        <w:rPr>
+          <w:rFonts w:ascii="Times New Roman" w:hAnsi="Times New Roman" w:eastAsia="Times New Roman" w:cs="Times New Roman"/>
+          <w:b w:val="1"/>
+          <w:bCs w:val="1"/>
+          <w:sz w:val="24"/>
+          <w:szCs w:val="24"/>
+        </w:rPr>
+        <w:t>Tehnike identificiranja izvorne kamere</w:t>
+      </w:r>
+      <w:r>
+        <w:rPr>
+          <w:rFonts w:ascii="Times New Roman" w:hAnsi="Times New Roman" w:eastAsia="Times New Roman" w:cs="Times New Roman"/>
+          <w:sz w:val="24"/>
+          <w:szCs w:val="24"/>
+        </w:rPr>
+        <w:t xml:space="preserve"> nastoje otkriti izvor slike. Ovaj se pristup naziva slijepim pristupom (engl. </w:t>
+      </w:r>
+      <w:r>
+        <w:rPr>
+          <w:rFonts w:ascii="Times New Roman" w:hAnsi="Times New Roman" w:eastAsia="Times New Roman" w:cs="Times New Roman"/>
+          <w:i w:val="1"/>
+          <w:iCs w:val="1"/>
+          <w:sz w:val="24"/>
+          <w:szCs w:val="24"/>
+        </w:rPr>
+        <w:t>blind</w:t>
+      </w:r>
+      <w:r>
+        <w:rPr>
+          <w:rFonts w:ascii="Times New Roman" w:hAnsi="Times New Roman" w:eastAsia="Times New Roman" w:cs="Times New Roman"/>
+          <w:i w:val="1"/>
+          <w:iCs w:val="1"/>
+          <w:sz w:val="24"/>
+          <w:szCs w:val="24"/>
+        </w:rPr>
+        <w:t xml:space="preserve"> </w:t>
+      </w:r>
+      <w:r>
+        <w:rPr>
+          <w:rFonts w:ascii="Times New Roman" w:hAnsi="Times New Roman" w:eastAsia="Times New Roman" w:cs="Times New Roman"/>
+          <w:i w:val="1"/>
+          <w:iCs w:val="1"/>
+          <w:sz w:val="24"/>
+          <w:szCs w:val="24"/>
+        </w:rPr>
+        <w:t>approach</w:t>
+      </w:r>
+      <w:r>
+        <w:rPr>
+          <w:rFonts w:ascii="Times New Roman" w:hAnsi="Times New Roman" w:eastAsia="Times New Roman" w:cs="Times New Roman"/>
+          <w:sz w:val="24"/>
+          <w:szCs w:val="24"/>
+        </w:rPr>
+        <w:t>) identifikacija jer se ne koriste informacija iz vodenog žiga, već isključivo značajke koje kamera ostavlja na svojim slikama. [6] One nisu povezane sa sadržajem slike, već sa značajkama kamere. Primjerice, to može biti distorzija leće, šum koji unosi senzor i sl. Za razliku od prethodne metode, ova metoda želi verificirati je li netko mijenjao sliku nakon njezina izvornog nastanka, odnosno potvrditi da značajke na toj slici odgovaraju onima koje bi ta kamera proizvela.</w:t>
+      </w:r>
+    </w:p>
+    <w:p>
+      <w:pPr>
+        <w:spacing w:before="240" w:beforeAutospacing="off" w:after="240" w:afterAutospacing="off"/>
+      </w:pPr>
+      <w:r>
+        <w:rPr>
+          <w:rFonts w:ascii="Times New Roman" w:hAnsi="Times New Roman" w:eastAsia="Times New Roman" w:cs="Times New Roman"/>
+          <w:b w:val="1"/>
+          <w:bCs w:val="1"/>
+          <w:sz w:val="24"/>
+          <w:szCs w:val="24"/>
+        </w:rPr>
+        <w:t>Tehnike proučavanja fizičkog okruženja</w:t>
+      </w:r>
+      <w:r>
+        <w:rPr>
+          <w:rFonts w:ascii="Times New Roman" w:hAnsi="Times New Roman" w:eastAsia="Times New Roman" w:cs="Times New Roman"/>
+          <w:sz w:val="24"/>
+          <w:szCs w:val="24"/>
+        </w:rPr>
+        <w:t xml:space="preserve"> primjenjive su pri analizi slika nekog prostora. Proučavaju osvjetljenje prostora i nalaze nepravilnosti. Očekivano je da neće cijela slika biti jednako osvijetljena, već da će se pojavljivati jače i slabije osvijetljena područja. No, očekuje se da će područja na približno jednakoj udaljenosti od leće imati približno jednako osvjetljenje i obrnuto, da objekti koji su daleko neće imati slično osvjetljenje. Ove se tehnike mogu primijeniti za detekciju </w:t>
+      </w:r>
+      <w:r>
+        <w:rPr>
+          <w:rFonts w:ascii="Times New Roman" w:hAnsi="Times New Roman" w:eastAsia="Times New Roman" w:cs="Times New Roman"/>
+          <w:i w:val="1"/>
+          <w:iCs w:val="1"/>
+          <w:sz w:val="24"/>
+          <w:szCs w:val="24"/>
+        </w:rPr>
+        <w:t>cut</w:t>
+      </w:r>
+      <w:r>
+        <w:rPr>
+          <w:rFonts w:ascii="Times New Roman" w:hAnsi="Times New Roman" w:eastAsia="Times New Roman" w:cs="Times New Roman"/>
+          <w:i w:val="1"/>
+          <w:iCs w:val="1"/>
+          <w:sz w:val="24"/>
+          <w:szCs w:val="24"/>
+        </w:rPr>
+        <w:t>-paste</w:t>
+      </w:r>
+      <w:r>
+        <w:rPr>
+          <w:rFonts w:ascii="Times New Roman" w:hAnsi="Times New Roman" w:eastAsia="Times New Roman" w:cs="Times New Roman"/>
+          <w:sz w:val="24"/>
+          <w:szCs w:val="24"/>
+        </w:rPr>
+        <w:t xml:space="preserve"> izmjene. Primjerice, uzmimo primjer slike jedne osobe na koju se doda osoba s neke druge slike kako bi izgledalo da su osobe razgovarale. Budući da su u pitanju dvije različite slike, gotovo sigurno će razine osvjetljenja biti drugačije. Ako osobe stoje blizu, očekuju se jednake razine osvjetljenja, stoga, ako se uoči razlika, to može implicirati da je došlo do </w:t>
+      </w:r>
+      <w:r>
+        <w:rPr>
+          <w:rFonts w:ascii="Times New Roman" w:hAnsi="Times New Roman" w:eastAsia="Times New Roman" w:cs="Times New Roman"/>
+          <w:i w:val="1"/>
+          <w:iCs w:val="1"/>
+          <w:sz w:val="24"/>
+          <w:szCs w:val="24"/>
+        </w:rPr>
+        <w:t>cut</w:t>
+      </w:r>
+      <w:r>
+        <w:rPr>
+          <w:rFonts w:ascii="Times New Roman" w:hAnsi="Times New Roman" w:eastAsia="Times New Roman" w:cs="Times New Roman"/>
+          <w:i w:val="1"/>
+          <w:iCs w:val="1"/>
+          <w:sz w:val="24"/>
+          <w:szCs w:val="24"/>
+        </w:rPr>
+        <w:t>-paste</w:t>
+      </w:r>
+      <w:r>
+        <w:rPr>
+          <w:rFonts w:ascii="Times New Roman" w:hAnsi="Times New Roman" w:eastAsia="Times New Roman" w:cs="Times New Roman"/>
+          <w:sz w:val="24"/>
+          <w:szCs w:val="24"/>
+        </w:rPr>
+        <w:t xml:space="preserve"> izmjene. Primijetimo da ova pojava samo implicira, a ne dokazuje, da je došlo do izmjene. Razlog tomu je što je zaista moguće da je iz nekog prirodnog razloga osvjetljenje drugačije (umjetno svjetlo, sjena, zamrljana leća i sl.) te da su te promjene nekad toliko malene da se ne razlikuju previše od uobičajenih fluktuacija osvjetljenja na nekom području.</w:t>
+      </w:r>
+    </w:p>
+    <w:p>
+      <w:pPr>
+        <w:spacing w:before="240" w:beforeAutospacing="off" w:after="240" w:afterAutospacing="off"/>
+      </w:pPr>
+      <w:r>
+        <w:rPr>
+          <w:rFonts w:ascii="Times New Roman" w:hAnsi="Times New Roman" w:eastAsia="Times New Roman" w:cs="Times New Roman"/>
+          <w:b w:val="1"/>
+          <w:bCs w:val="1"/>
+          <w:sz w:val="24"/>
+          <w:szCs w:val="24"/>
+        </w:rPr>
+        <w:t>Tehnike proučavanja geometrije slike</w:t>
+      </w:r>
+      <w:r>
+        <w:rPr>
+          <w:rFonts w:ascii="Times New Roman" w:hAnsi="Times New Roman" w:eastAsia="Times New Roman" w:cs="Times New Roman"/>
+          <w:sz w:val="24"/>
+          <w:szCs w:val="24"/>
+        </w:rPr>
+        <w:t xml:space="preserve"> zasnivaju se na oblicima objekata na slici. Najčešće su primjenjive u slučaju detekcije spajanja dviju ili više slika. Spajanje gotovo uvijek rezultira izmjenama geometrijskih značajki - oblika, veličine, orijentacije i simetrije. Jedna od najpoznatijih tehnika detekcije zasnovana je na SIFT (engl. </w:t>
+      </w:r>
+      <w:r>
+        <w:rPr>
+          <w:rFonts w:ascii="Times New Roman" w:hAnsi="Times New Roman" w:eastAsia="Times New Roman" w:cs="Times New Roman"/>
+          <w:i w:val="1"/>
+          <w:iCs w:val="1"/>
+          <w:sz w:val="24"/>
+          <w:szCs w:val="24"/>
+        </w:rPr>
+        <w:t>Scale-</w:t>
+      </w:r>
+      <w:r>
+        <w:rPr>
+          <w:rFonts w:ascii="Times New Roman" w:hAnsi="Times New Roman" w:eastAsia="Times New Roman" w:cs="Times New Roman"/>
+          <w:i w:val="1"/>
+          <w:iCs w:val="1"/>
+          <w:sz w:val="24"/>
+          <w:szCs w:val="24"/>
+        </w:rPr>
+        <w:t>invariant</w:t>
+      </w:r>
+      <w:r>
+        <w:rPr>
+          <w:rFonts w:ascii="Times New Roman" w:hAnsi="Times New Roman" w:eastAsia="Times New Roman" w:cs="Times New Roman"/>
+          <w:i w:val="1"/>
+          <w:iCs w:val="1"/>
+          <w:sz w:val="24"/>
+          <w:szCs w:val="24"/>
+        </w:rPr>
+        <w:t xml:space="preserve"> </w:t>
+      </w:r>
+      <w:r>
+        <w:rPr>
+          <w:rFonts w:ascii="Times New Roman" w:hAnsi="Times New Roman" w:eastAsia="Times New Roman" w:cs="Times New Roman"/>
+          <w:i w:val="1"/>
+          <w:iCs w:val="1"/>
+          <w:sz w:val="24"/>
+          <w:szCs w:val="24"/>
+        </w:rPr>
+        <w:t>Feature</w:t>
+      </w:r>
+      <w:r>
+        <w:rPr>
+          <w:rFonts w:ascii="Times New Roman" w:hAnsi="Times New Roman" w:eastAsia="Times New Roman" w:cs="Times New Roman"/>
+          <w:i w:val="1"/>
+          <w:iCs w:val="1"/>
+          <w:sz w:val="24"/>
+          <w:szCs w:val="24"/>
+        </w:rPr>
+        <w:t xml:space="preserve"> </w:t>
+      </w:r>
+      <w:r>
+        <w:rPr>
+          <w:rFonts w:ascii="Times New Roman" w:hAnsi="Times New Roman" w:eastAsia="Times New Roman" w:cs="Times New Roman"/>
+          <w:i w:val="1"/>
+          <w:iCs w:val="1"/>
+          <w:sz w:val="24"/>
+          <w:szCs w:val="24"/>
+        </w:rPr>
+        <w:t>Transform</w:t>
+      </w:r>
+      <w:r>
+        <w:rPr>
+          <w:rFonts w:ascii="Times New Roman" w:hAnsi="Times New Roman" w:eastAsia="Times New Roman" w:cs="Times New Roman"/>
+          <w:sz w:val="24"/>
+          <w:szCs w:val="24"/>
+        </w:rPr>
+        <w:t xml:space="preserve">) značajkama, no postoje i brojne druge poput SURF (engl. </w:t>
+      </w:r>
+      <w:r>
+        <w:rPr>
+          <w:rFonts w:ascii="Times New Roman" w:hAnsi="Times New Roman" w:eastAsia="Times New Roman" w:cs="Times New Roman"/>
+          <w:i w:val="1"/>
+          <w:iCs w:val="1"/>
+          <w:sz w:val="24"/>
+          <w:szCs w:val="24"/>
+        </w:rPr>
+        <w:t>Speeded</w:t>
+      </w:r>
+      <w:r>
+        <w:rPr>
+          <w:rFonts w:ascii="Times New Roman" w:hAnsi="Times New Roman" w:eastAsia="Times New Roman" w:cs="Times New Roman"/>
+          <w:i w:val="1"/>
+          <w:iCs w:val="1"/>
+          <w:sz w:val="24"/>
+          <w:szCs w:val="24"/>
+        </w:rPr>
+        <w:t xml:space="preserve"> </w:t>
+      </w:r>
+      <w:r>
+        <w:rPr>
+          <w:rFonts w:ascii="Times New Roman" w:hAnsi="Times New Roman" w:eastAsia="Times New Roman" w:cs="Times New Roman"/>
+          <w:i w:val="1"/>
+          <w:iCs w:val="1"/>
+          <w:sz w:val="24"/>
+          <w:szCs w:val="24"/>
+        </w:rPr>
+        <w:t>Up</w:t>
+      </w:r>
+      <w:r>
+        <w:rPr>
+          <w:rFonts w:ascii="Times New Roman" w:hAnsi="Times New Roman" w:eastAsia="Times New Roman" w:cs="Times New Roman"/>
+          <w:i w:val="1"/>
+          <w:iCs w:val="1"/>
+          <w:sz w:val="24"/>
+          <w:szCs w:val="24"/>
+        </w:rPr>
+        <w:t xml:space="preserve"> </w:t>
+      </w:r>
+      <w:r>
+        <w:rPr>
+          <w:rFonts w:ascii="Times New Roman" w:hAnsi="Times New Roman" w:eastAsia="Times New Roman" w:cs="Times New Roman"/>
+          <w:i w:val="1"/>
+          <w:iCs w:val="1"/>
+          <w:sz w:val="24"/>
+          <w:szCs w:val="24"/>
+        </w:rPr>
+        <w:t>Robust</w:t>
+      </w:r>
+      <w:r>
+        <w:rPr>
+          <w:rFonts w:ascii="Times New Roman" w:hAnsi="Times New Roman" w:eastAsia="Times New Roman" w:cs="Times New Roman"/>
+          <w:i w:val="1"/>
+          <w:iCs w:val="1"/>
+          <w:sz w:val="24"/>
+          <w:szCs w:val="24"/>
+        </w:rPr>
+        <w:t xml:space="preserve"> </w:t>
+      </w:r>
+      <w:r>
+        <w:rPr>
+          <w:rFonts w:ascii="Times New Roman" w:hAnsi="Times New Roman" w:eastAsia="Times New Roman" w:cs="Times New Roman"/>
+          <w:i w:val="1"/>
+          <w:iCs w:val="1"/>
+          <w:sz w:val="24"/>
+          <w:szCs w:val="24"/>
+        </w:rPr>
+        <w:t>Features</w:t>
+      </w:r>
+      <w:r>
+        <w:rPr>
+          <w:rFonts w:ascii="Times New Roman" w:hAnsi="Times New Roman" w:eastAsia="Times New Roman" w:cs="Times New Roman"/>
+          <w:sz w:val="24"/>
+          <w:szCs w:val="24"/>
+        </w:rPr>
+        <w:t xml:space="preserve">), FAST (engl. </w:t>
+      </w:r>
+      <w:r>
+        <w:rPr>
+          <w:rFonts w:ascii="Times New Roman" w:hAnsi="Times New Roman" w:eastAsia="Times New Roman" w:cs="Times New Roman"/>
+          <w:i w:val="1"/>
+          <w:iCs w:val="1"/>
+          <w:sz w:val="24"/>
+          <w:szCs w:val="24"/>
+        </w:rPr>
+        <w:t>Features</w:t>
+      </w:r>
+      <w:r>
+        <w:rPr>
+          <w:rFonts w:ascii="Times New Roman" w:hAnsi="Times New Roman" w:eastAsia="Times New Roman" w:cs="Times New Roman"/>
+          <w:i w:val="1"/>
+          <w:iCs w:val="1"/>
+          <w:sz w:val="24"/>
+          <w:szCs w:val="24"/>
+        </w:rPr>
+        <w:t xml:space="preserve"> </w:t>
+      </w:r>
+      <w:r>
+        <w:rPr>
+          <w:rFonts w:ascii="Times New Roman" w:hAnsi="Times New Roman" w:eastAsia="Times New Roman" w:cs="Times New Roman"/>
+          <w:i w:val="1"/>
+          <w:iCs w:val="1"/>
+          <w:sz w:val="24"/>
+          <w:szCs w:val="24"/>
+        </w:rPr>
+        <w:t>from</w:t>
+      </w:r>
+      <w:r>
+        <w:rPr>
+          <w:rFonts w:ascii="Times New Roman" w:hAnsi="Times New Roman" w:eastAsia="Times New Roman" w:cs="Times New Roman"/>
+          <w:i w:val="1"/>
+          <w:iCs w:val="1"/>
+          <w:sz w:val="24"/>
+          <w:szCs w:val="24"/>
+        </w:rPr>
+        <w:t xml:space="preserve"> </w:t>
+      </w:r>
+      <w:r>
+        <w:rPr>
+          <w:rFonts w:ascii="Times New Roman" w:hAnsi="Times New Roman" w:eastAsia="Times New Roman" w:cs="Times New Roman"/>
+          <w:i w:val="1"/>
+          <w:iCs w:val="1"/>
+          <w:sz w:val="24"/>
+          <w:szCs w:val="24"/>
+        </w:rPr>
+        <w:t>Accelearated</w:t>
+      </w:r>
+      <w:r>
+        <w:rPr>
+          <w:rFonts w:ascii="Times New Roman" w:hAnsi="Times New Roman" w:eastAsia="Times New Roman" w:cs="Times New Roman"/>
+          <w:i w:val="1"/>
+          <w:iCs w:val="1"/>
+          <w:sz w:val="24"/>
+          <w:szCs w:val="24"/>
+        </w:rPr>
+        <w:t xml:space="preserve"> Segment Test</w:t>
+      </w:r>
+      <w:r>
+        <w:rPr>
+          <w:rFonts w:ascii="Times New Roman" w:hAnsi="Times New Roman" w:eastAsia="Times New Roman" w:cs="Times New Roman"/>
+          <w:sz w:val="24"/>
+          <w:szCs w:val="24"/>
+        </w:rPr>
+        <w:t xml:space="preserve">) i RANSAC (engl. </w:t>
+      </w:r>
+      <w:r>
+        <w:rPr>
+          <w:rFonts w:ascii="Times New Roman" w:hAnsi="Times New Roman" w:eastAsia="Times New Roman" w:cs="Times New Roman"/>
+          <w:i w:val="1"/>
+          <w:iCs w:val="1"/>
+          <w:sz w:val="24"/>
+          <w:szCs w:val="24"/>
+        </w:rPr>
+        <w:t xml:space="preserve">Radnom </w:t>
+      </w:r>
+      <w:r>
+        <w:rPr>
+          <w:rFonts w:ascii="Times New Roman" w:hAnsi="Times New Roman" w:eastAsia="Times New Roman" w:cs="Times New Roman"/>
+          <w:i w:val="1"/>
+          <w:iCs w:val="1"/>
+          <w:sz w:val="24"/>
+          <w:szCs w:val="24"/>
+        </w:rPr>
+        <w:t>Sample</w:t>
+      </w:r>
+      <w:r>
+        <w:rPr>
+          <w:rFonts w:ascii="Times New Roman" w:hAnsi="Times New Roman" w:eastAsia="Times New Roman" w:cs="Times New Roman"/>
+          <w:i w:val="1"/>
+          <w:iCs w:val="1"/>
+          <w:sz w:val="24"/>
+          <w:szCs w:val="24"/>
+        </w:rPr>
+        <w:t xml:space="preserve"> </w:t>
+      </w:r>
+      <w:r>
+        <w:rPr>
+          <w:rFonts w:ascii="Times New Roman" w:hAnsi="Times New Roman" w:eastAsia="Times New Roman" w:cs="Times New Roman"/>
+          <w:i w:val="1"/>
+          <w:iCs w:val="1"/>
+          <w:sz w:val="24"/>
+          <w:szCs w:val="24"/>
+        </w:rPr>
+        <w:t>Consensus</w:t>
+      </w:r>
+      <w:r>
+        <w:rPr>
+          <w:rFonts w:ascii="Times New Roman" w:hAnsi="Times New Roman" w:eastAsia="Times New Roman" w:cs="Times New Roman"/>
+          <w:sz w:val="24"/>
+          <w:szCs w:val="24"/>
+        </w:rPr>
+        <w:t>) [9] SIFT radi tako da izvuče ključne točke slike i radi na njima te je iz tog razloga vrlo otporna na rotiranje, skaliranje i ostale geometrijske promjene.</w:t>
+      </w:r>
+    </w:p>
+    <w:p>
+      <w:pPr>
+        <w:spacing w:before="240" w:beforeAutospacing="off" w:after="240" w:afterAutospacing="off"/>
+        <w:rPr>
+          <w:rFonts w:ascii="Times New Roman" w:hAnsi="Times New Roman" w:eastAsia="Times New Roman" w:cs="Times New Roman"/>
+          <w:sz w:val="24"/>
+          <w:szCs w:val="24"/>
+        </w:rPr>
+      </w:pPr>
+      <w:commentRangeStart w:id="1383508111"/>
+      <w:r>
+        <w:rPr>
+          <w:rFonts w:ascii="Times New Roman" w:hAnsi="Times New Roman" w:eastAsia="Times New Roman" w:cs="Times New Roman"/>
+          <w:sz w:val="24"/>
+          <w:szCs w:val="24"/>
+        </w:rPr>
+        <w:t xml:space="preserve">Podjela opisana u ovom poglavlju grafički je prikazana na </w:t>
+      </w:r>
+      <w:r>
+        <w:rPr>
+          <w:rFonts w:ascii="Times New Roman" w:hAnsi="Times New Roman" w:eastAsia="Times New Roman" w:cs="Times New Roman"/>
+          <w:b w:val="1"/>
+          <w:bCs w:val="1"/>
+          <w:sz w:val="24"/>
+          <w:szCs w:val="24"/>
+        </w:rPr>
+        <w:t>slici 2.1.</w:t>
+      </w:r>
+      <w:commentRangeEnd w:id="1383508111"/>
+      <w:r>
+        <w:rPr>
+          <w:rStyle w:val="CommentReference"/>
+        </w:rPr>
+        <w:commentReference w:id="1383508111"/>
+      </w:r>
+    </w:p>
+    <w:p>
+      <w:pPr>
         <w:spacing w:before="240" w:beforeAutospacing="off" w:after="240" w:afterAutospacing="off"/>
         <w:jc w:val="center"/>
         <w:rPr>
           <w:rFonts w:ascii="Times New Roman" w:hAnsi="Times New Roman" w:eastAsia="Times New Roman" w:cs="Times New Roman"/>
-          <w:noProof w:val="0"/>
-          <w:sz w:val="24"/>
-          <w:szCs w:val="24"/>
-          <w:lang w:val="hr-HR"/>
+          <w:sz w:val="24"/>
+          <w:szCs w:val="24"/>
         </w:rPr>
       </w:pPr>
       <w:r>
         <w:drawing>
-          <wp:inline wp14:editId="7CF26E85" wp14:anchorId="53769603">
-            <wp:extent cx="5581650" cy="1790700"/>
+          <wp:inline wp14:editId="2DC3799C" wp14:anchorId="26F95112">
+            <wp:extent cx="5962650" cy="4670403"/>
             <wp:effectExtent l="0" t="0" r="0" b="0"/>
-            <wp:docPr id="870600380" name="drawing"/>
+            <wp:docPr id="30046339" name="drawing"/>
             <wp:cNvGraphicFramePr>
               <a:graphicFrameLocks noChangeAspect="1"/>
             </wp:cNvGraphicFramePr>
@@ -2779,11 +4926,11 @@
               <a:graphicData xmlns:a="http://schemas.openxmlformats.org/drawingml/2006/main" uri="http://schemas.openxmlformats.org/drawingml/2006/picture">
                 <pic:pic xmlns:pic="http://schemas.openxmlformats.org/drawingml/2006/picture">
                   <pic:nvPicPr>
-                    <pic:cNvPr id="870600380" name="Picture 870600380"/>
+                    <pic:cNvPr id="30046339" name="Picture 30046339"/>
                     <pic:cNvPicPr/>
                   </pic:nvPicPr>
                   <pic:blipFill>
-                    <a:blip xmlns:r="http://schemas.openxmlformats.org/officeDocument/2006/relationships" r:embed="rId221557137">
+                    <a:blip xmlns:r="http://schemas.openxmlformats.org/officeDocument/2006/relationships" r:embed="rId317693528">
                       <a:extLst>
                         <a:ext uri="{28A0092B-C50C-407E-A947-70E740481C1C}">
                           <a14:useLocalDpi xmlns:a14="http://schemas.microsoft.com/office/drawing/2010/main"/>
@@ -2795,9 +4942,9 @@
                     </a:stretch>
                   </pic:blipFill>
                   <pic:spPr>
-                    <a:xfrm>
+                    <a:xfrm rot="0">
                       <a:off x="0" y="0"/>
-                      <a:ext cx="5581650" cy="1790700"/>
+                      <a:ext cx="5962650" cy="4670403"/>
                     </a:xfrm>
                     <a:prstGeom prst="rect">
                       <a:avLst/>
@@ -2815,7 +4962,7 @@
           <w:sz w:val="24"/>
           <w:szCs w:val="24"/>
         </w:rPr>
-        <w:t xml:space="preserve">Sl. 1.1 Podjela metoda </w:t>
+        <w:t xml:space="preserve">Sl 2.1 Podjela metoda </w:t>
       </w:r>
       <w:r>
         <w:rPr>
@@ -2836,1891 +4983,6 @@
     </w:p>
     <w:p>
       <w:pPr>
-        <w:pStyle w:val="Heading3"/>
-        <w:rPr>
-          <w:rFonts w:ascii="Times New Roman" w:hAnsi="Times New Roman" w:eastAsia="Times New Roman" w:cs="Times New Roman"/>
-          <w:sz w:val="24"/>
-          <w:szCs w:val="24"/>
-        </w:rPr>
-      </w:pPr>
-      <w:r>
-        <w:rPr/>
-        <w:t xml:space="preserve">Aktivna </w:t>
-      </w:r>
-      <w:r>
-        <w:rPr/>
-        <w:t>autentikacijska</w:t>
-      </w:r>
-      <w:r>
-        <w:rPr/>
-        <w:t xml:space="preserve"> </w:t>
-      </w:r>
-      <w:r>
-        <w:rPr/>
-        <w:t>metoda</w:t>
-      </w:r>
-    </w:p>
-    <w:p>
-      <w:pPr>
-        <w:spacing w:before="240" w:beforeAutospacing="off" w:after="240" w:afterAutospacing="off"/>
-        <w:rPr>
-          <w:rFonts w:ascii="Times New Roman" w:hAnsi="Times New Roman" w:eastAsia="Times New Roman" w:cs="Times New Roman"/>
-          <w:b w:val="1"/>
-          <w:bCs w:val="1"/>
-          <w:noProof w:val="0"/>
-          <w:sz w:val="24"/>
-          <w:szCs w:val="24"/>
-          <w:lang w:val="hr-HR"/>
-        </w:rPr>
-      </w:pPr>
-      <w:r>
-        <w:rPr>
-          <w:rFonts w:ascii="Times New Roman" w:hAnsi="Times New Roman" w:eastAsia="Times New Roman" w:cs="Times New Roman"/>
-          <w:b w:val="1"/>
-          <w:bCs w:val="1"/>
-          <w:sz w:val="24"/>
-          <w:szCs w:val="24"/>
-        </w:rPr>
-        <w:t xml:space="preserve">Aktivna </w:t>
-      </w:r>
-      <w:r>
-        <w:rPr>
-          <w:rFonts w:ascii="Times New Roman" w:hAnsi="Times New Roman" w:eastAsia="Times New Roman" w:cs="Times New Roman"/>
-          <w:b w:val="1"/>
-          <w:bCs w:val="1"/>
-          <w:sz w:val="24"/>
-          <w:szCs w:val="24"/>
-        </w:rPr>
-        <w:t>autentikacijska</w:t>
-      </w:r>
-      <w:r>
-        <w:rPr>
-          <w:rFonts w:ascii="Times New Roman" w:hAnsi="Times New Roman" w:eastAsia="Times New Roman" w:cs="Times New Roman"/>
-          <w:sz w:val="24"/>
-          <w:szCs w:val="24"/>
-        </w:rPr>
-        <w:t xml:space="preserve"> </w:t>
-      </w:r>
-      <w:r>
-        <w:rPr>
-          <w:rFonts w:ascii="Times New Roman" w:hAnsi="Times New Roman" w:eastAsia="Times New Roman" w:cs="Times New Roman"/>
-          <w:b w:val="1"/>
-          <w:bCs w:val="1"/>
-          <w:sz w:val="24"/>
-          <w:szCs w:val="24"/>
-        </w:rPr>
-        <w:t>metoda</w:t>
-      </w:r>
-      <w:r>
-        <w:rPr>
-          <w:rFonts w:ascii="Times New Roman" w:hAnsi="Times New Roman" w:eastAsia="Times New Roman" w:cs="Times New Roman"/>
-          <w:sz w:val="24"/>
-          <w:szCs w:val="24"/>
-        </w:rPr>
-        <w:t xml:space="preserve"> zahtijeva postojanje informacija o slici pri njezinu stvaranju. Informacije mogu biti zapisane u obliku vodenog žiga (engl. </w:t>
-      </w:r>
-      <w:r>
-        <w:rPr>
-          <w:rFonts w:ascii="Times New Roman" w:hAnsi="Times New Roman" w:eastAsia="Times New Roman" w:cs="Times New Roman"/>
-          <w:i w:val="1"/>
-          <w:iCs w:val="1"/>
-          <w:sz w:val="24"/>
-          <w:szCs w:val="24"/>
-        </w:rPr>
-        <w:t>digtal</w:t>
-      </w:r>
-      <w:r>
-        <w:rPr>
-          <w:rFonts w:ascii="Times New Roman" w:hAnsi="Times New Roman" w:eastAsia="Times New Roman" w:cs="Times New Roman"/>
-          <w:sz w:val="24"/>
-          <w:szCs w:val="24"/>
-        </w:rPr>
-        <w:t xml:space="preserve"> </w:t>
-      </w:r>
-      <w:r>
-        <w:rPr>
-          <w:rFonts w:ascii="Times New Roman" w:hAnsi="Times New Roman" w:eastAsia="Times New Roman" w:cs="Times New Roman"/>
-          <w:i w:val="1"/>
-          <w:iCs w:val="1"/>
-          <w:sz w:val="24"/>
-          <w:szCs w:val="24"/>
-        </w:rPr>
-        <w:t>watermark</w:t>
-      </w:r>
-      <w:r>
-        <w:rPr>
-          <w:rFonts w:ascii="Times New Roman" w:hAnsi="Times New Roman" w:eastAsia="Times New Roman" w:cs="Times New Roman"/>
-          <w:sz w:val="24"/>
-          <w:szCs w:val="24"/>
-        </w:rPr>
-        <w:t xml:space="preserve">) ili digitalnog potpisa (engl. </w:t>
-      </w:r>
-      <w:r>
-        <w:rPr>
-          <w:rFonts w:ascii="Times New Roman" w:hAnsi="Times New Roman" w:eastAsia="Times New Roman" w:cs="Times New Roman"/>
-          <w:i w:val="1"/>
-          <w:iCs w:val="1"/>
-          <w:sz w:val="24"/>
-          <w:szCs w:val="24"/>
-        </w:rPr>
-        <w:t>digital</w:t>
-      </w:r>
-      <w:r>
-        <w:rPr>
-          <w:rFonts w:ascii="Times New Roman" w:hAnsi="Times New Roman" w:eastAsia="Times New Roman" w:cs="Times New Roman"/>
-          <w:i w:val="1"/>
-          <w:iCs w:val="1"/>
-          <w:sz w:val="24"/>
-          <w:szCs w:val="24"/>
-        </w:rPr>
-        <w:t xml:space="preserve"> signature</w:t>
-      </w:r>
-      <w:r>
-        <w:rPr>
-          <w:rFonts w:ascii="Times New Roman" w:hAnsi="Times New Roman" w:eastAsia="Times New Roman" w:cs="Times New Roman"/>
-          <w:sz w:val="24"/>
-          <w:szCs w:val="24"/>
-        </w:rPr>
-        <w:t xml:space="preserve">). Tehnike aktivne </w:t>
-      </w:r>
-      <w:r>
-        <w:rPr>
-          <w:rFonts w:ascii="Times New Roman" w:hAnsi="Times New Roman" w:eastAsia="Times New Roman" w:cs="Times New Roman"/>
-          <w:sz w:val="24"/>
-          <w:szCs w:val="24"/>
-        </w:rPr>
-        <w:t>autentikacijske</w:t>
-      </w:r>
-      <w:r>
-        <w:rPr>
-          <w:rFonts w:ascii="Times New Roman" w:hAnsi="Times New Roman" w:eastAsia="Times New Roman" w:cs="Times New Roman"/>
-          <w:sz w:val="24"/>
-          <w:szCs w:val="24"/>
-        </w:rPr>
-        <w:t xml:space="preserve"> metode prikazane su na </w:t>
-      </w:r>
-      <w:r>
-        <w:rPr>
-          <w:rFonts w:ascii="Times New Roman" w:hAnsi="Times New Roman" w:eastAsia="Times New Roman" w:cs="Times New Roman"/>
-          <w:b w:val="1"/>
-          <w:bCs w:val="1"/>
-          <w:sz w:val="24"/>
-          <w:szCs w:val="24"/>
-        </w:rPr>
-        <w:t xml:space="preserve">slici </w:t>
-      </w:r>
-      <w:r>
-        <w:rPr>
-          <w:rFonts w:ascii="Times New Roman" w:hAnsi="Times New Roman" w:eastAsia="Times New Roman" w:cs="Times New Roman"/>
-          <w:b w:val="1"/>
-          <w:bCs w:val="1"/>
-          <w:sz w:val="24"/>
-          <w:szCs w:val="24"/>
-        </w:rPr>
-        <w:t>1.</w:t>
-      </w:r>
-      <w:r>
-        <w:rPr>
-          <w:rFonts w:ascii="Times New Roman" w:hAnsi="Times New Roman" w:eastAsia="Times New Roman" w:cs="Times New Roman"/>
-          <w:b w:val="1"/>
-          <w:bCs w:val="1"/>
-          <w:sz w:val="24"/>
-          <w:szCs w:val="24"/>
-        </w:rPr>
-        <w:t>2.</w:t>
-      </w:r>
-    </w:p>
-    <w:p>
-      <w:pPr>
-        <w:spacing w:before="240" w:beforeAutospacing="off" w:after="240" w:afterAutospacing="off"/>
-        <w:rPr>
-          <w:rFonts w:ascii="Times New Roman" w:hAnsi="Times New Roman" w:eastAsia="Times New Roman" w:cs="Times New Roman"/>
-          <w:b w:val="1"/>
-          <w:bCs w:val="1"/>
-          <w:noProof w:val="0"/>
-          <w:sz w:val="24"/>
-          <w:szCs w:val="24"/>
-          <w:lang w:val="hr-HR"/>
-        </w:rPr>
-      </w:pPr>
-      <w:r>
-        <w:drawing>
-          <wp:inline wp14:editId="62E1AF7B" wp14:anchorId="508625A5">
-            <wp:extent cx="5581650" cy="2371725"/>
-            <wp:effectExtent l="0" t="0" r="0" b="0"/>
-            <wp:docPr id="376650242" name="drawing"/>
-            <wp:cNvGraphicFramePr>
-              <a:graphicFrameLocks noChangeAspect="1"/>
-            </wp:cNvGraphicFramePr>
-            <a:graphic>
-              <a:graphicData xmlns:a="http://schemas.openxmlformats.org/drawingml/2006/main" uri="http://schemas.openxmlformats.org/drawingml/2006/picture">
-                <pic:pic xmlns:pic="http://schemas.openxmlformats.org/drawingml/2006/picture">
-                  <pic:nvPicPr>
-                    <pic:cNvPr id="376650242" name="Picture 376650242"/>
-                    <pic:cNvPicPr/>
-                  </pic:nvPicPr>
-                  <pic:blipFill>
-                    <a:blip xmlns:r="http://schemas.openxmlformats.org/officeDocument/2006/relationships" r:embed="rId1687492533">
-                      <a:extLst>
-                        <a:ext uri="{28A0092B-C50C-407E-A947-70E740481C1C}">
-                          <a14:useLocalDpi xmlns:a14="http://schemas.microsoft.com/office/drawing/2010/main"/>
-                        </a:ext>
-                      </a:extLst>
-                    </a:blip>
-                    <a:stretch>
-                      <a:fillRect/>
-                    </a:stretch>
-                  </pic:blipFill>
-                  <pic:spPr>
-                    <a:xfrm>
-                      <a:off x="0" y="0"/>
-                      <a:ext cx="5581650" cy="2371725"/>
-                    </a:xfrm>
-                    <a:prstGeom prst="rect">
-                      <a:avLst/>
-                    </a:prstGeom>
-                  </pic:spPr>
-                </pic:pic>
-              </a:graphicData>
-            </a:graphic>
-          </wp:inline>
-        </w:drawing>
-      </w:r>
-      <w:r>
-        <w:rPr>
-          <w:rFonts w:ascii="Times New Roman" w:hAnsi="Times New Roman" w:eastAsia="Times New Roman" w:cs="Times New Roman"/>
-          <w:sz w:val="24"/>
-          <w:szCs w:val="24"/>
-        </w:rPr>
-        <w:t xml:space="preserve">Sl. 1.2 Podjela tehnika aktivne </w:t>
-      </w:r>
-      <w:r>
-        <w:rPr>
-          <w:rFonts w:ascii="Times New Roman" w:hAnsi="Times New Roman" w:eastAsia="Times New Roman" w:cs="Times New Roman"/>
-          <w:sz w:val="24"/>
-          <w:szCs w:val="24"/>
-        </w:rPr>
-        <w:t>autentikacijske</w:t>
-      </w:r>
-      <w:r>
-        <w:rPr>
-          <w:rFonts w:ascii="Times New Roman" w:hAnsi="Times New Roman" w:eastAsia="Times New Roman" w:cs="Times New Roman"/>
-          <w:sz w:val="24"/>
-          <w:szCs w:val="24"/>
-        </w:rPr>
-        <w:t xml:space="preserve"> metode</w:t>
-      </w:r>
-    </w:p>
-    <w:p>
-      <w:pPr>
-        <w:spacing w:before="240" w:beforeAutospacing="off" w:after="240" w:afterAutospacing="off"/>
-      </w:pPr>
-      <w:r>
-        <w:rPr>
-          <w:rFonts w:ascii="Times New Roman" w:hAnsi="Times New Roman" w:eastAsia="Times New Roman" w:cs="Times New Roman"/>
-          <w:b w:val="1"/>
-          <w:bCs w:val="1"/>
-          <w:sz w:val="24"/>
-          <w:szCs w:val="24"/>
-        </w:rPr>
-        <w:t>Umetanje vodenog žiga</w:t>
-      </w:r>
-      <w:r>
-        <w:rPr>
-          <w:rFonts w:ascii="Times New Roman" w:hAnsi="Times New Roman" w:eastAsia="Times New Roman" w:cs="Times New Roman"/>
-          <w:sz w:val="24"/>
-          <w:szCs w:val="24"/>
-        </w:rPr>
-        <w:t xml:space="preserve"> (engl. </w:t>
-      </w:r>
-      <w:r>
-        <w:rPr>
-          <w:rFonts w:ascii="Times New Roman" w:hAnsi="Times New Roman" w:eastAsia="Times New Roman" w:cs="Times New Roman"/>
-          <w:i w:val="1"/>
-          <w:iCs w:val="1"/>
-          <w:sz w:val="24"/>
-          <w:szCs w:val="24"/>
-        </w:rPr>
-        <w:t>watermarking</w:t>
-      </w:r>
-      <w:r>
-        <w:rPr>
-          <w:rFonts w:ascii="Times New Roman" w:hAnsi="Times New Roman" w:eastAsia="Times New Roman" w:cs="Times New Roman"/>
-          <w:sz w:val="24"/>
-          <w:szCs w:val="24"/>
-        </w:rPr>
-        <w:t xml:space="preserve">) je proces koji umeće informacije o slici koje se mogu koristiti za </w:t>
-      </w:r>
-      <w:r>
-        <w:rPr>
-          <w:rFonts w:ascii="Times New Roman" w:hAnsi="Times New Roman" w:eastAsia="Times New Roman" w:cs="Times New Roman"/>
-          <w:sz w:val="24"/>
-          <w:szCs w:val="24"/>
-        </w:rPr>
-        <w:t>autentikaciju</w:t>
-      </w:r>
-      <w:r>
-        <w:rPr>
-          <w:rFonts w:ascii="Times New Roman" w:hAnsi="Times New Roman" w:eastAsia="Times New Roman" w:cs="Times New Roman"/>
-          <w:sz w:val="24"/>
-          <w:szCs w:val="24"/>
-        </w:rPr>
-        <w:t xml:space="preserve"> na način da budu vidljive samo onome kome je namijenjeno. Vodeni žig služi za dokazivanje autentičnosti i integriteta. Dakle, osim što dokazuje da slika nije mijenjana, dokazuje i njezinog autora. No, da bi primatelj mogao izvući te informacija, mora mu biti poznata dijeljena tajna (engl. </w:t>
-      </w:r>
-      <w:r>
-        <w:rPr>
-          <w:rFonts w:ascii="Times New Roman" w:hAnsi="Times New Roman" w:eastAsia="Times New Roman" w:cs="Times New Roman"/>
-          <w:i w:val="1"/>
-          <w:iCs w:val="1"/>
-          <w:sz w:val="24"/>
-          <w:szCs w:val="24"/>
-        </w:rPr>
-        <w:t>pre-</w:t>
-      </w:r>
-      <w:r>
-        <w:rPr>
-          <w:rFonts w:ascii="Times New Roman" w:hAnsi="Times New Roman" w:eastAsia="Times New Roman" w:cs="Times New Roman"/>
-          <w:i w:val="1"/>
-          <w:iCs w:val="1"/>
-          <w:sz w:val="24"/>
-          <w:szCs w:val="24"/>
-        </w:rPr>
-        <w:t>shared</w:t>
-      </w:r>
-      <w:r>
-        <w:rPr>
-          <w:rFonts w:ascii="Times New Roman" w:hAnsi="Times New Roman" w:eastAsia="Times New Roman" w:cs="Times New Roman"/>
-          <w:i w:val="1"/>
-          <w:iCs w:val="1"/>
-          <w:sz w:val="24"/>
-          <w:szCs w:val="24"/>
-        </w:rPr>
-        <w:t xml:space="preserve"> </w:t>
-      </w:r>
-      <w:r>
-        <w:rPr>
-          <w:rFonts w:ascii="Times New Roman" w:hAnsi="Times New Roman" w:eastAsia="Times New Roman" w:cs="Times New Roman"/>
-          <w:i w:val="1"/>
-          <w:iCs w:val="1"/>
-          <w:sz w:val="24"/>
-          <w:szCs w:val="24"/>
-        </w:rPr>
-        <w:t>secret</w:t>
-      </w:r>
-      <w:r>
-        <w:rPr>
-          <w:rFonts w:ascii="Times New Roman" w:hAnsi="Times New Roman" w:eastAsia="Times New Roman" w:cs="Times New Roman"/>
-          <w:sz w:val="24"/>
-          <w:szCs w:val="24"/>
-        </w:rPr>
-        <w:t>).</w:t>
-      </w:r>
-    </w:p>
-    <w:p>
-      <w:pPr>
-        <w:spacing w:before="240" w:beforeAutospacing="off" w:after="240" w:afterAutospacing="off"/>
-      </w:pPr>
-      <w:r>
-        <w:rPr>
-          <w:rFonts w:ascii="Times New Roman" w:hAnsi="Times New Roman" w:eastAsia="Times New Roman" w:cs="Times New Roman"/>
-          <w:sz w:val="24"/>
-          <w:szCs w:val="24"/>
-        </w:rPr>
-        <w:t xml:space="preserve">S druge strane, </w:t>
-      </w:r>
-      <w:r>
-        <w:rPr>
-          <w:rFonts w:ascii="Times New Roman" w:hAnsi="Times New Roman" w:eastAsia="Times New Roman" w:cs="Times New Roman"/>
-          <w:b w:val="1"/>
-          <w:bCs w:val="1"/>
-          <w:sz w:val="24"/>
-          <w:szCs w:val="24"/>
-        </w:rPr>
-        <w:t>digitalni potpis</w:t>
-      </w:r>
-      <w:r>
-        <w:rPr>
-          <w:rFonts w:ascii="Times New Roman" w:hAnsi="Times New Roman" w:eastAsia="Times New Roman" w:cs="Times New Roman"/>
-          <w:sz w:val="24"/>
-          <w:szCs w:val="24"/>
-        </w:rPr>
-        <w:t xml:space="preserve"> služi samo za dokazivanje autentičnosti. Dakle, digitalni potpis znači da tvorac slike ne može poreći da ju je on napravio, ali ne i da slika nije mijenjana. Najjednostavniji pristup je korištenje funkcije sažetka i korištenje asimetrične kriptografije. Sažetak može uključivati sve piksele ili samo najvažnije značajke slike. Sažetak se kriptira privatnim ključem autora tako da se osigura neporecivost jer nitko osim autora ne bi </w:t>
-      </w:r>
-      <w:r>
-        <w:rPr>
-          <w:rFonts w:ascii="Times New Roman" w:hAnsi="Times New Roman" w:eastAsia="Times New Roman" w:cs="Times New Roman"/>
-          <w:sz w:val="24"/>
-          <w:szCs w:val="24"/>
-        </w:rPr>
-        <w:t>smio</w:t>
-      </w:r>
-      <w:r>
-        <w:rPr>
-          <w:rFonts w:ascii="Times New Roman" w:hAnsi="Times New Roman" w:eastAsia="Times New Roman" w:cs="Times New Roman"/>
-          <w:sz w:val="24"/>
-          <w:szCs w:val="24"/>
-        </w:rPr>
-        <w:t xml:space="preserve"> imati njegov ključ. Da bi se provjerilo da je sažetak </w:t>
-      </w:r>
-      <w:r>
-        <w:rPr>
-          <w:rFonts w:ascii="Times New Roman" w:hAnsi="Times New Roman" w:eastAsia="Times New Roman" w:cs="Times New Roman"/>
-          <w:sz w:val="24"/>
-          <w:szCs w:val="24"/>
-        </w:rPr>
-        <w:t>kriptirao</w:t>
-      </w:r>
-      <w:r>
-        <w:rPr>
-          <w:rFonts w:ascii="Times New Roman" w:hAnsi="Times New Roman" w:eastAsia="Times New Roman" w:cs="Times New Roman"/>
-          <w:sz w:val="24"/>
-          <w:szCs w:val="24"/>
-        </w:rPr>
-        <w:t xml:space="preserve"> zaista taj autor, svi ostali mogu dekriptirati sažetak javnim ključem autora. Digitalni potpis se često sprema u </w:t>
-      </w:r>
-      <w:r>
-        <w:rPr>
-          <w:rFonts w:ascii="Times New Roman" w:hAnsi="Times New Roman" w:eastAsia="Times New Roman" w:cs="Times New Roman"/>
-          <w:sz w:val="24"/>
-          <w:szCs w:val="24"/>
-        </w:rPr>
-        <w:t>metapodatke</w:t>
-      </w:r>
-      <w:r>
-        <w:rPr>
-          <w:rFonts w:ascii="Times New Roman" w:hAnsi="Times New Roman" w:eastAsia="Times New Roman" w:cs="Times New Roman"/>
-          <w:sz w:val="24"/>
-          <w:szCs w:val="24"/>
-        </w:rPr>
-        <w:t xml:space="preserve"> [5].</w:t>
-      </w:r>
-    </w:p>
-    <w:p>
-      <w:pPr>
-        <w:pStyle w:val="Heading3"/>
-        <w:rPr>
-          <w:rFonts w:ascii="Times New Roman" w:hAnsi="Times New Roman" w:eastAsia="Times New Roman" w:cs="Times New Roman"/>
-          <w:sz w:val="24"/>
-          <w:szCs w:val="24"/>
-        </w:rPr>
-      </w:pPr>
-      <w:bookmarkStart w:name="_Toc1119991742" w:id="45138207"/>
-      <w:r>
-        <w:rPr/>
-        <w:t xml:space="preserve">Pasivna </w:t>
-      </w:r>
-      <w:r>
-        <w:rPr/>
-        <w:t>autentikacijska</w:t>
-      </w:r>
-      <w:r>
-        <w:rPr/>
-        <w:t xml:space="preserve"> metoda</w:t>
-      </w:r>
-      <w:bookmarkEnd w:id="45138207"/>
-    </w:p>
-    <w:p>
-      <w:pPr>
-        <w:spacing w:before="240" w:beforeAutospacing="off" w:after="240" w:afterAutospacing="off"/>
-      </w:pPr>
-      <w:r>
-        <w:rPr>
-          <w:rFonts w:ascii="Times New Roman" w:hAnsi="Times New Roman" w:eastAsia="Times New Roman" w:cs="Times New Roman"/>
-          <w:sz w:val="24"/>
-          <w:szCs w:val="24"/>
-        </w:rPr>
-        <w:t xml:space="preserve">Glavni nedostatak </w:t>
-      </w:r>
-      <w:r>
-        <w:rPr>
-          <w:rFonts w:ascii="Times New Roman" w:hAnsi="Times New Roman" w:eastAsia="Times New Roman" w:cs="Times New Roman"/>
-          <w:sz w:val="24"/>
-          <w:szCs w:val="24"/>
-        </w:rPr>
-        <w:t>autentikacijskih</w:t>
-      </w:r>
-      <w:r>
-        <w:rPr>
-          <w:rFonts w:ascii="Times New Roman" w:hAnsi="Times New Roman" w:eastAsia="Times New Roman" w:cs="Times New Roman"/>
-          <w:sz w:val="24"/>
-          <w:szCs w:val="24"/>
-        </w:rPr>
-        <w:t xml:space="preserve"> metoda je nemogućnost rada bez ovih unaprijed unesenih informacija koje nisu uvijek prisutne u slikama. Zato se često koristi </w:t>
-      </w:r>
-      <w:r>
-        <w:rPr>
-          <w:rFonts w:ascii="Times New Roman" w:hAnsi="Times New Roman" w:eastAsia="Times New Roman" w:cs="Times New Roman"/>
-          <w:b w:val="1"/>
-          <w:bCs w:val="1"/>
-          <w:sz w:val="24"/>
-          <w:szCs w:val="24"/>
-        </w:rPr>
-        <w:t xml:space="preserve">pasivna </w:t>
-      </w:r>
-      <w:r>
-        <w:rPr>
-          <w:rFonts w:ascii="Times New Roman" w:hAnsi="Times New Roman" w:eastAsia="Times New Roman" w:cs="Times New Roman"/>
-          <w:b w:val="1"/>
-          <w:bCs w:val="1"/>
-          <w:sz w:val="24"/>
-          <w:szCs w:val="24"/>
-        </w:rPr>
-        <w:t>autentikacijska</w:t>
-      </w:r>
-      <w:r>
-        <w:rPr>
-          <w:rFonts w:ascii="Times New Roman" w:hAnsi="Times New Roman" w:eastAsia="Times New Roman" w:cs="Times New Roman"/>
-          <w:b w:val="1"/>
-          <w:bCs w:val="1"/>
-          <w:sz w:val="24"/>
-          <w:szCs w:val="24"/>
-        </w:rPr>
-        <w:t xml:space="preserve"> metoda.</w:t>
-      </w:r>
-      <w:r>
-        <w:rPr>
-          <w:rFonts w:ascii="Times New Roman" w:hAnsi="Times New Roman" w:eastAsia="Times New Roman" w:cs="Times New Roman"/>
-          <w:sz w:val="24"/>
-          <w:szCs w:val="24"/>
-        </w:rPr>
-        <w:t xml:space="preserve"> Nekad se naziva i </w:t>
-      </w:r>
-      <w:r>
-        <w:rPr>
-          <w:rFonts w:ascii="Times New Roman" w:hAnsi="Times New Roman" w:eastAsia="Times New Roman" w:cs="Times New Roman"/>
-          <w:b w:val="1"/>
-          <w:bCs w:val="1"/>
-          <w:sz w:val="24"/>
-          <w:szCs w:val="24"/>
-        </w:rPr>
-        <w:t>slijepom</w:t>
-      </w:r>
-      <w:r>
-        <w:rPr>
-          <w:rFonts w:ascii="Times New Roman" w:hAnsi="Times New Roman" w:eastAsia="Times New Roman" w:cs="Times New Roman"/>
-          <w:sz w:val="24"/>
-          <w:szCs w:val="24"/>
-        </w:rPr>
-        <w:t xml:space="preserve"> (engl. </w:t>
-      </w:r>
-      <w:r>
-        <w:rPr>
-          <w:rFonts w:ascii="Times New Roman" w:hAnsi="Times New Roman" w:eastAsia="Times New Roman" w:cs="Times New Roman"/>
-          <w:i w:val="1"/>
-          <w:iCs w:val="1"/>
-          <w:sz w:val="24"/>
-          <w:szCs w:val="24"/>
-        </w:rPr>
-        <w:t>blind</w:t>
-      </w:r>
-      <w:r>
-        <w:rPr>
-          <w:rFonts w:ascii="Times New Roman" w:hAnsi="Times New Roman" w:eastAsia="Times New Roman" w:cs="Times New Roman"/>
-          <w:sz w:val="24"/>
-          <w:szCs w:val="24"/>
-        </w:rPr>
-        <w:t xml:space="preserve">) jer ne zahtijeva nikakvo prethodno znanje o slici, već se samo služi informacijama koje može izvući iz slike bez ikakvog konteksta. Pasivna </w:t>
-      </w:r>
-      <w:r>
-        <w:rPr>
-          <w:rFonts w:ascii="Times New Roman" w:hAnsi="Times New Roman" w:eastAsia="Times New Roman" w:cs="Times New Roman"/>
-          <w:sz w:val="24"/>
-          <w:szCs w:val="24"/>
-        </w:rPr>
-        <w:t>autentikacijska</w:t>
-      </w:r>
-      <w:r>
-        <w:rPr>
-          <w:rFonts w:ascii="Times New Roman" w:hAnsi="Times New Roman" w:eastAsia="Times New Roman" w:cs="Times New Roman"/>
-          <w:sz w:val="24"/>
-          <w:szCs w:val="24"/>
-        </w:rPr>
-        <w:t xml:space="preserve"> metoda temelji se na tome da izvorne nepromijenjene slike imaju određene statističke uzorke na koje manipulacija utječe čak i kad ljudsko oko ne vidi promjenu na slici. Ovaj rad bavit će se isključivo tehnikama pasivne </w:t>
-      </w:r>
-      <w:r>
-        <w:rPr>
-          <w:rFonts w:ascii="Times New Roman" w:hAnsi="Times New Roman" w:eastAsia="Times New Roman" w:cs="Times New Roman"/>
-          <w:sz w:val="24"/>
-          <w:szCs w:val="24"/>
-        </w:rPr>
-        <w:t>autentikacijske</w:t>
-      </w:r>
-      <w:r>
-        <w:rPr>
-          <w:rFonts w:ascii="Times New Roman" w:hAnsi="Times New Roman" w:eastAsia="Times New Roman" w:cs="Times New Roman"/>
-          <w:sz w:val="24"/>
-          <w:szCs w:val="24"/>
-        </w:rPr>
-        <w:t xml:space="preserve"> metode jer je u praksi češća situacija da dodatne informacije o slici nisu dostupne. Te su tehnike prikazane na </w:t>
-      </w:r>
-      <w:r>
-        <w:rPr>
-          <w:rFonts w:ascii="Times New Roman" w:hAnsi="Times New Roman" w:eastAsia="Times New Roman" w:cs="Times New Roman"/>
-          <w:b w:val="1"/>
-          <w:bCs w:val="1"/>
-          <w:sz w:val="24"/>
-          <w:szCs w:val="24"/>
-        </w:rPr>
-        <w:t xml:space="preserve">slici </w:t>
-      </w:r>
-      <w:r>
-        <w:rPr>
-          <w:rFonts w:ascii="Times New Roman" w:hAnsi="Times New Roman" w:eastAsia="Times New Roman" w:cs="Times New Roman"/>
-          <w:b w:val="1"/>
-          <w:bCs w:val="1"/>
-          <w:sz w:val="24"/>
-          <w:szCs w:val="24"/>
-        </w:rPr>
-        <w:t>1.</w:t>
-      </w:r>
-      <w:r>
-        <w:rPr>
-          <w:rFonts w:ascii="Times New Roman" w:hAnsi="Times New Roman" w:eastAsia="Times New Roman" w:cs="Times New Roman"/>
-          <w:b w:val="1"/>
-          <w:bCs w:val="1"/>
-          <w:sz w:val="24"/>
-          <w:szCs w:val="24"/>
-        </w:rPr>
-        <w:t>3</w:t>
-      </w:r>
-      <w:r>
-        <w:rPr>
-          <w:rFonts w:ascii="Times New Roman" w:hAnsi="Times New Roman" w:eastAsia="Times New Roman" w:cs="Times New Roman"/>
-          <w:sz w:val="24"/>
-          <w:szCs w:val="24"/>
-        </w:rPr>
-        <w:t>.</w:t>
-      </w:r>
-    </w:p>
-    <w:p>
-      <w:pPr>
-        <w:spacing w:before="240" w:beforeAutospacing="off" w:after="240" w:afterAutospacing="off"/>
-        <w:jc w:val="center"/>
-        <w:rPr>
-          <w:rFonts w:ascii="Times New Roman" w:hAnsi="Times New Roman" w:eastAsia="Times New Roman" w:cs="Times New Roman"/>
-          <w:noProof w:val="0"/>
-          <w:sz w:val="24"/>
-          <w:szCs w:val="24"/>
-          <w:lang w:val="hr-HR"/>
-        </w:rPr>
-      </w:pPr>
-      <w:r>
-        <w:drawing>
-          <wp:inline wp14:editId="76419D09" wp14:anchorId="7306B4BD">
-            <wp:extent cx="5581650" cy="1876425"/>
-            <wp:effectExtent l="0" t="0" r="0" b="0"/>
-            <wp:docPr id="566584134" name="drawing"/>
-            <wp:cNvGraphicFramePr>
-              <a:graphicFrameLocks noChangeAspect="1"/>
-            </wp:cNvGraphicFramePr>
-            <a:graphic>
-              <a:graphicData xmlns:a="http://schemas.openxmlformats.org/drawingml/2006/main" uri="http://schemas.openxmlformats.org/drawingml/2006/picture">
-                <pic:pic xmlns:pic="http://schemas.openxmlformats.org/drawingml/2006/picture">
-                  <pic:nvPicPr>
-                    <pic:cNvPr id="566584134" name="Picture 566584134"/>
-                    <pic:cNvPicPr/>
-                  </pic:nvPicPr>
-                  <pic:blipFill>
-                    <a:blip xmlns:r="http://schemas.openxmlformats.org/officeDocument/2006/relationships" r:embed="rId722818461">
-                      <a:extLst>
-                        <a:ext uri="{28A0092B-C50C-407E-A947-70E740481C1C}">
-                          <a14:useLocalDpi xmlns:a14="http://schemas.microsoft.com/office/drawing/2010/main"/>
-                        </a:ext>
-                      </a:extLst>
-                    </a:blip>
-                    <a:stretch>
-                      <a:fillRect/>
-                    </a:stretch>
-                  </pic:blipFill>
-                  <pic:spPr>
-                    <a:xfrm>
-                      <a:off x="0" y="0"/>
-                      <a:ext cx="5581650" cy="1876425"/>
-                    </a:xfrm>
-                    <a:prstGeom prst="rect">
-                      <a:avLst/>
-                    </a:prstGeom>
-                  </pic:spPr>
-                </pic:pic>
-              </a:graphicData>
-            </a:graphic>
-          </wp:inline>
-        </w:drawing>
-      </w:r>
-      <w:r>
-        <w:rPr>
-          <w:rFonts w:ascii="Times New Roman" w:hAnsi="Times New Roman" w:eastAsia="Times New Roman" w:cs="Times New Roman"/>
-          <w:sz w:val="24"/>
-          <w:szCs w:val="24"/>
-        </w:rPr>
-        <w:t xml:space="preserve">Sl. 1.3: </w:t>
-      </w:r>
-      <w:r>
-        <w:rPr>
-          <w:rFonts w:ascii="Times New Roman" w:hAnsi="Times New Roman" w:eastAsia="Times New Roman" w:cs="Times New Roman"/>
-          <w:sz w:val="24"/>
-          <w:szCs w:val="24"/>
-        </w:rPr>
-        <w:t xml:space="preserve">Podjela tehnika pasivne </w:t>
-      </w:r>
-      <w:r>
-        <w:rPr>
-          <w:rFonts w:ascii="Times New Roman" w:hAnsi="Times New Roman" w:eastAsia="Times New Roman" w:cs="Times New Roman"/>
-          <w:sz w:val="24"/>
-          <w:szCs w:val="24"/>
-        </w:rPr>
-        <w:t>autentikacijske</w:t>
-      </w:r>
-      <w:r>
-        <w:rPr>
-          <w:rFonts w:ascii="Times New Roman" w:hAnsi="Times New Roman" w:eastAsia="Times New Roman" w:cs="Times New Roman"/>
-          <w:sz w:val="24"/>
-          <w:szCs w:val="24"/>
-        </w:rPr>
-        <w:t xml:space="preserve"> metode</w:t>
-      </w:r>
-    </w:p>
-    <w:p>
-      <w:pPr>
-        <w:spacing w:before="240" w:beforeAutospacing="off" w:after="240" w:afterAutospacing="off"/>
-      </w:pPr>
-      <w:r>
-        <w:rPr>
-          <w:rFonts w:ascii="Times New Roman" w:hAnsi="Times New Roman" w:eastAsia="Times New Roman" w:cs="Times New Roman"/>
-          <w:sz w:val="24"/>
-          <w:szCs w:val="24"/>
-        </w:rPr>
-        <w:t xml:space="preserve">Ovisno o tome koja se značajku slike promatra, tehnika pasivne </w:t>
-      </w:r>
-      <w:r>
-        <w:rPr>
-          <w:rFonts w:ascii="Times New Roman" w:hAnsi="Times New Roman" w:eastAsia="Times New Roman" w:cs="Times New Roman"/>
-          <w:sz w:val="24"/>
-          <w:szCs w:val="24"/>
-        </w:rPr>
-        <w:t>autentikacijske</w:t>
-      </w:r>
-      <w:r>
-        <w:rPr>
-          <w:rFonts w:ascii="Times New Roman" w:hAnsi="Times New Roman" w:eastAsia="Times New Roman" w:cs="Times New Roman"/>
-          <w:sz w:val="24"/>
-          <w:szCs w:val="24"/>
-        </w:rPr>
-        <w:t xml:space="preserve"> metode mogu se dalje podijeliti na.</w:t>
-      </w:r>
-    </w:p>
-    <w:p>
-      <w:pPr>
-        <w:pStyle w:val="ListParagraph"/>
-        <w:numPr>
-          <w:ilvl w:val="0"/>
-          <w:numId w:val="16"/>
-        </w:numPr>
-        <w:spacing w:before="0" w:beforeAutospacing="off" w:after="0" w:afterAutospacing="off"/>
-        <w:rPr>
-          <w:rFonts w:ascii="Times New Roman" w:hAnsi="Times New Roman" w:eastAsia="Times New Roman" w:cs="Times New Roman"/>
-          <w:noProof w:val="0"/>
-          <w:sz w:val="24"/>
-          <w:szCs w:val="24"/>
-          <w:lang w:val="hr-HR"/>
-        </w:rPr>
-      </w:pPr>
-      <w:r>
-        <w:rPr>
-          <w:rFonts w:ascii="Times New Roman" w:hAnsi="Times New Roman" w:eastAsia="Times New Roman" w:cs="Times New Roman"/>
-          <w:sz w:val="24"/>
-          <w:szCs w:val="24"/>
-        </w:rPr>
-        <w:t xml:space="preserve">tehnike proučavanja piksela (engl. </w:t>
-      </w:r>
-      <w:r>
-        <w:rPr>
-          <w:rFonts w:ascii="Times New Roman" w:hAnsi="Times New Roman" w:eastAsia="Times New Roman" w:cs="Times New Roman"/>
-          <w:i w:val="1"/>
-          <w:iCs w:val="1"/>
-          <w:sz w:val="24"/>
-          <w:szCs w:val="24"/>
-        </w:rPr>
-        <w:t>Pixel-based</w:t>
-      </w:r>
-      <w:r>
-        <w:rPr>
-          <w:rFonts w:ascii="Times New Roman" w:hAnsi="Times New Roman" w:eastAsia="Times New Roman" w:cs="Times New Roman"/>
-          <w:i w:val="1"/>
-          <w:iCs w:val="1"/>
-          <w:sz w:val="24"/>
-          <w:szCs w:val="24"/>
-        </w:rPr>
-        <w:t xml:space="preserve"> </w:t>
-      </w:r>
-      <w:r>
-        <w:rPr>
-          <w:rFonts w:ascii="Times New Roman" w:hAnsi="Times New Roman" w:eastAsia="Times New Roman" w:cs="Times New Roman"/>
-          <w:i w:val="1"/>
-          <w:iCs w:val="1"/>
-          <w:sz w:val="24"/>
-          <w:szCs w:val="24"/>
-        </w:rPr>
-        <w:t>technique</w:t>
-      </w:r>
-      <w:r>
-        <w:rPr>
-          <w:rFonts w:ascii="Times New Roman" w:hAnsi="Times New Roman" w:eastAsia="Times New Roman" w:cs="Times New Roman"/>
-          <w:sz w:val="24"/>
-          <w:szCs w:val="24"/>
-        </w:rPr>
-        <w:t>)</w:t>
-      </w:r>
-    </w:p>
-    <w:p>
-      <w:pPr>
-        <w:pStyle w:val="ListParagraph"/>
-        <w:numPr>
-          <w:ilvl w:val="0"/>
-          <w:numId w:val="16"/>
-        </w:numPr>
-        <w:spacing w:before="0" w:beforeAutospacing="off" w:after="0" w:afterAutospacing="off"/>
-        <w:rPr>
-          <w:rFonts w:ascii="Times New Roman" w:hAnsi="Times New Roman" w:eastAsia="Times New Roman" w:cs="Times New Roman"/>
-          <w:noProof w:val="0"/>
-          <w:sz w:val="24"/>
-          <w:szCs w:val="24"/>
-          <w:lang w:val="hr-HR"/>
-        </w:rPr>
-      </w:pPr>
-      <w:r>
-        <w:rPr>
-          <w:rFonts w:ascii="Times New Roman" w:hAnsi="Times New Roman" w:eastAsia="Times New Roman" w:cs="Times New Roman"/>
-          <w:sz w:val="24"/>
-          <w:szCs w:val="24"/>
-        </w:rPr>
-        <w:t xml:space="preserve">tehnike proučavanja specifičnosti formata slike (engl. </w:t>
-      </w:r>
-      <w:r>
-        <w:rPr>
-          <w:rFonts w:ascii="Times New Roman" w:hAnsi="Times New Roman" w:eastAsia="Times New Roman" w:cs="Times New Roman"/>
-          <w:i w:val="1"/>
-          <w:iCs w:val="1"/>
-          <w:sz w:val="24"/>
-          <w:szCs w:val="24"/>
-        </w:rPr>
-        <w:t>Format-</w:t>
-      </w:r>
-      <w:r>
-        <w:rPr>
-          <w:rFonts w:ascii="Times New Roman" w:hAnsi="Times New Roman" w:eastAsia="Times New Roman" w:cs="Times New Roman"/>
-          <w:i w:val="1"/>
-          <w:iCs w:val="1"/>
-          <w:sz w:val="24"/>
-          <w:szCs w:val="24"/>
-        </w:rPr>
-        <w:t>based</w:t>
-      </w:r>
-      <w:r>
-        <w:rPr>
-          <w:rFonts w:ascii="Times New Roman" w:hAnsi="Times New Roman" w:eastAsia="Times New Roman" w:cs="Times New Roman"/>
-          <w:i w:val="1"/>
-          <w:iCs w:val="1"/>
-          <w:sz w:val="24"/>
-          <w:szCs w:val="24"/>
-        </w:rPr>
-        <w:t xml:space="preserve"> </w:t>
-      </w:r>
-      <w:r>
-        <w:rPr>
-          <w:rFonts w:ascii="Times New Roman" w:hAnsi="Times New Roman" w:eastAsia="Times New Roman" w:cs="Times New Roman"/>
-          <w:i w:val="1"/>
-          <w:iCs w:val="1"/>
-          <w:sz w:val="24"/>
-          <w:szCs w:val="24"/>
-        </w:rPr>
-        <w:t>technique</w:t>
-      </w:r>
-      <w:r>
-        <w:rPr>
-          <w:rFonts w:ascii="Times New Roman" w:hAnsi="Times New Roman" w:eastAsia="Times New Roman" w:cs="Times New Roman"/>
-          <w:sz w:val="24"/>
-          <w:szCs w:val="24"/>
-        </w:rPr>
-        <w:t>)</w:t>
-      </w:r>
-    </w:p>
-    <w:p>
-      <w:pPr>
-        <w:pStyle w:val="ListParagraph"/>
-        <w:numPr>
-          <w:ilvl w:val="0"/>
-          <w:numId w:val="16"/>
-        </w:numPr>
-        <w:spacing w:before="0" w:beforeAutospacing="off" w:after="0" w:afterAutospacing="off"/>
-        <w:rPr>
-          <w:rFonts w:ascii="Times New Roman" w:hAnsi="Times New Roman" w:eastAsia="Times New Roman" w:cs="Times New Roman"/>
-          <w:noProof w:val="0"/>
-          <w:sz w:val="24"/>
-          <w:szCs w:val="24"/>
-          <w:lang w:val="hr-HR"/>
-        </w:rPr>
-      </w:pPr>
-      <w:r>
-        <w:rPr>
-          <w:rFonts w:ascii="Times New Roman" w:hAnsi="Times New Roman" w:eastAsia="Times New Roman" w:cs="Times New Roman"/>
-          <w:sz w:val="24"/>
-          <w:szCs w:val="24"/>
-        </w:rPr>
-        <w:t xml:space="preserve">detekcija izmjena na razini kamere (engl. </w:t>
-      </w:r>
-      <w:r>
-        <w:rPr>
-          <w:rFonts w:ascii="Times New Roman" w:hAnsi="Times New Roman" w:eastAsia="Times New Roman" w:cs="Times New Roman"/>
-          <w:i w:val="1"/>
-          <w:iCs w:val="1"/>
-          <w:sz w:val="24"/>
-          <w:szCs w:val="24"/>
-        </w:rPr>
-        <w:t>Camera-based</w:t>
-      </w:r>
-      <w:r>
-        <w:rPr>
-          <w:rFonts w:ascii="Times New Roman" w:hAnsi="Times New Roman" w:eastAsia="Times New Roman" w:cs="Times New Roman"/>
-          <w:i w:val="1"/>
-          <w:iCs w:val="1"/>
-          <w:sz w:val="24"/>
-          <w:szCs w:val="24"/>
-        </w:rPr>
-        <w:t xml:space="preserve"> </w:t>
-      </w:r>
-      <w:r>
-        <w:rPr>
-          <w:rFonts w:ascii="Times New Roman" w:hAnsi="Times New Roman" w:eastAsia="Times New Roman" w:cs="Times New Roman"/>
-          <w:i w:val="1"/>
-          <w:iCs w:val="1"/>
-          <w:sz w:val="24"/>
-          <w:szCs w:val="24"/>
-        </w:rPr>
-        <w:t>image</w:t>
-      </w:r>
-      <w:r>
-        <w:rPr>
-          <w:rFonts w:ascii="Times New Roman" w:hAnsi="Times New Roman" w:eastAsia="Times New Roman" w:cs="Times New Roman"/>
-          <w:i w:val="1"/>
-          <w:iCs w:val="1"/>
-          <w:sz w:val="24"/>
-          <w:szCs w:val="24"/>
-        </w:rPr>
-        <w:t xml:space="preserve"> </w:t>
-      </w:r>
-      <w:r>
-        <w:rPr>
-          <w:rFonts w:ascii="Times New Roman" w:hAnsi="Times New Roman" w:eastAsia="Times New Roman" w:cs="Times New Roman"/>
-          <w:i w:val="1"/>
-          <w:iCs w:val="1"/>
-          <w:sz w:val="24"/>
-          <w:szCs w:val="24"/>
-        </w:rPr>
-        <w:t>tampering</w:t>
-      </w:r>
-      <w:r>
-        <w:rPr>
-          <w:rFonts w:ascii="Times New Roman" w:hAnsi="Times New Roman" w:eastAsia="Times New Roman" w:cs="Times New Roman"/>
-          <w:i w:val="1"/>
-          <w:iCs w:val="1"/>
-          <w:sz w:val="24"/>
-          <w:szCs w:val="24"/>
-        </w:rPr>
-        <w:t xml:space="preserve"> </w:t>
-      </w:r>
-      <w:r>
-        <w:rPr>
-          <w:rFonts w:ascii="Times New Roman" w:hAnsi="Times New Roman" w:eastAsia="Times New Roman" w:cs="Times New Roman"/>
-          <w:i w:val="1"/>
-          <w:iCs w:val="1"/>
-          <w:sz w:val="24"/>
-          <w:szCs w:val="24"/>
-        </w:rPr>
-        <w:t>detection</w:t>
-      </w:r>
-      <w:r>
-        <w:rPr>
-          <w:rFonts w:ascii="Times New Roman" w:hAnsi="Times New Roman" w:eastAsia="Times New Roman" w:cs="Times New Roman"/>
-          <w:sz w:val="24"/>
-          <w:szCs w:val="24"/>
-        </w:rPr>
-        <w:t>)</w:t>
-      </w:r>
-    </w:p>
-    <w:p>
-      <w:pPr>
-        <w:pStyle w:val="ListParagraph"/>
-        <w:numPr>
-          <w:ilvl w:val="0"/>
-          <w:numId w:val="16"/>
-        </w:numPr>
-        <w:spacing w:before="0" w:beforeAutospacing="off" w:after="0" w:afterAutospacing="off"/>
-        <w:rPr>
-          <w:rFonts w:ascii="Times New Roman" w:hAnsi="Times New Roman" w:eastAsia="Times New Roman" w:cs="Times New Roman"/>
-          <w:noProof w:val="0"/>
-          <w:sz w:val="24"/>
-          <w:szCs w:val="24"/>
-          <w:lang w:val="hr-HR"/>
-        </w:rPr>
-      </w:pPr>
-      <w:r>
-        <w:rPr>
-          <w:rFonts w:ascii="Times New Roman" w:hAnsi="Times New Roman" w:eastAsia="Times New Roman" w:cs="Times New Roman"/>
-          <w:sz w:val="24"/>
-          <w:szCs w:val="24"/>
-        </w:rPr>
-        <w:t xml:space="preserve">tehnike identificiranja izvorne kamere (engl. </w:t>
-      </w:r>
-      <w:r>
-        <w:rPr>
-          <w:rFonts w:ascii="Times New Roman" w:hAnsi="Times New Roman" w:eastAsia="Times New Roman" w:cs="Times New Roman"/>
-          <w:i w:val="1"/>
-          <w:iCs w:val="1"/>
-          <w:sz w:val="24"/>
-          <w:szCs w:val="24"/>
-        </w:rPr>
-        <w:t>Source</w:t>
-      </w:r>
-      <w:r>
-        <w:rPr>
-          <w:rFonts w:ascii="Times New Roman" w:hAnsi="Times New Roman" w:eastAsia="Times New Roman" w:cs="Times New Roman"/>
-          <w:i w:val="1"/>
-          <w:iCs w:val="1"/>
-          <w:sz w:val="24"/>
-          <w:szCs w:val="24"/>
-        </w:rPr>
-        <w:t xml:space="preserve"> </w:t>
-      </w:r>
-      <w:r>
-        <w:rPr>
-          <w:rFonts w:ascii="Times New Roman" w:hAnsi="Times New Roman" w:eastAsia="Times New Roman" w:cs="Times New Roman"/>
-          <w:i w:val="1"/>
-          <w:iCs w:val="1"/>
-          <w:sz w:val="24"/>
-          <w:szCs w:val="24"/>
-        </w:rPr>
-        <w:t>camera</w:t>
-      </w:r>
-      <w:r>
-        <w:rPr>
-          <w:rFonts w:ascii="Times New Roman" w:hAnsi="Times New Roman" w:eastAsia="Times New Roman" w:cs="Times New Roman"/>
-          <w:i w:val="1"/>
-          <w:iCs w:val="1"/>
-          <w:sz w:val="24"/>
-          <w:szCs w:val="24"/>
-        </w:rPr>
-        <w:t xml:space="preserve"> </w:t>
-      </w:r>
-      <w:r>
-        <w:rPr>
-          <w:rFonts w:ascii="Times New Roman" w:hAnsi="Times New Roman" w:eastAsia="Times New Roman" w:cs="Times New Roman"/>
-          <w:i w:val="1"/>
-          <w:iCs w:val="1"/>
-          <w:sz w:val="24"/>
-          <w:szCs w:val="24"/>
-        </w:rPr>
-        <w:t>identification-based</w:t>
-      </w:r>
-      <w:r>
-        <w:rPr>
-          <w:rFonts w:ascii="Times New Roman" w:hAnsi="Times New Roman" w:eastAsia="Times New Roman" w:cs="Times New Roman"/>
-          <w:i w:val="1"/>
-          <w:iCs w:val="1"/>
-          <w:sz w:val="24"/>
-          <w:szCs w:val="24"/>
-        </w:rPr>
-        <w:t xml:space="preserve"> </w:t>
-      </w:r>
-      <w:r>
-        <w:rPr>
-          <w:rFonts w:ascii="Times New Roman" w:hAnsi="Times New Roman" w:eastAsia="Times New Roman" w:cs="Times New Roman"/>
-          <w:i w:val="1"/>
-          <w:iCs w:val="1"/>
-          <w:sz w:val="24"/>
-          <w:szCs w:val="24"/>
-        </w:rPr>
-        <w:t>technique</w:t>
-      </w:r>
-      <w:r>
-        <w:rPr>
-          <w:rFonts w:ascii="Times New Roman" w:hAnsi="Times New Roman" w:eastAsia="Times New Roman" w:cs="Times New Roman"/>
-          <w:sz w:val="24"/>
-          <w:szCs w:val="24"/>
-        </w:rPr>
-        <w:t>)</w:t>
-      </w:r>
-    </w:p>
-    <w:p>
-      <w:pPr>
-        <w:pStyle w:val="ListParagraph"/>
-        <w:numPr>
-          <w:ilvl w:val="0"/>
-          <w:numId w:val="16"/>
-        </w:numPr>
-        <w:spacing w:before="0" w:beforeAutospacing="off" w:after="0" w:afterAutospacing="off"/>
-        <w:rPr>
-          <w:rFonts w:ascii="Times New Roman" w:hAnsi="Times New Roman" w:eastAsia="Times New Roman" w:cs="Times New Roman"/>
-          <w:noProof w:val="0"/>
-          <w:sz w:val="24"/>
-          <w:szCs w:val="24"/>
-          <w:lang w:val="hr-HR"/>
-        </w:rPr>
-      </w:pPr>
-      <w:r>
-        <w:rPr>
-          <w:rFonts w:ascii="Times New Roman" w:hAnsi="Times New Roman" w:eastAsia="Times New Roman" w:cs="Times New Roman"/>
-          <w:sz w:val="24"/>
-          <w:szCs w:val="24"/>
-        </w:rPr>
-        <w:t>tehnike proučavanja fizičkog okruženja (</w:t>
-      </w:r>
-      <w:r>
-        <w:rPr>
-          <w:rFonts w:ascii="Times New Roman" w:hAnsi="Times New Roman" w:eastAsia="Times New Roman" w:cs="Times New Roman"/>
-          <w:i w:val="1"/>
-          <w:iCs w:val="1"/>
-          <w:sz w:val="24"/>
-          <w:szCs w:val="24"/>
-        </w:rPr>
-        <w:t>Physical</w:t>
-      </w:r>
-      <w:r>
-        <w:rPr>
-          <w:rFonts w:ascii="Times New Roman" w:hAnsi="Times New Roman" w:eastAsia="Times New Roman" w:cs="Times New Roman"/>
-          <w:i w:val="1"/>
-          <w:iCs w:val="1"/>
-          <w:sz w:val="24"/>
-          <w:szCs w:val="24"/>
-        </w:rPr>
-        <w:t xml:space="preserve"> </w:t>
-      </w:r>
-      <w:r>
-        <w:rPr>
-          <w:rFonts w:ascii="Times New Roman" w:hAnsi="Times New Roman" w:eastAsia="Times New Roman" w:cs="Times New Roman"/>
-          <w:i w:val="1"/>
-          <w:iCs w:val="1"/>
-          <w:sz w:val="24"/>
-          <w:szCs w:val="24"/>
-        </w:rPr>
-        <w:t>environment-based</w:t>
-      </w:r>
-      <w:r>
-        <w:rPr>
-          <w:rFonts w:ascii="Times New Roman" w:hAnsi="Times New Roman" w:eastAsia="Times New Roman" w:cs="Times New Roman"/>
-          <w:i w:val="1"/>
-          <w:iCs w:val="1"/>
-          <w:sz w:val="24"/>
-          <w:szCs w:val="24"/>
-        </w:rPr>
-        <w:t xml:space="preserve"> </w:t>
-      </w:r>
-      <w:r>
-        <w:rPr>
-          <w:rFonts w:ascii="Times New Roman" w:hAnsi="Times New Roman" w:eastAsia="Times New Roman" w:cs="Times New Roman"/>
-          <w:i w:val="1"/>
-          <w:iCs w:val="1"/>
-          <w:sz w:val="24"/>
-          <w:szCs w:val="24"/>
-        </w:rPr>
-        <w:t>image</w:t>
-      </w:r>
-      <w:r>
-        <w:rPr>
-          <w:rFonts w:ascii="Times New Roman" w:hAnsi="Times New Roman" w:eastAsia="Times New Roman" w:cs="Times New Roman"/>
-          <w:i w:val="1"/>
-          <w:iCs w:val="1"/>
-          <w:sz w:val="24"/>
-          <w:szCs w:val="24"/>
-        </w:rPr>
-        <w:t xml:space="preserve"> </w:t>
-      </w:r>
-      <w:r>
-        <w:rPr>
-          <w:rFonts w:ascii="Times New Roman" w:hAnsi="Times New Roman" w:eastAsia="Times New Roman" w:cs="Times New Roman"/>
-          <w:i w:val="1"/>
-          <w:iCs w:val="1"/>
-          <w:sz w:val="24"/>
-          <w:szCs w:val="24"/>
-        </w:rPr>
-        <w:t>tampering</w:t>
-      </w:r>
-      <w:r>
-        <w:rPr>
-          <w:rFonts w:ascii="Times New Roman" w:hAnsi="Times New Roman" w:eastAsia="Times New Roman" w:cs="Times New Roman"/>
-          <w:i w:val="1"/>
-          <w:iCs w:val="1"/>
-          <w:sz w:val="24"/>
-          <w:szCs w:val="24"/>
-        </w:rPr>
-        <w:t xml:space="preserve"> </w:t>
-      </w:r>
-      <w:r>
-        <w:rPr>
-          <w:rFonts w:ascii="Times New Roman" w:hAnsi="Times New Roman" w:eastAsia="Times New Roman" w:cs="Times New Roman"/>
-          <w:i w:val="1"/>
-          <w:iCs w:val="1"/>
-          <w:sz w:val="24"/>
-          <w:szCs w:val="24"/>
-        </w:rPr>
-        <w:t>detection</w:t>
-      </w:r>
-      <w:r>
-        <w:rPr>
-          <w:rFonts w:ascii="Times New Roman" w:hAnsi="Times New Roman" w:eastAsia="Times New Roman" w:cs="Times New Roman"/>
-          <w:sz w:val="24"/>
-          <w:szCs w:val="24"/>
-        </w:rPr>
-        <w:t>)</w:t>
-      </w:r>
-    </w:p>
-    <w:p>
-      <w:pPr>
-        <w:pStyle w:val="ListParagraph"/>
-        <w:numPr>
-          <w:ilvl w:val="0"/>
-          <w:numId w:val="16"/>
-        </w:numPr>
-        <w:spacing w:before="0" w:beforeAutospacing="off" w:after="0" w:afterAutospacing="off"/>
-        <w:rPr>
-          <w:rFonts w:ascii="Times New Roman" w:hAnsi="Times New Roman" w:eastAsia="Times New Roman" w:cs="Times New Roman"/>
-          <w:noProof w:val="0"/>
-          <w:sz w:val="24"/>
-          <w:szCs w:val="24"/>
-          <w:lang w:val="hr-HR"/>
-        </w:rPr>
-      </w:pPr>
-      <w:r>
-        <w:rPr>
-          <w:rFonts w:ascii="Times New Roman" w:hAnsi="Times New Roman" w:eastAsia="Times New Roman" w:cs="Times New Roman"/>
-          <w:sz w:val="24"/>
-          <w:szCs w:val="24"/>
-        </w:rPr>
-        <w:t xml:space="preserve">tehnike proučavanja geometrije slike (engl. </w:t>
-      </w:r>
-      <w:r>
-        <w:rPr>
-          <w:rFonts w:ascii="Times New Roman" w:hAnsi="Times New Roman" w:eastAsia="Times New Roman" w:cs="Times New Roman"/>
-          <w:i w:val="1"/>
-          <w:iCs w:val="1"/>
-          <w:sz w:val="24"/>
-          <w:szCs w:val="24"/>
-        </w:rPr>
-        <w:t>Geometry-based</w:t>
-      </w:r>
-      <w:r>
-        <w:rPr>
-          <w:rFonts w:ascii="Times New Roman" w:hAnsi="Times New Roman" w:eastAsia="Times New Roman" w:cs="Times New Roman"/>
-          <w:i w:val="1"/>
-          <w:iCs w:val="1"/>
-          <w:sz w:val="24"/>
-          <w:szCs w:val="24"/>
-        </w:rPr>
-        <w:t xml:space="preserve"> </w:t>
-      </w:r>
-      <w:r>
-        <w:rPr>
-          <w:rFonts w:ascii="Times New Roman" w:hAnsi="Times New Roman" w:eastAsia="Times New Roman" w:cs="Times New Roman"/>
-          <w:i w:val="1"/>
-          <w:iCs w:val="1"/>
-          <w:sz w:val="24"/>
-          <w:szCs w:val="24"/>
-        </w:rPr>
-        <w:t>image</w:t>
-      </w:r>
-      <w:r>
-        <w:rPr>
-          <w:rFonts w:ascii="Times New Roman" w:hAnsi="Times New Roman" w:eastAsia="Times New Roman" w:cs="Times New Roman"/>
-          <w:i w:val="1"/>
-          <w:iCs w:val="1"/>
-          <w:sz w:val="24"/>
-          <w:szCs w:val="24"/>
-        </w:rPr>
-        <w:t xml:space="preserve"> </w:t>
-      </w:r>
-      <w:r>
-        <w:rPr>
-          <w:rFonts w:ascii="Times New Roman" w:hAnsi="Times New Roman" w:eastAsia="Times New Roman" w:cs="Times New Roman"/>
-          <w:i w:val="1"/>
-          <w:iCs w:val="1"/>
-          <w:sz w:val="24"/>
-          <w:szCs w:val="24"/>
-        </w:rPr>
-        <w:t>tampering</w:t>
-      </w:r>
-      <w:r>
-        <w:rPr>
-          <w:rFonts w:ascii="Times New Roman" w:hAnsi="Times New Roman" w:eastAsia="Times New Roman" w:cs="Times New Roman"/>
-          <w:i w:val="1"/>
-          <w:iCs w:val="1"/>
-          <w:sz w:val="24"/>
-          <w:szCs w:val="24"/>
-        </w:rPr>
-        <w:t xml:space="preserve"> </w:t>
-      </w:r>
-      <w:r>
-        <w:rPr>
-          <w:rFonts w:ascii="Times New Roman" w:hAnsi="Times New Roman" w:eastAsia="Times New Roman" w:cs="Times New Roman"/>
-          <w:i w:val="1"/>
-          <w:iCs w:val="1"/>
-          <w:sz w:val="24"/>
-          <w:szCs w:val="24"/>
-        </w:rPr>
-        <w:t>detection</w:t>
-      </w:r>
-      <w:r>
-        <w:rPr>
-          <w:rFonts w:ascii="Times New Roman" w:hAnsi="Times New Roman" w:eastAsia="Times New Roman" w:cs="Times New Roman"/>
-          <w:sz w:val="24"/>
-          <w:szCs w:val="24"/>
-        </w:rPr>
-        <w:t>)</w:t>
-      </w:r>
-    </w:p>
-    <w:p>
-      <w:pPr>
-        <w:spacing w:before="240" w:beforeAutospacing="off" w:after="240" w:afterAutospacing="off"/>
-      </w:pPr>
-      <w:r>
-        <w:rPr>
-          <w:rFonts w:ascii="Times New Roman" w:hAnsi="Times New Roman" w:eastAsia="Times New Roman" w:cs="Times New Roman"/>
-          <w:b w:val="1"/>
-          <w:bCs w:val="1"/>
-          <w:sz w:val="24"/>
-          <w:szCs w:val="24"/>
-        </w:rPr>
-        <w:t>Tehnike proučavanja piksela</w:t>
-      </w:r>
-      <w:r>
-        <w:rPr>
-          <w:rFonts w:ascii="Times New Roman" w:hAnsi="Times New Roman" w:eastAsia="Times New Roman" w:cs="Times New Roman"/>
-          <w:sz w:val="24"/>
-          <w:szCs w:val="24"/>
-        </w:rPr>
-        <w:t xml:space="preserve"> analiziraju korelacije na najnižoj razini koje se javljaju u područjima gdje je došlo do izmjene slike. Također, zasnovane su na ideji da će u područjima gdje dolazi do izmjene slike često doći do izmjene statističkih obilježja na razini piksela. Ova skupina tehnika ne zahtijeva poznavanje </w:t>
-      </w:r>
-      <w:r>
-        <w:rPr>
-          <w:rFonts w:ascii="Times New Roman" w:hAnsi="Times New Roman" w:eastAsia="Times New Roman" w:cs="Times New Roman"/>
-          <w:sz w:val="24"/>
-          <w:szCs w:val="24"/>
-        </w:rPr>
-        <w:t>metapodataka</w:t>
-      </w:r>
-      <w:r>
-        <w:rPr>
-          <w:rFonts w:ascii="Times New Roman" w:hAnsi="Times New Roman" w:eastAsia="Times New Roman" w:cs="Times New Roman"/>
-          <w:sz w:val="24"/>
-          <w:szCs w:val="24"/>
-        </w:rPr>
-        <w:t xml:space="preserve"> o slici, stoga je često primjenjivana te će se ovaj rad većinski fokusirati na njih.</w:t>
-      </w:r>
-    </w:p>
-    <w:p>
-      <w:pPr>
-        <w:spacing w:before="240" w:beforeAutospacing="off" w:after="240" w:afterAutospacing="off"/>
-      </w:pPr>
-      <w:r>
-        <w:rPr>
-          <w:rFonts w:ascii="Times New Roman" w:hAnsi="Times New Roman" w:eastAsia="Times New Roman" w:cs="Times New Roman"/>
-          <w:b w:val="1"/>
-          <w:bCs w:val="1"/>
-          <w:sz w:val="24"/>
-          <w:szCs w:val="24"/>
-        </w:rPr>
-        <w:t>Tehnike proučavanja specifičnosti formata slike</w:t>
-      </w:r>
-      <w:r>
-        <w:rPr>
-          <w:rFonts w:ascii="Times New Roman" w:hAnsi="Times New Roman" w:eastAsia="Times New Roman" w:cs="Times New Roman"/>
-          <w:sz w:val="24"/>
-          <w:szCs w:val="24"/>
-        </w:rPr>
-        <w:t xml:space="preserve"> uzimaju u obzir specifičnosti pojedinih formata slike i na temelju njih traže informacije koje nisu konzistentne. Najčešće se koriste kod JPEG slika. Specifično, gledaju se razine kompresije na pojedinim dijelovima slike i pokušavaju se pronaći dijelovi slike koji nemaju očekivanu razinu kompresije.</w:t>
-      </w:r>
-    </w:p>
-    <w:p>
-      <w:pPr>
-        <w:spacing w:before="240" w:beforeAutospacing="off" w:after="240" w:afterAutospacing="off"/>
-      </w:pPr>
-      <w:r>
-        <w:rPr>
-          <w:rFonts w:ascii="Times New Roman" w:hAnsi="Times New Roman" w:eastAsia="Times New Roman" w:cs="Times New Roman"/>
-          <w:b w:val="1"/>
-          <w:bCs w:val="1"/>
-          <w:sz w:val="24"/>
-          <w:szCs w:val="24"/>
-        </w:rPr>
-        <w:t>Tehnike detekcije izmjena na razini kamere</w:t>
-      </w:r>
-      <w:r>
-        <w:rPr>
-          <w:rFonts w:ascii="Times New Roman" w:hAnsi="Times New Roman" w:eastAsia="Times New Roman" w:cs="Times New Roman"/>
-          <w:sz w:val="24"/>
-          <w:szCs w:val="24"/>
-        </w:rPr>
-        <w:t xml:space="preserve"> identificiraju izmjene koje nastaju u bilo kojoj fazi procesiranja slike. Neki od pristupa koji se primjenjuju su: </w:t>
-      </w:r>
-      <w:r>
-        <w:rPr>
-          <w:rFonts w:ascii="Times New Roman" w:hAnsi="Times New Roman" w:eastAsia="Times New Roman" w:cs="Times New Roman"/>
-          <w:sz w:val="24"/>
-          <w:szCs w:val="24"/>
-        </w:rPr>
-        <w:t>kvantizacija</w:t>
-      </w:r>
-      <w:r>
-        <w:rPr>
-          <w:rFonts w:ascii="Times New Roman" w:hAnsi="Times New Roman" w:eastAsia="Times New Roman" w:cs="Times New Roman"/>
-          <w:sz w:val="24"/>
-          <w:szCs w:val="24"/>
-        </w:rPr>
-        <w:t xml:space="preserve">, korelacija boja, gama-korelacija (korelacija između vektora brojeva), filtracija, JPEG kompresija i slično. Primjeri značajki koje se detektiraju su: </w:t>
-      </w:r>
-      <w:r>
-        <w:rPr>
-          <w:rFonts w:ascii="Times New Roman" w:hAnsi="Times New Roman" w:eastAsia="Times New Roman" w:cs="Times New Roman"/>
-          <w:sz w:val="24"/>
-          <w:szCs w:val="24"/>
-        </w:rPr>
-        <w:t>kromatsku</w:t>
-      </w:r>
-      <w:r>
-        <w:rPr>
-          <w:rFonts w:ascii="Times New Roman" w:hAnsi="Times New Roman" w:eastAsia="Times New Roman" w:cs="Times New Roman"/>
-          <w:sz w:val="24"/>
-          <w:szCs w:val="24"/>
-        </w:rPr>
-        <w:t xml:space="preserve"> aberaciju (skup pogrešaka u slici zbog nesavršenosti optičkih sustava [4]), primjenu filtera nad bojama, šum na senzoru i slično. Ovom metodom može se otkriti kombiniranje više slika nastalih s različitim kamerama na temelju ovih značajki, no nije u interesu nužno identificirati koje su kamere u pitanju. [8]</w:t>
-      </w:r>
-    </w:p>
-    <w:p>
-      <w:pPr>
-        <w:spacing w:before="240" w:beforeAutospacing="off" w:after="240" w:afterAutospacing="off"/>
-      </w:pPr>
-      <w:r>
-        <w:rPr>
-          <w:rFonts w:ascii="Times New Roman" w:hAnsi="Times New Roman" w:eastAsia="Times New Roman" w:cs="Times New Roman"/>
-          <w:b w:val="1"/>
-          <w:bCs w:val="1"/>
-          <w:sz w:val="24"/>
-          <w:szCs w:val="24"/>
-        </w:rPr>
-        <w:t>Tehnike identificiranja izvorne kamere</w:t>
-      </w:r>
-      <w:r>
-        <w:rPr>
-          <w:rFonts w:ascii="Times New Roman" w:hAnsi="Times New Roman" w:eastAsia="Times New Roman" w:cs="Times New Roman"/>
-          <w:sz w:val="24"/>
-          <w:szCs w:val="24"/>
-        </w:rPr>
-        <w:t xml:space="preserve"> nastoje otkriti izvor slike. Ovaj se pristup naziva slijepim pristupom (engl. </w:t>
-      </w:r>
-      <w:r>
-        <w:rPr>
-          <w:rFonts w:ascii="Times New Roman" w:hAnsi="Times New Roman" w:eastAsia="Times New Roman" w:cs="Times New Roman"/>
-          <w:i w:val="1"/>
-          <w:iCs w:val="1"/>
-          <w:sz w:val="24"/>
-          <w:szCs w:val="24"/>
-        </w:rPr>
-        <w:t>blind</w:t>
-      </w:r>
-      <w:r>
-        <w:rPr>
-          <w:rFonts w:ascii="Times New Roman" w:hAnsi="Times New Roman" w:eastAsia="Times New Roman" w:cs="Times New Roman"/>
-          <w:i w:val="1"/>
-          <w:iCs w:val="1"/>
-          <w:sz w:val="24"/>
-          <w:szCs w:val="24"/>
-        </w:rPr>
-        <w:t xml:space="preserve"> </w:t>
-      </w:r>
-      <w:r>
-        <w:rPr>
-          <w:rFonts w:ascii="Times New Roman" w:hAnsi="Times New Roman" w:eastAsia="Times New Roman" w:cs="Times New Roman"/>
-          <w:i w:val="1"/>
-          <w:iCs w:val="1"/>
-          <w:sz w:val="24"/>
-          <w:szCs w:val="24"/>
-        </w:rPr>
-        <w:t>approach</w:t>
-      </w:r>
-      <w:r>
-        <w:rPr>
-          <w:rFonts w:ascii="Times New Roman" w:hAnsi="Times New Roman" w:eastAsia="Times New Roman" w:cs="Times New Roman"/>
-          <w:sz w:val="24"/>
-          <w:szCs w:val="24"/>
-        </w:rPr>
-        <w:t>) identifikacija jer se ne koriste informacija iz vodenog žiga, već isključivo značajke koje kamera ostavlja na svojim slikama. [6] One nisu povezane sa sadržajem slike, već sa značajkama kamere. Primjerice, to može biti distorzija leće, šum koji unosi senzor i sl. Za razliku od prethodne metode, ova metoda želi verificirati je li netko mijenjao sliku nakon njezina izvornog nastanka, odnosno potvrditi da značajke na toj slici odgovaraju onima koje bi ta kamera proizvela.</w:t>
-      </w:r>
-    </w:p>
-    <w:p>
-      <w:pPr>
-        <w:spacing w:before="240" w:beforeAutospacing="off" w:after="240" w:afterAutospacing="off"/>
-      </w:pPr>
-      <w:r>
-        <w:rPr>
-          <w:rFonts w:ascii="Times New Roman" w:hAnsi="Times New Roman" w:eastAsia="Times New Roman" w:cs="Times New Roman"/>
-          <w:b w:val="1"/>
-          <w:bCs w:val="1"/>
-          <w:sz w:val="24"/>
-          <w:szCs w:val="24"/>
-        </w:rPr>
-        <w:t>Tehnike proučavanja fizičkog okruženja</w:t>
-      </w:r>
-      <w:r>
-        <w:rPr>
-          <w:rFonts w:ascii="Times New Roman" w:hAnsi="Times New Roman" w:eastAsia="Times New Roman" w:cs="Times New Roman"/>
-          <w:sz w:val="24"/>
-          <w:szCs w:val="24"/>
-        </w:rPr>
-        <w:t xml:space="preserve"> primjenjive su pri analizi slika nekog prostora. Proučavaju osvjetljenje prostora i nalaze nepravilnosti. Očekivano je da neće cijela slika biti jednako osvijetljena, već da će se pojavljivati jače i slabije osvijetljena područja. No, očekuje se da će područja na približno jednakoj udaljenosti od leće imati približno jednako osvjetljenje i obrnuto, da objekti koji su daleko neće imati slično osvjetljenje. Ove se tehnike mogu primijeniti za detekciju </w:t>
-      </w:r>
-      <w:r>
-        <w:rPr>
-          <w:rFonts w:ascii="Times New Roman" w:hAnsi="Times New Roman" w:eastAsia="Times New Roman" w:cs="Times New Roman"/>
-          <w:i w:val="1"/>
-          <w:iCs w:val="1"/>
-          <w:sz w:val="24"/>
-          <w:szCs w:val="24"/>
-        </w:rPr>
-        <w:t>cut</w:t>
-      </w:r>
-      <w:r>
-        <w:rPr>
-          <w:rFonts w:ascii="Times New Roman" w:hAnsi="Times New Roman" w:eastAsia="Times New Roman" w:cs="Times New Roman"/>
-          <w:i w:val="1"/>
-          <w:iCs w:val="1"/>
-          <w:sz w:val="24"/>
-          <w:szCs w:val="24"/>
-        </w:rPr>
-        <w:t>-paste</w:t>
-      </w:r>
-      <w:r>
-        <w:rPr>
-          <w:rFonts w:ascii="Times New Roman" w:hAnsi="Times New Roman" w:eastAsia="Times New Roman" w:cs="Times New Roman"/>
-          <w:sz w:val="24"/>
-          <w:szCs w:val="24"/>
-        </w:rPr>
-        <w:t xml:space="preserve"> izmjene. Primjerice, uzmimo primjer slike jedne osobe na koju se doda osoba s neke druge slike kako bi izgledalo da su osobe razgovarale. Budući da su u pitanju dvije različite slike, gotovo sigurno će razine osvjetljenja biti drugačije. Ako osobe stoje blizu, očekuju se jednake razine osvjetljenja, stoga, ako se uoči razlika, to može implicirati da je došlo do </w:t>
-      </w:r>
-      <w:r>
-        <w:rPr>
-          <w:rFonts w:ascii="Times New Roman" w:hAnsi="Times New Roman" w:eastAsia="Times New Roman" w:cs="Times New Roman"/>
-          <w:i w:val="1"/>
-          <w:iCs w:val="1"/>
-          <w:sz w:val="24"/>
-          <w:szCs w:val="24"/>
-        </w:rPr>
-        <w:t>cut</w:t>
-      </w:r>
-      <w:r>
-        <w:rPr>
-          <w:rFonts w:ascii="Times New Roman" w:hAnsi="Times New Roman" w:eastAsia="Times New Roman" w:cs="Times New Roman"/>
-          <w:i w:val="1"/>
-          <w:iCs w:val="1"/>
-          <w:sz w:val="24"/>
-          <w:szCs w:val="24"/>
-        </w:rPr>
-        <w:t>-paste</w:t>
-      </w:r>
-      <w:r>
-        <w:rPr>
-          <w:rFonts w:ascii="Times New Roman" w:hAnsi="Times New Roman" w:eastAsia="Times New Roman" w:cs="Times New Roman"/>
-          <w:sz w:val="24"/>
-          <w:szCs w:val="24"/>
-        </w:rPr>
-        <w:t xml:space="preserve"> izmjene. Primijetimo da ova pojava samo implicira, a ne dokazuje, da je došlo do izmjene. Razlog tomu je što je zaista moguće da je iz nekog prirodnog razloga osvjetljenje drugačije (umjetno svjetlo, sjena, zamrljana leća i sl.) te da su te promjene nekad toliko malene da se ne razlikuju previše od uobičajenih fluktuacija osvjetljenja na nekom području.</w:t>
-      </w:r>
-    </w:p>
-    <w:p>
-      <w:pPr>
-        <w:spacing w:before="240" w:beforeAutospacing="off" w:after="240" w:afterAutospacing="off"/>
-      </w:pPr>
-      <w:r>
-        <w:rPr>
-          <w:rFonts w:ascii="Times New Roman" w:hAnsi="Times New Roman" w:eastAsia="Times New Roman" w:cs="Times New Roman"/>
-          <w:b w:val="1"/>
-          <w:bCs w:val="1"/>
-          <w:sz w:val="24"/>
-          <w:szCs w:val="24"/>
-        </w:rPr>
-        <w:t>Tehnike proučavanja geometrije slike</w:t>
-      </w:r>
-      <w:r>
-        <w:rPr>
-          <w:rFonts w:ascii="Times New Roman" w:hAnsi="Times New Roman" w:eastAsia="Times New Roman" w:cs="Times New Roman"/>
-          <w:sz w:val="24"/>
-          <w:szCs w:val="24"/>
-        </w:rPr>
-        <w:t xml:space="preserve"> zasnivaju se na oblicima objekata na slici. Najčešće su primjenjive u slučaju detekcije spajanja dviju ili više slika. Spajanje gotovo uvijek rezultira izmjenama geometrijskih značajki - oblika, veličine, orijentacije i simetrije. Jedna od najpoznatijih tehnika detekcije zasnovana je na SIFT (engl. </w:t>
-      </w:r>
-      <w:r>
-        <w:rPr>
-          <w:rFonts w:ascii="Times New Roman" w:hAnsi="Times New Roman" w:eastAsia="Times New Roman" w:cs="Times New Roman"/>
-          <w:i w:val="1"/>
-          <w:iCs w:val="1"/>
-          <w:sz w:val="24"/>
-          <w:szCs w:val="24"/>
-        </w:rPr>
-        <w:t>Scale-</w:t>
-      </w:r>
-      <w:r>
-        <w:rPr>
-          <w:rFonts w:ascii="Times New Roman" w:hAnsi="Times New Roman" w:eastAsia="Times New Roman" w:cs="Times New Roman"/>
-          <w:i w:val="1"/>
-          <w:iCs w:val="1"/>
-          <w:sz w:val="24"/>
-          <w:szCs w:val="24"/>
-        </w:rPr>
-        <w:t>invariant</w:t>
-      </w:r>
-      <w:r>
-        <w:rPr>
-          <w:rFonts w:ascii="Times New Roman" w:hAnsi="Times New Roman" w:eastAsia="Times New Roman" w:cs="Times New Roman"/>
-          <w:i w:val="1"/>
-          <w:iCs w:val="1"/>
-          <w:sz w:val="24"/>
-          <w:szCs w:val="24"/>
-        </w:rPr>
-        <w:t xml:space="preserve"> </w:t>
-      </w:r>
-      <w:r>
-        <w:rPr>
-          <w:rFonts w:ascii="Times New Roman" w:hAnsi="Times New Roman" w:eastAsia="Times New Roman" w:cs="Times New Roman"/>
-          <w:i w:val="1"/>
-          <w:iCs w:val="1"/>
-          <w:sz w:val="24"/>
-          <w:szCs w:val="24"/>
-        </w:rPr>
-        <w:t>Feature</w:t>
-      </w:r>
-      <w:r>
-        <w:rPr>
-          <w:rFonts w:ascii="Times New Roman" w:hAnsi="Times New Roman" w:eastAsia="Times New Roman" w:cs="Times New Roman"/>
-          <w:i w:val="1"/>
-          <w:iCs w:val="1"/>
-          <w:sz w:val="24"/>
-          <w:szCs w:val="24"/>
-        </w:rPr>
-        <w:t xml:space="preserve"> </w:t>
-      </w:r>
-      <w:r>
-        <w:rPr>
-          <w:rFonts w:ascii="Times New Roman" w:hAnsi="Times New Roman" w:eastAsia="Times New Roman" w:cs="Times New Roman"/>
-          <w:i w:val="1"/>
-          <w:iCs w:val="1"/>
-          <w:sz w:val="24"/>
-          <w:szCs w:val="24"/>
-        </w:rPr>
-        <w:t>Transform</w:t>
-      </w:r>
-      <w:r>
-        <w:rPr>
-          <w:rFonts w:ascii="Times New Roman" w:hAnsi="Times New Roman" w:eastAsia="Times New Roman" w:cs="Times New Roman"/>
-          <w:sz w:val="24"/>
-          <w:szCs w:val="24"/>
-        </w:rPr>
-        <w:t xml:space="preserve">) značajkama, no postoje i brojne druge poput SURF (engl. </w:t>
-      </w:r>
-      <w:r>
-        <w:rPr>
-          <w:rFonts w:ascii="Times New Roman" w:hAnsi="Times New Roman" w:eastAsia="Times New Roman" w:cs="Times New Roman"/>
-          <w:i w:val="1"/>
-          <w:iCs w:val="1"/>
-          <w:sz w:val="24"/>
-          <w:szCs w:val="24"/>
-        </w:rPr>
-        <w:t>Speeded</w:t>
-      </w:r>
-      <w:r>
-        <w:rPr>
-          <w:rFonts w:ascii="Times New Roman" w:hAnsi="Times New Roman" w:eastAsia="Times New Roman" w:cs="Times New Roman"/>
-          <w:i w:val="1"/>
-          <w:iCs w:val="1"/>
-          <w:sz w:val="24"/>
-          <w:szCs w:val="24"/>
-        </w:rPr>
-        <w:t xml:space="preserve"> </w:t>
-      </w:r>
-      <w:r>
-        <w:rPr>
-          <w:rFonts w:ascii="Times New Roman" w:hAnsi="Times New Roman" w:eastAsia="Times New Roman" w:cs="Times New Roman"/>
-          <w:i w:val="1"/>
-          <w:iCs w:val="1"/>
-          <w:sz w:val="24"/>
-          <w:szCs w:val="24"/>
-        </w:rPr>
-        <w:t>Up</w:t>
-      </w:r>
-      <w:r>
-        <w:rPr>
-          <w:rFonts w:ascii="Times New Roman" w:hAnsi="Times New Roman" w:eastAsia="Times New Roman" w:cs="Times New Roman"/>
-          <w:i w:val="1"/>
-          <w:iCs w:val="1"/>
-          <w:sz w:val="24"/>
-          <w:szCs w:val="24"/>
-        </w:rPr>
-        <w:t xml:space="preserve"> </w:t>
-      </w:r>
-      <w:r>
-        <w:rPr>
-          <w:rFonts w:ascii="Times New Roman" w:hAnsi="Times New Roman" w:eastAsia="Times New Roman" w:cs="Times New Roman"/>
-          <w:i w:val="1"/>
-          <w:iCs w:val="1"/>
-          <w:sz w:val="24"/>
-          <w:szCs w:val="24"/>
-        </w:rPr>
-        <w:t>Robust</w:t>
-      </w:r>
-      <w:r>
-        <w:rPr>
-          <w:rFonts w:ascii="Times New Roman" w:hAnsi="Times New Roman" w:eastAsia="Times New Roman" w:cs="Times New Roman"/>
-          <w:i w:val="1"/>
-          <w:iCs w:val="1"/>
-          <w:sz w:val="24"/>
-          <w:szCs w:val="24"/>
-        </w:rPr>
-        <w:t xml:space="preserve"> </w:t>
-      </w:r>
-      <w:r>
-        <w:rPr>
-          <w:rFonts w:ascii="Times New Roman" w:hAnsi="Times New Roman" w:eastAsia="Times New Roman" w:cs="Times New Roman"/>
-          <w:i w:val="1"/>
-          <w:iCs w:val="1"/>
-          <w:sz w:val="24"/>
-          <w:szCs w:val="24"/>
-        </w:rPr>
-        <w:t>Features</w:t>
-      </w:r>
-      <w:r>
-        <w:rPr>
-          <w:rFonts w:ascii="Times New Roman" w:hAnsi="Times New Roman" w:eastAsia="Times New Roman" w:cs="Times New Roman"/>
-          <w:sz w:val="24"/>
-          <w:szCs w:val="24"/>
-        </w:rPr>
-        <w:t xml:space="preserve">), FAST (engl. </w:t>
-      </w:r>
-      <w:r>
-        <w:rPr>
-          <w:rFonts w:ascii="Times New Roman" w:hAnsi="Times New Roman" w:eastAsia="Times New Roman" w:cs="Times New Roman"/>
-          <w:i w:val="1"/>
-          <w:iCs w:val="1"/>
-          <w:sz w:val="24"/>
-          <w:szCs w:val="24"/>
-        </w:rPr>
-        <w:t>Features</w:t>
-      </w:r>
-      <w:r>
-        <w:rPr>
-          <w:rFonts w:ascii="Times New Roman" w:hAnsi="Times New Roman" w:eastAsia="Times New Roman" w:cs="Times New Roman"/>
-          <w:i w:val="1"/>
-          <w:iCs w:val="1"/>
-          <w:sz w:val="24"/>
-          <w:szCs w:val="24"/>
-        </w:rPr>
-        <w:t xml:space="preserve"> </w:t>
-      </w:r>
-      <w:r>
-        <w:rPr>
-          <w:rFonts w:ascii="Times New Roman" w:hAnsi="Times New Roman" w:eastAsia="Times New Roman" w:cs="Times New Roman"/>
-          <w:i w:val="1"/>
-          <w:iCs w:val="1"/>
-          <w:sz w:val="24"/>
-          <w:szCs w:val="24"/>
-        </w:rPr>
-        <w:t>from</w:t>
-      </w:r>
-      <w:r>
-        <w:rPr>
-          <w:rFonts w:ascii="Times New Roman" w:hAnsi="Times New Roman" w:eastAsia="Times New Roman" w:cs="Times New Roman"/>
-          <w:i w:val="1"/>
-          <w:iCs w:val="1"/>
-          <w:sz w:val="24"/>
-          <w:szCs w:val="24"/>
-        </w:rPr>
-        <w:t xml:space="preserve"> </w:t>
-      </w:r>
-      <w:r>
-        <w:rPr>
-          <w:rFonts w:ascii="Times New Roman" w:hAnsi="Times New Roman" w:eastAsia="Times New Roman" w:cs="Times New Roman"/>
-          <w:i w:val="1"/>
-          <w:iCs w:val="1"/>
-          <w:sz w:val="24"/>
-          <w:szCs w:val="24"/>
-        </w:rPr>
-        <w:t>Accelearated</w:t>
-      </w:r>
-      <w:r>
-        <w:rPr>
-          <w:rFonts w:ascii="Times New Roman" w:hAnsi="Times New Roman" w:eastAsia="Times New Roman" w:cs="Times New Roman"/>
-          <w:i w:val="1"/>
-          <w:iCs w:val="1"/>
-          <w:sz w:val="24"/>
-          <w:szCs w:val="24"/>
-        </w:rPr>
-        <w:t xml:space="preserve"> Segment Test</w:t>
-      </w:r>
-      <w:r>
-        <w:rPr>
-          <w:rFonts w:ascii="Times New Roman" w:hAnsi="Times New Roman" w:eastAsia="Times New Roman" w:cs="Times New Roman"/>
-          <w:sz w:val="24"/>
-          <w:szCs w:val="24"/>
-        </w:rPr>
-        <w:t xml:space="preserve">) i RANSAC (engl. </w:t>
-      </w:r>
-      <w:r>
-        <w:rPr>
-          <w:rFonts w:ascii="Times New Roman" w:hAnsi="Times New Roman" w:eastAsia="Times New Roman" w:cs="Times New Roman"/>
-          <w:i w:val="1"/>
-          <w:iCs w:val="1"/>
-          <w:sz w:val="24"/>
-          <w:szCs w:val="24"/>
-        </w:rPr>
-        <w:t xml:space="preserve">Radnom </w:t>
-      </w:r>
-      <w:r>
-        <w:rPr>
-          <w:rFonts w:ascii="Times New Roman" w:hAnsi="Times New Roman" w:eastAsia="Times New Roman" w:cs="Times New Roman"/>
-          <w:i w:val="1"/>
-          <w:iCs w:val="1"/>
-          <w:sz w:val="24"/>
-          <w:szCs w:val="24"/>
-        </w:rPr>
-        <w:t>Sample</w:t>
-      </w:r>
-      <w:r>
-        <w:rPr>
-          <w:rFonts w:ascii="Times New Roman" w:hAnsi="Times New Roman" w:eastAsia="Times New Roman" w:cs="Times New Roman"/>
-          <w:i w:val="1"/>
-          <w:iCs w:val="1"/>
-          <w:sz w:val="24"/>
-          <w:szCs w:val="24"/>
-        </w:rPr>
-        <w:t xml:space="preserve"> </w:t>
-      </w:r>
-      <w:r>
-        <w:rPr>
-          <w:rFonts w:ascii="Times New Roman" w:hAnsi="Times New Roman" w:eastAsia="Times New Roman" w:cs="Times New Roman"/>
-          <w:i w:val="1"/>
-          <w:iCs w:val="1"/>
-          <w:sz w:val="24"/>
-          <w:szCs w:val="24"/>
-        </w:rPr>
-        <w:t>Consensus</w:t>
-      </w:r>
-      <w:r>
-        <w:rPr>
-          <w:rFonts w:ascii="Times New Roman" w:hAnsi="Times New Roman" w:eastAsia="Times New Roman" w:cs="Times New Roman"/>
-          <w:sz w:val="24"/>
-          <w:szCs w:val="24"/>
-        </w:rPr>
-        <w:t>) [9] SIFT radi tako da izvuče ključne točke slike i radi na njima te je iz tog razloga vrlo otporna na rotiranje, skaliranje i ostale geometrijske promjene.</w:t>
-      </w:r>
-    </w:p>
-    <w:p>
-      <w:pPr>
         <w:pStyle w:val="Heading1"/>
         <w:rPr>
           <w:rFonts w:ascii="Times New Roman" w:hAnsi="Times New Roman" w:eastAsia="Times New Roman" w:cs="Times New Roman"/>
@@ -4728,10 +4990,12 @@
           <w:szCs w:val="24"/>
         </w:rPr>
       </w:pPr>
+      <w:bookmarkStart w:name="_Toc922418702" w:id="1481894980"/>
       <w:r>
         <w:rPr/>
         <w:t>Oporavak slika</w:t>
       </w:r>
+      <w:bookmarkEnd w:id="1481894980"/>
     </w:p>
     <w:p>
       <w:pPr>
@@ -4810,10 +5074,12 @@
           <w:szCs w:val="24"/>
         </w:rPr>
       </w:pPr>
+      <w:bookmarkStart w:name="_Toc1235138523" w:id="1393414521"/>
       <w:r>
         <w:rPr/>
         <w:t>Podjela metoda oporavka slika</w:t>
       </w:r>
+      <w:bookmarkEnd w:id="1393414521"/>
     </w:p>
     <w:p>
       <w:pPr>
@@ -5066,7 +5332,39 @@
           <w:sz w:val="24"/>
           <w:szCs w:val="24"/>
         </w:rPr>
-        <w:t xml:space="preserve">metoda zasnovana na dubokom učenju (engl. </w:t>
+        <w:t>metod</w:t>
+      </w:r>
+      <w:r>
+        <w:rPr>
+          <w:rFonts w:ascii="Times New Roman" w:hAnsi="Times New Roman" w:eastAsia="Times New Roman" w:cs="Times New Roman"/>
+          <w:sz w:val="24"/>
+          <w:szCs w:val="24"/>
+        </w:rPr>
+        <w:t>e</w:t>
+      </w:r>
+      <w:r>
+        <w:rPr>
+          <w:rFonts w:ascii="Times New Roman" w:hAnsi="Times New Roman" w:eastAsia="Times New Roman" w:cs="Times New Roman"/>
+          <w:sz w:val="24"/>
+          <w:szCs w:val="24"/>
+        </w:rPr>
+        <w:t xml:space="preserve"> zasnovan</w:t>
+      </w:r>
+      <w:r>
+        <w:rPr>
+          <w:rFonts w:ascii="Times New Roman" w:hAnsi="Times New Roman" w:eastAsia="Times New Roman" w:cs="Times New Roman"/>
+          <w:sz w:val="24"/>
+          <w:szCs w:val="24"/>
+        </w:rPr>
+        <w:t>e</w:t>
+      </w:r>
+      <w:r>
+        <w:rPr>
+          <w:rFonts w:ascii="Times New Roman" w:hAnsi="Times New Roman" w:eastAsia="Times New Roman" w:cs="Times New Roman"/>
+          <w:sz w:val="24"/>
+          <w:szCs w:val="24"/>
+        </w:rPr>
+        <w:t xml:space="preserve"> na dubokom učenju (engl. </w:t>
       </w:r>
       <w:r>
         <w:rPr>
@@ -5176,12 +5474,14 @@
           <w:szCs w:val="24"/>
         </w:rPr>
       </w:pPr>
-      <w:bookmarkStart w:name="_Toc560360740" w:id="1274529520"/>
+      <w:bookmarkStart w:name="_Metoda_zasnovana_na" w:id="20590047"/>
+      <w:bookmarkStart w:name="_Toc524229794" w:id="460533388"/>
       <w:r>
         <w:rPr/>
         <w:t>Metoda zasnovana na varijacijskim parcijalnim diferencijalnim jednadžbama</w:t>
       </w:r>
-      <w:bookmarkEnd w:id="1274529520"/>
+      <w:bookmarkEnd w:id="20590047"/>
+      <w:bookmarkEnd w:id="460533388"/>
     </w:p>
     <w:p>
       <w:pPr>
@@ -5558,7 +5858,23 @@
           <w:sz w:val="24"/>
           <w:szCs w:val="24"/>
         </w:rPr>
-        <w:t xml:space="preserve">Postupak je sličan kao i kod ostalih algoritama, Oštećena područja se lociraju, ponekad ručno, ponekad korištenjem algoritama dubokog učenja. Zatim se informacije o boji propagiraju od ruba prema središtu. No, da bi taj dodatak izgledao kao da je stvarno bio na slici, prijelazi trebaju biti meki. To se postiže praćenjem tzv. </w:t>
+        <w:t>Postupak je sličan kao i kod ostalih algoritama</w:t>
+      </w:r>
+      <w:r>
+        <w:rPr>
+          <w:rFonts w:ascii="Times New Roman" w:hAnsi="Times New Roman" w:eastAsia="Times New Roman" w:cs="Times New Roman"/>
+          <w:sz w:val="24"/>
+          <w:szCs w:val="24"/>
+        </w:rPr>
+        <w:t>.</w:t>
+      </w:r>
+      <w:r>
+        <w:rPr>
+          <w:rFonts w:ascii="Times New Roman" w:hAnsi="Times New Roman" w:eastAsia="Times New Roman" w:cs="Times New Roman"/>
+          <w:sz w:val="24"/>
+          <w:szCs w:val="24"/>
+        </w:rPr>
+        <w:t xml:space="preserve"> Oštećena područja se lociraju, ponekad ručno, ponekad korištenjem algoritama dubokog učenja. Zatim se informacije o boji propagiraju od ruba prema središtu. No, da bi taj dodatak izgledao kao da je stvarno bio na slici, prijelazi trebaju biti meki. To se postiže praćenjem tzv. </w:t>
       </w:r>
       <w:r>
         <w:rPr>
@@ -5698,12 +6014,12 @@
           <w:szCs w:val="24"/>
         </w:rPr>
       </w:pPr>
-      <w:bookmarkStart w:name="_Toc4030573" w:id="1020025616"/>
+      <w:bookmarkStart w:name="_Toc1875413149" w:id="457659556"/>
       <w:r>
         <w:rPr/>
         <w:t>Metoda zasnovana na teksturama</w:t>
       </w:r>
-      <w:bookmarkEnd w:id="1020025616"/>
+      <w:bookmarkEnd w:id="457659556"/>
     </w:p>
     <w:p>
       <w:pPr>
@@ -6061,7 +6377,7 @@
     <w:p>
       <w:pPr>
         <w:spacing w:before="240" w:beforeAutospacing="off" w:after="240" w:afterAutospacing="off"/>
-        <w:jc w:val="left"/>
+        <w:jc w:val="center"/>
         <w:rPr>
           <w:rFonts w:ascii="Times New Roman" w:hAnsi="Times New Roman" w:eastAsia="Times New Roman" w:cs="Times New Roman"/>
           <w:sz w:val="24"/>
@@ -6070,7 +6386,7 @@
       </w:pPr>
       <w:r>
         <w:drawing>
-          <wp:inline wp14:editId="66712E78" wp14:anchorId="01C06917">
+          <wp:inline wp14:editId="3CA4D5C0" wp14:anchorId="01C06917">
             <wp:extent cx="5581650" cy="2962275"/>
             <wp:effectExtent l="0" t="0" r="0" b="0"/>
             <wp:docPr id="1332079829" name="drawing"/>
@@ -6111,27 +6427,53 @@
           </wp:inline>
         </w:drawing>
       </w:r>
-    </w:p>
-    <w:p>
-      <w:pPr>
-        <w:spacing w:before="0" w:beforeAutospacing="off" w:after="240" w:afterAutospacing="off"/>
-        <w:jc w:val="left"/>
-      </w:pPr>
-      <w:r>
-        <w:rPr>
-          <w:rFonts w:ascii="Times New Roman" w:hAnsi="Times New Roman" w:eastAsia="Times New Roman" w:cs="Times New Roman"/>
-          <w:sz w:val="24"/>
-          <w:szCs w:val="24"/>
-        </w:rPr>
-        <w:t xml:space="preserve">Slika 8: Primjer provođenja </w:t>
-      </w:r>
-      <w:r>
-        <w:rPr>
-          <w:rFonts w:ascii="Times New Roman" w:hAnsi="Times New Roman" w:eastAsia="Times New Roman" w:cs="Times New Roman"/>
-          <w:sz w:val="24"/>
-          <w:szCs w:val="24"/>
-        </w:rPr>
-        <w:t>Criminisijeva</w:t>
+      <w:r>
+        <w:rPr>
+          <w:rFonts w:ascii="Times New Roman" w:hAnsi="Times New Roman" w:eastAsia="Times New Roman" w:cs="Times New Roman"/>
+          <w:sz w:val="24"/>
+          <w:szCs w:val="24"/>
+        </w:rPr>
+        <w:t xml:space="preserve">Slika </w:t>
+      </w:r>
+      <w:r>
+        <w:rPr>
+          <w:rFonts w:ascii="Times New Roman" w:hAnsi="Times New Roman" w:eastAsia="Times New Roman" w:cs="Times New Roman"/>
+          <w:sz w:val="24"/>
+          <w:szCs w:val="24"/>
+        </w:rPr>
+        <w:t>3.3</w:t>
+      </w:r>
+      <w:r>
+        <w:rPr>
+          <w:rFonts w:ascii="Times New Roman" w:hAnsi="Times New Roman" w:eastAsia="Times New Roman" w:cs="Times New Roman"/>
+          <w:sz w:val="24"/>
+          <w:szCs w:val="24"/>
+        </w:rPr>
+        <w:t>: Primjer provođen</w:t>
+      </w:r>
+      <w:r>
+        <w:rPr>
+          <w:rFonts w:ascii="Times New Roman" w:hAnsi="Times New Roman" w:eastAsia="Times New Roman" w:cs="Times New Roman"/>
+          <w:sz w:val="24"/>
+          <w:szCs w:val="24"/>
+        </w:rPr>
+        <w:t xml:space="preserve">ja </w:t>
+      </w:r>
+      <w:r>
+        <w:rPr>
+          <w:rFonts w:ascii="Times New Roman" w:hAnsi="Times New Roman" w:eastAsia="Times New Roman" w:cs="Times New Roman"/>
+          <w:sz w:val="24"/>
+          <w:szCs w:val="24"/>
+        </w:rPr>
+        <w:t>Criminisij</w:t>
+      </w:r>
+      <w:r>
+        <w:rPr>
+          <w:rFonts w:ascii="Times New Roman" w:hAnsi="Times New Roman" w:eastAsia="Times New Roman" w:cs="Times New Roman"/>
+          <w:sz w:val="24"/>
+          <w:szCs w:val="24"/>
+        </w:rPr>
+        <w:t>eva</w:t>
       </w:r>
       <w:r>
         <w:rPr>
@@ -6151,15 +6493,40 @@
           <w:szCs w:val="24"/>
         </w:rPr>
       </w:pPr>
-      <w:bookmarkStart w:name="_Toc235187929" w:id="709786681"/>
+      <w:commentRangeStart w:id="699582743"/>
+      <w:bookmarkStart w:name="_Toc583245561" w:id="2040009540"/>
       <w:r>
         <w:rPr/>
-        <w:t>Metoda zasnovana na dubokom učenju</w:t>
-      </w:r>
-      <w:bookmarkEnd w:id="709786681"/>
-    </w:p>
-    <w:p>
-      <w:pPr>
+        <w:t>Metod</w:t>
+      </w:r>
+      <w:r>
+        <w:rPr/>
+        <w:t>e</w:t>
+      </w:r>
+      <w:r>
+        <w:rPr/>
+        <w:t xml:space="preserve"> zasnovan</w:t>
+      </w:r>
+      <w:r>
+        <w:rPr/>
+        <w:t>e</w:t>
+      </w:r>
+      <w:r>
+        <w:rPr/>
+        <w:t xml:space="preserve"> na dubokom učenju</w:t>
+      </w:r>
+      <w:commentRangeEnd w:id="699582743"/>
+      <w:r>
+        <w:rPr>
+          <w:rStyle w:val="CommentReference"/>
+        </w:rPr>
+        <w:commentReference w:id="699582743"/>
+      </w:r>
+      <w:bookmarkEnd w:id="2040009540"/>
+    </w:p>
+    <w:p>
+      <w:pPr>
+        <w:pStyle w:val="Normal"/>
         <w:spacing w:before="240" w:beforeAutospacing="off" w:after="240" w:afterAutospacing="off"/>
         <w:jc w:val="left"/>
       </w:pPr>
@@ -6171,15 +6538,63 @@
           <w:sz w:val="24"/>
           <w:szCs w:val="24"/>
         </w:rPr>
-        <w:t>Metoda zasnovana na dubokom učenju</w:t>
-      </w:r>
-      <w:r>
-        <w:rPr>
-          <w:rFonts w:ascii="Times New Roman" w:hAnsi="Times New Roman" w:eastAsia="Times New Roman" w:cs="Times New Roman"/>
-          <w:sz w:val="24"/>
-          <w:szCs w:val="24"/>
-        </w:rPr>
-        <w:t xml:space="preserve"> dobile su na većoj važnosti pojavom </w:t>
+        <w:t>Metod</w:t>
+      </w:r>
+      <w:r>
+        <w:rPr>
+          <w:rFonts w:ascii="Times New Roman" w:hAnsi="Times New Roman" w:eastAsia="Times New Roman" w:cs="Times New Roman"/>
+          <w:b w:val="1"/>
+          <w:bCs w:val="1"/>
+          <w:sz w:val="24"/>
+          <w:szCs w:val="24"/>
+        </w:rPr>
+        <w:t>e</w:t>
+      </w:r>
+      <w:r>
+        <w:rPr>
+          <w:rFonts w:ascii="Times New Roman" w:hAnsi="Times New Roman" w:eastAsia="Times New Roman" w:cs="Times New Roman"/>
+          <w:b w:val="1"/>
+          <w:bCs w:val="1"/>
+          <w:sz w:val="24"/>
+          <w:szCs w:val="24"/>
+        </w:rPr>
+        <w:t xml:space="preserve"> zasnovan</w:t>
+      </w:r>
+      <w:r>
+        <w:rPr>
+          <w:rFonts w:ascii="Times New Roman" w:hAnsi="Times New Roman" w:eastAsia="Times New Roman" w:cs="Times New Roman"/>
+          <w:b w:val="1"/>
+          <w:bCs w:val="1"/>
+          <w:sz w:val="24"/>
+          <w:szCs w:val="24"/>
+        </w:rPr>
+        <w:t>e</w:t>
+      </w:r>
+      <w:r>
+        <w:rPr>
+          <w:rFonts w:ascii="Times New Roman" w:hAnsi="Times New Roman" w:eastAsia="Times New Roman" w:cs="Times New Roman"/>
+          <w:b w:val="1"/>
+          <w:bCs w:val="1"/>
+          <w:sz w:val="24"/>
+          <w:szCs w:val="24"/>
+        </w:rPr>
+        <w:t xml:space="preserve"> na dubokom učenju</w:t>
+      </w:r>
+      <w:r>
+        <w:rPr>
+          <w:rFonts w:ascii="Times New Roman" w:hAnsi="Times New Roman" w:eastAsia="Times New Roman" w:cs="Times New Roman"/>
+          <w:sz w:val="24"/>
+          <w:szCs w:val="24"/>
+        </w:rPr>
+        <w:t xml:space="preserve"> dobile su na </w:t>
+      </w:r>
+      <w:r>
+        <w:rPr>
+          <w:rFonts w:ascii="Times New Roman" w:hAnsi="Times New Roman" w:eastAsia="Times New Roman" w:cs="Times New Roman"/>
+          <w:sz w:val="24"/>
+          <w:szCs w:val="24"/>
+        </w:rPr>
+        <w:t xml:space="preserve">važnosti pojavom </w:t>
       </w:r>
       <w:r>
         <w:rPr>
@@ -6263,7 +6678,47 @@
           <w:sz w:val="24"/>
           <w:szCs w:val="24"/>
         </w:rPr>
-        <w:t xml:space="preserve"> skraćeno CNN). [10] Za razliku od tradicionalnih neuronskih mreža, </w:t>
+        <w:t xml:space="preserve"> skraćeno CNN)</w:t>
+      </w:r>
+      <w:r>
+        <w:rPr>
+          <w:rFonts w:ascii="Times New Roman" w:hAnsi="Times New Roman" w:eastAsia="Times New Roman" w:cs="Times New Roman"/>
+          <w:sz w:val="24"/>
+          <w:szCs w:val="24"/>
+        </w:rPr>
+        <w:t xml:space="preserve"> </w:t>
+      </w:r>
+      <w:commentRangeStart w:id="132202782"/>
+      <w:r>
+        <w:rPr>
+          <w:rFonts w:ascii="Times New Roman" w:hAnsi="Times New Roman" w:eastAsia="Times New Roman" w:cs="Times New Roman"/>
+          <w:sz w:val="24"/>
+          <w:szCs w:val="24"/>
+        </w:rPr>
+        <w:t>[10]</w:t>
+      </w:r>
+      <w:commentRangeEnd w:id="132202782"/>
+      <w:r>
+        <w:rPr>
+          <w:rStyle w:val="CommentReference"/>
+        </w:rPr>
+        <w:commentReference w:id="132202782"/>
+      </w:r>
+      <w:r>
+        <w:rPr>
+          <w:rFonts w:ascii="Times New Roman" w:hAnsi="Times New Roman" w:eastAsia="Times New Roman" w:cs="Times New Roman"/>
+          <w:sz w:val="24"/>
+          <w:szCs w:val="24"/>
+        </w:rPr>
+        <w:t xml:space="preserve">. </w:t>
+      </w:r>
+      <w:r>
+        <w:rPr>
+          <w:rFonts w:ascii="Times New Roman" w:hAnsi="Times New Roman" w:eastAsia="Times New Roman" w:cs="Times New Roman"/>
+          <w:sz w:val="24"/>
+          <w:szCs w:val="24"/>
+        </w:rPr>
+        <w:t xml:space="preserve"> Za razliku od tradicionalnih neuronskih mreža, </w:t>
       </w:r>
       <w:r>
         <w:rPr>
@@ -6587,7 +7042,15 @@
           <w:sz w:val="24"/>
           <w:szCs w:val="24"/>
         </w:rPr>
-        <w:t>, [15]</w:t>
+        <w:t>.</w:t>
+      </w:r>
+      <w:r>
+        <w:rPr>
+          <w:rFonts w:ascii="Times New Roman" w:hAnsi="Times New Roman" w:eastAsia="Times New Roman" w:cs="Times New Roman"/>
+          <w:sz w:val="24"/>
+          <w:szCs w:val="24"/>
+        </w:rPr>
+        <w:t xml:space="preserve"> [15]</w:t>
       </w:r>
     </w:p>
     <w:p>
@@ -6609,12 +7072,12 @@
         <w:pStyle w:val="Heading1"/>
         <w:rPr/>
       </w:pPr>
-      <w:bookmarkStart w:name="_Toc681324743" w:id="565354139"/>
+      <w:bookmarkStart w:name="_Toc1248710548" w:id="928037807"/>
       <w:r>
         <w:rPr/>
         <w:t>Metodologija</w:t>
       </w:r>
-      <w:bookmarkEnd w:id="565354139"/>
+      <w:bookmarkEnd w:id="928037807"/>
     </w:p>
     <w:p>
       <w:pPr>
@@ -6625,10 +7088,12 @@
           <w:szCs w:val="24"/>
         </w:rPr>
       </w:pPr>
+      <w:bookmarkStart w:name="_Toc849349882" w:id="1127599473"/>
       <w:r>
         <w:rPr/>
         <w:t>Odabrani algoritmi i tehnike</w:t>
       </w:r>
+      <w:bookmarkEnd w:id="1127599473"/>
     </w:p>
     <w:p>
       <w:pPr>
@@ -6654,22 +7119,291 @@
           <w:sz w:val="24"/>
           <w:szCs w:val="24"/>
         </w:rPr>
-        <w:t>argumentiran.s</w:t>
+        <w:t>argumentiran.</w:t>
       </w:r>
     </w:p>
     <w:p>
       <w:pPr>
         <w:pStyle w:val="Heading3"/>
         <w:rPr>
-          <w:rFonts w:ascii="Times New Roman" w:hAnsi="Times New Roman" w:eastAsia="Times New Roman" w:cs="Times New Roman"/>
-          <w:sz w:val="24"/>
-          <w:szCs w:val="24"/>
-        </w:rPr>
-      </w:pPr>
-      <w:bookmarkStart w:name="_Toc1713478196" w:id="773549533"/>
+          <w:noProof w:val="0"/>
+          <w:lang w:val="hr-HR"/>
+        </w:rPr>
+      </w:pPr>
+      <w:bookmarkStart w:name="_Toc391412355" w:id="515047364"/>
+      <w:r>
+        <w:rPr>
+          <w:noProof w:val="0"/>
+          <w:lang w:val="hr-HR"/>
+        </w:rPr>
+        <w:t>Analiza razine pogreške</w:t>
+      </w:r>
+      <w:bookmarkEnd w:id="515047364"/>
+    </w:p>
+    <w:p>
+      <w:pPr>
+        <w:pStyle w:val="Normal"/>
+        <w:spacing w:before="240" w:beforeAutospacing="off" w:after="240" w:afterAutospacing="off"/>
+        <w:jc w:val="left"/>
+      </w:pPr>
+      <w:r>
+        <w:rPr>
+          <w:rFonts w:ascii="Times New Roman" w:hAnsi="Times New Roman" w:eastAsia="Times New Roman" w:cs="Times New Roman"/>
+          <w:b w:val="1"/>
+          <w:bCs w:val="1"/>
+          <w:noProof w:val="0"/>
+          <w:sz w:val="24"/>
+          <w:szCs w:val="24"/>
+          <w:lang w:val="hr-HR"/>
+        </w:rPr>
+        <w:t xml:space="preserve">Analiza razine pogreške </w:t>
+      </w:r>
+      <w:r>
+        <w:rPr>
+          <w:rFonts w:ascii="Times New Roman" w:hAnsi="Times New Roman" w:eastAsia="Times New Roman" w:cs="Times New Roman"/>
+          <w:b w:val="0"/>
+          <w:bCs w:val="0"/>
+          <w:sz w:val="24"/>
+          <w:szCs w:val="24"/>
+        </w:rPr>
+        <w:t>(</w:t>
+      </w:r>
+      <w:r>
+        <w:rPr>
+          <w:rFonts w:ascii="Times New Roman" w:hAnsi="Times New Roman" w:eastAsia="Times New Roman" w:cs="Times New Roman"/>
+          <w:b w:val="0"/>
+          <w:bCs w:val="0"/>
+          <w:sz w:val="24"/>
+          <w:szCs w:val="24"/>
+        </w:rPr>
+        <w:t xml:space="preserve">engl. </w:t>
+      </w:r>
+      <w:r>
+        <w:rPr>
+          <w:rFonts w:ascii="Times New Roman" w:hAnsi="Times New Roman" w:eastAsia="Times New Roman" w:cs="Times New Roman"/>
+          <w:b w:val="0"/>
+          <w:bCs w:val="0"/>
+          <w:i w:val="1"/>
+          <w:iCs w:val="1"/>
+          <w:sz w:val="24"/>
+          <w:szCs w:val="24"/>
+        </w:rPr>
+        <w:t>Error</w:t>
+      </w:r>
+      <w:r>
+        <w:rPr>
+          <w:rFonts w:ascii="Times New Roman" w:hAnsi="Times New Roman" w:eastAsia="Times New Roman" w:cs="Times New Roman"/>
+          <w:b w:val="0"/>
+          <w:bCs w:val="0"/>
+          <w:i w:val="1"/>
+          <w:iCs w:val="1"/>
+          <w:sz w:val="24"/>
+          <w:szCs w:val="24"/>
+        </w:rPr>
+        <w:t xml:space="preserve"> </w:t>
+      </w:r>
+      <w:r>
+        <w:rPr>
+          <w:rFonts w:ascii="Times New Roman" w:hAnsi="Times New Roman" w:eastAsia="Times New Roman" w:cs="Times New Roman"/>
+          <w:b w:val="0"/>
+          <w:bCs w:val="0"/>
+          <w:i w:val="1"/>
+          <w:iCs w:val="1"/>
+          <w:sz w:val="24"/>
+          <w:szCs w:val="24"/>
+        </w:rPr>
+        <w:t>Level</w:t>
+      </w:r>
+      <w:r>
+        <w:rPr>
+          <w:rFonts w:ascii="Times New Roman" w:hAnsi="Times New Roman" w:eastAsia="Times New Roman" w:cs="Times New Roman"/>
+          <w:b w:val="0"/>
+          <w:bCs w:val="0"/>
+          <w:i w:val="1"/>
+          <w:iCs w:val="1"/>
+          <w:sz w:val="24"/>
+          <w:szCs w:val="24"/>
+        </w:rPr>
+        <w:t xml:space="preserve"> </w:t>
+      </w:r>
+      <w:r>
+        <w:rPr>
+          <w:rFonts w:ascii="Times New Roman" w:hAnsi="Times New Roman" w:eastAsia="Times New Roman" w:cs="Times New Roman"/>
+          <w:b w:val="0"/>
+          <w:bCs w:val="0"/>
+          <w:i w:val="1"/>
+          <w:iCs w:val="1"/>
+          <w:sz w:val="24"/>
+          <w:szCs w:val="24"/>
+        </w:rPr>
+        <w:t>Analysis</w:t>
+      </w:r>
+      <w:r>
+        <w:rPr>
+          <w:rFonts w:ascii="Times New Roman" w:hAnsi="Times New Roman" w:eastAsia="Times New Roman" w:cs="Times New Roman"/>
+          <w:b w:val="0"/>
+          <w:bCs w:val="0"/>
+          <w:sz w:val="24"/>
+          <w:szCs w:val="24"/>
+        </w:rPr>
+        <w:t xml:space="preserve">, </w:t>
+      </w:r>
+      <w:r>
+        <w:rPr>
+          <w:rFonts w:ascii="Times New Roman" w:hAnsi="Times New Roman" w:eastAsia="Times New Roman" w:cs="Times New Roman"/>
+          <w:sz w:val="24"/>
+          <w:szCs w:val="24"/>
+        </w:rPr>
+        <w:t xml:space="preserve">skraćeno ELA) analizira signal slike i izdvaja dijelove koji imaju različitu razinu kompresije. Kompresija mora biti s gubitcima. Iz tog razloga najbolje su primjenjive na JPEG slikama. Razlike u kompresiji detektiraju se tako što se cijela slika ponovno spremi s nekom unaprijed zadanom kvalitetom. Kvaliteta se zadaje u postotcima od 0 do 100. Nova slika čije smanjenje kvalitete je uniformno i poznato se uspoređuje s originalnom slikom koja ima različite razine kompresije po dijelovima slike. Razlika u kompresijama između tih dviju slika definira se kao razina pogreške (engl. </w:t>
+      </w:r>
+      <w:r>
+        <w:rPr>
+          <w:rFonts w:ascii="Times New Roman" w:hAnsi="Times New Roman" w:eastAsia="Times New Roman" w:cs="Times New Roman"/>
+          <w:i w:val="1"/>
+          <w:iCs w:val="1"/>
+          <w:sz w:val="24"/>
+          <w:szCs w:val="24"/>
+        </w:rPr>
+        <w:t>error</w:t>
+      </w:r>
+      <w:r>
+        <w:rPr>
+          <w:rFonts w:ascii="Times New Roman" w:hAnsi="Times New Roman" w:eastAsia="Times New Roman" w:cs="Times New Roman"/>
+          <w:i w:val="1"/>
+          <w:iCs w:val="1"/>
+          <w:sz w:val="24"/>
+          <w:szCs w:val="24"/>
+        </w:rPr>
+        <w:t xml:space="preserve"> </w:t>
+      </w:r>
+      <w:r>
+        <w:rPr>
+          <w:rFonts w:ascii="Times New Roman" w:hAnsi="Times New Roman" w:eastAsia="Times New Roman" w:cs="Times New Roman"/>
+          <w:i w:val="1"/>
+          <w:iCs w:val="1"/>
+          <w:sz w:val="24"/>
+          <w:szCs w:val="24"/>
+        </w:rPr>
+        <w:t>level</w:t>
+      </w:r>
+      <w:r>
+        <w:rPr>
+          <w:rFonts w:ascii="Times New Roman" w:hAnsi="Times New Roman" w:eastAsia="Times New Roman" w:cs="Times New Roman"/>
+          <w:sz w:val="24"/>
+          <w:szCs w:val="24"/>
+        </w:rPr>
+        <w:t>) [16].</w:t>
+      </w:r>
+    </w:p>
+    <w:p>
+      <w:pPr>
+        <w:spacing w:before="240" w:beforeAutospacing="off" w:after="240" w:afterAutospacing="off"/>
+        <w:jc w:val="left"/>
+      </w:pPr>
+      <w:r>
+        <w:rPr>
+          <w:rFonts w:ascii="Times New Roman" w:hAnsi="Times New Roman" w:eastAsia="Times New Roman" w:cs="Times New Roman"/>
+          <w:sz w:val="24"/>
+          <w:szCs w:val="24"/>
+        </w:rPr>
+        <w:t xml:space="preserve">Budući da kompresija s gubitkom smanjuje kvalitetu slike pri svakom spremanju, ideja je da bi se na taj način moglo detektirati dodavanje objekata na sliku. Ako se neki objekt umetne na već postojeću sliku, očekuje se da će njegova razina kompresije biti manja u odnosu na ostatak slike jer je komprimiran manje puta nego originalna slika. U skladu s time, razina pogreške trebala bi biti veća na dijelovima slike koji su mijenjani jer je tamo razina kompresije značajno manja u odnosu na ostatak slike. Da bi se utvrdilo koji dijelovi slike su potencijalno izmijenjeni, koristi se prag (engl. </w:t>
+      </w:r>
+      <w:r>
+        <w:rPr>
+          <w:rFonts w:ascii="Times New Roman" w:hAnsi="Times New Roman" w:eastAsia="Times New Roman" w:cs="Times New Roman"/>
+          <w:i w:val="1"/>
+          <w:iCs w:val="1"/>
+          <w:sz w:val="24"/>
+          <w:szCs w:val="24"/>
+        </w:rPr>
+        <w:t>threshold</w:t>
+      </w:r>
+      <w:r>
+        <w:rPr>
+          <w:rFonts w:ascii="Times New Roman" w:hAnsi="Times New Roman" w:eastAsia="Times New Roman" w:cs="Times New Roman"/>
+          <w:sz w:val="24"/>
+          <w:szCs w:val="24"/>
+        </w:rPr>
+        <w:t>) koji je obično po iznosu jednak najvećoj razini pogreške prisutnoj na slici. Svi dijelovi slike čija razina pogreške nadilazi prag smatraju se potencijalno izmijenjenima. Tipično će se više razine pogreške prikazati crvenom bojom, a niže plavom [16].</w:t>
+      </w:r>
+    </w:p>
+    <w:p>
+      <w:pPr>
+        <w:pStyle w:val="Normal"/>
+        <w:suppressLineNumbers w:val="0"/>
+        <w:bidi w:val="0"/>
+        <w:spacing w:before="240" w:beforeAutospacing="off" w:after="240" w:afterAutospacing="off" w:line="360" w:lineRule="auto"/>
+        <w:ind w:left="0" w:right="0"/>
+        <w:jc w:val="left"/>
+      </w:pPr>
+      <w:r>
+        <w:rPr>
+          <w:rFonts w:ascii="Times New Roman" w:hAnsi="Times New Roman" w:eastAsia="Times New Roman" w:cs="Times New Roman"/>
+          <w:sz w:val="24"/>
+          <w:szCs w:val="24"/>
+        </w:rPr>
+        <w:t xml:space="preserve">No, rezultati ovakve analize moraju se vrlo oprezno interpretirati. JPEG slike po prirodi imaju različite razine kompresije i ne smije se svaka od tih razlika interpretirati kao namjerna izmjena na slici. Ako regija slike nema mnogo informacija, primjerice ravna površina uniformne boje, ona će imati značajno veću razinu kompresije nego neki objekt s mnogo detalja, slova i slično. Ovisno o odabranoj kvaliteti spremanja slike, te razlike u kompresiji mogu izazvati velike razlike u odnosu na originalnu sliku, što se može očitati kao velika razina pogreške i interpretirati kao izmjena. Detalji oko korištenja ovog algoritma bit će objašnjeni u </w:t>
+      </w:r>
+      <w:r>
+        <w:fldChar w:fldCharType="begin"/>
+      </w:r>
+      <w:r>
+        <w:instrText xml:space="preserve">HYPERLINK  \l  "_Tehnički_detalji" </w:instrText>
+      </w:r>
+      <w:r>
+        <w:fldChar w:fldCharType="separate"/>
+      </w:r>
+      <w:r>
+        <w:rPr>
+          <w:rStyle w:val="Hyperlink"/>
+          <w:rFonts w:ascii="Times New Roman" w:hAnsi="Times New Roman" w:eastAsia="Times New Roman" w:cs="Times New Roman"/>
+          <w:b w:val="1"/>
+          <w:bCs w:val="1"/>
+          <w:sz w:val="24"/>
+          <w:szCs w:val="24"/>
+        </w:rPr>
+        <w:t xml:space="preserve">poglavlju </w:t>
+      </w:r>
+      <w:r>
+        <w:rPr>
+          <w:rStyle w:val="Hyperlink"/>
+          <w:rFonts w:ascii="Times New Roman" w:hAnsi="Times New Roman" w:eastAsia="Times New Roman" w:cs="Times New Roman"/>
+          <w:b w:val="1"/>
+          <w:bCs w:val="1"/>
+          <w:sz w:val="24"/>
+          <w:szCs w:val="24"/>
+        </w:rPr>
+        <w:t>5</w:t>
+      </w:r>
+      <w:r>
+        <w:fldChar w:fldCharType="end"/>
+      </w:r>
+      <w:r>
+        <w:rPr>
+          <w:rFonts w:ascii="Times New Roman" w:hAnsi="Times New Roman" w:eastAsia="Times New Roman" w:cs="Times New Roman"/>
+          <w:sz w:val="24"/>
+          <w:szCs w:val="24"/>
+        </w:rPr>
+        <w:t>.</w:t>
+      </w:r>
+    </w:p>
+    <w:p>
+      <w:pPr>
+        <w:pStyle w:val="Heading3"/>
+        <w:rPr>
+          <w:rFonts w:ascii="Times New Roman" w:hAnsi="Times New Roman" w:eastAsia="Times New Roman" w:cs="Times New Roman"/>
+          <w:sz w:val="24"/>
+          <w:szCs w:val="24"/>
+        </w:rPr>
+      </w:pPr>
+      <w:bookmarkStart w:name="_Toc1231199211" w:id="1307042063"/>
       <w:r>
         <w:rPr/>
-        <w:t>Error</w:t>
+        <w:t xml:space="preserve">Promjena </w:t>
+      </w:r>
+      <w:r>
+        <w:rPr/>
+        <w:t>sheme</w:t>
       </w:r>
       <w:r>
         <w:rPr/>
@@ -6677,17 +7411,9 @@
       </w:r>
       <w:r>
         <w:rPr/>
-        <w:t>Level</w:t>
-      </w:r>
-      <w:r>
-        <w:rPr/>
-        <w:t xml:space="preserve"> </w:t>
-      </w:r>
-      <w:r>
-        <w:rPr/>
-        <w:t>Analysis</w:t>
-      </w:r>
-      <w:bookmarkEnd w:id="773549533"/>
+        <w:t>boja</w:t>
+      </w:r>
+      <w:bookmarkEnd w:id="1307042063"/>
     </w:p>
     <w:p>
       <w:pPr>
@@ -6697,200 +7423,10 @@
       <w:r>
         <w:rPr>
           <w:rFonts w:ascii="Times New Roman" w:hAnsi="Times New Roman" w:eastAsia="Times New Roman" w:cs="Times New Roman"/>
-          <w:b w:val="1"/>
-          <w:bCs w:val="1"/>
-          <w:sz w:val="24"/>
-          <w:szCs w:val="24"/>
-        </w:rPr>
-        <w:t>Error</w:t>
-      </w:r>
-      <w:r>
-        <w:rPr>
-          <w:rFonts w:ascii="Times New Roman" w:hAnsi="Times New Roman" w:eastAsia="Times New Roman" w:cs="Times New Roman"/>
-          <w:b w:val="1"/>
-          <w:bCs w:val="1"/>
-          <w:sz w:val="24"/>
-          <w:szCs w:val="24"/>
-        </w:rPr>
-        <w:t xml:space="preserve"> </w:t>
-      </w:r>
-      <w:r>
-        <w:rPr>
-          <w:rFonts w:ascii="Times New Roman" w:hAnsi="Times New Roman" w:eastAsia="Times New Roman" w:cs="Times New Roman"/>
-          <w:b w:val="1"/>
-          <w:bCs w:val="1"/>
-          <w:sz w:val="24"/>
-          <w:szCs w:val="24"/>
-        </w:rPr>
-        <w:t>Level</w:t>
-      </w:r>
-      <w:r>
-        <w:rPr>
-          <w:rFonts w:ascii="Times New Roman" w:hAnsi="Times New Roman" w:eastAsia="Times New Roman" w:cs="Times New Roman"/>
-          <w:b w:val="1"/>
-          <w:bCs w:val="1"/>
-          <w:sz w:val="24"/>
-          <w:szCs w:val="24"/>
-        </w:rPr>
-        <w:t xml:space="preserve"> </w:t>
-      </w:r>
-      <w:r>
-        <w:rPr>
-          <w:rFonts w:ascii="Times New Roman" w:hAnsi="Times New Roman" w:eastAsia="Times New Roman" w:cs="Times New Roman"/>
-          <w:b w:val="1"/>
-          <w:bCs w:val="1"/>
-          <w:sz w:val="24"/>
-          <w:szCs w:val="24"/>
-        </w:rPr>
-        <w:t>Analysis</w:t>
-      </w:r>
-      <w:r>
-        <w:rPr>
-          <w:rFonts w:ascii="Times New Roman" w:hAnsi="Times New Roman" w:eastAsia="Times New Roman" w:cs="Times New Roman"/>
-          <w:sz w:val="24"/>
-          <w:szCs w:val="24"/>
-        </w:rPr>
-        <w:t xml:space="preserve"> (skraćeno ELA) analizira signal slike i izdvaja dijelove koji imaju različitu razinu kompresije. Kompresija mora biti s gubitcima. Iz tog razloga najbolje su primjenjive na JPEG slikama. Razlike u kompresiji detektiraju se tako što se cijela slika ponovno spremi s nekom unaprijed zadanom kvalitetom. Kvaliteta se zadaje u postotcima od 0 do 100. Nova slika čije smanjenje kvalitete je uniformno i poznato se uspoređuje s originalnom slikom koja ima različite razine kompresije po dijelovima slike. Razlika u kompresijama između tih dviju slika definira se kao razina pogreške (engl. </w:t>
-      </w:r>
-      <w:r>
-        <w:rPr>
-          <w:rFonts w:ascii="Times New Roman" w:hAnsi="Times New Roman" w:eastAsia="Times New Roman" w:cs="Times New Roman"/>
-          <w:i w:val="1"/>
-          <w:iCs w:val="1"/>
-          <w:sz w:val="24"/>
-          <w:szCs w:val="24"/>
-        </w:rPr>
-        <w:t>error</w:t>
-      </w:r>
-      <w:r>
-        <w:rPr>
-          <w:rFonts w:ascii="Times New Roman" w:hAnsi="Times New Roman" w:eastAsia="Times New Roman" w:cs="Times New Roman"/>
-          <w:i w:val="1"/>
-          <w:iCs w:val="1"/>
-          <w:sz w:val="24"/>
-          <w:szCs w:val="24"/>
-        </w:rPr>
-        <w:t xml:space="preserve"> </w:t>
-      </w:r>
-      <w:r>
-        <w:rPr>
-          <w:rFonts w:ascii="Times New Roman" w:hAnsi="Times New Roman" w:eastAsia="Times New Roman" w:cs="Times New Roman"/>
-          <w:i w:val="1"/>
-          <w:iCs w:val="1"/>
-          <w:sz w:val="24"/>
-          <w:szCs w:val="24"/>
-        </w:rPr>
-        <w:t>level</w:t>
-      </w:r>
-      <w:r>
-        <w:rPr>
-          <w:rFonts w:ascii="Times New Roman" w:hAnsi="Times New Roman" w:eastAsia="Times New Roman" w:cs="Times New Roman"/>
-          <w:sz w:val="24"/>
-          <w:szCs w:val="24"/>
-        </w:rPr>
-        <w:t>) [16].</w:t>
-      </w:r>
-    </w:p>
-    <w:p>
-      <w:pPr>
-        <w:spacing w:before="240" w:beforeAutospacing="off" w:after="240" w:afterAutospacing="off"/>
-        <w:jc w:val="left"/>
-      </w:pPr>
-      <w:r>
-        <w:rPr>
-          <w:rFonts w:ascii="Times New Roman" w:hAnsi="Times New Roman" w:eastAsia="Times New Roman" w:cs="Times New Roman"/>
-          <w:sz w:val="24"/>
-          <w:szCs w:val="24"/>
-        </w:rPr>
-        <w:t xml:space="preserve">Budući da kompresija s gubitkom smanjuje kvalitetu slike pri svakom spremanju, ideja je da bi se na taj način moglo detektirati dodavanje objekata na sliku. Ako se neki objekt umetne na već postojeću sliku, očekuje se da će njegova razina kompresije biti manja u odnosu na ostatak slike jer je komprimiran manje puta nego originalna slika. U skladu s time, razina pogreške trebala bi biti veća na dijelovima slike koji su mijenjani jer je tamo razina kompresije značajno manja u odnosu na ostatak slike. Da bi se utvrdilo koji dijelovi slike su potencijalno izmijenjeni, koristi se prag (engl. </w:t>
-      </w:r>
-      <w:r>
-        <w:rPr>
-          <w:rFonts w:ascii="Times New Roman" w:hAnsi="Times New Roman" w:eastAsia="Times New Roman" w:cs="Times New Roman"/>
-          <w:i w:val="1"/>
-          <w:iCs w:val="1"/>
-          <w:sz w:val="24"/>
-          <w:szCs w:val="24"/>
-        </w:rPr>
-        <w:t>threshold</w:t>
-      </w:r>
-      <w:r>
-        <w:rPr>
-          <w:rFonts w:ascii="Times New Roman" w:hAnsi="Times New Roman" w:eastAsia="Times New Roman" w:cs="Times New Roman"/>
-          <w:sz w:val="24"/>
-          <w:szCs w:val="24"/>
-        </w:rPr>
-        <w:t>) koji je obično po iznosu jednak najvećoj razini pogreške prisutnoj na slici. Svi dijelovi slike čija razina pogreške nadilazi prag smatraju se potencijalno izmijenjenima. Tipično će se više razine pogreške prikazati crvenom bojom, a niže plavom [16].</w:t>
-      </w:r>
-    </w:p>
-    <w:p>
-      <w:pPr>
-        <w:spacing w:before="240" w:beforeAutospacing="off" w:after="240" w:afterAutospacing="off"/>
-        <w:jc w:val="left"/>
-      </w:pPr>
-      <w:r>
-        <w:rPr>
-          <w:rFonts w:ascii="Times New Roman" w:hAnsi="Times New Roman" w:eastAsia="Times New Roman" w:cs="Times New Roman"/>
-          <w:sz w:val="24"/>
-          <w:szCs w:val="24"/>
-        </w:rPr>
-        <w:t xml:space="preserve">No, rezultati ovakve analize moraju se vrlo oprezno interpretirati. JPEG slike po prirodi imaju različite razine kompresije i ne smije se svaka od tih razlika interpretirati kao namjerna izmjena na slici. Ako regija slike nema mnogo informacija, primjerice ravna površina uniformne boje, ona će imati značajno veću razinu kompresije nego neki objekt s mnogo detalja, slova i slično. Ovisno o odabranoj kvaliteti spremanja slike, te razlike u kompresiji mogu izazvati velike razlike u odnosu na originalnu sliku, što se može očitati kao velika razina pogreške i interpretirati kao izmjena. Detalji oko korištenja ovog algoritma bit će objašnjeni u </w:t>
-      </w:r>
-      <w:r>
-        <w:rPr>
-          <w:rFonts w:ascii="Times New Roman" w:hAnsi="Times New Roman" w:eastAsia="Times New Roman" w:cs="Times New Roman"/>
-          <w:b w:val="1"/>
-          <w:bCs w:val="1"/>
-          <w:sz w:val="24"/>
-          <w:szCs w:val="24"/>
-        </w:rPr>
-        <w:t>odjeljku 5</w:t>
-      </w:r>
-      <w:r>
-        <w:rPr>
-          <w:rFonts w:ascii="Times New Roman" w:hAnsi="Times New Roman" w:eastAsia="Times New Roman" w:cs="Times New Roman"/>
-          <w:sz w:val="24"/>
-          <w:szCs w:val="24"/>
-        </w:rPr>
-        <w:t xml:space="preserve"> koji evaluira uspješnost algoritama</w:t>
-      </w:r>
-      <w:r>
-        <w:rPr>
-          <w:rFonts w:ascii="Times New Roman" w:hAnsi="Times New Roman" w:eastAsia="Times New Roman" w:cs="Times New Roman"/>
-          <w:sz w:val="24"/>
-          <w:szCs w:val="24"/>
-        </w:rPr>
-        <w:t>.</w:t>
-      </w:r>
-    </w:p>
-    <w:p>
-      <w:pPr>
-        <w:pStyle w:val="Heading3"/>
-        <w:rPr>
-          <w:rFonts w:ascii="Times New Roman" w:hAnsi="Times New Roman" w:eastAsia="Times New Roman" w:cs="Times New Roman"/>
-          <w:sz w:val="24"/>
-          <w:szCs w:val="24"/>
-        </w:rPr>
-      </w:pPr>
-      <w:bookmarkStart w:name="_Toc1399381225" w:id="1424472189"/>
-      <w:r>
-        <w:rPr/>
-        <w:t>Promjena prikaza slike</w:t>
-      </w:r>
-      <w:bookmarkEnd w:id="1424472189"/>
-    </w:p>
-    <w:p>
-      <w:pPr>
-        <w:spacing w:before="240" w:beforeAutospacing="off" w:after="240" w:afterAutospacing="off"/>
-        <w:jc w:val="left"/>
-      </w:pPr>
-      <w:r>
-        <w:rPr>
-          <w:rFonts w:ascii="Times New Roman" w:hAnsi="Times New Roman" w:eastAsia="Times New Roman" w:cs="Times New Roman"/>
-          <w:sz w:val="24"/>
-          <w:szCs w:val="24"/>
-        </w:rPr>
-        <w:t xml:space="preserve">Digitalne slike standardno su prikazane u formatu RGB (engl. </w:t>
+          <w:sz w:val="24"/>
+          <w:szCs w:val="24"/>
+        </w:rPr>
+        <w:t xml:space="preserve">Digitalne slike standardno su prikazane u RGB (engl. </w:t>
       </w:r>
       <w:r>
         <w:rPr>
@@ -6908,23 +7444,55 @@
           <w:sz w:val="24"/>
           <w:szCs w:val="24"/>
         </w:rPr>
-        <w:t xml:space="preserve">). Svaki piksel ima definiranu razinu crvene, zelene i plave boje te se na taj način prikazuje boja na slici. No, postoje i drugi prikazi. Onaj tko mijenja sliku nastoji to izvesti tako da ne bude vidljivo ljudskim okom, međutim, većina se fokusira na to da izmjena ne bude uočljiva u RGB prikazu jer je to onaj koji će se standardno koristiti. No, teško je da će uspjeti urediti sliku tako da u svakom prikazu izgleda netaknuto, stoga </w:t>
-      </w:r>
-      <w:r>
-        <w:rPr>
-          <w:rFonts w:ascii="Times New Roman" w:hAnsi="Times New Roman" w:eastAsia="Times New Roman" w:cs="Times New Roman"/>
-          <w:sz w:val="24"/>
-          <w:szCs w:val="24"/>
-        </w:rPr>
-        <w:t>intutivino</w:t>
-      </w:r>
-      <w:r>
-        <w:rPr>
-          <w:rFonts w:ascii="Times New Roman" w:hAnsi="Times New Roman" w:eastAsia="Times New Roman" w:cs="Times New Roman"/>
-          <w:sz w:val="24"/>
-          <w:szCs w:val="24"/>
-        </w:rPr>
-        <w:t xml:space="preserve"> ima smisla prebaciti sliku u drugi prikaz (engl. </w:t>
+        <w:t>)</w:t>
+      </w:r>
+      <w:r>
+        <w:rPr>
+          <w:rFonts w:ascii="Times New Roman" w:hAnsi="Times New Roman" w:eastAsia="Times New Roman" w:cs="Times New Roman"/>
+          <w:sz w:val="24"/>
+          <w:szCs w:val="24"/>
+        </w:rPr>
+        <w:t xml:space="preserve"> shemi boja</w:t>
+      </w:r>
+      <w:r>
+        <w:rPr>
+          <w:rFonts w:ascii="Times New Roman" w:hAnsi="Times New Roman" w:eastAsia="Times New Roman" w:cs="Times New Roman"/>
+          <w:sz w:val="24"/>
+          <w:szCs w:val="24"/>
+        </w:rPr>
+        <w:t xml:space="preserve">. Svaki piksel ima definiranu razinu crvene, zelene i plave boje te se na taj način prikazuje boja na slici. No, postoje i drugi prikazi. Onaj tko mijenja sliku nastoji to izvesti tako da ne bude vidljivo ljudskim okom, međutim, većina se fokusira na to da izmjena ne bude uočljiva u RGB prikazu jer je to onaj koji će se standardno koristiti. No, teško je da će uspjeti urediti sliku tako da u svakom prikazu izgleda netaknuto, stoga </w:t>
+      </w:r>
+      <w:r>
+        <w:rPr>
+          <w:rFonts w:ascii="Times New Roman" w:hAnsi="Times New Roman" w:eastAsia="Times New Roman" w:cs="Times New Roman"/>
+          <w:sz w:val="24"/>
+          <w:szCs w:val="24"/>
+        </w:rPr>
+        <w:t>intuitivno</w:t>
+      </w:r>
+      <w:r>
+        <w:rPr>
+          <w:rFonts w:ascii="Times New Roman" w:hAnsi="Times New Roman" w:eastAsia="Times New Roman" w:cs="Times New Roman"/>
+          <w:sz w:val="24"/>
+          <w:szCs w:val="24"/>
+        </w:rPr>
+        <w:t xml:space="preserve"> ima smisla pr</w:t>
+      </w:r>
+      <w:r>
+        <w:rPr>
+          <w:rFonts w:ascii="Times New Roman" w:hAnsi="Times New Roman" w:eastAsia="Times New Roman" w:cs="Times New Roman"/>
+          <w:sz w:val="24"/>
+          <w:szCs w:val="24"/>
+        </w:rPr>
+        <w:t xml:space="preserve">omijeniti shemu boja </w:t>
+      </w:r>
+      <w:r>
+        <w:rPr>
+          <w:rFonts w:ascii="Times New Roman" w:hAnsi="Times New Roman" w:eastAsia="Times New Roman" w:cs="Times New Roman"/>
+          <w:sz w:val="24"/>
+          <w:szCs w:val="24"/>
+        </w:rPr>
+        <w:t xml:space="preserve">(engl. </w:t>
       </w:r>
       <w:r>
         <w:rPr>
@@ -7183,12 +7751,12 @@
           <w:szCs w:val="24"/>
         </w:rPr>
       </w:pPr>
-      <w:bookmarkStart w:name="_Toc203844034" w:id="2019260826"/>
+      <w:bookmarkStart w:name="_Toc2042496154" w:id="874093554"/>
       <w:r>
         <w:rPr/>
         <w:t>Algoritmi za detekciju ruba</w:t>
       </w:r>
-      <w:bookmarkEnd w:id="2019260826"/>
+      <w:bookmarkEnd w:id="874093554"/>
     </w:p>
     <w:p>
       <w:pPr>
@@ -7307,7 +7875,7 @@
           <w:szCs w:val="24"/>
         </w:rPr>
       </w:pPr>
-      <w:bookmarkStart w:name="_Toc157128156" w:id="1857983727"/>
+      <w:bookmarkStart w:name="_Toc228220489" w:id="1470503104"/>
       <w:r>
         <w:rPr/>
         <w:t>Telein</w:t>
@@ -7316,7 +7884,7 @@
         <w:rPr/>
         <w:t xml:space="preserve"> algoritam</w:t>
       </w:r>
-      <w:bookmarkEnd w:id="1857983727"/>
+      <w:bookmarkEnd w:id="1470503104"/>
     </w:p>
     <w:p>
       <w:pPr>
@@ -7329,7 +7897,60 @@
           <w:sz w:val="24"/>
           <w:szCs w:val="24"/>
         </w:rPr>
-        <w:t xml:space="preserve">Kao što je spomenuto u odjeljku 3.1.1, ovaj algoritam koristi metodu brzog pomaka. Taj pristup čini ga računalno efikasnijim i bržim nego ostale metode. </w:t>
+        <w:t xml:space="preserve">Kao što je spomenuto u </w:t>
+      </w:r>
+      <w:r>
+        <w:fldChar w:fldCharType="begin"/>
+      </w:r>
+      <w:r>
+        <w:instrText xml:space="preserve">HYPERLINK  \l  "_Metoda_zasnovana_na" </w:instrText>
+      </w:r>
+      <w:r>
+        <w:fldChar w:fldCharType="separate"/>
+      </w:r>
+      <w:r>
+        <w:rPr>
+          <w:rFonts w:ascii="Times New Roman" w:hAnsi="Times New Roman" w:eastAsia="Times New Roman" w:cs="Times New Roman"/>
+          <w:color w:val="auto"/>
+          <w:sz w:val="24"/>
+          <w:szCs w:val="24"/>
+          <w:u w:val="single"/>
+          <w:lang w:eastAsia="en-US" w:bidi="ar-SA"/>
+        </w:rPr>
+        <w:t>poglavlj</w:t>
+      </w:r>
+      <w:r>
+        <w:rPr>
+          <w:rFonts w:ascii="Times New Roman" w:hAnsi="Times New Roman" w:eastAsia="Times New Roman" w:cs="Times New Roman"/>
+          <w:color w:val="auto"/>
+          <w:sz w:val="24"/>
+          <w:szCs w:val="24"/>
+          <w:u w:val="single"/>
+          <w:lang w:eastAsia="en-US" w:bidi="ar-SA"/>
+        </w:rPr>
+        <w:t>u 3.1.1</w:t>
+      </w:r>
+      <w:r>
+        <w:fldChar w:fldCharType="end"/>
+      </w:r>
+      <w:r>
+        <w:rPr>
+          <w:rFonts w:ascii="Times New Roman" w:hAnsi="Times New Roman" w:eastAsia="Times New Roman" w:cs="Times New Roman"/>
+          <w:color w:val="auto"/>
+          <w:sz w:val="24"/>
+          <w:szCs w:val="24"/>
+          <w:u w:val="single"/>
+          <w:lang w:eastAsia="en-US" w:bidi="ar-SA"/>
+        </w:rPr>
+        <w:t>,</w:t>
+      </w:r>
+      <w:r>
+        <w:rPr>
+          <w:rFonts w:ascii="Times New Roman" w:hAnsi="Times New Roman" w:eastAsia="Times New Roman" w:cs="Times New Roman"/>
+          <w:sz w:val="24"/>
+          <w:szCs w:val="24"/>
+        </w:rPr>
+        <w:t xml:space="preserve"> ovaj algoritam koristi metodu brzog pomaka. Taj pristup čini ga računalno efikasnijim i bržim nego ostale metode. </w:t>
       </w:r>
     </w:p>
     <w:p>
@@ -7495,15 +8116,14 @@
       <w:pPr>
         <w:spacing w:before="240" w:beforeAutospacing="off" w:after="240" w:afterAutospacing="off"/>
         <w:jc w:val="left"/>
-      </w:pPr>
-      <w:r>
-        <w:rPr>
-          <w:rFonts w:ascii="Times New Roman" w:hAnsi="Times New Roman" w:eastAsia="Times New Roman" w:cs="Times New Roman"/>
-          <w:sz w:val="24"/>
-          <w:szCs w:val="24"/>
-        </w:rPr>
-        <w:t xml:space="preserve">Da bi se otklonilo oštećenje, koriste se informacije s ruba tog područja i propagiraju se prema unutrašnjosti. Rub tog područja je infinitezimalne debljine. Na početku algoritam preslikava jedan piksel koji leži na toj granici. Proces se iterativno ponavlja, a preslikavanje svakog piksela može se opisati kao funkcija čije su varijable ostali pikseli na granici. Naravno, nemaju svi pikseli jednaku važnost za pojedini piksel, već se određuje težinska funkcija. Ona osigurava da pikseli koji su bliže određenom pikselu imaju veći utjecaj na rezultat njegova preslikavanja nego pikseli koji su dalje od njega. Nakon što se obiđu svi pikseli na granici, proces se nastavlja za novu granicu koja je sad nešto više u unutrašnjosti od granice u prethodnom koraku. Na taj način se postiže propagacija prema unutrašnjosti koja nastoji imitirati ručni proces preslikavanja nekog oštećenja. </w:t>
-      </w:r>
+        <w:rPr>
+          <w:rFonts w:ascii="Times New Roman" w:hAnsi="Times New Roman" w:eastAsia="Times New Roman" w:cs="Times New Roman"/>
+          <w:b w:val="1"/>
+          <w:bCs w:val="1"/>
+          <w:sz w:val="24"/>
+          <w:szCs w:val="24"/>
+        </w:rPr>
+      </w:pPr>
     </w:p>
     <w:p>
       <w:pPr>
@@ -7516,75 +8136,7 @@
           <w:sz w:val="24"/>
           <w:szCs w:val="24"/>
         </w:rPr>
-        <w:t xml:space="preserve">Već spomenuta metoda brzog pomaka (engl. </w:t>
-      </w:r>
-      <w:r>
-        <w:rPr>
-          <w:rFonts w:ascii="Times New Roman" w:hAnsi="Times New Roman" w:eastAsia="Times New Roman" w:cs="Times New Roman"/>
-          <w:i w:val="1"/>
-          <w:iCs w:val="1"/>
-          <w:sz w:val="24"/>
-          <w:szCs w:val="24"/>
-        </w:rPr>
-        <w:t>Fast</w:t>
-      </w:r>
-      <w:r>
-        <w:rPr>
-          <w:rFonts w:ascii="Times New Roman" w:hAnsi="Times New Roman" w:eastAsia="Times New Roman" w:cs="Times New Roman"/>
-          <w:i w:val="1"/>
-          <w:iCs w:val="1"/>
-          <w:sz w:val="24"/>
-          <w:szCs w:val="24"/>
-        </w:rPr>
-        <w:t xml:space="preserve"> </w:t>
-      </w:r>
-      <w:r>
-        <w:rPr>
-          <w:rFonts w:ascii="Times New Roman" w:hAnsi="Times New Roman" w:eastAsia="Times New Roman" w:cs="Times New Roman"/>
-          <w:i w:val="1"/>
-          <w:iCs w:val="1"/>
-          <w:sz w:val="24"/>
-          <w:szCs w:val="24"/>
-        </w:rPr>
-        <w:t>marching</w:t>
-      </w:r>
-      <w:r>
-        <w:rPr>
-          <w:rFonts w:ascii="Times New Roman" w:hAnsi="Times New Roman" w:eastAsia="Times New Roman" w:cs="Times New Roman"/>
-          <w:i w:val="1"/>
-          <w:iCs w:val="1"/>
-          <w:sz w:val="24"/>
-          <w:szCs w:val="24"/>
-        </w:rPr>
-        <w:t xml:space="preserve"> </w:t>
-      </w:r>
-      <w:r>
-        <w:rPr>
-          <w:rFonts w:ascii="Times New Roman" w:hAnsi="Times New Roman" w:eastAsia="Times New Roman" w:cs="Times New Roman"/>
-          <w:i w:val="1"/>
-          <w:iCs w:val="1"/>
-          <w:sz w:val="24"/>
-          <w:szCs w:val="24"/>
-        </w:rPr>
-        <w:t>method</w:t>
-      </w:r>
-      <w:r>
-        <w:rPr>
-          <w:rFonts w:ascii="Times New Roman" w:hAnsi="Times New Roman" w:eastAsia="Times New Roman" w:cs="Times New Roman"/>
-          <w:i w:val="1"/>
-          <w:iCs w:val="1"/>
-          <w:sz w:val="24"/>
-          <w:szCs w:val="24"/>
-        </w:rPr>
-        <w:t>,</w:t>
-      </w:r>
-      <w:r>
-        <w:rPr>
-          <w:rFonts w:ascii="Times New Roman" w:hAnsi="Times New Roman" w:eastAsia="Times New Roman" w:cs="Times New Roman"/>
-          <w:sz w:val="24"/>
-          <w:szCs w:val="24"/>
-        </w:rPr>
-        <w:t xml:space="preserve"> FFM) osigurava da se pikseli bliže poznatim pikselima (na granici) preslikaju prvi, a da se tek nakon njih ide prema pikselima bližim sredini. [18]</w:t>
+        <w:t xml:space="preserve">Da bi se otklonilo oštećenje, koriste se informacije s ruba tog područja i propagiraju se prema unutrašnjosti. Rub tog područja je infinitezimalne debljine. Na početku algoritam preslikava jedan piksel koji leži na toj granici. Proces se iterativno ponavlja, a preslikavanje svakog piksela može se opisati kao funkcija čije su varijable ostali pikseli na granici. Naravno, nemaju svi pikseli jednaku važnost za pojedini piksel, već se određuje težinska funkcija. Ona osigurava da pikseli koji su bliže određenom pikselu imaju veći utjecaj na rezultat njegova preslikavanja nego pikseli koji su dalje od njega. Nakon što se obiđu svi pikseli na granici, proces se nastavlja za novu granicu koja je sad nešto više u unutrašnjosti od granice u prethodnom koraku. Na taj način se postiže propagacija prema unutrašnjosti koja nastoji imitirati ručni proces preslikavanja nekog oštećenja. </w:t>
       </w:r>
     </w:p>
     <w:p>
@@ -7598,6 +8150,88 @@
           <w:sz w:val="24"/>
           <w:szCs w:val="24"/>
         </w:rPr>
+        <w:t xml:space="preserve">Već spomenuta metoda brzog pomaka (engl. </w:t>
+      </w:r>
+      <w:r>
+        <w:rPr>
+          <w:rFonts w:ascii="Times New Roman" w:hAnsi="Times New Roman" w:eastAsia="Times New Roman" w:cs="Times New Roman"/>
+          <w:i w:val="1"/>
+          <w:iCs w:val="1"/>
+          <w:sz w:val="24"/>
+          <w:szCs w:val="24"/>
+        </w:rPr>
+        <w:t>Fast</w:t>
+      </w:r>
+      <w:r>
+        <w:rPr>
+          <w:rFonts w:ascii="Times New Roman" w:hAnsi="Times New Roman" w:eastAsia="Times New Roman" w:cs="Times New Roman"/>
+          <w:i w:val="1"/>
+          <w:iCs w:val="1"/>
+          <w:sz w:val="24"/>
+          <w:szCs w:val="24"/>
+        </w:rPr>
+        <w:t xml:space="preserve"> </w:t>
+      </w:r>
+      <w:r>
+        <w:rPr>
+          <w:rFonts w:ascii="Times New Roman" w:hAnsi="Times New Roman" w:eastAsia="Times New Roman" w:cs="Times New Roman"/>
+          <w:i w:val="1"/>
+          <w:iCs w:val="1"/>
+          <w:sz w:val="24"/>
+          <w:szCs w:val="24"/>
+        </w:rPr>
+        <w:t>marching</w:t>
+      </w:r>
+      <w:r>
+        <w:rPr>
+          <w:rFonts w:ascii="Times New Roman" w:hAnsi="Times New Roman" w:eastAsia="Times New Roman" w:cs="Times New Roman"/>
+          <w:i w:val="1"/>
+          <w:iCs w:val="1"/>
+          <w:sz w:val="24"/>
+          <w:szCs w:val="24"/>
+        </w:rPr>
+        <w:t xml:space="preserve"> </w:t>
+      </w:r>
+      <w:r>
+        <w:rPr>
+          <w:rFonts w:ascii="Times New Roman" w:hAnsi="Times New Roman" w:eastAsia="Times New Roman" w:cs="Times New Roman"/>
+          <w:i w:val="1"/>
+          <w:iCs w:val="1"/>
+          <w:sz w:val="24"/>
+          <w:szCs w:val="24"/>
+        </w:rPr>
+        <w:t>method</w:t>
+      </w:r>
+      <w:r>
+        <w:rPr>
+          <w:rFonts w:ascii="Times New Roman" w:hAnsi="Times New Roman" w:eastAsia="Times New Roman" w:cs="Times New Roman"/>
+          <w:i w:val="1"/>
+          <w:iCs w:val="1"/>
+          <w:sz w:val="24"/>
+          <w:szCs w:val="24"/>
+        </w:rPr>
+        <w:t>,</w:t>
+      </w:r>
+      <w:r>
+        <w:rPr>
+          <w:rFonts w:ascii="Times New Roman" w:hAnsi="Times New Roman" w:eastAsia="Times New Roman" w:cs="Times New Roman"/>
+          <w:sz w:val="24"/>
+          <w:szCs w:val="24"/>
+        </w:rPr>
+        <w:t xml:space="preserve"> FFM) osigurava da se pikseli bliže poznatim pikselima (na granici) preslikaju prvi, a da se tek nakon njih ide prema pikselima bližim sredini. [18]</w:t>
+      </w:r>
+    </w:p>
+    <w:p>
+      <w:pPr>
+        <w:spacing w:before="240" w:beforeAutospacing="off" w:after="240" w:afterAutospacing="off"/>
+        <w:jc w:val="left"/>
+      </w:pPr>
+      <w:r>
+        <w:rPr>
+          <w:rFonts w:ascii="Times New Roman" w:hAnsi="Times New Roman" w:eastAsia="Times New Roman" w:cs="Times New Roman"/>
+          <w:sz w:val="24"/>
+          <w:szCs w:val="24"/>
+        </w:rPr>
         <w:t xml:space="preserve">Da bi se postigli ujednačeni prijelazi između originalnog i </w:t>
       </w:r>
       <w:r>
@@ -7650,7 +8284,17 @@
           <w:sz w:val="24"/>
           <w:szCs w:val="24"/>
         </w:rPr>
-        <w:t>4.3</w:t>
+        <w:t>4.</w:t>
+      </w:r>
+      <w:r>
+        <w:rPr>
+          <w:rFonts w:ascii="Times New Roman" w:hAnsi="Times New Roman" w:eastAsia="Times New Roman" w:cs="Times New Roman"/>
+          <w:b w:val="1"/>
+          <w:bCs w:val="1"/>
+          <w:sz w:val="24"/>
+          <w:szCs w:val="24"/>
+        </w:rPr>
+        <w:t>3</w:t>
       </w:r>
       <w:r>
         <w:rPr>
@@ -7673,7 +8317,7 @@
       </w:pPr>
       <w:r>
         <w:drawing>
-          <wp:inline wp14:editId="68D5AE93" wp14:anchorId="60AA21FE">
+          <wp:inline wp14:editId="340D1C34" wp14:anchorId="60AA21FE">
             <wp:extent cx="5581650" cy="2743200"/>
             <wp:effectExtent l="0" t="0" r="0" b="0"/>
             <wp:docPr id="298796020" name="drawing"/>
@@ -7720,7 +8364,23 @@
           <w:sz w:val="24"/>
           <w:szCs w:val="24"/>
         </w:rPr>
-        <w:t>Sl. 4.3 Princip digitalnog preslikavanja</w:t>
+        <w:t>Sl. 4.</w:t>
+      </w:r>
+      <w:r>
+        <w:rPr>
+          <w:rFonts w:ascii="Times New Roman" w:hAnsi="Times New Roman" w:eastAsia="Times New Roman" w:cs="Times New Roman"/>
+          <w:sz w:val="24"/>
+          <w:szCs w:val="24"/>
+        </w:rPr>
+        <w:t>3</w:t>
+      </w:r>
+      <w:r>
+        <w:rPr>
+          <w:rFonts w:ascii="Times New Roman" w:hAnsi="Times New Roman" w:eastAsia="Times New Roman" w:cs="Times New Roman"/>
+          <w:sz w:val="24"/>
+          <w:szCs w:val="24"/>
+        </w:rPr>
+        <w:t xml:space="preserve"> Princip digitalnog preslikavanja</w:t>
       </w:r>
     </w:p>
     <w:p>
@@ -7946,7 +8606,19 @@
           <w:szCs w:val="24"/>
           <w:lang w:val="hr-HR"/>
         </w:rPr>
-        <w:t>slici 4.4</w:t>
+        <w:t>slici 4.</w:t>
+      </w:r>
+      <w:r>
+        <w:rPr>
+          <w:rFonts w:ascii="Times New Roman" w:hAnsi="Times New Roman" w:eastAsia="Times New Roman" w:cs="Times New Roman"/>
+          <w:b w:val="1"/>
+          <w:bCs w:val="1"/>
+          <w:noProof w:val="0"/>
+          <w:sz w:val="24"/>
+          <w:szCs w:val="24"/>
+          <w:lang w:val="hr-HR"/>
+        </w:rPr>
+        <w:t>4</w:t>
       </w:r>
       <w:r>
         <w:rPr>
@@ -8036,7 +8708,37 @@
           <w:szCs w:val="24"/>
           <w:lang w:val="hr-HR"/>
         </w:rPr>
-        <w:t>Sl. 4.4 Primjer rešetke oko promatrane površine</w:t>
+        <w:t>Sl. 4.</w:t>
+      </w:r>
+      <w:r>
+        <w:rPr>
+          <w:rFonts w:ascii="Times New Roman" w:hAnsi="Times New Roman" w:eastAsia="Times New Roman" w:cs="Times New Roman"/>
+          <w:noProof w:val="0"/>
+          <w:sz w:val="24"/>
+          <w:szCs w:val="24"/>
+          <w:lang w:val="hr-HR"/>
+        </w:rPr>
+        <w:t>4</w:t>
+      </w:r>
+      <w:r>
+        <w:rPr>
+          <w:rFonts w:ascii="Times New Roman" w:hAnsi="Times New Roman" w:eastAsia="Times New Roman" w:cs="Times New Roman"/>
+          <w:noProof w:val="0"/>
+          <w:sz w:val="24"/>
+          <w:szCs w:val="24"/>
+          <w:lang w:val="hr-HR"/>
+        </w:rPr>
+        <w:t xml:space="preserve"> </w:t>
+      </w:r>
+      <w:r>
+        <w:rPr>
+          <w:rFonts w:ascii="Times New Roman" w:hAnsi="Times New Roman" w:eastAsia="Times New Roman" w:cs="Times New Roman"/>
+          <w:noProof w:val="0"/>
+          <w:sz w:val="24"/>
+          <w:szCs w:val="24"/>
+          <w:lang w:val="hr-HR"/>
+        </w:rPr>
+        <w:t>Primjer rešetke oko promatrane površine</w:t>
       </w:r>
     </w:p>
     <w:p>
@@ -8065,7 +8767,43 @@
           <w:szCs w:val="24"/>
           <w:lang w:val="hr-HR"/>
         </w:rPr>
-        <w:t>slici 4.5.</w:t>
+        <w:t>slici 4</w:t>
+      </w:r>
+      <w:r>
+        <w:rPr>
+          <w:rFonts w:ascii="Times New Roman" w:hAnsi="Times New Roman" w:eastAsia="Times New Roman" w:cs="Times New Roman"/>
+          <w:b w:val="1"/>
+          <w:bCs w:val="1"/>
+          <w:noProof w:val="0"/>
+          <w:sz w:val="24"/>
+          <w:szCs w:val="24"/>
+          <w:lang w:val="hr-HR"/>
+        </w:rPr>
+        <w:t>.</w:t>
+      </w:r>
+      <w:r>
+        <w:rPr>
+          <w:rFonts w:ascii="Times New Roman" w:hAnsi="Times New Roman" w:eastAsia="Times New Roman" w:cs="Times New Roman"/>
+          <w:b w:val="1"/>
+          <w:bCs w:val="1"/>
+          <w:noProof w:val="0"/>
+          <w:sz w:val="24"/>
+          <w:szCs w:val="24"/>
+          <w:lang w:val="hr-HR"/>
+        </w:rPr>
+        <w:t>5</w:t>
+      </w:r>
+      <w:r>
+        <w:rPr>
+          <w:rFonts w:ascii="Times New Roman" w:hAnsi="Times New Roman" w:eastAsia="Times New Roman" w:cs="Times New Roman"/>
+          <w:b w:val="1"/>
+          <w:bCs w:val="1"/>
+          <w:noProof w:val="0"/>
+          <w:sz w:val="24"/>
+          <w:szCs w:val="24"/>
+          <w:lang w:val="hr-HR"/>
+        </w:rPr>
+        <w:t>.</w:t>
       </w:r>
     </w:p>
     <w:p>
@@ -8085,7 +8823,7 @@
       </w:pPr>
       <w:r>
         <w:drawing>
-          <wp:inline wp14:editId="77F2C28B" wp14:anchorId="4DCCEBA9">
+          <wp:inline wp14:editId="007E7905" wp14:anchorId="4DCCEBA9">
             <wp:extent cx="5581650" cy="2571750"/>
             <wp:effectExtent l="0" t="0" r="0" b="0"/>
             <wp:docPr id="452355494" name="drawing"/>
@@ -8136,7 +8874,43 @@
           <w:szCs w:val="24"/>
           <w:lang w:val="hr-HR"/>
         </w:rPr>
-        <w:t>Sl. 4.5 Grafički prikaz određivanja dosegnutih točaka u bilo kojem trenutku t</w:t>
+        <w:t>Sl. 4</w:t>
+      </w:r>
+      <w:r>
+        <w:rPr>
+          <w:rFonts w:ascii="Times New Roman" w:hAnsi="Times New Roman" w:eastAsia="Times New Roman" w:cs="Times New Roman"/>
+          <w:b w:val="0"/>
+          <w:bCs w:val="0"/>
+          <w:noProof w:val="0"/>
+          <w:sz w:val="24"/>
+          <w:szCs w:val="24"/>
+          <w:lang w:val="hr-HR"/>
+        </w:rPr>
+        <w:t>.</w:t>
+      </w:r>
+      <w:r>
+        <w:rPr>
+          <w:rFonts w:ascii="Times New Roman" w:hAnsi="Times New Roman" w:eastAsia="Times New Roman" w:cs="Times New Roman"/>
+          <w:b w:val="0"/>
+          <w:bCs w:val="0"/>
+          <w:noProof w:val="0"/>
+          <w:sz w:val="24"/>
+          <w:szCs w:val="24"/>
+          <w:lang w:val="hr-HR"/>
+        </w:rPr>
+        <w:t>5</w:t>
+      </w:r>
+      <w:r>
+        <w:rPr>
+          <w:rFonts w:ascii="Times New Roman" w:hAnsi="Times New Roman" w:eastAsia="Times New Roman" w:cs="Times New Roman"/>
+          <w:b w:val="0"/>
+          <w:bCs w:val="0"/>
+          <w:noProof w:val="0"/>
+          <w:sz w:val="24"/>
+          <w:szCs w:val="24"/>
+          <w:lang w:val="hr-HR"/>
+        </w:rPr>
+        <w:t xml:space="preserve"> Grafički prikaz određivanja dosegnutih točaka u bilo kojem trenutku t</w:t>
       </w:r>
     </w:p>
     <w:p>
@@ -8194,7 +8968,7 @@
           <w:lang w:val="hr-HR"/>
         </w:rPr>
       </w:pPr>
-      <w:bookmarkStart w:name="_Toc1474133824" w:id="1628990904"/>
+      <w:bookmarkStart w:name="_Toc7048849" w:id="1249088897"/>
       <w:r>
         <w:rPr>
           <w:noProof w:val="0"/>
@@ -8209,7 +8983,7 @@
         </w:rPr>
         <w:t>Navier-Stokes</w:t>
       </w:r>
-      <w:bookmarkEnd w:id="1628990904"/>
+      <w:bookmarkEnd w:id="1249088897"/>
     </w:p>
     <w:p>
       <w:pPr>
@@ -8498,7 +9272,7 @@
           <w:lang w:val="hr-HR"/>
         </w:rPr>
       </w:pPr>
-      <w:bookmarkStart w:name="_Toc679518092" w:id="450313826"/>
+      <w:bookmarkStart w:name="_Toc62312203" w:id="2039718951"/>
       <w:r>
         <w:rPr>
           <w:noProof w:val="0"/>
@@ -8506,7 +9280,7 @@
         </w:rPr>
         <w:t>PatchMatch</w:t>
       </w:r>
-      <w:bookmarkEnd w:id="450313826"/>
+      <w:bookmarkEnd w:id="2039718951"/>
     </w:p>
     <w:p>
       <w:pPr>
@@ -8756,7 +9530,31 @@
           <w:szCs w:val="24"/>
           <w:lang w:val="hr-HR"/>
         </w:rPr>
-        <w:t>slici 4.6.</w:t>
+        <w:t>slici 4.</w:t>
+      </w:r>
+      <w:r>
+        <w:rPr>
+          <w:rFonts w:ascii="Times New Roman" w:hAnsi="Times New Roman" w:eastAsia="Times New Roman" w:cs="Times New Roman"/>
+          <w:b w:val="1"/>
+          <w:bCs w:val="1"/>
+          <w:noProof w:val="0"/>
+          <w:sz w:val="24"/>
+          <w:szCs w:val="24"/>
+          <w:lang w:val="hr-HR"/>
+        </w:rPr>
+        <w:t>6</w:t>
+      </w:r>
+      <w:r>
+        <w:rPr>
+          <w:rFonts w:ascii="Times New Roman" w:hAnsi="Times New Roman" w:eastAsia="Times New Roman" w:cs="Times New Roman"/>
+          <w:b w:val="1"/>
+          <w:bCs w:val="1"/>
+          <w:noProof w:val="0"/>
+          <w:sz w:val="24"/>
+          <w:szCs w:val="24"/>
+          <w:lang w:val="hr-HR"/>
+        </w:rPr>
+        <w:t>.</w:t>
       </w:r>
     </w:p>
     <w:p>
@@ -8843,7 +9641,31 @@
           <w:szCs w:val="24"/>
           <w:lang w:val="hr-HR"/>
         </w:rPr>
-        <w:t>Sl. 4.6 Primjer izbora najboljih kandidata među dvjema regijama</w:t>
+        <w:t>Sl. 4.</w:t>
+      </w:r>
+      <w:r>
+        <w:rPr>
+          <w:rFonts w:ascii="Times New Roman" w:hAnsi="Times New Roman" w:eastAsia="Times New Roman" w:cs="Times New Roman"/>
+          <w:b w:val="0"/>
+          <w:bCs w:val="0"/>
+          <w:noProof w:val="0"/>
+          <w:sz w:val="24"/>
+          <w:szCs w:val="24"/>
+          <w:lang w:val="hr-HR"/>
+        </w:rPr>
+        <w:t xml:space="preserve">6 </w:t>
+      </w:r>
+      <w:r>
+        <w:rPr>
+          <w:rFonts w:ascii="Times New Roman" w:hAnsi="Times New Roman" w:eastAsia="Times New Roman" w:cs="Times New Roman"/>
+          <w:b w:val="0"/>
+          <w:bCs w:val="0"/>
+          <w:noProof w:val="0"/>
+          <w:sz w:val="24"/>
+          <w:szCs w:val="24"/>
+          <w:lang w:val="hr-HR"/>
+        </w:rPr>
+        <w:t>Primjer izbora najboljih kandidata među dvjema regijama</w:t>
       </w:r>
     </w:p>
     <w:p>
@@ -8911,7 +9733,7 @@
           <w:lang w:val="hr-HR"/>
         </w:rPr>
       </w:pPr>
-      <w:bookmarkStart w:name="_Toc751969238" w:id="40690657"/>
+      <w:bookmarkStart w:name="_Toc1936407595" w:id="96624328"/>
       <w:r>
         <w:rPr>
           <w:noProof w:val="0"/>
@@ -8919,7 +9741,7 @@
         </w:rPr>
         <w:t>Algoritmi poboljšanja kvalitete</w:t>
       </w:r>
-      <w:bookmarkEnd w:id="40690657"/>
+      <w:bookmarkEnd w:id="96624328"/>
     </w:p>
     <w:p>
       <w:pPr>
@@ -9187,7 +10009,31 @@
           <w:szCs w:val="24"/>
           <w:lang w:val="hr-HR"/>
         </w:rPr>
-        <w:t>slici 4.7.</w:t>
+        <w:t>slici 4.</w:t>
+      </w:r>
+      <w:r>
+        <w:rPr>
+          <w:rFonts w:ascii="Times New Roman" w:hAnsi="Times New Roman" w:eastAsia="Times New Roman" w:cs="Times New Roman"/>
+          <w:b w:val="1"/>
+          <w:bCs w:val="1"/>
+          <w:noProof w:val="0"/>
+          <w:sz w:val="24"/>
+          <w:szCs w:val="24"/>
+          <w:lang w:val="hr-HR"/>
+        </w:rPr>
+        <w:t>7</w:t>
+      </w:r>
+      <w:r>
+        <w:rPr>
+          <w:rFonts w:ascii="Times New Roman" w:hAnsi="Times New Roman" w:eastAsia="Times New Roman" w:cs="Times New Roman"/>
+          <w:b w:val="1"/>
+          <w:bCs w:val="1"/>
+          <w:noProof w:val="0"/>
+          <w:sz w:val="24"/>
+          <w:szCs w:val="24"/>
+          <w:lang w:val="hr-HR"/>
+        </w:rPr>
+        <w:t>.</w:t>
       </w:r>
     </w:p>
     <w:p>
@@ -9206,7 +10052,7 @@
       </w:pPr>
       <w:r>
         <w:drawing>
-          <wp:inline wp14:editId="1A80AFC5" wp14:anchorId="677A7CE7">
+          <wp:inline wp14:editId="09CBC32A" wp14:anchorId="677A7CE7">
             <wp:extent cx="5581650" cy="3133725"/>
             <wp:effectExtent l="0" t="0" r="0" b="0"/>
             <wp:docPr id="1533040330" name="drawing"/>
@@ -9257,7 +10103,31 @@
           <w:szCs w:val="24"/>
           <w:lang w:val="hr-HR"/>
         </w:rPr>
-        <w:t>Sl. 4.7 Konceptualni prikaz interpolacije nad slikom</w:t>
+        <w:t>Sl. 4.</w:t>
+      </w:r>
+      <w:r>
+        <w:rPr>
+          <w:rFonts w:ascii="Times New Roman" w:hAnsi="Times New Roman" w:eastAsia="Times New Roman" w:cs="Times New Roman"/>
+          <w:b w:val="0"/>
+          <w:bCs w:val="0"/>
+          <w:noProof w:val="0"/>
+          <w:sz w:val="24"/>
+          <w:szCs w:val="24"/>
+          <w:lang w:val="hr-HR"/>
+        </w:rPr>
+        <w:t>7</w:t>
+      </w:r>
+      <w:r>
+        <w:rPr>
+          <w:rFonts w:ascii="Times New Roman" w:hAnsi="Times New Roman" w:eastAsia="Times New Roman" w:cs="Times New Roman"/>
+          <w:b w:val="0"/>
+          <w:bCs w:val="0"/>
+          <w:noProof w:val="0"/>
+          <w:sz w:val="24"/>
+          <w:szCs w:val="24"/>
+          <w:lang w:val="hr-HR"/>
+        </w:rPr>
+        <w:t xml:space="preserve"> Konceptualni prikaz interpolacije nad slikom</w:t>
       </w:r>
     </w:p>
     <w:p>
@@ -9655,11 +10525,25 @@
           <w:szCs w:val="24"/>
           <w:lang w:val="hr-HR"/>
         </w:rPr>
-        <w:t>Graf te funkcije prikazan je na slici 4</w:t>
-      </w:r>
-      <w:r>
-        <w:rPr>
-          <w:rFonts w:ascii="Times New Roman" w:hAnsi="Times New Roman" w:eastAsia="Times New Roman" w:cs="Times New Roman"/>
+        <w:t xml:space="preserve">Graf te funkcije prikazan je na </w:t>
+      </w:r>
+      <w:r>
+        <w:rPr>
+          <w:rFonts w:ascii="Times New Roman" w:hAnsi="Times New Roman" w:eastAsia="Times New Roman" w:cs="Times New Roman"/>
+          <w:b w:val="1"/>
+          <w:bCs w:val="1"/>
+          <w:noProof w:val="0"/>
+          <w:sz w:val="24"/>
+          <w:szCs w:val="24"/>
+          <w:lang w:val="hr-HR"/>
+        </w:rPr>
+        <w:t>slici 4</w:t>
+      </w:r>
+      <w:r>
+        <w:rPr>
+          <w:rFonts w:ascii="Times New Roman" w:hAnsi="Times New Roman" w:eastAsia="Times New Roman" w:cs="Times New Roman"/>
+          <w:b w:val="1"/>
+          <w:bCs w:val="1"/>
           <w:noProof w:val="0"/>
           <w:sz w:val="24"/>
           <w:szCs w:val="24"/>
@@ -9670,12 +10554,24 @@
       <w:r>
         <w:rPr>
           <w:rFonts w:ascii="Times New Roman" w:hAnsi="Times New Roman" w:eastAsia="Times New Roman" w:cs="Times New Roman"/>
-          <w:noProof w:val="0"/>
-          <w:sz w:val="24"/>
-          <w:szCs w:val="24"/>
-          <w:lang w:val="hr-HR"/>
-        </w:rPr>
-        <w:t>8.</w:t>
+          <w:b w:val="1"/>
+          <w:bCs w:val="1"/>
+          <w:noProof w:val="0"/>
+          <w:sz w:val="24"/>
+          <w:szCs w:val="24"/>
+          <w:lang w:val="hr-HR"/>
+        </w:rPr>
+        <w:t>8</w:t>
+      </w:r>
+      <w:r>
+        <w:rPr>
+          <w:rFonts w:ascii="Times New Roman" w:hAnsi="Times New Roman" w:eastAsia="Times New Roman" w:cs="Times New Roman"/>
+          <w:noProof w:val="0"/>
+          <w:sz w:val="24"/>
+          <w:szCs w:val="24"/>
+          <w:lang w:val="hr-HR"/>
+        </w:rPr>
+        <w:t>.</w:t>
       </w:r>
     </w:p>
     <w:p>
@@ -9755,7 +10651,27 @@
           <w:szCs w:val="24"/>
           <w:lang w:val="hr-HR"/>
         </w:rPr>
-        <w:t xml:space="preserve">Sl. 4.8 Graf funkcije </w:t>
+        <w:t>Sl. 4.</w:t>
+      </w:r>
+      <w:r>
+        <w:rPr>
+          <w:rFonts w:ascii="Times New Roman" w:hAnsi="Times New Roman" w:eastAsia="Times New Roman" w:cs="Times New Roman"/>
+          <w:noProof w:val="0"/>
+          <w:sz w:val="24"/>
+          <w:szCs w:val="24"/>
+          <w:lang w:val="hr-HR"/>
+        </w:rPr>
+        <w:t>8</w:t>
+      </w:r>
+      <w:r>
+        <w:rPr>
+          <w:rFonts w:ascii="Times New Roman" w:hAnsi="Times New Roman" w:eastAsia="Times New Roman" w:cs="Times New Roman"/>
+          <w:noProof w:val="0"/>
+          <w:sz w:val="24"/>
+          <w:szCs w:val="24"/>
+          <w:lang w:val="hr-HR"/>
+        </w:rPr>
+        <w:t xml:space="preserve"> Graf funkcije </w:t>
       </w:r>
       <w:r>
         <w:rPr>
@@ -9785,7 +10701,17 @@
           <w:szCs w:val="24"/>
           <w:lang w:val="hr-HR"/>
         </w:rPr>
-        <w:t>đen u alatu GeoGebra</w:t>
+        <w:t xml:space="preserve">đen u alatu </w:t>
+      </w:r>
+      <w:r>
+        <w:rPr>
+          <w:rFonts w:ascii="Times New Roman" w:hAnsi="Times New Roman" w:eastAsia="Times New Roman" w:cs="Times New Roman"/>
+          <w:noProof w:val="0"/>
+          <w:sz w:val="24"/>
+          <w:szCs w:val="24"/>
+          <w:lang w:val="hr-HR"/>
+        </w:rPr>
+        <w:t>GeoGebra</w:t>
       </w:r>
     </w:p>
     <w:p>
@@ -9820,7 +10746,179 @@
           <w:szCs w:val="24"/>
           <w:lang w:val="hr-HR"/>
         </w:rPr>
-        <w:t>Svaki signal zapravo je zbroj dvaju signala - izvornog signala i šuma. **Šum** je neželjena komponenta signala koja se često stvori već pri uzorkovanju signala. Na digitalnim slikama šum se očituje kao zamućenje slike ili zrnatost na nekim mjestima (engl. *salt and pepper*). Uklanjanje šuma postiže se korištenjem različitih filtara. **Filtar** je sklop koji propušta samo one komponente signala koje zadovoljavaju određene uvjete. Cilj je postići filtar koji će propustiti čim više izvornog signala, a da pritom propusti čim manje šuma. **Uklanjanje šuma** postiže se korištenjem različitih determinističkih algoritama, primjerice [22]:</w:t>
+        <w:t xml:space="preserve">Svaki signal zapravo je zbroj dvaju signala - izvornog signala i šuma. </w:t>
+      </w:r>
+      <w:r>
+        <w:rPr>
+          <w:rFonts w:ascii="Times New Roman" w:hAnsi="Times New Roman" w:eastAsia="Times New Roman" w:cs="Times New Roman"/>
+          <w:b w:val="1"/>
+          <w:bCs w:val="1"/>
+          <w:noProof w:val="0"/>
+          <w:sz w:val="24"/>
+          <w:szCs w:val="24"/>
+          <w:lang w:val="hr-HR"/>
+        </w:rPr>
+        <w:t xml:space="preserve">Šum </w:t>
+      </w:r>
+      <w:r>
+        <w:rPr>
+          <w:rFonts w:ascii="Times New Roman" w:hAnsi="Times New Roman" w:eastAsia="Times New Roman" w:cs="Times New Roman"/>
+          <w:noProof w:val="0"/>
+          <w:sz w:val="24"/>
+          <w:szCs w:val="24"/>
+          <w:lang w:val="hr-HR"/>
+        </w:rPr>
+        <w:t xml:space="preserve">je neželjena komponenta signala koja se često stvori već pri uzorkovanju signala. Na digitalnim slikama šum se očituje kao zamućenje slike ili zrnatost na nekim mjestima (engl. </w:t>
+      </w:r>
+      <w:r>
+        <w:rPr>
+          <w:rFonts w:ascii="Times New Roman" w:hAnsi="Times New Roman" w:eastAsia="Times New Roman" w:cs="Times New Roman"/>
+          <w:i w:val="1"/>
+          <w:iCs w:val="1"/>
+          <w:noProof w:val="0"/>
+          <w:sz w:val="24"/>
+          <w:szCs w:val="24"/>
+          <w:lang w:val="hr-HR"/>
+        </w:rPr>
+        <w:t>s</w:t>
+      </w:r>
+      <w:r>
+        <w:rPr>
+          <w:rFonts w:ascii="Times New Roman" w:hAnsi="Times New Roman" w:eastAsia="Times New Roman" w:cs="Times New Roman"/>
+          <w:i w:val="1"/>
+          <w:iCs w:val="1"/>
+          <w:noProof w:val="0"/>
+          <w:sz w:val="24"/>
+          <w:szCs w:val="24"/>
+          <w:lang w:val="hr-HR"/>
+        </w:rPr>
+        <w:t>alt</w:t>
+      </w:r>
+      <w:r>
+        <w:rPr>
+          <w:rFonts w:ascii="Times New Roman" w:hAnsi="Times New Roman" w:eastAsia="Times New Roman" w:cs="Times New Roman"/>
+          <w:i w:val="1"/>
+          <w:iCs w:val="1"/>
+          <w:noProof w:val="0"/>
+          <w:sz w:val="24"/>
+          <w:szCs w:val="24"/>
+          <w:lang w:val="hr-HR"/>
+        </w:rPr>
+        <w:t xml:space="preserve"> </w:t>
+      </w:r>
+      <w:r>
+        <w:rPr>
+          <w:rFonts w:ascii="Times New Roman" w:hAnsi="Times New Roman" w:eastAsia="Times New Roman" w:cs="Times New Roman"/>
+          <w:i w:val="1"/>
+          <w:iCs w:val="1"/>
+          <w:noProof w:val="0"/>
+          <w:sz w:val="24"/>
+          <w:szCs w:val="24"/>
+          <w:lang w:val="hr-HR"/>
+        </w:rPr>
+        <w:t>and</w:t>
+      </w:r>
+      <w:r>
+        <w:rPr>
+          <w:rFonts w:ascii="Times New Roman" w:hAnsi="Times New Roman" w:eastAsia="Times New Roman" w:cs="Times New Roman"/>
+          <w:i w:val="1"/>
+          <w:iCs w:val="1"/>
+          <w:noProof w:val="0"/>
+          <w:sz w:val="24"/>
+          <w:szCs w:val="24"/>
+          <w:lang w:val="hr-HR"/>
+        </w:rPr>
+        <w:t xml:space="preserve"> </w:t>
+      </w:r>
+      <w:r>
+        <w:rPr>
+          <w:rFonts w:ascii="Times New Roman" w:hAnsi="Times New Roman" w:eastAsia="Times New Roman" w:cs="Times New Roman"/>
+          <w:i w:val="1"/>
+          <w:iCs w:val="1"/>
+          <w:noProof w:val="0"/>
+          <w:sz w:val="24"/>
+          <w:szCs w:val="24"/>
+          <w:lang w:val="hr-HR"/>
+        </w:rPr>
+        <w:t>pepper</w:t>
+      </w:r>
+      <w:r>
+        <w:rPr>
+          <w:rFonts w:ascii="Times New Roman" w:hAnsi="Times New Roman" w:eastAsia="Times New Roman" w:cs="Times New Roman"/>
+          <w:noProof w:val="0"/>
+          <w:sz w:val="24"/>
+          <w:szCs w:val="24"/>
+          <w:lang w:val="hr-HR"/>
+        </w:rPr>
+        <w:t xml:space="preserve">). Uklanjanje šuma postiže se korištenjem različitih filtara. </w:t>
+      </w:r>
+      <w:r>
+        <w:rPr>
+          <w:rFonts w:ascii="Times New Roman" w:hAnsi="Times New Roman" w:eastAsia="Times New Roman" w:cs="Times New Roman"/>
+          <w:b w:val="1"/>
+          <w:bCs w:val="1"/>
+          <w:noProof w:val="0"/>
+          <w:sz w:val="24"/>
+          <w:szCs w:val="24"/>
+          <w:lang w:val="hr-HR"/>
+        </w:rPr>
+        <w:t xml:space="preserve">Filtar </w:t>
+      </w:r>
+      <w:r>
+        <w:rPr>
+          <w:rFonts w:ascii="Times New Roman" w:hAnsi="Times New Roman" w:eastAsia="Times New Roman" w:cs="Times New Roman"/>
+          <w:noProof w:val="0"/>
+          <w:sz w:val="24"/>
+          <w:szCs w:val="24"/>
+          <w:lang w:val="hr-HR"/>
+        </w:rPr>
+        <w:t xml:space="preserve">je sklop koji propušta samo one komponente signala koje zadovoljavaju određene uvjete. Cilj je postići filtar koji će propustiti čim više izvornog signala, a da pritom propusti čim manje šuma. </w:t>
+      </w:r>
+      <w:r>
+        <w:rPr>
+          <w:rFonts w:ascii="Times New Roman" w:hAnsi="Times New Roman" w:eastAsia="Times New Roman" w:cs="Times New Roman"/>
+          <w:b w:val="1"/>
+          <w:bCs w:val="1"/>
+          <w:noProof w:val="0"/>
+          <w:sz w:val="24"/>
+          <w:szCs w:val="24"/>
+          <w:lang w:val="hr-HR"/>
+        </w:rPr>
+        <w:t xml:space="preserve">Uklanjanje </w:t>
+      </w:r>
+      <w:r>
+        <w:rPr>
+          <w:rFonts w:ascii="Times New Roman" w:hAnsi="Times New Roman" w:eastAsia="Times New Roman" w:cs="Times New Roman"/>
+          <w:b w:val="1"/>
+          <w:bCs w:val="1"/>
+          <w:noProof w:val="0"/>
+          <w:sz w:val="24"/>
+          <w:szCs w:val="24"/>
+          <w:lang w:val="hr-HR"/>
+        </w:rPr>
+        <w:t>šum</w:t>
+      </w:r>
+      <w:r>
+        <w:rPr>
+          <w:rFonts w:ascii="Times New Roman" w:hAnsi="Times New Roman" w:eastAsia="Times New Roman" w:cs="Times New Roman"/>
+          <w:b w:val="1"/>
+          <w:bCs w:val="1"/>
+          <w:noProof w:val="0"/>
+          <w:sz w:val="24"/>
+          <w:szCs w:val="24"/>
+          <w:lang w:val="hr-HR"/>
+        </w:rPr>
+        <w:t xml:space="preserve">a </w:t>
+      </w:r>
+      <w:r>
+        <w:rPr>
+          <w:rFonts w:ascii="Times New Roman" w:hAnsi="Times New Roman" w:eastAsia="Times New Roman" w:cs="Times New Roman"/>
+          <w:noProof w:val="0"/>
+          <w:sz w:val="24"/>
+          <w:szCs w:val="24"/>
+          <w:lang w:val="hr-HR"/>
+        </w:rPr>
+        <w:t>postiže se korištenjem različitih determinističkih algoritama, primjerice [22]:</w:t>
       </w:r>
     </w:p>
     <w:p>
@@ -9840,7 +10938,41 @@
           <w:szCs w:val="24"/>
           <w:lang w:val="hr-HR"/>
         </w:rPr>
-        <w:t>1. filtar srednjih vrijednosti (engl. *mean filter*) koji za svaki piksel propušta srednju vrijednost njegovih susjeda</w:t>
+        <w:t xml:space="preserve">1. filtar srednjih vrijednosti (engl. </w:t>
+      </w:r>
+      <w:r>
+        <w:rPr>
+          <w:rFonts w:ascii="Times New Roman" w:hAnsi="Times New Roman" w:eastAsia="Times New Roman" w:cs="Times New Roman"/>
+          <w:i w:val="1"/>
+          <w:iCs w:val="1"/>
+          <w:noProof w:val="0"/>
+          <w:sz w:val="24"/>
+          <w:szCs w:val="24"/>
+          <w:lang w:val="hr-HR"/>
+        </w:rPr>
+        <w:t>mean</w:t>
+      </w:r>
+      <w:r>
+        <w:rPr>
+          <w:rFonts w:ascii="Times New Roman" w:hAnsi="Times New Roman" w:eastAsia="Times New Roman" w:cs="Times New Roman"/>
+          <w:i w:val="1"/>
+          <w:iCs w:val="1"/>
+          <w:noProof w:val="0"/>
+          <w:sz w:val="24"/>
+          <w:szCs w:val="24"/>
+          <w:lang w:val="hr-HR"/>
+        </w:rPr>
+        <w:t xml:space="preserve"> filte</w:t>
+      </w:r>
+      <w:r>
+        <w:rPr>
+          <w:rFonts w:ascii="Times New Roman" w:hAnsi="Times New Roman" w:eastAsia="Times New Roman" w:cs="Times New Roman"/>
+          <w:noProof w:val="0"/>
+          <w:sz w:val="24"/>
+          <w:szCs w:val="24"/>
+          <w:lang w:val="hr-HR"/>
+        </w:rPr>
+        <w:t>r) koji za svaki piksel propušta srednju vrijednost njegovih susjeda</w:t>
       </w:r>
     </w:p>
     <w:p>
@@ -9855,7 +10987,41 @@
           <w:szCs w:val="24"/>
           <w:lang w:val="hr-HR"/>
         </w:rPr>
-        <w:t>2. filtar medijana (engl. *median filter*) koji za svaki piksel propušta medijan njegovih susjeda</w:t>
+        <w:t xml:space="preserve">2. filtar medijana (engl. </w:t>
+      </w:r>
+      <w:r>
+        <w:rPr>
+          <w:rFonts w:ascii="Times New Roman" w:hAnsi="Times New Roman" w:eastAsia="Times New Roman" w:cs="Times New Roman"/>
+          <w:i w:val="1"/>
+          <w:iCs w:val="1"/>
+          <w:noProof w:val="0"/>
+          <w:sz w:val="24"/>
+          <w:szCs w:val="24"/>
+          <w:lang w:val="hr-HR"/>
+        </w:rPr>
+        <w:t>median</w:t>
+      </w:r>
+      <w:r>
+        <w:rPr>
+          <w:rFonts w:ascii="Times New Roman" w:hAnsi="Times New Roman" w:eastAsia="Times New Roman" w:cs="Times New Roman"/>
+          <w:i w:val="1"/>
+          <w:iCs w:val="1"/>
+          <w:noProof w:val="0"/>
+          <w:sz w:val="24"/>
+          <w:szCs w:val="24"/>
+          <w:lang w:val="hr-HR"/>
+        </w:rPr>
+        <w:t xml:space="preserve"> filter</w:t>
+      </w:r>
+      <w:r>
+        <w:rPr>
+          <w:rFonts w:ascii="Times New Roman" w:hAnsi="Times New Roman" w:eastAsia="Times New Roman" w:cs="Times New Roman"/>
+          <w:noProof w:val="0"/>
+          <w:sz w:val="24"/>
+          <w:szCs w:val="24"/>
+          <w:lang w:val="hr-HR"/>
+        </w:rPr>
+        <w:t>) koji za svaki piksel propušta medijan njegovih susjeda</w:t>
       </w:r>
     </w:p>
     <w:p>
@@ -9913,7 +11079,19 @@
           <w:szCs w:val="24"/>
           <w:lang w:val="hr-HR"/>
         </w:rPr>
-        <w:t>slici 4.9</w:t>
+        <w:t>slici 4.</w:t>
+      </w:r>
+      <w:r>
+        <w:rPr>
+          <w:rFonts w:ascii="Times New Roman" w:hAnsi="Times New Roman" w:eastAsia="Times New Roman" w:cs="Times New Roman"/>
+          <w:b w:val="1"/>
+          <w:bCs w:val="1"/>
+          <w:noProof w:val="0"/>
+          <w:sz w:val="24"/>
+          <w:szCs w:val="24"/>
+          <w:lang w:val="hr-HR"/>
+        </w:rPr>
+        <w:t>8</w:t>
       </w:r>
       <w:r>
         <w:rPr>
@@ -9940,7 +11118,7 @@
       </w:pPr>
       <w:r>
         <w:drawing>
-          <wp:inline wp14:editId="60CC25D3" wp14:anchorId="2AD6CEFA">
+          <wp:inline wp14:editId="16E046BC" wp14:anchorId="2AD6CEFA">
             <wp:extent cx="5581650" cy="2085975"/>
             <wp:effectExtent l="0" t="0" r="0" b="0"/>
             <wp:docPr id="1975084614" name="drawing"/>
@@ -9989,7 +11167,27 @@
           <w:szCs w:val="24"/>
           <w:lang w:val="hr-HR"/>
         </w:rPr>
-        <w:t>Sl. 4.9 Konceptualni prikaz filtera srednjih vrijednosti</w:t>
+        <w:t>Sl. 4.</w:t>
+      </w:r>
+      <w:r>
+        <w:rPr>
+          <w:rFonts w:ascii="Times New Roman" w:hAnsi="Times New Roman" w:eastAsia="Times New Roman" w:cs="Times New Roman"/>
+          <w:noProof w:val="0"/>
+          <w:sz w:val="24"/>
+          <w:szCs w:val="24"/>
+          <w:lang w:val="hr-HR"/>
+        </w:rPr>
+        <w:t>9</w:t>
+      </w:r>
+      <w:r>
+        <w:rPr>
+          <w:rFonts w:ascii="Times New Roman" w:hAnsi="Times New Roman" w:eastAsia="Times New Roman" w:cs="Times New Roman"/>
+          <w:noProof w:val="0"/>
+          <w:sz w:val="24"/>
+          <w:szCs w:val="24"/>
+          <w:lang w:val="hr-HR"/>
+        </w:rPr>
+        <w:t xml:space="preserve"> Konceptualni prikaz filtera srednjih vrijednosti</w:t>
       </w:r>
     </w:p>
     <w:p>
@@ -10112,7 +11310,27 @@
           <w:szCs w:val="24"/>
           <w:lang w:val="hr-HR"/>
         </w:rPr>
-        <w:t>. Povećanje oštrine postiže se tako što se istaknu područja visoke frekvencije. Postoji vište tehnika kojima se to postiže, a istaknut će se one dvije koje su korištene u izradi ovog alata:</w:t>
+        <w:t xml:space="preserve">. Povećanje oštrine postiže se tako što se istaknu područja visoke frekvencije. Postoji </w:t>
+      </w:r>
+      <w:r>
+        <w:rPr>
+          <w:rFonts w:ascii="Times New Roman" w:hAnsi="Times New Roman" w:eastAsia="Times New Roman" w:cs="Times New Roman"/>
+          <w:noProof w:val="0"/>
+          <w:sz w:val="24"/>
+          <w:szCs w:val="24"/>
+          <w:lang w:val="hr-HR"/>
+        </w:rPr>
+        <w:t>više</w:t>
+      </w:r>
+      <w:r>
+        <w:rPr>
+          <w:rFonts w:ascii="Times New Roman" w:hAnsi="Times New Roman" w:eastAsia="Times New Roman" w:cs="Times New Roman"/>
+          <w:noProof w:val="0"/>
+          <w:sz w:val="24"/>
+          <w:szCs w:val="24"/>
+          <w:lang w:val="hr-HR"/>
+        </w:rPr>
+        <w:t xml:space="preserve"> tehnika kojima se to postiže, a istaknut će se one dvije koje su korištene u izradi ovog alata:</w:t>
       </w:r>
     </w:p>
     <w:p>
@@ -10370,13 +11588,24 @@
           <w:lang w:val="hr-HR"/>
         </w:rPr>
       </w:pPr>
-      <w:r>
-        <w:rPr>
-          <w:noProof w:val="0"/>
-          <w:lang w:val="hr-HR"/>
-        </w:rPr>
-        <w:t>Tehnički detalji</w:t>
-      </w:r>
+      <w:bookmarkStart w:name="_Tehnički_detalji" w:id="1722015075"/>
+      <w:bookmarkStart w:name="_Toc142060165" w:id="528485964"/>
+      <w:r>
+        <w:rPr>
+          <w:noProof w:val="0"/>
+          <w:lang w:val="hr-HR"/>
+        </w:rPr>
+        <w:t>Tehničk</w:t>
+      </w:r>
+      <w:r>
+        <w:rPr>
+          <w:noProof w:val="0"/>
+          <w:lang w:val="hr-HR"/>
+        </w:rPr>
+        <w:t>a izvedba aplikacije</w:t>
+      </w:r>
+      <w:bookmarkEnd w:id="1722015075"/>
+      <w:bookmarkEnd w:id="528485964"/>
     </w:p>
     <w:p>
       <w:pPr>
@@ -10388,12 +11617,37 @@
           <w:lang w:val="hr-HR"/>
         </w:rPr>
       </w:pPr>
-      <w:r>
-        <w:rPr>
-          <w:noProof w:val="0"/>
-          <w:lang w:val="hr-HR"/>
-        </w:rPr>
-        <w:t>Implementacija alata</w:t>
+      <w:bookmarkStart w:name="_Toc1366142497" w:id="1466627736"/>
+      <w:r>
+        <w:rPr>
+          <w:noProof w:val="0"/>
+          <w:lang w:val="hr-HR"/>
+        </w:rPr>
+        <w:t xml:space="preserve">Svrha </w:t>
+      </w:r>
+      <w:r>
+        <w:rPr>
+          <w:noProof w:val="0"/>
+          <w:lang w:val="hr-HR"/>
+        </w:rPr>
+        <w:t>alata</w:t>
+      </w:r>
+      <w:bookmarkEnd w:id="1466627736"/>
+    </w:p>
+    <w:p>
+      <w:pPr>
+        <w:bidi w:val="0"/>
+        <w:spacing w:before="0" w:beforeAutospacing="off" w:after="240" w:afterAutospacing="off"/>
+      </w:pPr>
+      <w:r>
+        <w:rPr>
+          <w:rFonts w:ascii="Times New Roman" w:hAnsi="Times New Roman" w:eastAsia="Times New Roman" w:cs="Times New Roman"/>
+          <w:noProof w:val="0"/>
+          <w:sz w:val="24"/>
+          <w:szCs w:val="24"/>
+          <w:lang w:val="hr-HR"/>
+        </w:rPr>
+        <w:t>Iako se alat može koristiti za općenitu analizu slika, njegova je osnovna namjena korištenje u forenzičkoj analizi slika. Alat je podijeljen u tri dijela:</w:t>
       </w:r>
     </w:p>
     <w:p>
@@ -10401,109 +11655,691 @@
         <w:pStyle w:val="ListParagraph"/>
         <w:numPr>
           <w:ilvl w:val="0"/>
-          <w:numId w:val="24"/>
+          <w:numId w:val="28"/>
         </w:numPr>
         <w:bidi w:val="0"/>
         <w:spacing w:before="0" w:beforeAutospacing="off" w:after="0" w:afterAutospacing="off"/>
         <w:rPr>
-          <w:noProof w:val="0"/>
-          <w:lang w:val="hr-HR"/>
-        </w:rPr>
-      </w:pPr>
-      <w:r>
-        <w:rPr>
-          <w:noProof w:val="0"/>
-          <w:lang w:val="hr-HR"/>
-        </w:rPr>
-        <w:t xml:space="preserve">features: </w:t>
+          <w:rFonts w:ascii="Times New Roman" w:hAnsi="Times New Roman" w:eastAsia="Times New Roman" w:cs="Times New Roman"/>
+          <w:noProof w:val="0"/>
+          <w:sz w:val="24"/>
+          <w:szCs w:val="24"/>
+          <w:lang w:val="hr-HR"/>
+        </w:rPr>
+      </w:pPr>
+      <w:r>
+        <w:rPr>
+          <w:rFonts w:ascii="Times New Roman" w:hAnsi="Times New Roman" w:eastAsia="Times New Roman" w:cs="Times New Roman"/>
+          <w:noProof w:val="0"/>
+          <w:sz w:val="24"/>
+          <w:szCs w:val="24"/>
+          <w:lang w:val="hr-HR"/>
+        </w:rPr>
+        <w:t>osnovno objašnjenje korištenja svakog implementiranog algoritma</w:t>
       </w:r>
     </w:p>
     <w:p>
       <w:pPr>
         <w:pStyle w:val="ListParagraph"/>
         <w:numPr>
-          <w:ilvl w:val="1"/>
-          <w:numId w:val="24"/>
+          <w:ilvl w:val="0"/>
+          <w:numId w:val="28"/>
         </w:numPr>
         <w:bidi w:val="0"/>
         <w:spacing w:before="0" w:beforeAutospacing="off" w:after="0" w:afterAutospacing="off"/>
         <w:rPr>
-          <w:noProof w:val="0"/>
-          <w:lang w:val="hr-HR"/>
-        </w:rPr>
-      </w:pPr>
-      <w:r>
-        <w:rPr>
-          <w:noProof w:val="0"/>
-          <w:lang w:val="hr-HR"/>
-        </w:rPr>
-        <w:t>nekoliko algoritama za detekciju (koji su dovoljno različiti)</w:t>
+          <w:rFonts w:ascii="Times New Roman" w:hAnsi="Times New Roman" w:eastAsia="Times New Roman" w:cs="Times New Roman"/>
+          <w:noProof w:val="0"/>
+          <w:sz w:val="24"/>
+          <w:szCs w:val="24"/>
+          <w:lang w:val="hr-HR"/>
+        </w:rPr>
+      </w:pPr>
+      <w:r>
+        <w:rPr>
+          <w:rFonts w:ascii="Times New Roman" w:hAnsi="Times New Roman" w:eastAsia="Times New Roman" w:cs="Times New Roman"/>
+          <w:noProof w:val="0"/>
+          <w:sz w:val="24"/>
+          <w:szCs w:val="24"/>
+          <w:lang w:val="hr-HR"/>
+        </w:rPr>
+        <w:t>implementacija algoritama za detekciju izmjena</w:t>
       </w:r>
     </w:p>
     <w:p>
       <w:pPr>
         <w:pStyle w:val="ListParagraph"/>
         <w:numPr>
-          <w:ilvl w:val="1"/>
-          <w:numId w:val="24"/>
+          <w:ilvl w:val="0"/>
+          <w:numId w:val="28"/>
         </w:numPr>
         <w:bidi w:val="0"/>
         <w:spacing w:before="0" w:beforeAutospacing="off" w:after="0" w:afterAutospacing="off"/>
         <w:rPr>
-          <w:noProof w:val="0"/>
-          <w:lang w:val="hr-HR"/>
-        </w:rPr>
-      </w:pPr>
-      <w:r>
-        <w:rPr>
-          <w:noProof w:val="0"/>
-          <w:lang w:val="hr-HR"/>
-        </w:rPr>
-        <w:t>nekoliko za rekonstrukciju</w:t>
+          <w:rFonts w:ascii="Times New Roman" w:hAnsi="Times New Roman" w:eastAsia="Times New Roman" w:cs="Times New Roman"/>
+          <w:noProof w:val="0"/>
+          <w:sz w:val="24"/>
+          <w:szCs w:val="24"/>
+          <w:lang w:val="hr-HR"/>
+        </w:rPr>
+      </w:pPr>
+      <w:r>
+        <w:rPr>
+          <w:rFonts w:ascii="Times New Roman" w:hAnsi="Times New Roman" w:eastAsia="Times New Roman" w:cs="Times New Roman"/>
+          <w:noProof w:val="0"/>
+          <w:sz w:val="24"/>
+          <w:szCs w:val="24"/>
+          <w:lang w:val="hr-HR"/>
+        </w:rPr>
+        <w:t>implementacija algoritama za oporavak slika</w:t>
+      </w:r>
+    </w:p>
+    <w:p>
+      <w:pPr>
+        <w:bidi w:val="0"/>
+        <w:spacing w:before="240" w:beforeAutospacing="off" w:after="240" w:afterAutospacing="off"/>
+      </w:pPr>
+      <w:r>
+        <w:rPr>
+          <w:rFonts w:ascii="Times New Roman" w:hAnsi="Times New Roman" w:eastAsia="Times New Roman" w:cs="Times New Roman"/>
+          <w:noProof w:val="0"/>
+          <w:sz w:val="24"/>
+          <w:szCs w:val="24"/>
+          <w:lang w:val="hr-HR"/>
+        </w:rPr>
+        <w:t xml:space="preserve">Prvi dio služi kako bi korisnik dobio osnovno znanje o tome kad koji algoritam može pokazati korisne rezultate. Implementirane tehnike su birane tako da pokriju što veći raspon izmjena, što znači da svaka tehnika ima svoje tipove izmjena nad kojima najbolje radi. Uz to, neke tehnike zahtijevaju dodatne parametre, najčešće brojčane, koje korisnik mora dobro namjestiti da bi iz rezultata mogao nešto zaključiti. Iako se često mora isprobati više tih parametara da se dobije dobar rezultat, dana su objašnjenja kako svaki parametar funkcionira da bi korisnik dobio osnovni osjećaj o tome odakle da krene isprobavati. Također, jasno je naglašeno da niti jedan od ovih algoritama ne može samostalno poslužiti kao siguran dokaz detekcije, već da se može govoriti samo o tome da postoji mogućnost da se izmjena dogodila. Svi algoritmi detekcije trebali bi detektirati </w:t>
+      </w:r>
+      <w:r>
+        <w:rPr>
+          <w:rFonts w:ascii="Times New Roman" w:hAnsi="Times New Roman" w:eastAsia="Times New Roman" w:cs="Times New Roman"/>
+          <w:i w:val="1"/>
+          <w:iCs w:val="1"/>
+          <w:noProof w:val="0"/>
+          <w:sz w:val="24"/>
+          <w:szCs w:val="24"/>
+          <w:lang w:val="hr-HR"/>
+        </w:rPr>
+        <w:t>copy-clone</w:t>
+      </w:r>
+      <w:r>
+        <w:rPr>
+          <w:rFonts w:ascii="Times New Roman" w:hAnsi="Times New Roman" w:eastAsia="Times New Roman" w:cs="Times New Roman"/>
+          <w:noProof w:val="0"/>
+          <w:sz w:val="24"/>
+          <w:szCs w:val="24"/>
+          <w:lang w:val="hr-HR"/>
+        </w:rPr>
+        <w:t xml:space="preserve"> izmjenu, stoga je poželjno da se izmjena pokaže barem korištenjem dvaju algoritama kako bi se povećala sigurnost. Ipak, nije cilj da sva tri algoritma daju identičan rezultat jer postoje razlike u tome kakvu će </w:t>
+      </w:r>
+      <w:r>
+        <w:rPr>
+          <w:rFonts w:ascii="Times New Roman" w:hAnsi="Times New Roman" w:eastAsia="Times New Roman" w:cs="Times New Roman"/>
+          <w:i w:val="1"/>
+          <w:iCs w:val="1"/>
+          <w:noProof w:val="0"/>
+          <w:sz w:val="24"/>
+          <w:szCs w:val="24"/>
+          <w:lang w:val="hr-HR"/>
+        </w:rPr>
+        <w:t>copy-clone</w:t>
+      </w:r>
+      <w:r>
+        <w:rPr>
+          <w:rFonts w:ascii="Times New Roman" w:hAnsi="Times New Roman" w:eastAsia="Times New Roman" w:cs="Times New Roman"/>
+          <w:noProof w:val="0"/>
+          <w:sz w:val="24"/>
+          <w:szCs w:val="24"/>
+          <w:lang w:val="hr-HR"/>
+        </w:rPr>
+        <w:t xml:space="preserve"> izmjenu koji algoritam otkriti. Detalji o tome dani su u poglavlju 6.</w:t>
+      </w:r>
+    </w:p>
+    <w:p>
+      <w:pPr>
+        <w:bidi w:val="0"/>
+        <w:spacing w:before="240" w:beforeAutospacing="off" w:after="240" w:afterAutospacing="off"/>
+      </w:pPr>
+      <w:r>
+        <w:rPr>
+          <w:rFonts w:ascii="Times New Roman" w:hAnsi="Times New Roman" w:eastAsia="Times New Roman" w:cs="Times New Roman"/>
+          <w:noProof w:val="0"/>
+          <w:sz w:val="24"/>
+          <w:szCs w:val="24"/>
+          <w:lang w:val="hr-HR"/>
+        </w:rPr>
+        <w:t xml:space="preserve">Drugi dio implementira alate za detekciju izmjena, a treći za njihov oporavak. Svi algoritmi implementirani su tako da se rezultat odmah izveze (engl. </w:t>
+      </w:r>
+      <w:r>
+        <w:rPr>
+          <w:rFonts w:ascii="Times New Roman" w:hAnsi="Times New Roman" w:eastAsia="Times New Roman" w:cs="Times New Roman"/>
+          <w:i w:val="1"/>
+          <w:iCs w:val="1"/>
+          <w:noProof w:val="0"/>
+          <w:sz w:val="24"/>
+          <w:szCs w:val="24"/>
+          <w:lang w:val="hr-HR"/>
+        </w:rPr>
+        <w:t>export</w:t>
+      </w:r>
+      <w:r>
+        <w:rPr>
+          <w:rFonts w:ascii="Times New Roman" w:hAnsi="Times New Roman" w:eastAsia="Times New Roman" w:cs="Times New Roman"/>
+          <w:noProof w:val="0"/>
+          <w:sz w:val="24"/>
+          <w:szCs w:val="24"/>
+          <w:lang w:val="hr-HR"/>
+        </w:rPr>
+        <w:t>) u datotečni sustav. Time se postiže mogućnost usporedbe rezultata više algoritama ili više kombinacija parametara istog algoritma, što je s forenzičke strane vrlo važno.</w:t>
+      </w:r>
+    </w:p>
+    <w:p>
+      <w:pPr>
+        <w:bidi w:val="0"/>
+        <w:spacing w:before="240" w:beforeAutospacing="off" w:after="240" w:afterAutospacing="off"/>
+      </w:pPr>
+      <w:r>
+        <w:rPr>
+          <w:rFonts w:ascii="Times New Roman" w:hAnsi="Times New Roman" w:eastAsia="Times New Roman" w:cs="Times New Roman"/>
+          <w:noProof w:val="0"/>
+          <w:sz w:val="24"/>
+          <w:szCs w:val="24"/>
+          <w:lang w:val="hr-HR"/>
+        </w:rPr>
+        <w:t xml:space="preserve">Također, ne postoji prijenos datoteka internetom, već se sve obrađuje i pohranjuje lokalno. To je s forenzičke strane iznimno važno. Naime, slika koja se analizira može biti dokaz, a svaki dokaz ima svoj tzv. lanac pripadnosti (engl. </w:t>
+      </w:r>
+      <w:r>
+        <w:rPr>
+          <w:rFonts w:ascii="Times New Roman" w:hAnsi="Times New Roman" w:eastAsia="Times New Roman" w:cs="Times New Roman"/>
+          <w:i w:val="1"/>
+          <w:iCs w:val="1"/>
+          <w:noProof w:val="0"/>
+          <w:sz w:val="24"/>
+          <w:szCs w:val="24"/>
+          <w:lang w:val="hr-HR"/>
+        </w:rPr>
+        <w:t>chain of custody</w:t>
+      </w:r>
+      <w:r>
+        <w:rPr>
+          <w:rFonts w:ascii="Times New Roman" w:hAnsi="Times New Roman" w:eastAsia="Times New Roman" w:cs="Times New Roman"/>
+          <w:noProof w:val="0"/>
+          <w:sz w:val="24"/>
+          <w:szCs w:val="24"/>
+          <w:lang w:val="hr-HR"/>
+        </w:rPr>
+        <w:t>). To znači da mora vrlo jasno biti naznačeno tko je sve imao pristup dokazu u kojem vremenskom periodu. Budući da je Internet inherentno nesigurna mreža, jednom kad se dokaz pošalje preko interneta više nije u potpunosti jasno tko mu je sve imao pristup. Usprkos enkripciji mreže, i dalje se može dogoditi da netko preslušava ili preusmjerava komunikaciju. Zato se dokazi još uvijek drže isključivo lokalno i ne dozvoljava se njihov prijenos preko mreže.</w:t>
+      </w:r>
+    </w:p>
+    <w:p>
+      <w:pPr>
+        <w:pStyle w:val="Normal"/>
+        <w:bidi w:val="0"/>
+        <w:rPr>
+          <w:noProof w:val="0"/>
+          <w:lang w:val="hr-HR"/>
+        </w:rPr>
+      </w:pPr>
+    </w:p>
+    <w:p>
+      <w:pPr>
+        <w:pStyle w:val="Heading2"/>
+        <w:bidi w:val="0"/>
+        <w:spacing w:before="299" w:beforeAutospacing="off" w:after="299" w:afterAutospacing="off"/>
+        <w:rPr>
+          <w:noProof w:val="0"/>
+          <w:lang w:val="hr-HR"/>
+        </w:rPr>
+      </w:pPr>
+      <w:bookmarkStart w:name="_Toc894758057" w:id="681276701"/>
+      <w:r>
+        <w:rPr>
+          <w:noProof w:val="0"/>
+          <w:lang w:val="hr-HR"/>
+        </w:rPr>
+        <w:t>Implementacija alata</w:t>
+      </w:r>
+      <w:bookmarkEnd w:id="681276701"/>
+    </w:p>
+    <w:p>
+      <w:pPr>
+        <w:pStyle w:val="Normal"/>
+        <w:bidi w:val="0"/>
+        <w:spacing w:before="0" w:beforeAutospacing="off" w:after="240" w:afterAutospacing="off"/>
+      </w:pPr>
+      <w:r>
+        <w:rPr>
+          <w:rFonts w:ascii="Times New Roman" w:hAnsi="Times New Roman" w:eastAsia="Times New Roman" w:cs="Times New Roman"/>
+          <w:noProof w:val="0"/>
+          <w:sz w:val="24"/>
+          <w:szCs w:val="24"/>
+          <w:lang w:val="hr-HR"/>
+        </w:rPr>
+        <w:t>Za implementaciju svih algoritama korišten je programski jezik Python koji je odabran zato što je trenutačno najčešće korišten jezik u procesiranju slika, a pritom nudi i implementaciju grafičkog sučelja.</w:t>
+      </w:r>
+      <w:r>
+        <w:rPr>
+          <w:rFonts w:ascii="Times New Roman" w:hAnsi="Times New Roman" w:eastAsia="Times New Roman" w:cs="Times New Roman"/>
+          <w:noProof w:val="0"/>
+          <w:sz w:val="24"/>
+          <w:szCs w:val="24"/>
+          <w:lang w:val="hr-HR"/>
+        </w:rPr>
+        <w:t xml:space="preserve"> Za razvoj alata korištena je verzija 3.12.3.</w:t>
+      </w:r>
+    </w:p>
+    <w:p>
+      <w:pPr>
+        <w:bidi w:val="0"/>
+        <w:spacing w:before="240" w:beforeAutospacing="off" w:after="240" w:afterAutospacing="off"/>
+      </w:pPr>
+      <w:r>
+        <w:rPr>
+          <w:rFonts w:ascii="Times New Roman" w:hAnsi="Times New Roman" w:eastAsia="Times New Roman" w:cs="Times New Roman"/>
+          <w:noProof w:val="0"/>
+          <w:sz w:val="24"/>
+          <w:szCs w:val="24"/>
+          <w:lang w:val="hr-HR"/>
+        </w:rPr>
+        <w:t xml:space="preserve">Alat se može koristiti preko grafičkog sučelja ili naredbenog retka (engl. </w:t>
+      </w:r>
+      <w:r>
+        <w:rPr>
+          <w:rFonts w:ascii="Times New Roman" w:hAnsi="Times New Roman" w:eastAsia="Times New Roman" w:cs="Times New Roman"/>
+          <w:i w:val="1"/>
+          <w:iCs w:val="1"/>
+          <w:noProof w:val="0"/>
+          <w:sz w:val="24"/>
+          <w:szCs w:val="24"/>
+          <w:lang w:val="hr-HR"/>
+        </w:rPr>
+        <w:t>command prompt</w:t>
+      </w:r>
+      <w:r>
+        <w:rPr>
+          <w:rFonts w:ascii="Times New Roman" w:hAnsi="Times New Roman" w:eastAsia="Times New Roman" w:cs="Times New Roman"/>
+          <w:noProof w:val="0"/>
+          <w:sz w:val="24"/>
+          <w:szCs w:val="24"/>
+          <w:lang w:val="hr-HR"/>
+        </w:rPr>
+        <w:t>). Grafičko sučelje služi da bi se olakšalo korištenje onima koji nisu upoznati sa sintaksom naredbenog retka, ali i da bi se napisale jasnije poruke o grešci. Na grafičkom sučelju izvrši se provjera svih parametara prije nego što se krene u izvršavanje programa i korisniku se pruži jasna poruka o tome koji parametar je zadan u pogrešnom formatu. Ipak, grafičko sučelje unosi određenu latenciju, stoga iskusniji korisnici koji primjerice žele automatizirati neke zadatke ili ih jednostavno žele obaviti brže imaju mogućnost korištenja naredbenog retka. Naravno, da bi se pročitao uvod u korištenje, potrebno je pokrenuti grafičko sučelje, ali sve ostale značajke alata mogu se koristiti bez njega. Za implementaciju grafičkog sučelja odabrana je Pythonova biblioteka Tkinter.</w:t>
+      </w:r>
+    </w:p>
+    <w:p>
+      <w:pPr>
+        <w:bidi w:val="0"/>
+        <w:spacing w:before="240" w:beforeAutospacing="off" w:after="240" w:afterAutospacing="off"/>
+      </w:pPr>
+      <w:r>
+        <w:rPr>
+          <w:rFonts w:ascii="Times New Roman" w:hAnsi="Times New Roman" w:eastAsia="Times New Roman" w:cs="Times New Roman"/>
+          <w:noProof w:val="0"/>
+          <w:sz w:val="24"/>
+          <w:szCs w:val="24"/>
+          <w:lang w:val="hr-HR"/>
+        </w:rPr>
+        <w:t xml:space="preserve">Svi algoritmi implementirani su na uniforman način. Za svaki treba relativnu putanju do ulazne slike. Program koji vrti grafičko sučelje nalazi se u korijenu (engl. </w:t>
+      </w:r>
+      <w:r>
+        <w:rPr>
+          <w:rFonts w:ascii="Times New Roman" w:hAnsi="Times New Roman" w:eastAsia="Times New Roman" w:cs="Times New Roman"/>
+          <w:i w:val="1"/>
+          <w:iCs w:val="1"/>
+          <w:noProof w:val="0"/>
+          <w:sz w:val="24"/>
+          <w:szCs w:val="24"/>
+          <w:lang w:val="hr-HR"/>
+        </w:rPr>
+        <w:t>root</w:t>
+      </w:r>
+      <w:r>
+        <w:rPr>
+          <w:rFonts w:ascii="Times New Roman" w:hAnsi="Times New Roman" w:eastAsia="Times New Roman" w:cs="Times New Roman"/>
+          <w:noProof w:val="0"/>
+          <w:sz w:val="24"/>
+          <w:szCs w:val="24"/>
+          <w:lang w:val="hr-HR"/>
+        </w:rPr>
+        <w:t xml:space="preserve">) projekta. Ako se projekt pokreće iz naredbenog retka, potrebno je prilagoditi svoju relativnu putanju. Jednostavnosti radi, može se koristiti i apsolutna putanja. Nakon što se odabere ulazna slika, potrebno je unijeti dodatne parametre, kao što su neke brojčane vrijednosti, </w:t>
+      </w:r>
+      <w:r>
+        <w:rPr>
+          <w:rFonts w:ascii="Times New Roman" w:hAnsi="Times New Roman" w:eastAsia="Times New Roman" w:cs="Times New Roman"/>
+          <w:noProof w:val="0"/>
+          <w:sz w:val="24"/>
+          <w:szCs w:val="24"/>
+          <w:lang w:val="hr-HR"/>
+        </w:rPr>
+        <w:t xml:space="preserve">izbor metode </w:t>
+      </w:r>
+      <w:r>
+        <w:rPr>
+          <w:rFonts w:ascii="Times New Roman" w:hAnsi="Times New Roman" w:eastAsia="Times New Roman" w:cs="Times New Roman"/>
+          <w:noProof w:val="0"/>
+          <w:sz w:val="24"/>
+          <w:szCs w:val="24"/>
+          <w:lang w:val="hr-HR"/>
+        </w:rPr>
+        <w:t xml:space="preserve">ako ih ima više i sl. Nakon unosa svih parametara pritišće se gumb “Start”. Ako postoji pogreška u parametrima, program će odmah javiti. Primjer takvih poruke vidljivi na </w:t>
+      </w:r>
+      <w:r>
+        <w:rPr>
+          <w:rFonts w:ascii="Times New Roman" w:hAnsi="Times New Roman" w:eastAsia="Times New Roman" w:cs="Times New Roman"/>
+          <w:b w:val="1"/>
+          <w:bCs w:val="1"/>
+          <w:noProof w:val="0"/>
+          <w:sz w:val="24"/>
+          <w:szCs w:val="24"/>
+          <w:lang w:val="hr-HR"/>
+        </w:rPr>
+        <w:t>slikama 5.1.</w:t>
+      </w:r>
+      <w:r>
+        <w:rPr>
+          <w:rFonts w:ascii="Times New Roman" w:hAnsi="Times New Roman" w:eastAsia="Times New Roman" w:cs="Times New Roman"/>
+          <w:b w:val="1"/>
+          <w:bCs w:val="1"/>
+          <w:noProof w:val="0"/>
+          <w:sz w:val="24"/>
+          <w:szCs w:val="24"/>
+          <w:lang w:val="hr-HR"/>
+        </w:rPr>
+        <w:t xml:space="preserve"> i</w:t>
+      </w:r>
+      <w:r>
+        <w:rPr>
+          <w:rFonts w:ascii="Times New Roman" w:hAnsi="Times New Roman" w:eastAsia="Times New Roman" w:cs="Times New Roman"/>
+          <w:b w:val="1"/>
+          <w:bCs w:val="1"/>
+          <w:noProof w:val="0"/>
+          <w:sz w:val="24"/>
+          <w:szCs w:val="24"/>
+          <w:lang w:val="hr-HR"/>
+        </w:rPr>
+        <w:t xml:space="preserve"> 5.2.</w:t>
+      </w:r>
+      <w:r>
+        <w:rPr>
+          <w:rFonts w:ascii="Times New Roman" w:hAnsi="Times New Roman" w:eastAsia="Times New Roman" w:cs="Times New Roman"/>
+          <w:noProof w:val="0"/>
+          <w:sz w:val="24"/>
+          <w:szCs w:val="24"/>
+          <w:lang w:val="hr-HR"/>
+        </w:rPr>
+        <w:t xml:space="preserve"> U suprotnom, program će dati poruku “</w:t>
+      </w:r>
+      <w:r>
+        <w:rPr>
+          <w:rFonts w:ascii="Times New Roman" w:hAnsi="Times New Roman" w:eastAsia="Times New Roman" w:cs="Times New Roman"/>
+          <w:noProof w:val="0"/>
+          <w:sz w:val="24"/>
+          <w:szCs w:val="24"/>
+          <w:lang w:val="hr-HR"/>
+        </w:rPr>
+        <w:t>Success</w:t>
+      </w:r>
+      <w:r>
+        <w:rPr>
+          <w:rFonts w:ascii="Times New Roman" w:hAnsi="Times New Roman" w:eastAsia="Times New Roman" w:cs="Times New Roman"/>
+          <w:noProof w:val="0"/>
+          <w:sz w:val="24"/>
+          <w:szCs w:val="24"/>
+          <w:lang w:val="hr-HR"/>
+        </w:rPr>
+        <w:t>”.</w:t>
+      </w:r>
+    </w:p>
+    <w:p>
+      <w:pPr>
+        <w:bidi w:val="0"/>
+        <w:spacing w:before="240" w:beforeAutospacing="off" w:after="240" w:afterAutospacing="off"/>
+        <w:jc w:val="center"/>
+        <w:rPr>
+          <w:rFonts w:ascii="Times New Roman" w:hAnsi="Times New Roman" w:eastAsia="Times New Roman" w:cs="Times New Roman"/>
+          <w:noProof w:val="0"/>
+          <w:sz w:val="24"/>
+          <w:szCs w:val="24"/>
+          <w:lang w:val="hr-HR"/>
+        </w:rPr>
+      </w:pPr>
+      <w:r>
+        <w:drawing>
+          <wp:inline wp14:editId="0DE7751B" wp14:anchorId="081476DD">
+            <wp:extent cx="5581650" cy="1457325"/>
+            <wp:effectExtent l="0" t="0" r="0" b="0"/>
+            <wp:docPr id="733777456" name="drawing"/>
+            <wp:cNvGraphicFramePr>
+              <a:graphicFrameLocks noChangeAspect="1"/>
+            </wp:cNvGraphicFramePr>
+            <a:graphic>
+              <a:graphicData xmlns:a="http://schemas.openxmlformats.org/drawingml/2006/main" uri="http://schemas.openxmlformats.org/drawingml/2006/picture">
+                <pic:pic xmlns:pic="http://schemas.openxmlformats.org/drawingml/2006/picture">
+                  <pic:nvPicPr>
+                    <pic:cNvPr id="733777456" name="Picture 733777456"/>
+                    <pic:cNvPicPr/>
+                  </pic:nvPicPr>
+                  <pic:blipFill>
+                    <a:blip xmlns:r="http://schemas.openxmlformats.org/officeDocument/2006/relationships" r:embed="rId49178279">
+                      <a:extLst>
+                        <a:ext uri="{28A0092B-C50C-407E-A947-70E740481C1C}">
+                          <a14:useLocalDpi xmlns:a14="http://schemas.microsoft.com/office/drawing/2010/main"/>
+                        </a:ext>
+                      </a:extLst>
+                    </a:blip>
+                    <a:stretch>
+                      <a:fillRect/>
+                    </a:stretch>
+                  </pic:blipFill>
+                  <pic:spPr>
+                    <a:xfrm>
+                      <a:off x="0" y="0"/>
+                      <a:ext cx="5581650" cy="1457325"/>
+                    </a:xfrm>
+                    <a:prstGeom prst="rect">
+                      <a:avLst/>
+                    </a:prstGeom>
+                  </pic:spPr>
+                </pic:pic>
+              </a:graphicData>
+            </a:graphic>
+          </wp:inline>
+        </w:drawing>
+      </w:r>
+      <w:r>
+        <w:rPr>
+          <w:rFonts w:ascii="Times New Roman" w:hAnsi="Times New Roman" w:eastAsia="Times New Roman" w:cs="Times New Roman"/>
+          <w:noProof w:val="0"/>
+          <w:sz w:val="24"/>
+          <w:szCs w:val="24"/>
+          <w:lang w:val="hr-HR"/>
+        </w:rPr>
+        <w:t>Sl. 5.1 Primjer poruke pogreške jer uneseni parametar nije broj.</w:t>
+      </w:r>
+    </w:p>
+    <w:p>
+      <w:pPr>
+        <w:pStyle w:val="Normal"/>
+        <w:bidi w:val="0"/>
+        <w:spacing w:before="240" w:beforeAutospacing="off" w:after="240" w:afterAutospacing="off"/>
+        <w:jc w:val="center"/>
+        <w:rPr>
+          <w:rFonts w:ascii="Times New Roman" w:hAnsi="Times New Roman" w:eastAsia="Times New Roman" w:cs="Times New Roman"/>
+          <w:noProof w:val="0"/>
+          <w:sz w:val="24"/>
+          <w:szCs w:val="24"/>
+          <w:lang w:val="hr-HR"/>
+        </w:rPr>
+      </w:pPr>
+      <w:r>
+        <w:drawing>
+          <wp:inline wp14:editId="77D37BA6" wp14:anchorId="5B3F419A">
+            <wp:extent cx="5581650" cy="1409700"/>
+            <wp:effectExtent l="0" t="0" r="0" b="0"/>
+            <wp:docPr id="621715250" name="drawing"/>
+            <wp:cNvGraphicFramePr>
+              <a:graphicFrameLocks noChangeAspect="1"/>
+            </wp:cNvGraphicFramePr>
+            <a:graphic>
+              <a:graphicData xmlns:a="http://schemas.openxmlformats.org/drawingml/2006/main" uri="http://schemas.openxmlformats.org/drawingml/2006/picture">
+                <pic:pic xmlns:pic="http://schemas.openxmlformats.org/drawingml/2006/picture">
+                  <pic:nvPicPr>
+                    <pic:cNvPr id="621715250" name="Picture 621715250"/>
+                    <pic:cNvPicPr/>
+                  </pic:nvPicPr>
+                  <pic:blipFill>
+                    <a:blip xmlns:r="http://schemas.openxmlformats.org/officeDocument/2006/relationships" r:embed="rId1916377197">
+                      <a:extLst>
+                        <a:ext uri="{28A0092B-C50C-407E-A947-70E740481C1C}">
+                          <a14:useLocalDpi xmlns:a14="http://schemas.microsoft.com/office/drawing/2010/main"/>
+                        </a:ext>
+                      </a:extLst>
+                    </a:blip>
+                    <a:stretch>
+                      <a:fillRect/>
+                    </a:stretch>
+                  </pic:blipFill>
+                  <pic:spPr>
+                    <a:xfrm>
+                      <a:off x="0" y="0"/>
+                      <a:ext cx="5581650" cy="1409700"/>
+                    </a:xfrm>
+                    <a:prstGeom prst="rect">
+                      <a:avLst/>
+                    </a:prstGeom>
+                  </pic:spPr>
+                </pic:pic>
+              </a:graphicData>
+            </a:graphic>
+          </wp:inline>
+        </w:drawing>
+      </w:r>
+      <w:r>
+        <w:rPr>
+          <w:rFonts w:ascii="Times New Roman" w:hAnsi="Times New Roman" w:eastAsia="Times New Roman" w:cs="Times New Roman"/>
+          <w:noProof w:val="0"/>
+          <w:sz w:val="24"/>
+          <w:szCs w:val="24"/>
+          <w:lang w:val="hr-HR"/>
+        </w:rPr>
+        <w:t>Sl. 5.2 Primjer poruke pogreške jer uneseni parametar mora biti pozitivan broj.</w:t>
+      </w:r>
+    </w:p>
+    <w:p>
+      <w:pPr>
+        <w:bidi w:val="0"/>
+        <w:spacing w:before="240" w:beforeAutospacing="off" w:after="240" w:afterAutospacing="off"/>
+      </w:pPr>
+      <w:r>
+        <w:rPr>
+          <w:rFonts w:ascii="Times New Roman" w:hAnsi="Times New Roman" w:eastAsia="Times New Roman" w:cs="Times New Roman"/>
+          <w:noProof w:val="0"/>
+          <w:sz w:val="24"/>
+          <w:szCs w:val="24"/>
+          <w:lang w:val="hr-HR"/>
+        </w:rPr>
+        <w:t xml:space="preserve">Korisnik ne mora unositi ime izlazne slike jer se ono automatski generira. Nazivlje rezultantnih slika je također uniformno. Na naziv slike dodaje se donja crta (engl. </w:t>
+      </w:r>
+      <w:r>
+        <w:rPr>
+          <w:rFonts w:ascii="Times New Roman" w:hAnsi="Times New Roman" w:eastAsia="Times New Roman" w:cs="Times New Roman"/>
+          <w:i w:val="1"/>
+          <w:iCs w:val="1"/>
+          <w:noProof w:val="0"/>
+          <w:sz w:val="24"/>
+          <w:szCs w:val="24"/>
+          <w:lang w:val="hr-HR"/>
+        </w:rPr>
+        <w:t>underscore</w:t>
+      </w:r>
+      <w:r>
+        <w:rPr>
+          <w:rFonts w:ascii="Times New Roman" w:hAnsi="Times New Roman" w:eastAsia="Times New Roman" w:cs="Times New Roman"/>
+          <w:noProof w:val="0"/>
+          <w:sz w:val="24"/>
+          <w:szCs w:val="24"/>
+          <w:lang w:val="hr-HR"/>
+        </w:rPr>
+        <w:t>), zatim naziv korištenog algoritma te, ako postoje, parametri algoritma koji su također odvojeni donjom crtom. Ciljevi ovakvog nazivlja su:</w:t>
       </w:r>
     </w:p>
     <w:p>
       <w:pPr>
         <w:pStyle w:val="ListParagraph"/>
         <w:numPr>
-          <w:ilvl w:val="1"/>
-          <w:numId w:val="24"/>
+          <w:ilvl w:val="0"/>
+          <w:numId w:val="29"/>
         </w:numPr>
         <w:bidi w:val="0"/>
         <w:spacing w:before="0" w:beforeAutospacing="off" w:after="0" w:afterAutospacing="off"/>
         <w:rPr>
-          <w:noProof w:val="0"/>
-          <w:lang w:val="hr-HR"/>
-        </w:rPr>
-      </w:pPr>
-      <w:r>
-        <w:rPr>
-          <w:noProof w:val="0"/>
-          <w:lang w:val="hr-HR"/>
-        </w:rPr>
-        <w:t>mogućnost exporta rezultata</w:t>
+          <w:rFonts w:ascii="Times New Roman" w:hAnsi="Times New Roman" w:eastAsia="Times New Roman" w:cs="Times New Roman"/>
+          <w:noProof w:val="0"/>
+          <w:sz w:val="24"/>
+          <w:szCs w:val="24"/>
+          <w:lang w:val="hr-HR"/>
+        </w:rPr>
+      </w:pPr>
+      <w:r>
+        <w:rPr>
+          <w:rFonts w:ascii="Times New Roman" w:hAnsi="Times New Roman" w:eastAsia="Times New Roman" w:cs="Times New Roman"/>
+          <w:b w:val="1"/>
+          <w:bCs w:val="1"/>
+          <w:noProof w:val="0"/>
+          <w:sz w:val="24"/>
+          <w:szCs w:val="24"/>
+          <w:lang w:val="hr-HR"/>
+        </w:rPr>
+        <w:t>brže pronalaženje rezultantne datoteke</w:t>
+      </w:r>
+      <w:r>
+        <w:rPr>
+          <w:rFonts w:ascii="Times New Roman" w:hAnsi="Times New Roman" w:eastAsia="Times New Roman" w:cs="Times New Roman"/>
+          <w:noProof w:val="0"/>
+          <w:sz w:val="24"/>
+          <w:szCs w:val="24"/>
+          <w:lang w:val="hr-HR"/>
+        </w:rPr>
+        <w:t xml:space="preserve"> jer će se pohraniti odmah pored ulazne slike</w:t>
       </w:r>
     </w:p>
     <w:p>
       <w:pPr>
         <w:pStyle w:val="ListParagraph"/>
         <w:numPr>
-          <w:ilvl w:val="1"/>
-          <w:numId w:val="24"/>
+          <w:ilvl w:val="0"/>
+          <w:numId w:val="29"/>
         </w:numPr>
         <w:bidi w:val="0"/>
         <w:spacing w:before="0" w:beforeAutospacing="off" w:after="0" w:afterAutospacing="off"/>
         <w:rPr>
-          <w:noProof w:val="0"/>
-          <w:lang w:val="hr-HR"/>
-        </w:rPr>
-      </w:pPr>
-      <w:r>
-        <w:rPr>
-          <w:noProof w:val="0"/>
-          <w:lang w:val="hr-HR"/>
-        </w:rPr>
-        <w:t>mogućnost usporedbe jedan pored drugog (trebalo i u gui ubaciti samo opciju importa slike da ih mogu staviti dvije do tri zajedno)</w:t>
+          <w:rFonts w:ascii="Times New Roman" w:hAnsi="Times New Roman" w:eastAsia="Times New Roman" w:cs="Times New Roman"/>
+          <w:noProof w:val="0"/>
+          <w:sz w:val="24"/>
+          <w:szCs w:val="24"/>
+          <w:lang w:val="hr-HR"/>
+        </w:rPr>
+      </w:pPr>
+      <w:r>
+        <w:rPr>
+          <w:rFonts w:ascii="Times New Roman" w:hAnsi="Times New Roman" w:eastAsia="Times New Roman" w:cs="Times New Roman"/>
+          <w:b w:val="1"/>
+          <w:bCs w:val="1"/>
+          <w:noProof w:val="0"/>
+          <w:sz w:val="24"/>
+          <w:szCs w:val="24"/>
+          <w:lang w:val="hr-HR"/>
+        </w:rPr>
+        <w:t>objedinjavanja rezultata</w:t>
+      </w:r>
+      <w:r>
+        <w:rPr>
+          <w:rFonts w:ascii="Times New Roman" w:hAnsi="Times New Roman" w:eastAsia="Times New Roman" w:cs="Times New Roman"/>
+          <w:noProof w:val="0"/>
+          <w:sz w:val="24"/>
+          <w:szCs w:val="24"/>
+          <w:lang w:val="hr-HR"/>
+        </w:rPr>
+        <w:t xml:space="preserve"> koji su vezani za istu sliku</w:t>
       </w:r>
     </w:p>
     <w:p>
@@ -10511,221 +12347,565 @@
         <w:pStyle w:val="ListParagraph"/>
         <w:numPr>
           <w:ilvl w:val="0"/>
-          <w:numId w:val="24"/>
+          <w:numId w:val="29"/>
         </w:numPr>
         <w:bidi w:val="0"/>
         <w:spacing w:before="0" w:beforeAutospacing="off" w:after="0" w:afterAutospacing="off"/>
         <w:rPr>
-          <w:noProof w:val="0"/>
-          <w:lang w:val="hr-HR"/>
-        </w:rPr>
-      </w:pPr>
-      <w:r>
-        <w:rPr>
-          <w:noProof w:val="0"/>
-          <w:lang w:val="hr-HR"/>
-        </w:rPr>
-        <w:t xml:space="preserve">Što sam koristila (tech stack) i na koji način </w:t>
+          <w:rFonts w:ascii="Times New Roman" w:hAnsi="Times New Roman" w:eastAsia="Times New Roman" w:cs="Times New Roman"/>
+          <w:noProof w:val="0"/>
+          <w:sz w:val="24"/>
+          <w:szCs w:val="24"/>
+          <w:lang w:val="hr-HR"/>
+        </w:rPr>
+      </w:pPr>
+      <w:r>
+        <w:rPr>
+          <w:rFonts w:ascii="Times New Roman" w:hAnsi="Times New Roman" w:eastAsia="Times New Roman" w:cs="Times New Roman"/>
+          <w:noProof w:val="0"/>
+          <w:sz w:val="24"/>
+          <w:szCs w:val="24"/>
+          <w:lang w:val="hr-HR"/>
+        </w:rPr>
+        <w:t xml:space="preserve">jasni nazivi slika koji omogućuju </w:t>
+      </w:r>
+      <w:r>
+        <w:rPr>
+          <w:rFonts w:ascii="Times New Roman" w:hAnsi="Times New Roman" w:eastAsia="Times New Roman" w:cs="Times New Roman"/>
+          <w:b w:val="1"/>
+          <w:bCs w:val="1"/>
+          <w:noProof w:val="0"/>
+          <w:sz w:val="24"/>
+          <w:szCs w:val="24"/>
+          <w:lang w:val="hr-HR"/>
+        </w:rPr>
+        <w:t>usporedbu rezultata različitih kombinacija parametara</w:t>
+      </w:r>
+      <w:r>
+        <w:rPr>
+          <w:rFonts w:ascii="Times New Roman" w:hAnsi="Times New Roman" w:eastAsia="Times New Roman" w:cs="Times New Roman"/>
+          <w:noProof w:val="0"/>
+          <w:sz w:val="24"/>
+          <w:szCs w:val="24"/>
+          <w:lang w:val="hr-HR"/>
+        </w:rPr>
+        <w:t xml:space="preserve"> i različitih algoritama</w:t>
       </w:r>
     </w:p>
     <w:p>
       <w:pPr>
         <w:pStyle w:val="ListParagraph"/>
         <w:numPr>
-          <w:ilvl w:val="1"/>
-          <w:numId w:val="24"/>
+          <w:ilvl w:val="0"/>
+          <w:numId w:val="29"/>
         </w:numPr>
         <w:bidi w:val="0"/>
         <w:spacing w:before="0" w:beforeAutospacing="off" w:after="0" w:afterAutospacing="off"/>
         <w:rPr>
-          <w:noProof w:val="0"/>
-          <w:lang w:val="hr-HR"/>
-        </w:rPr>
-      </w:pPr>
-      <w:r>
-        <w:rPr>
-          <w:noProof w:val="0"/>
-          <w:lang w:val="hr-HR"/>
-        </w:rPr>
-        <w:t>Python + OpenCV</w:t>
-      </w:r>
-    </w:p>
-    <w:p>
-      <w:pPr>
-        <w:pStyle w:val="ListParagraph"/>
-        <w:numPr>
-          <w:ilvl w:val="1"/>
-          <w:numId w:val="24"/>
-        </w:numPr>
+          <w:rFonts w:ascii="Times New Roman" w:hAnsi="Times New Roman" w:eastAsia="Times New Roman" w:cs="Times New Roman"/>
+          <w:noProof w:val="0"/>
+          <w:sz w:val="24"/>
+          <w:szCs w:val="24"/>
+          <w:lang w:val="hr-HR"/>
+        </w:rPr>
+      </w:pPr>
+      <w:r>
+        <w:rPr>
+          <w:rFonts w:ascii="Times New Roman" w:hAnsi="Times New Roman" w:eastAsia="Times New Roman" w:cs="Times New Roman"/>
+          <w:b w:val="1"/>
+          <w:bCs w:val="1"/>
+          <w:noProof w:val="0"/>
+          <w:sz w:val="24"/>
+          <w:szCs w:val="24"/>
+          <w:lang w:val="hr-HR"/>
+        </w:rPr>
+        <w:t>lakše korištenje</w:t>
+      </w:r>
+      <w:r>
+        <w:rPr>
+          <w:rFonts w:ascii="Times New Roman" w:hAnsi="Times New Roman" w:eastAsia="Times New Roman" w:cs="Times New Roman"/>
+          <w:noProof w:val="0"/>
+          <w:sz w:val="24"/>
+          <w:szCs w:val="24"/>
+          <w:lang w:val="hr-HR"/>
+        </w:rPr>
+        <w:t xml:space="preserve"> jer se korisnika ne zamara smišljanjem naziva novonastalih datoteka</w:t>
+      </w:r>
+    </w:p>
+    <w:p>
+      <w:pPr>
         <w:bidi w:val="0"/>
-        <w:spacing w:before="0" w:beforeAutospacing="off" w:after="0" w:afterAutospacing="off"/>
-        <w:rPr>
-          <w:noProof w:val="0"/>
-          <w:lang w:val="hr-HR"/>
-        </w:rPr>
-      </w:pPr>
-      <w:r>
-        <w:rPr>
-          <w:noProof w:val="0"/>
-          <w:lang w:val="hr-HR"/>
-        </w:rPr>
-        <w:t>PyQt</w:t>
-      </w:r>
-      <w:r>
-        <w:rPr>
-          <w:noProof w:val="0"/>
+        <w:spacing w:before="240" w:beforeAutospacing="off" w:after="240" w:afterAutospacing="off"/>
+        <w:rPr>
+          <w:rFonts w:ascii="Times New Roman" w:hAnsi="Times New Roman" w:eastAsia="Times New Roman" w:cs="Times New Roman"/>
+          <w:noProof w:val="0"/>
+          <w:sz w:val="24"/>
+          <w:szCs w:val="24"/>
+          <w:lang w:val="hr-HR"/>
+        </w:rPr>
+      </w:pPr>
+      <w:r>
+        <w:rPr>
+          <w:rFonts w:ascii="Times New Roman" w:hAnsi="Times New Roman" w:eastAsia="Times New Roman" w:cs="Times New Roman"/>
+          <w:noProof w:val="0"/>
+          <w:sz w:val="24"/>
+          <w:szCs w:val="24"/>
+          <w:lang w:val="hr-HR"/>
+        </w:rPr>
+        <w:t xml:space="preserve">Objašnjenje razloga korištenja ovakvog nazivlja dano je na </w:t>
+      </w:r>
+      <w:r>
+        <w:rPr>
+          <w:rFonts w:ascii="Times New Roman" w:hAnsi="Times New Roman" w:eastAsia="Times New Roman" w:cs="Times New Roman"/>
+          <w:b w:val="1"/>
+          <w:bCs w:val="1"/>
+          <w:noProof w:val="0"/>
+          <w:sz w:val="24"/>
+          <w:szCs w:val="24"/>
+          <w:lang w:val="hr-HR"/>
+        </w:rPr>
+        <w:t>slici 5.</w:t>
+      </w:r>
+      <w:r>
+        <w:rPr>
+          <w:rFonts w:ascii="Times New Roman" w:hAnsi="Times New Roman" w:eastAsia="Times New Roman" w:cs="Times New Roman"/>
+          <w:b w:val="1"/>
+          <w:bCs w:val="1"/>
+          <w:noProof w:val="0"/>
+          <w:sz w:val="24"/>
+          <w:szCs w:val="24"/>
+          <w:lang w:val="hr-HR"/>
+        </w:rPr>
+        <w:t>3.</w:t>
+      </w:r>
+    </w:p>
+    <w:p>
+      <w:pPr>
+        <w:pStyle w:val="Normal"/>
+        <w:bidi w:val="0"/>
+        <w:spacing w:before="240" w:beforeAutospacing="off" w:after="240" w:afterAutospacing="off"/>
+        <w:jc w:val="center"/>
+        <w:rPr>
+          <w:rFonts w:ascii="Times New Roman" w:hAnsi="Times New Roman" w:eastAsia="Times New Roman" w:cs="Times New Roman"/>
+          <w:noProof w:val="0"/>
+          <w:sz w:val="24"/>
+          <w:szCs w:val="24"/>
+          <w:lang w:val="hr-HR"/>
+        </w:rPr>
+      </w:pPr>
+      <w:r>
+        <w:drawing>
+          <wp:inline wp14:editId="72229D51" wp14:anchorId="4CBFEA47">
+            <wp:extent cx="6107865" cy="1688522"/>
+            <wp:effectExtent l="0" t="0" r="0" b="0"/>
+            <wp:docPr id="452046915" name="drawing"/>
+            <wp:cNvGraphicFramePr>
+              <a:graphicFrameLocks noChangeAspect="1"/>
+            </wp:cNvGraphicFramePr>
+            <a:graphic>
+              <a:graphicData xmlns:a="http://schemas.openxmlformats.org/drawingml/2006/main" uri="http://schemas.openxmlformats.org/drawingml/2006/picture">
+                <pic:pic xmlns:pic="http://schemas.openxmlformats.org/drawingml/2006/picture">
+                  <pic:nvPicPr>
+                    <pic:cNvPr id="452046915" name="Picture 452046915"/>
+                    <pic:cNvPicPr/>
+                  </pic:nvPicPr>
+                  <pic:blipFill>
+                    <a:blip xmlns:r="http://schemas.openxmlformats.org/officeDocument/2006/relationships" r:embed="rId1317357462">
+                      <a:extLst>
+                        <a:ext uri="{28A0092B-C50C-407E-A947-70E740481C1C}">
+                          <a14:useLocalDpi xmlns:a14="http://schemas.microsoft.com/office/drawing/2010/main"/>
+                        </a:ext>
+                      </a:extLst>
+                    </a:blip>
+                    <a:stretch>
+                      <a:fillRect/>
+                    </a:stretch>
+                  </pic:blipFill>
+                  <pic:spPr>
+                    <a:xfrm rot="0">
+                      <a:off x="0" y="0"/>
+                      <a:ext cx="6107865" cy="1688522"/>
+                    </a:xfrm>
+                    <a:prstGeom prst="rect">
+                      <a:avLst/>
+                    </a:prstGeom>
+                  </pic:spPr>
+                </pic:pic>
+              </a:graphicData>
+            </a:graphic>
+          </wp:inline>
+        </w:drawing>
+      </w:r>
+      <w:r>
+        <w:rPr>
+          <w:rFonts w:ascii="Times New Roman" w:hAnsi="Times New Roman" w:eastAsia="Times New Roman" w:cs="Times New Roman"/>
+          <w:noProof w:val="0"/>
+          <w:sz w:val="24"/>
+          <w:szCs w:val="24"/>
+          <w:lang w:val="hr-HR"/>
+        </w:rPr>
+        <w:t>Sl. 5.3 Primjer izgleda svih rezultata nakon korištenja algoritma promjene veličine s različitim metodama</w:t>
+      </w:r>
+    </w:p>
+    <w:p>
+      <w:pPr>
+        <w:pStyle w:val="Normal"/>
+        <w:bidi w:val="0"/>
+        <w:spacing w:before="240" w:beforeAutospacing="off" w:after="240" w:afterAutospacing="off"/>
+        <w:rPr>
+          <w:rFonts w:ascii="Times New Roman" w:hAnsi="Times New Roman" w:eastAsia="Times New Roman" w:cs="Times New Roman"/>
+          <w:noProof w:val="0"/>
+          <w:sz w:val="24"/>
+          <w:szCs w:val="24"/>
+          <w:lang w:val="hr-HR"/>
+        </w:rPr>
+      </w:pPr>
+      <w:r>
+        <w:rPr>
+          <w:rFonts w:ascii="Times New Roman" w:hAnsi="Times New Roman" w:eastAsia="Times New Roman" w:cs="Times New Roman"/>
+          <w:noProof w:val="0"/>
+          <w:sz w:val="24"/>
+          <w:szCs w:val="24"/>
+          <w:lang w:val="hr-HR"/>
+        </w:rPr>
+        <w:t>Također, pojedini parametri mogu imati samo neki unaprijed zadan skup vrijednosti koje mogu poprimiti. To mogu biti različite metode nekog algoritma ili primjerice boja maske kao što je to slučaj u algoritm</w:t>
+      </w:r>
+      <w:r>
+        <w:rPr>
+          <w:rFonts w:ascii="Times New Roman" w:hAnsi="Times New Roman" w:eastAsia="Times New Roman" w:cs="Times New Roman"/>
+          <w:noProof w:val="0"/>
+          <w:sz w:val="24"/>
+          <w:szCs w:val="24"/>
+          <w:lang w:val="hr-HR"/>
+        </w:rPr>
+        <w:t>u</w:t>
+      </w:r>
+      <w:r>
+        <w:rPr>
+          <w:rFonts w:ascii="Times New Roman" w:hAnsi="Times New Roman" w:eastAsia="Times New Roman" w:cs="Times New Roman"/>
+          <w:noProof w:val="0"/>
+          <w:sz w:val="24"/>
+          <w:szCs w:val="24"/>
           <w:lang w:val="hr-HR"/>
         </w:rPr>
         <w:t xml:space="preserve"> </w:t>
       </w:r>
       <w:r>
         <w:rPr>
-          <w:noProof w:val="0"/>
-          <w:lang w:val="hr-HR"/>
-        </w:rPr>
-        <w:t>ili</w:t>
-      </w:r>
-      <w:r>
-        <w:rPr>
-          <w:noProof w:val="0"/>
+          <w:rFonts w:ascii="Times New Roman" w:hAnsi="Times New Roman" w:eastAsia="Times New Roman" w:cs="Times New Roman"/>
+          <w:noProof w:val="0"/>
+          <w:sz w:val="24"/>
+          <w:szCs w:val="24"/>
+          <w:lang w:val="hr-HR"/>
+        </w:rPr>
+        <w:t>PatchMatch</w:t>
+      </w:r>
+      <w:r>
+        <w:rPr>
+          <w:rFonts w:ascii="Times New Roman" w:hAnsi="Times New Roman" w:eastAsia="Times New Roman" w:cs="Times New Roman"/>
+          <w:noProof w:val="0"/>
+          <w:sz w:val="24"/>
+          <w:szCs w:val="24"/>
+          <w:lang w:val="hr-HR"/>
+        </w:rPr>
+        <w:t xml:space="preserve">. Da bi se spriječila mogućnost korisnikove pogreške pri zadavanju takvog parametra, umjesto običnog tekstualnog polja dodani su padajući izbornici (engl. </w:t>
+      </w:r>
+      <w:r>
+        <w:rPr>
+          <w:rFonts w:ascii="Times New Roman" w:hAnsi="Times New Roman" w:eastAsia="Times New Roman" w:cs="Times New Roman"/>
+          <w:i w:val="1"/>
+          <w:iCs w:val="1"/>
+          <w:noProof w:val="0"/>
+          <w:sz w:val="24"/>
+          <w:szCs w:val="24"/>
+          <w:lang w:val="hr-HR"/>
+        </w:rPr>
+        <w:t>dropdown</w:t>
+      </w:r>
+      <w:r>
+        <w:rPr>
+          <w:rFonts w:ascii="Times New Roman" w:hAnsi="Times New Roman" w:eastAsia="Times New Roman" w:cs="Times New Roman"/>
+          <w:i w:val="1"/>
+          <w:iCs w:val="1"/>
+          <w:noProof w:val="0"/>
+          <w:sz w:val="24"/>
+          <w:szCs w:val="24"/>
           <w:lang w:val="hr-HR"/>
         </w:rPr>
         <w:t xml:space="preserve"> </w:t>
       </w:r>
       <w:r>
         <w:rPr>
-          <w:noProof w:val="0"/>
-          <w:lang w:val="hr-HR"/>
-        </w:rPr>
-        <w:t>Tkinter</w:t>
-      </w:r>
-      <w:r>
-        <w:rPr>
-          <w:noProof w:val="0"/>
-          <w:lang w:val="hr-HR"/>
-        </w:rPr>
-        <w:t xml:space="preserve"> za GUI</w:t>
-      </w:r>
-    </w:p>
-    <w:p>
-      <w:pPr>
-        <w:pStyle w:val="Heading2"/>
+          <w:rFonts w:ascii="Times New Roman" w:hAnsi="Times New Roman" w:eastAsia="Times New Roman" w:cs="Times New Roman"/>
+          <w:i w:val="1"/>
+          <w:iCs w:val="1"/>
+          <w:noProof w:val="0"/>
+          <w:sz w:val="24"/>
+          <w:szCs w:val="24"/>
+          <w:lang w:val="hr-HR"/>
+        </w:rPr>
+        <w:t>menu</w:t>
+      </w:r>
+      <w:r>
+        <w:rPr>
+          <w:rFonts w:ascii="Times New Roman" w:hAnsi="Times New Roman" w:eastAsia="Times New Roman" w:cs="Times New Roman"/>
+          <w:noProof w:val="0"/>
+          <w:sz w:val="24"/>
+          <w:szCs w:val="24"/>
+          <w:lang w:val="hr-HR"/>
+        </w:rPr>
+        <w:t xml:space="preserve">). Primjer takvog izbornika </w:t>
+      </w:r>
+      <w:r>
+        <w:rPr>
+          <w:rFonts w:ascii="Times New Roman" w:hAnsi="Times New Roman" w:eastAsia="Times New Roman" w:cs="Times New Roman"/>
+          <w:noProof w:val="0"/>
+          <w:sz w:val="24"/>
+          <w:szCs w:val="24"/>
+          <w:lang w:val="hr-HR"/>
+        </w:rPr>
+        <w:t>dan je</w:t>
+      </w:r>
+      <w:r>
+        <w:rPr>
+          <w:rFonts w:ascii="Times New Roman" w:hAnsi="Times New Roman" w:eastAsia="Times New Roman" w:cs="Times New Roman"/>
+          <w:noProof w:val="0"/>
+          <w:sz w:val="24"/>
+          <w:szCs w:val="24"/>
+          <w:lang w:val="hr-HR"/>
+        </w:rPr>
+        <w:t xml:space="preserve"> na </w:t>
+      </w:r>
+      <w:r>
+        <w:rPr>
+          <w:rFonts w:ascii="Times New Roman" w:hAnsi="Times New Roman" w:eastAsia="Times New Roman" w:cs="Times New Roman"/>
+          <w:b w:val="1"/>
+          <w:bCs w:val="1"/>
+          <w:noProof w:val="0"/>
+          <w:sz w:val="24"/>
+          <w:szCs w:val="24"/>
+          <w:lang w:val="hr-HR"/>
+        </w:rPr>
+        <w:t>slici 5.4.</w:t>
+      </w:r>
+    </w:p>
+    <w:p>
+      <w:pPr>
+        <w:pStyle w:val="Normal"/>
         <w:bidi w:val="0"/>
-        <w:spacing w:before="299" w:beforeAutospacing="off" w:after="299" w:afterAutospacing="off"/>
-        <w:rPr>
-          <w:noProof w:val="0"/>
-          <w:lang w:val="hr-HR"/>
-        </w:rPr>
-      </w:pPr>
-      <w:r>
-        <w:rPr>
-          <w:noProof w:val="0"/>
-          <w:lang w:val="hr-HR"/>
-        </w:rPr>
-        <w:t>Svrha alata</w:t>
-      </w:r>
-    </w:p>
-    <w:p>
-      <w:pPr>
-        <w:pStyle w:val="ListParagraph"/>
-        <w:numPr>
-          <w:ilvl w:val="0"/>
-          <w:numId w:val="25"/>
-        </w:numPr>
+        <w:spacing w:before="240" w:beforeAutospacing="off" w:after="240" w:afterAutospacing="off"/>
+        <w:jc w:val="center"/>
+        <w:rPr>
+          <w:rFonts w:ascii="Times New Roman" w:hAnsi="Times New Roman" w:eastAsia="Times New Roman" w:cs="Times New Roman"/>
+          <w:b w:val="1"/>
+          <w:bCs w:val="1"/>
+          <w:noProof w:val="0"/>
+          <w:sz w:val="24"/>
+          <w:szCs w:val="24"/>
+          <w:lang w:val="hr-HR"/>
+        </w:rPr>
+      </w:pPr>
+      <w:r>
+        <w:drawing>
+          <wp:inline wp14:editId="1DF3C71A" wp14:anchorId="49BBE4F2">
+            <wp:extent cx="5753100" cy="1845704"/>
+            <wp:effectExtent l="0" t="0" r="0" b="0"/>
+            <wp:docPr id="1371994226" name="drawing"/>
+            <wp:cNvGraphicFramePr>
+              <a:graphicFrameLocks noChangeAspect="1"/>
+            </wp:cNvGraphicFramePr>
+            <a:graphic>
+              <a:graphicData xmlns:a="http://schemas.openxmlformats.org/drawingml/2006/main" uri="http://schemas.openxmlformats.org/drawingml/2006/picture">
+                <pic:pic xmlns:pic="http://schemas.openxmlformats.org/drawingml/2006/picture">
+                  <pic:nvPicPr>
+                    <pic:cNvPr id="1371994226" name="Picture 1371994226"/>
+                    <pic:cNvPicPr/>
+                  </pic:nvPicPr>
+                  <pic:blipFill>
+                    <a:blip xmlns:r="http://schemas.openxmlformats.org/officeDocument/2006/relationships" r:embed="rId116100530">
+                      <a:extLst>
+                        <a:ext uri="{28A0092B-C50C-407E-A947-70E740481C1C}">
+                          <a14:useLocalDpi xmlns:a14="http://schemas.microsoft.com/office/drawing/2010/main"/>
+                        </a:ext>
+                      </a:extLst>
+                    </a:blip>
+                    <a:stretch>
+                      <a:fillRect/>
+                    </a:stretch>
+                  </pic:blipFill>
+                  <pic:spPr>
+                    <a:xfrm rot="0">
+                      <a:off x="0" y="0"/>
+                      <a:ext cx="5753100" cy="1845704"/>
+                    </a:xfrm>
+                    <a:prstGeom prst="rect">
+                      <a:avLst/>
+                    </a:prstGeom>
+                  </pic:spPr>
+                </pic:pic>
+              </a:graphicData>
+            </a:graphic>
+          </wp:inline>
+        </w:drawing>
+      </w:r>
+      <w:r>
+        <w:rPr>
+          <w:rFonts w:ascii="Times New Roman" w:hAnsi="Times New Roman" w:eastAsia="Times New Roman" w:cs="Times New Roman"/>
+          <w:noProof w:val="0"/>
+          <w:sz w:val="24"/>
+          <w:szCs w:val="24"/>
+          <w:lang w:val="hr-HR"/>
+        </w:rPr>
+        <w:t>Sl. 5.4. Primjer padajućeg izbornika za izbor metode izoštravanja slike.</w:t>
+      </w:r>
+    </w:p>
+    <w:p>
+      <w:pPr>
         <w:bidi w:val="0"/>
-        <w:spacing w:before="0" w:beforeAutospacing="off" w:after="0" w:afterAutospacing="off"/>
-        <w:rPr>
-          <w:noProof w:val="0"/>
-          <w:lang w:val="hr-HR"/>
-        </w:rPr>
-      </w:pPr>
-      <w:r>
-        <w:rPr>
-          <w:noProof w:val="0"/>
-          <w:lang w:val="hr-HR"/>
-        </w:rPr>
-        <w:t>rekonstrukcija</w:t>
-      </w:r>
-    </w:p>
-    <w:p>
-      <w:pPr>
-        <w:pStyle w:val="ListParagraph"/>
-        <w:numPr>
-          <w:ilvl w:val="0"/>
-          <w:numId w:val="25"/>
-        </w:numPr>
+        <w:spacing w:before="240" w:beforeAutospacing="off" w:after="240" w:afterAutospacing="off"/>
+      </w:pPr>
+      <w:r>
+        <w:rPr>
+          <w:rFonts w:ascii="Times New Roman" w:hAnsi="Times New Roman" w:eastAsia="Times New Roman" w:cs="Times New Roman"/>
+          <w:noProof w:val="0"/>
+          <w:sz w:val="24"/>
+          <w:szCs w:val="24"/>
+          <w:lang w:val="hr-HR"/>
+        </w:rPr>
+        <w:t>Usprkos postojanju padajućeg izbornika, provjere ispravnosti parametra moraju se odraditi i u programu radi mogućnosti pogreške pri korištenju alata iz naredbenog retka.</w:t>
+      </w:r>
+    </w:p>
+    <w:p>
+      <w:pPr>
         <w:bidi w:val="0"/>
-        <w:spacing w:before="0" w:beforeAutospacing="off" w:after="0" w:afterAutospacing="off"/>
-        <w:rPr>
-          <w:noProof w:val="0"/>
-          <w:lang w:val="hr-HR"/>
-        </w:rPr>
-      </w:pPr>
-      <w:r>
-        <w:rPr>
-          <w:noProof w:val="0"/>
-          <w:lang w:val="hr-HR"/>
-        </w:rPr>
-        <w:t>detekcija</w:t>
-      </w:r>
-    </w:p>
-    <w:p>
-      <w:pPr>
-        <w:pStyle w:val="ListParagraph"/>
-        <w:numPr>
-          <w:ilvl w:val="0"/>
-          <w:numId w:val="25"/>
-        </w:numPr>
+        <w:spacing w:before="240" w:beforeAutospacing="off" w:after="240" w:afterAutospacing="off"/>
+      </w:pPr>
+      <w:r>
+        <w:rPr>
+          <w:rFonts w:ascii="Times New Roman" w:hAnsi="Times New Roman" w:eastAsia="Times New Roman" w:cs="Times New Roman"/>
+          <w:noProof w:val="0"/>
+          <w:sz w:val="24"/>
+          <w:szCs w:val="24"/>
+          <w:lang w:val="hr-HR"/>
+        </w:rPr>
+        <w:t xml:space="preserve">Za čitanje, pohranu i obradu slika korištene su biblioteka </w:t>
+      </w:r>
+      <w:r>
+        <w:rPr>
+          <w:rFonts w:ascii="Times New Roman" w:hAnsi="Times New Roman" w:eastAsia="Times New Roman" w:cs="Times New Roman"/>
+          <w:noProof w:val="0"/>
+          <w:sz w:val="24"/>
+          <w:szCs w:val="24"/>
+          <w:lang w:val="hr-HR"/>
+        </w:rPr>
+        <w:t>OpenCV</w:t>
+      </w:r>
+      <w:r>
+        <w:rPr>
+          <w:rFonts w:ascii="Times New Roman" w:hAnsi="Times New Roman" w:eastAsia="Times New Roman" w:cs="Times New Roman"/>
+          <w:noProof w:val="0"/>
+          <w:sz w:val="24"/>
+          <w:szCs w:val="24"/>
+          <w:lang w:val="hr-HR"/>
+        </w:rPr>
+        <w:t xml:space="preserve"> (skraćeno od </w:t>
+      </w:r>
+      <w:r>
+        <w:rPr>
+          <w:rFonts w:ascii="Times New Roman" w:hAnsi="Times New Roman" w:eastAsia="Times New Roman" w:cs="Times New Roman"/>
+          <w:i w:val="1"/>
+          <w:iCs w:val="1"/>
+          <w:noProof w:val="0"/>
+          <w:sz w:val="24"/>
+          <w:szCs w:val="24"/>
+          <w:lang w:val="hr-HR"/>
+        </w:rPr>
+        <w:t xml:space="preserve">Open Computer </w:t>
+      </w:r>
+      <w:r>
+        <w:rPr>
+          <w:rFonts w:ascii="Times New Roman" w:hAnsi="Times New Roman" w:eastAsia="Times New Roman" w:cs="Times New Roman"/>
+          <w:i w:val="1"/>
+          <w:iCs w:val="1"/>
+          <w:noProof w:val="0"/>
+          <w:sz w:val="24"/>
+          <w:szCs w:val="24"/>
+          <w:lang w:val="hr-HR"/>
+        </w:rPr>
+        <w:t>Vision</w:t>
+      </w:r>
+      <w:r>
+        <w:rPr>
+          <w:rFonts w:ascii="Times New Roman" w:hAnsi="Times New Roman" w:eastAsia="Times New Roman" w:cs="Times New Roman"/>
+          <w:i w:val="1"/>
+          <w:iCs w:val="1"/>
+          <w:noProof w:val="0"/>
+          <w:sz w:val="24"/>
+          <w:szCs w:val="24"/>
+          <w:lang w:val="hr-HR"/>
+        </w:rPr>
+        <w:t>)</w:t>
+      </w:r>
+      <w:r>
+        <w:rPr>
+          <w:rFonts w:ascii="Times New Roman" w:hAnsi="Times New Roman" w:eastAsia="Times New Roman" w:cs="Times New Roman"/>
+          <w:noProof w:val="0"/>
+          <w:sz w:val="24"/>
+          <w:szCs w:val="24"/>
+          <w:lang w:val="hr-HR"/>
+        </w:rPr>
+        <w:t xml:space="preserve">, </w:t>
+      </w:r>
+      <w:r>
+        <w:rPr>
+          <w:rFonts w:ascii="Times New Roman" w:hAnsi="Times New Roman" w:eastAsia="Times New Roman" w:cs="Times New Roman"/>
+          <w:noProof w:val="0"/>
+          <w:sz w:val="24"/>
+          <w:szCs w:val="24"/>
+          <w:lang w:val="hr-HR"/>
+        </w:rPr>
+        <w:t>ImageIO</w:t>
+      </w:r>
+      <w:r>
+        <w:rPr>
+          <w:rFonts w:ascii="Times New Roman" w:hAnsi="Times New Roman" w:eastAsia="Times New Roman" w:cs="Times New Roman"/>
+          <w:noProof w:val="0"/>
+          <w:sz w:val="24"/>
+          <w:szCs w:val="24"/>
+          <w:lang w:val="hr-HR"/>
+        </w:rPr>
+        <w:t xml:space="preserve"> i </w:t>
+      </w:r>
+      <w:r>
+        <w:rPr>
+          <w:rFonts w:ascii="Times New Roman" w:hAnsi="Times New Roman" w:eastAsia="Times New Roman" w:cs="Times New Roman"/>
+          <w:noProof w:val="0"/>
+          <w:sz w:val="24"/>
+          <w:szCs w:val="24"/>
+          <w:lang w:val="hr-HR"/>
+        </w:rPr>
+        <w:t>PyHeal</w:t>
+      </w:r>
+      <w:r>
+        <w:rPr>
+          <w:rFonts w:ascii="Times New Roman" w:hAnsi="Times New Roman" w:eastAsia="Times New Roman" w:cs="Times New Roman"/>
+          <w:noProof w:val="0"/>
+          <w:sz w:val="24"/>
+          <w:szCs w:val="24"/>
+          <w:lang w:val="hr-HR"/>
+        </w:rPr>
+        <w:t>.</w:t>
+      </w:r>
+    </w:p>
+    <w:p>
+      <w:pPr>
+        <w:pStyle w:val="Normal"/>
         <w:bidi w:val="0"/>
-        <w:spacing w:before="0" w:beforeAutospacing="off" w:after="0" w:afterAutospacing="off"/>
-        <w:rPr>
-          <w:noProof w:val="0"/>
-          <w:lang w:val="hr-HR"/>
-        </w:rPr>
-      </w:pPr>
-      <w:r>
-        <w:rPr>
-          <w:noProof w:val="0"/>
-          <w:lang w:val="hr-HR"/>
-        </w:rPr>
-        <w:t>export</w:t>
-      </w:r>
-      <w:r>
-        <w:rPr>
-          <w:noProof w:val="0"/>
-          <w:lang w:val="hr-HR"/>
-        </w:rPr>
-        <w:t xml:space="preserve"> -</w:t>
-      </w:r>
-      <w:r>
-        <w:rPr>
-          <w:noProof w:val="0"/>
-          <w:lang w:val="hr-HR"/>
-        </w:rPr>
-        <w:t>usporedba</w:t>
-      </w:r>
-    </w:p>
-    <w:p>
-      <w:pPr>
-        <w:pStyle w:val="ListParagraph"/>
-        <w:numPr>
-          <w:ilvl w:val="0"/>
-          <w:numId w:val="25"/>
-        </w:numPr>
-        <w:bidi w:val="0"/>
-        <w:spacing w:before="0" w:beforeAutospacing="off" w:after="0" w:afterAutospacing="off"/>
-        <w:rPr>
-          <w:noProof w:val="0"/>
-          <w:lang w:val="hr-HR"/>
-        </w:rPr>
-      </w:pPr>
-      <w:r>
-        <w:rPr>
-          <w:noProof w:val="0"/>
-          <w:lang w:val="hr-HR"/>
-        </w:rPr>
-        <w:t>objašnjenja što se gdje koristi!</w:t>
-      </w:r>
+        <w:rPr>
+          <w:noProof w:val="0"/>
+          <w:lang w:val="hr-HR"/>
+        </w:rPr>
+      </w:pPr>
     </w:p>
     <w:p>
       <w:pPr>
@@ -10739,6 +12919,7 @@
           <w:lang w:val="hr-HR"/>
         </w:rPr>
       </w:pPr>
+      <w:bookmarkStart w:name="_Toc1317948306" w:id="929951088"/>
       <w:r>
         <w:rPr>
           <w:b w:val="1"/>
@@ -10748,6 +12929,7 @@
         </w:rPr>
         <w:t>Evaluacija</w:t>
       </w:r>
+      <w:bookmarkEnd w:id="929951088"/>
     </w:p>
     <w:p>
       <w:pPr>
@@ -11169,12 +13351,12 @@
         <w:spacing w:before="240" w:beforeAutospacing="off" w:after="240" w:afterAutospacing="off"/>
         <w:ind w:left="0"/>
       </w:pPr>
-      <w:bookmarkStart w:name="_Toc1861007316" w:id="1007809162"/>
+      <w:bookmarkStart w:name="_Toc824344022" w:id="565549130"/>
       <w:r>
         <w:rPr/>
         <w:t>Zaključak</w:t>
       </w:r>
-      <w:bookmarkEnd w:id="1007809162"/>
+      <w:bookmarkEnd w:id="565549130"/>
     </w:p>
     <w:p xmlns:wp14="http://schemas.microsoft.com/office/word/2010/wordml" wp14:textId="77777777">
       <w:r>
@@ -11214,12 +13396,12 @@
           <w:numId w:val="0"/>
         </w:numPr>
       </w:pPr>
-      <w:bookmarkStart w:name="_Toc2093915671" w:id="191077135"/>
+      <w:bookmarkStart w:name="_Toc1171818775" w:id="1187594864"/>
       <w:r>
         <w:rPr/>
         <w:t>Literatura</w:t>
       </w:r>
-      <w:bookmarkEnd w:id="191077135"/>
+      <w:bookmarkEnd w:id="1187594864"/>
     </w:p>
     <w:p xmlns:wp14="http://schemas.microsoft.com/office/word/2010/wordml" wp14:textId="4E93BDC7">
       <w:pPr>
@@ -12447,12 +14629,12 @@
           <w:numId w:val="0"/>
         </w:numPr>
       </w:pPr>
-      <w:bookmarkStart w:name="_Toc57488520" w:id="1983580193"/>
+      <w:bookmarkStart w:name="_Toc98997646" w:id="2029010143"/>
       <w:r>
         <w:rPr/>
         <w:t>Sažetak</w:t>
       </w:r>
-      <w:bookmarkEnd w:id="1983580193"/>
+      <w:bookmarkEnd w:id="2029010143"/>
     </w:p>
     <w:p xmlns:wp14="http://schemas.microsoft.com/office/word/2010/wordml" wp14:textId="77777777">
       <w:r>
@@ -12484,12 +14666,12 @@
           <w:numId w:val="0"/>
         </w:numPr>
       </w:pPr>
-      <w:bookmarkStart w:name="_Toc1194596965" w:id="792783505"/>
+      <w:bookmarkStart w:name="_Toc480930286" w:id="1927173781"/>
       <w:r>
         <w:rPr/>
         <w:t>Summary</w:t>
       </w:r>
-      <w:bookmarkEnd w:id="792783505"/>
+      <w:bookmarkEnd w:id="1927173781"/>
     </w:p>
     <w:p xmlns:wp14="http://schemas.microsoft.com/office/word/2010/wordml" wp14:textId="77777777">
       <w:r>
@@ -12526,12 +14708,12 @@
           <w:numId w:val="0"/>
         </w:numPr>
       </w:pPr>
-      <w:bookmarkStart w:name="_Toc874336613" w:id="1529540933"/>
+      <w:bookmarkStart w:name="_Toc2129030500" w:id="1118808508"/>
       <w:r>
         <w:rPr/>
         <w:t>Privitak</w:t>
       </w:r>
-      <w:bookmarkEnd w:id="1529540933"/>
+      <w:bookmarkEnd w:id="1118808508"/>
     </w:p>
     <w:p xmlns:wp14="http://schemas.microsoft.com/office/word/2010/wordml" wp14:textId="77777777">
       <w:r>
@@ -12892,6 +15074,70 @@
       </w:r>
     </w:p>
   </w:comment>
+  <w:comment xmlns:w="http://schemas.openxmlformats.org/wordprocessingml/2006/main" w:initials="JP" w:author="Juraj Petrović" w:date="2026-04-23T13:39:40" w:id="132202782">
+    <w:p xmlns:w14="http://schemas.microsoft.com/office/word/2010/wordml" xmlns:w="http://schemas.openxmlformats.org/wordprocessingml/2006/main">
+      <w:pPr>
+        <w:pStyle w:val="CommentText"/>
+      </w:pPr>
+      <w:r>
+        <w:rPr>
+          <w:rStyle w:val="CommentReference"/>
+        </w:rPr>
+        <w:annotationRef/>
+      </w:r>
+      <w:r>
+        <w:t>Citat ide prije točke.</w:t>
+      </w:r>
+    </w:p>
+  </w:comment>
+  <w:comment xmlns:w="http://schemas.openxmlformats.org/wordprocessingml/2006/main" w:initials="JP" w:author="Juraj Petrović" w:date="2026-04-23T13:40:47" w:id="699582743">
+    <w:p xmlns:w14="http://schemas.microsoft.com/office/word/2010/wordml" xmlns:w="http://schemas.openxmlformats.org/wordprocessingml/2006/main">
+      <w:pPr>
+        <w:pStyle w:val="CommentText"/>
+      </w:pPr>
+      <w:r>
+        <w:rPr>
+          <w:rStyle w:val="CommentReference"/>
+        </w:rPr>
+        <w:annotationRef/>
+      </w:r>
+      <w:r>
+        <w:t>Vjerojatno se tu raid o više različitih metoda sve od kojih se temelje na DU</w:t>
+      </w:r>
+    </w:p>
+  </w:comment>
+  <w:comment xmlns:w="http://schemas.openxmlformats.org/wordprocessingml/2006/main" w:initials="ZC" w:author="Zrinka Cvitanović" w:date="2026-04-24T15:24:18" w:id="1383508111">
+    <w:p xmlns:w14="http://schemas.microsoft.com/office/word/2010/wordml" xmlns:w="http://schemas.openxmlformats.org/wordprocessingml/2006/main">
+      <w:pPr>
+        <w:pStyle w:val="CommentText"/>
+      </w:pPr>
+      <w:r>
+        <w:rPr>
+          <w:rStyle w:val="CommentReference"/>
+        </w:rPr>
+        <w:annotationRef/>
+      </w:r>
+      <w:r>
+        <w:t>skraćena podjela (slučajno obrisan komentar o tome)</w:t>
+      </w:r>
+    </w:p>
+  </w:comment>
+  <w:comment xmlns:w="http://schemas.openxmlformats.org/wordprocessingml/2006/main" w:initials="ZC" w:author="Zrinka Cvitanović" w:date="2026-04-26T10:16:32" w:id="1044192587">
+    <w:p xmlns:w14="http://schemas.microsoft.com/office/word/2010/wordml" xmlns:w="http://schemas.openxmlformats.org/wordprocessingml/2006/main">
+      <w:pPr>
+        <w:pStyle w:val="CommentText"/>
+      </w:pPr>
+      <w:r>
+        <w:rPr>
+          <w:rStyle w:val="CommentReference"/>
+        </w:rPr>
+        <w:annotationRef/>
+      </w:r>
+      <w:r>
+        <w:t>dodano</w:t>
+      </w:r>
+    </w:p>
+  </w:comment>
 </w:comments>
 </file>
 
@@ -12900,6 +15146,10 @@
   <w15:commentEx w15:done="0" w15:paraId="633719C6"/>
   <w15:commentEx w15:done="0" w15:paraId="397411C4"/>
   <w15:commentEx w15:done="0" w15:paraId="499254B5"/>
+  <w15:commentEx w15:done="1" w15:paraId="5C359ED5"/>
+  <w15:commentEx w15:done="1" w15:paraId="43E08860"/>
+  <w15:commentEx w15:done="1" w15:paraId="6B3AE0D1"/>
+  <w15:commentEx w15:done="0" w15:paraId="50F7E24D"/>
 </w15:commentsEx>
 </file>
 
@@ -12908,6 +15158,10 @@
   <w16cex:commentExtensible w16cex:durableId="23CE021A" w16cex:dateUtc="2026-03-30T11:52:27.158Z"/>
   <w16cex:commentExtensible w16cex:durableId="176E946D" w16cex:dateUtc="2026-03-30T11:55:58.662Z"/>
   <w16cex:commentExtensible w16cex:durableId="46166CB7" w16cex:dateUtc="2026-03-30T12:25:29.276Z"/>
+  <w16cex:commentExtensible w16cex:durableId="675C335D" w16cex:dateUtc="2026-04-24T13:24:18.496Z"/>
+  <w16cex:commentExtensible w16cex:durableId="45B40158" w16cex:dateUtc="2026-04-23T11:39:40.93Z"/>
+  <w16cex:commentExtensible w16cex:durableId="5F7D0EAB" w16cex:dateUtc="2026-04-23T11:40:47.419Z"/>
+  <w16cex:commentExtensible w16cex:durableId="1418CA50" w16cex:dateUtc="2026-04-26T08:16:32.773Z"/>
 </w16cex:commentsExtensible>
 </file>
 
@@ -12916,6 +15170,10 @@
   <w16cid:commentId w16cid:paraId="633719C6" w16cid:durableId="23CE021A"/>
   <w16cid:commentId w16cid:paraId="397411C4" w16cid:durableId="176E946D"/>
   <w16cid:commentId w16cid:paraId="499254B5" w16cid:durableId="46166CB7"/>
+  <w16cid:commentId w16cid:paraId="43E08860" w16cid:durableId="45B40158"/>
+  <w16cid:commentId w16cid:paraId="6B3AE0D1" w16cid:durableId="5F7D0EAB"/>
+  <w16cid:commentId w16cid:paraId="5C359ED5" w16cid:durableId="675C335D"/>
+  <w16cid:commentId w16cid:paraId="50F7E24D" w16cid:durableId="1418CA50"/>
 </w16cid:commentsIds>
 </file>
 
@@ -13110,6 +15368,203 @@
 
 <file path=word/numbering.xml><?xml version="1.0" encoding="utf-8"?>
 <w:numbering xmlns:wpc="http://schemas.microsoft.com/office/word/2010/wordprocessingCanvas" xmlns:cx="http://schemas.microsoft.com/office/drawing/2014/chartex" xmlns:cx1="http://schemas.microsoft.com/office/drawing/2015/9/8/chartex" xmlns:cx2="http://schemas.microsoft.com/office/drawing/2015/10/21/chartex" xmlns:cx3="http://schemas.microsoft.com/office/drawing/2016/5/9/chartex" xmlns:cx4="http://schemas.microsoft.com/office/drawing/2016/5/10/chartex" xmlns:cx5="http://schemas.microsoft.com/office/drawing/2016/5/11/chartex" xmlns:cx6="http://schemas.microsoft.com/office/drawing/2016/5/12/chartex" xmlns:cx7="http://schemas.microsoft.com/office/drawing/2016/5/13/chartex" xmlns:cx8="http://schemas.microsoft.com/office/drawing/2016/5/14/chartex" xmlns:mc="http://schemas.openxmlformats.org/markup-compatibility/2006" xmlns:aink="http://schemas.microsoft.com/office/drawing/2016/ink" xmlns:am3d="http://schemas.microsoft.com/office/drawing/2017/model3d" xmlns:o="urn:schemas-microsoft-com:office:office" xmlns:oel="http://schemas.microsoft.com/office/2019/extlst" xmlns:r="http://schemas.openxmlformats.org/officeDocument/2006/relationships" xmlns:m="http://schemas.openxmlformats.org/officeDocument/2006/math" xmlns:v="urn:schemas-microsoft-com:vml" xmlns:wp14="http://schemas.microsoft.com/office/word/2010/wordprocessingDrawing" xmlns:wp="http://schemas.openxmlformats.org/drawingml/2006/wordprocessingDrawing" xmlns:w10="urn:schemas-microsoft-com:office:word" xmlns:w="http://schemas.openxmlformats.org/wordprocessingml/2006/main" xmlns:w14="http://schemas.microsoft.com/office/word/2010/wordml" xmlns:w15="http://schemas.microsoft.com/office/word/2012/wordml" xmlns:w16cex="http://schemas.microsoft.com/office/word/2018/wordml/cex" xmlns:w16cid="http://schemas.microsoft.com/office/word/2016/wordml/cid" xmlns:w16="http://schemas.microsoft.com/office/word/2018/wordml" xmlns:w16du="http://schemas.microsoft.com/office/word/2023/wordml/word16du" xmlns:w16sdtdh="http://schemas.microsoft.com/office/word/2020/wordml/sdtdatahash" xmlns:w16sdtfl="http://schemas.microsoft.com/office/word/2024/wordml/sdtformatlock" xmlns:w16se="http://schemas.microsoft.com/office/word/2015/wordml/symex" xmlns:wpg="http://schemas.microsoft.com/office/word/2010/wordprocessingGroup" xmlns:wpi="http://schemas.microsoft.com/office/word/2010/wordprocessingInk" xmlns:wne="http://schemas.microsoft.com/office/word/2006/wordml" xmlns:wps="http://schemas.microsoft.com/office/word/2010/wordprocessingShape" mc:Ignorable="w14 w15 w16se w16cid w16 w16cex w16sdtdh w16sdtfl w16du wp14">
+  <w:abstractNum xmlns:w="http://schemas.openxmlformats.org/wordprocessingml/2006/main" w:abstractNumId="26">
+    <w:nsid w:val="3fc0395e"/>
+    <w:multiLevelType xmlns:w="http://schemas.openxmlformats.org/wordprocessingml/2006/main" w:val="hybridMultilevel"/>
+    <w:lvl xmlns:w="http://schemas.openxmlformats.org/wordprocessingml/2006/main" w:ilvl="0">
+      <w:start w:val="1"/>
+      <w:numFmt w:val="bullet"/>
+      <w:lvlText w:val=""/>
+      <w:lvlJc w:val="left"/>
+      <w:pPr>
+        <w:ind w:left="720" w:hanging="360"/>
+      </w:pPr>
+      <w:rPr>
+        <w:rFonts w:hint="default" w:ascii="Symbol" w:hAnsi="Symbol"/>
+      </w:rPr>
+    </w:lvl>
+    <w:lvl xmlns:w="http://schemas.openxmlformats.org/wordprocessingml/2006/main" w:ilvl="1">
+      <w:start w:val="1"/>
+      <w:numFmt w:val="bullet"/>
+      <w:lvlText w:val="o"/>
+      <w:lvlJc w:val="left"/>
+      <w:pPr>
+        <w:ind w:left="1440" w:hanging="360"/>
+      </w:pPr>
+      <w:rPr>
+        <w:rFonts w:hint="default" w:ascii="Courier New" w:hAnsi="Courier New"/>
+      </w:rPr>
+    </w:lvl>
+    <w:lvl xmlns:w="http://schemas.openxmlformats.org/wordprocessingml/2006/main" w:ilvl="2">
+      <w:start w:val="1"/>
+      <w:numFmt w:val="bullet"/>
+      <w:lvlText w:val=""/>
+      <w:lvlJc w:val="left"/>
+      <w:pPr>
+        <w:ind w:left="2160" w:hanging="360"/>
+      </w:pPr>
+      <w:rPr>
+        <w:rFonts w:hint="default" w:ascii="Wingdings" w:hAnsi="Wingdings"/>
+      </w:rPr>
+    </w:lvl>
+    <w:lvl xmlns:w="http://schemas.openxmlformats.org/wordprocessingml/2006/main" w:ilvl="3">
+      <w:start w:val="1"/>
+      <w:numFmt w:val="bullet"/>
+      <w:lvlText w:val=""/>
+      <w:lvlJc w:val="left"/>
+      <w:pPr>
+        <w:ind w:left="2880" w:hanging="360"/>
+      </w:pPr>
+      <w:rPr>
+        <w:rFonts w:hint="default" w:ascii="Symbol" w:hAnsi="Symbol"/>
+      </w:rPr>
+    </w:lvl>
+    <w:lvl xmlns:w="http://schemas.openxmlformats.org/wordprocessingml/2006/main" w:ilvl="4">
+      <w:start w:val="1"/>
+      <w:numFmt w:val="bullet"/>
+      <w:lvlText w:val="o"/>
+      <w:lvlJc w:val="left"/>
+      <w:pPr>
+        <w:ind w:left="3600" w:hanging="360"/>
+      </w:pPr>
+      <w:rPr>
+        <w:rFonts w:hint="default" w:ascii="Courier New" w:hAnsi="Courier New"/>
+      </w:rPr>
+    </w:lvl>
+    <w:lvl xmlns:w="http://schemas.openxmlformats.org/wordprocessingml/2006/main" w:ilvl="5">
+      <w:start w:val="1"/>
+      <w:numFmt w:val="bullet"/>
+      <w:lvlText w:val=""/>
+      <w:lvlJc w:val="left"/>
+      <w:pPr>
+        <w:ind w:left="4320" w:hanging="360"/>
+      </w:pPr>
+      <w:rPr>
+        <w:rFonts w:hint="default" w:ascii="Wingdings" w:hAnsi="Wingdings"/>
+      </w:rPr>
+    </w:lvl>
+    <w:lvl xmlns:w="http://schemas.openxmlformats.org/wordprocessingml/2006/main" w:ilvl="6">
+      <w:start w:val="1"/>
+      <w:numFmt w:val="bullet"/>
+      <w:lvlText w:val=""/>
+      <w:lvlJc w:val="left"/>
+      <w:pPr>
+        <w:ind w:left="5040" w:hanging="360"/>
+      </w:pPr>
+      <w:rPr>
+        <w:rFonts w:hint="default" w:ascii="Symbol" w:hAnsi="Symbol"/>
+      </w:rPr>
+    </w:lvl>
+    <w:lvl xmlns:w="http://schemas.openxmlformats.org/wordprocessingml/2006/main" w:ilvl="7">
+      <w:start w:val="1"/>
+      <w:numFmt w:val="bullet"/>
+      <w:lvlText w:val="o"/>
+      <w:lvlJc w:val="left"/>
+      <w:pPr>
+        <w:ind w:left="5760" w:hanging="360"/>
+      </w:pPr>
+      <w:rPr>
+        <w:rFonts w:hint="default" w:ascii="Courier New" w:hAnsi="Courier New"/>
+      </w:rPr>
+    </w:lvl>
+    <w:lvl xmlns:w="http://schemas.openxmlformats.org/wordprocessingml/2006/main" w:ilvl="8">
+      <w:start w:val="1"/>
+      <w:numFmt w:val="bullet"/>
+      <w:lvlText w:val=""/>
+      <w:lvlJc w:val="left"/>
+      <w:pPr>
+        <w:ind w:left="6480" w:hanging="360"/>
+      </w:pPr>
+      <w:rPr>
+        <w:rFonts w:hint="default" w:ascii="Wingdings" w:hAnsi="Wingdings"/>
+      </w:rPr>
+    </w:lvl>
+  </w:abstractNum>
+  <w:abstractNum xmlns:w="http://schemas.openxmlformats.org/wordprocessingml/2006/main" w:abstractNumId="25">
+    <w:nsid w:val="63285c38"/>
+    <w:multiLevelType xmlns:w="http://schemas.openxmlformats.org/wordprocessingml/2006/main" w:val="hybridMultilevel"/>
+    <w:lvl xmlns:w="http://schemas.openxmlformats.org/wordprocessingml/2006/main" w:ilvl="0">
+      <w:start w:val="1"/>
+      <w:numFmt w:val="decimal"/>
+      <w:lvlText w:val="%1."/>
+      <w:lvlJc w:val="left"/>
+      <w:pPr>
+        <w:ind w:left="720" w:hanging="360"/>
+      </w:pPr>
+    </w:lvl>
+    <w:lvl xmlns:w="http://schemas.openxmlformats.org/wordprocessingml/2006/main" w:ilvl="1">
+      <w:start w:val="1"/>
+      <w:numFmt w:val="lowerLetter"/>
+      <w:lvlText w:val="%2."/>
+      <w:lvlJc w:val="left"/>
+      <w:pPr>
+        <w:ind w:left="1440" w:hanging="360"/>
+      </w:pPr>
+    </w:lvl>
+    <w:lvl xmlns:w="http://schemas.openxmlformats.org/wordprocessingml/2006/main" w:ilvl="2">
+      <w:start w:val="1"/>
+      <w:numFmt w:val="lowerRoman"/>
+      <w:lvlText w:val="%3."/>
+      <w:lvlJc w:val="right"/>
+      <w:pPr>
+        <w:ind w:left="2160" w:hanging="180"/>
+      </w:pPr>
+    </w:lvl>
+    <w:lvl xmlns:w="http://schemas.openxmlformats.org/wordprocessingml/2006/main" w:ilvl="3">
+      <w:start w:val="1"/>
+      <w:numFmt w:val="decimal"/>
+      <w:lvlText w:val="%4."/>
+      <w:lvlJc w:val="left"/>
+      <w:pPr>
+        <w:ind w:left="2880" w:hanging="360"/>
+      </w:pPr>
+    </w:lvl>
+    <w:lvl xmlns:w="http://schemas.openxmlformats.org/wordprocessingml/2006/main" w:ilvl="4">
+      <w:start w:val="1"/>
+      <w:numFmt w:val="lowerLetter"/>
+      <w:lvlText w:val="%5."/>
+      <w:lvlJc w:val="left"/>
+      <w:pPr>
+        <w:ind w:left="3600" w:hanging="360"/>
+      </w:pPr>
+    </w:lvl>
+    <w:lvl xmlns:w="http://schemas.openxmlformats.org/wordprocessingml/2006/main" w:ilvl="5">
+      <w:start w:val="1"/>
+      <w:numFmt w:val="lowerRoman"/>
+      <w:lvlText w:val="%6."/>
+      <w:lvlJc w:val="right"/>
+      <w:pPr>
+        <w:ind w:left="4320" w:hanging="180"/>
+      </w:pPr>
+    </w:lvl>
+    <w:lvl xmlns:w="http://schemas.openxmlformats.org/wordprocessingml/2006/main" w:ilvl="6">
+      <w:start w:val="1"/>
+      <w:numFmt w:val="decimal"/>
+      <w:lvlText w:val="%7."/>
+      <w:lvlJc w:val="left"/>
+      <w:pPr>
+        <w:ind w:left="5040" w:hanging="360"/>
+      </w:pPr>
+    </w:lvl>
+    <w:lvl xmlns:w="http://schemas.openxmlformats.org/wordprocessingml/2006/main" w:ilvl="7">
+      <w:start w:val="1"/>
+      <w:numFmt w:val="lowerLetter"/>
+      <w:lvlText w:val="%8."/>
+      <w:lvlJc w:val="left"/>
+      <w:pPr>
+        <w:ind w:left="5760" w:hanging="360"/>
+      </w:pPr>
+    </w:lvl>
+    <w:lvl xmlns:w="http://schemas.openxmlformats.org/wordprocessingml/2006/main" w:ilvl="8">
+      <w:start w:val="1"/>
+      <w:numFmt w:val="lowerRoman"/>
+      <w:lvlText w:val="%9."/>
+      <w:lvlJc w:val="right"/>
+      <w:pPr>
+        <w:ind w:left="6480" w:hanging="180"/>
+      </w:pPr>
+    </w:lvl>
+  </w:abstractNum>
   <w:abstractNum xmlns:w="http://schemas.openxmlformats.org/wordprocessingml/2006/main" w:abstractNumId="24">
     <w:nsid w:val="4503c968"/>
     <w:multiLevelType xmlns:w="http://schemas.openxmlformats.org/wordprocessingml/2006/main" w:val="hybridMultilevel"/>
@@ -15751,6 +18206,12 @@
       </w:rPr>
     </w:lvl>
   </w:abstractNum>
+  <w:num w:numId="29">
+    <w:abstractNumId w:val="26"/>
+  </w:num>
+  <w:num w:numId="28">
+    <w:abstractNumId w:val="25"/>
+  </w:num>
   <w:num w:numId="27">
     <w:abstractNumId w:val="24"/>
   </w:num>
@@ -15842,6 +18303,12 @@
   </w15:person>
   <w15:person w15:author="Zrinka Cvitanović">
     <w15:presenceInfo w15:providerId="AD" w15:userId="S::zc54067@fer.hr::b1df6bf2-97be-4f72-9a57-ae98226fbcd3"/>
+  </w15:person>
+  <w15:person w15:author="Juraj Petrović">
+    <w15:presenceInfo w15:providerId="AD" w15:userId="S::jpetrovic@fer.hr::0f0ce73e-f782-4785-b8cc-5840a43cb3e0"/>
+  </w15:person>
+  <w15:person w15:author="Juraj Petrović">
+    <w15:presenceInfo w15:providerId="AD" w15:userId="S::jpetrovic@fer.hr::0f0ce73e-f782-4785-b8cc-5840a43cb3e0"/>
   </w15:person>
 </w15:people>
 </file>
